--- a/The Lung.docx
+++ b/The Lung.docx
@@ -1,12 +1,12 @@
 
 <file path=word/document.xml><?xml version="1.0" encoding="utf-8"?>
-<w:document xmlns:wpc="http://schemas.microsoft.com/office/word/2010/wordprocessingCanvas" xmlns:cx="http://schemas.microsoft.com/office/drawing/2014/chartex" xmlns:cx1="http://schemas.microsoft.com/office/drawing/2015/9/8/chartex" xmlns:cx2="http://schemas.microsoft.com/office/drawing/2015/10/21/chartex" xmlns:cx3="http://schemas.microsoft.com/office/drawing/2016/5/9/chartex" xmlns:cx4="http://schemas.microsoft.com/office/drawing/2016/5/10/chartex" xmlns:cx5="http://schemas.microsoft.com/office/drawing/2016/5/11/chartex" xmlns:cx6="http://schemas.microsoft.com/office/drawing/2016/5/12/chartex" xmlns:cx7="http://schemas.microsoft.com/office/drawing/2016/5/13/chartex" xmlns:cx8="http://schemas.microsoft.com/office/drawing/2016/5/14/chartex" xmlns:mc="http://schemas.openxmlformats.org/markup-compatibility/2006" xmlns:aink="http://schemas.microsoft.com/office/drawing/2016/ink" xmlns:am3d="http://schemas.microsoft.com/office/drawing/2017/model3d" xmlns:o="urn:schemas-microsoft-com:office:office" xmlns:oel="http://schemas.microsoft.com/office/2019/extlst" xmlns:r="http://schemas.openxmlformats.org/officeDocument/2006/relationships" xmlns:m="http://schemas.openxmlformats.org/officeDocument/2006/math" xmlns:v="urn:schemas-microsoft-com:vml" xmlns:wp14="http://schemas.microsoft.com/office/word/2010/wordprocessingDrawing" xmlns:wp="http://schemas.openxmlformats.org/drawingml/2006/wordprocessingDrawing" xmlns:w10="urn:schemas-microsoft-com:office:word" xmlns:w="http://schemas.openxmlformats.org/wordprocessingml/2006/main" xmlns:w14="http://schemas.microsoft.com/office/word/2010/wordml" xmlns:w15="http://schemas.microsoft.com/office/word/2012/wordml" xmlns:w16cex="http://schemas.microsoft.com/office/word/2018/wordml/cex" xmlns:w16cid="http://schemas.microsoft.com/office/word/2016/wordml/cid" xmlns:w16="http://schemas.microsoft.com/office/word/2018/wordml" xmlns:w16du="http://schemas.microsoft.com/office/word/2023/wordml/word16du" xmlns:w16sdtdh="http://schemas.microsoft.com/office/word/2020/wordml/sdtdatahash" xmlns:w16sdtfl="http://schemas.microsoft.com/office/word/2024/wordml/sdtformatlock" xmlns:w16se="http://schemas.microsoft.com/office/word/2015/wordml/symex" xmlns:wpg="http://schemas.microsoft.com/office/word/2010/wordprocessingGroup" xmlns:wpi="http://schemas.microsoft.com/office/word/2010/wordprocessingInk" xmlns:wne="http://schemas.microsoft.com/office/word/2006/wordml" xmlns:wps="http://schemas.microsoft.com/office/word/2010/wordprocessingShape" mc:Ignorable="w14 w15 w16se w16cid w16 w16cex w16sdtdh w16sdtfl w16du wp14">
+<w:document xmlns:wpc="http://schemas.microsoft.com/office/word/2010/wordprocessingCanvas" xmlns:cx="http://schemas.microsoft.com/office/drawing/2014/chartex" xmlns:cx1="http://schemas.microsoft.com/office/drawing/2015/9/8/chartex" xmlns:cx2="http://schemas.microsoft.com/office/drawing/2015/10/21/chartex" xmlns:cx3="http://schemas.microsoft.com/office/drawing/2016/5/9/chartex" xmlns:cx4="http://schemas.microsoft.com/office/drawing/2016/5/10/chartex" xmlns:cx5="http://schemas.microsoft.com/office/drawing/2016/5/11/chartex" xmlns:cx6="http://schemas.microsoft.com/office/drawing/2016/5/12/chartex" xmlns:cx7="http://schemas.microsoft.com/office/drawing/2016/5/13/chartex" xmlns:cx8="http://schemas.microsoft.com/office/drawing/2016/5/14/chartex" xmlns:mc="http://schemas.openxmlformats.org/markup-compatibility/2006" xmlns:aink="http://schemas.microsoft.com/office/drawing/2016/ink" xmlns:am3d="http://schemas.microsoft.com/office/drawing/2017/model3d" xmlns:o="urn:schemas-microsoft-com:office:office" xmlns:oel="http://schemas.microsoft.com/office/2019/extlst" xmlns:r="http://schemas.openxmlformats.org/officeDocument/2006/relationships" xmlns:m="http://schemas.openxmlformats.org/officeDocument/2006/math" xmlns:v="urn:schemas-microsoft-com:vml" xmlns:wp14="http://schemas.microsoft.com/office/word/2010/wordprocessingDrawing" xmlns:wp="http://schemas.openxmlformats.org/drawingml/2006/wordprocessingDrawing" xmlns:w10="urn:schemas-microsoft-com:office:word" xmlns:w="http://schemas.openxmlformats.org/wordprocessingml/2006/main" xmlns:w14="http://schemas.microsoft.com/office/word/2010/wordml" xmlns:w15="http://schemas.microsoft.com/office/word/2012/wordml" xmlns:w16cex="http://schemas.microsoft.com/office/word/2018/wordml/cex" xmlns:w16cid="http://schemas.microsoft.com/office/word/2016/wordml/cid" xmlns:w16="http://schemas.microsoft.com/office/word/2018/wordml" xmlns:w16du="http://schemas.microsoft.com/office/word/2023/wordml/word16du" xmlns:w16sdtdh="http://schemas.microsoft.com/office/word/2020/wordml/sdtdatahash" xmlns:w16sdtfl="http://schemas.microsoft.com/office/word/2024/wordml/sdtformatlock" xmlns:w16se="http://schemas.microsoft.com/office/word/2015/wordml/symex" xmlns:wpg="http://schemas.microsoft.com/office/word/2010/wordprocessingGroup" xmlns:wpi="http://schemas.microsoft.com/office/word/2010/wordprocessingInk" xmlns:wne="http://schemas.microsoft.com/office/word/2006/wordml" xmlns:wps="http://schemas.microsoft.com/office/word/2010/wordprocessingShape" xmlns:a="http://schemas.openxmlformats.org/drawingml/2006/main" xmlns:dgm="http://schemas.openxmlformats.org/drawingml/2006/diagram" mc:Ignorable="w14 wp14 ">
   <w:body>
     <w:p>
       <w:pPr>
         <w:jc w:val="center"/>
         <w:rPr>
-          <w:rFonts w:ascii="Arial" w:hAnsi="Arial" w:cs="Arial"/>
+          <w:rFonts w:ascii="Arial" w:cs="Arial" w:hAnsi="Arial"/>
           <w:b/>
           <w:bCs/>
           <w:sz w:val="56"/>
@@ -15,7 +15,7 @@
       </w:pPr>
       <w:r>
         <w:rPr>
-          <w:rFonts w:ascii="Arial" w:hAnsi="Arial" w:cs="Arial"/>
+          <w:rFonts w:ascii="Arial" w:cs="Arial" w:hAnsi="Arial"/>
           <w:b/>
           <w:bCs/>
           <w:sz w:val="56"/>
@@ -28,7 +28,7 @@
       <w:pPr>
         <w:jc w:val="both"/>
         <w:rPr>
-          <w:rFonts w:ascii="Arial" w:hAnsi="Arial" w:cs="Arial"/>
+          <w:rFonts w:ascii="Arial" w:cs="Arial" w:hAnsi="Arial"/>
           <w:b/>
           <w:bCs/>
           <w:i/>
@@ -38,7 +38,7 @@
       </w:pPr>
       <w:r>
         <w:rPr>
-          <w:rFonts w:ascii="Arial" w:hAnsi="Arial" w:cs="Arial"/>
+          <w:rFonts w:ascii="Arial" w:cs="Arial" w:hAnsi="Arial"/>
           <w:b/>
           <w:bCs/>
           <w:i/>
@@ -52,48 +52,48 @@
       <w:pPr>
         <w:jc w:val="both"/>
         <w:rPr>
-          <w:rFonts w:ascii="Arial" w:hAnsi="Arial" w:cs="Arial"/>
-          <w:szCs w:val="24"/>
-        </w:rPr>
-      </w:pPr>
-      <w:r>
-        <w:rPr>
-          <w:rFonts w:ascii="Arial" w:hAnsi="Arial" w:cs="Arial"/>
+          <w:rFonts w:ascii="Arial" w:cs="Arial" w:hAnsi="Arial"/>
+          <w:szCs w:val="24"/>
+        </w:rPr>
+      </w:pPr>
+      <w:r>
+        <w:rPr>
+          <w:rFonts w:ascii="Arial" w:cs="Arial" w:hAnsi="Arial"/>
           <w:szCs w:val="24"/>
         </w:rPr>
         <w:t xml:space="preserve">I once go to a family clinic with my mother, because she has a serious cough. Then the doctor requires my mother to have an x-ray check, to examine the lungs. After the x-ray, not need to </w:t>
       </w:r>
       <w:r>
         <w:rPr>
-          <w:rFonts w:ascii="Arial" w:hAnsi="Arial" w:cs="Arial"/>
+          <w:rFonts w:ascii="Arial" w:cs="Arial" w:hAnsi="Arial"/>
           <w:szCs w:val="24"/>
         </w:rPr>
         <w:t>explain</w:t>
       </w:r>
       <w:r>
         <w:rPr>
-          <w:rFonts w:ascii="Arial" w:hAnsi="Arial" w:cs="Arial"/>
+          <w:rFonts w:ascii="Arial" w:cs="Arial" w:hAnsi="Arial"/>
           <w:szCs w:val="24"/>
         </w:rPr>
         <w:t xml:space="preserve"> from the doctor, even me I could clearly see the left side of the lungs is all white compared to the right side. I suddenly </w:t>
       </w:r>
       <w:r>
         <w:rPr>
-          <w:rFonts w:ascii="Arial" w:hAnsi="Arial" w:cs="Arial"/>
+          <w:rFonts w:ascii="Arial" w:cs="Arial" w:hAnsi="Arial"/>
           <w:szCs w:val="24"/>
         </w:rPr>
         <w:t>have</w:t>
       </w:r>
       <w:r>
         <w:rPr>
-          <w:rFonts w:ascii="Arial" w:hAnsi="Arial" w:cs="Arial"/>
+          <w:rFonts w:ascii="Arial" w:cs="Arial" w:hAnsi="Arial"/>
           <w:szCs w:val="24"/>
         </w:rPr>
         <w:t xml:space="preserve"> a feeling if she has lung cancer. But before dig into detail of what’s wrong, we need to know what an x-ray is</w:t>
       </w:r>
       <w:r>
         <w:rPr>
-          <w:rFonts w:ascii="Arial" w:hAnsi="Arial" w:cs="Arial"/>
+          <w:rFonts w:ascii="Arial" w:cs="Arial" w:hAnsi="Arial"/>
           <w:szCs w:val="24"/>
         </w:rPr>
         <w:t>.</w:t>
@@ -103,24 +103,24 @@
       <w:pPr>
         <w:jc w:val="both"/>
         <w:rPr>
-          <w:rFonts w:ascii="Arial" w:hAnsi="Arial" w:cs="Arial"/>
-          <w:szCs w:val="24"/>
-        </w:rPr>
-      </w:pPr>
-    </w:p>
-    <w:p>
-      <w:pPr>
-        <w:jc w:val="both"/>
-        <w:rPr>
-          <w:rFonts w:ascii="Arial" w:hAnsi="Arial" w:cs="Arial"/>
-          <w:b/>
-          <w:bCs/>
-          <w:szCs w:val="24"/>
-        </w:rPr>
-      </w:pPr>
-      <w:r>
-        <w:rPr>
-          <w:rFonts w:ascii="Arial" w:hAnsi="Arial" w:cs="Arial"/>
+          <w:rFonts w:ascii="Arial" w:cs="Arial" w:hAnsi="Arial"/>
+          <w:szCs w:val="24"/>
+        </w:rPr>
+      </w:pPr>
+    </w:p>
+    <w:p>
+      <w:pPr>
+        <w:jc w:val="both"/>
+        <w:rPr>
+          <w:rFonts w:ascii="Arial" w:cs="Arial" w:hAnsi="Arial"/>
+          <w:b/>
+          <w:bCs/>
+          <w:szCs w:val="24"/>
+        </w:rPr>
+      </w:pPr>
+      <w:r>
+        <w:rPr>
+          <w:rFonts w:ascii="Arial" w:cs="Arial" w:hAnsi="Arial"/>
           <w:b/>
           <w:bCs/>
           <w:szCs w:val="24"/>
@@ -129,7 +129,7 @@
       </w:r>
       <w:r>
         <w:rPr>
-          <w:rFonts w:ascii="Arial" w:hAnsi="Arial" w:cs="Arial"/>
+          <w:rFonts w:ascii="Arial" w:cs="Arial" w:hAnsi="Arial"/>
           <w:b/>
           <w:bCs/>
           <w:szCs w:val="24"/>
@@ -138,7 +138,7 @@
       </w:r>
       <w:r>
         <w:rPr>
-          <w:rFonts w:ascii="Arial" w:hAnsi="Arial" w:cs="Arial"/>
+          <w:rFonts w:ascii="Arial" w:cs="Arial" w:hAnsi="Arial"/>
           <w:b/>
           <w:bCs/>
           <w:szCs w:val="24"/>
@@ -147,7 +147,7 @@
       </w:r>
       <w:r>
         <w:rPr>
-          <w:rFonts w:ascii="Arial" w:hAnsi="Arial" w:cs="Arial"/>
+          <w:rFonts w:ascii="Arial" w:cs="Arial" w:hAnsi="Arial"/>
           <w:b/>
           <w:bCs/>
           <w:szCs w:val="24"/>
@@ -156,7 +156,7 @@
       </w:r>
       <w:r>
         <w:rPr>
-          <w:rFonts w:ascii="Arial" w:hAnsi="Arial" w:cs="Arial"/>
+          <w:rFonts w:ascii="Arial" w:cs="Arial" w:hAnsi="Arial"/>
           <w:b/>
           <w:bCs/>
           <w:szCs w:val="24"/>
@@ -165,7 +165,7 @@
       </w:r>
       <w:r>
         <w:rPr>
-          <w:rFonts w:ascii="Arial" w:hAnsi="Arial" w:cs="Arial"/>
+          <w:rFonts w:ascii="Arial" w:cs="Arial" w:hAnsi="Arial"/>
           <w:b/>
           <w:bCs/>
           <w:szCs w:val="24"/>
@@ -177,26 +177,26 @@
       <w:pPr>
         <w:jc w:val="both"/>
         <w:rPr>
-          <w:rFonts w:ascii="Arial" w:hAnsi="Arial" w:cs="Arial"/>
-          <w:b/>
-          <w:bCs/>
-          <w:szCs w:val="24"/>
-        </w:rPr>
-      </w:pPr>
-    </w:p>
-    <w:p>
-      <w:pPr>
-        <w:jc w:val="both"/>
-        <w:rPr>
-          <w:rFonts w:ascii="Arial" w:hAnsi="Arial" w:cs="Arial"/>
-          <w:b/>
-          <w:bCs/>
-          <w:szCs w:val="24"/>
-        </w:rPr>
-      </w:pPr>
-      <w:r>
-        <w:rPr>
-          <w:rFonts w:ascii="Arial" w:hAnsi="Arial" w:cs="Arial"/>
+          <w:rFonts w:ascii="Arial" w:cs="Arial" w:hAnsi="Arial"/>
+          <w:b/>
+          <w:bCs/>
+          <w:szCs w:val="24"/>
+        </w:rPr>
+      </w:pPr>
+    </w:p>
+    <w:p>
+      <w:pPr>
+        <w:jc w:val="both"/>
+        <w:rPr>
+          <w:rFonts w:ascii="Arial" w:cs="Arial" w:hAnsi="Arial"/>
+          <w:b/>
+          <w:bCs/>
+          <w:szCs w:val="24"/>
+        </w:rPr>
+      </w:pPr>
+      <w:r>
+        <w:rPr>
+          <w:rFonts w:ascii="Arial" w:cs="Arial" w:hAnsi="Arial"/>
           <w:b/>
           <w:bCs/>
           <w:szCs w:val="24"/>
@@ -205,7 +205,7 @@
       </w:r>
       <w:r>
         <w:rPr>
-          <w:rFonts w:ascii="Arial" w:hAnsi="Arial" w:cs="Arial"/>
+          <w:rFonts w:ascii="Arial" w:cs="Arial" w:hAnsi="Arial"/>
           <w:b/>
           <w:bCs/>
           <w:szCs w:val="24"/>
@@ -215,7 +215,7 @@
       </w:r>
       <w:r>
         <w:rPr>
-          <w:rFonts w:ascii="Arial" w:hAnsi="Arial" w:cs="Arial"/>
+          <w:rFonts w:ascii="Arial" w:cs="Arial" w:hAnsi="Arial"/>
           <w:b/>
           <w:bCs/>
           <w:szCs w:val="24"/>
@@ -227,20 +227,20 @@
       <w:pPr>
         <w:jc w:val="both"/>
         <w:rPr>
-          <w:rFonts w:ascii="Arial" w:hAnsi="Arial" w:cs="Arial"/>
-          <w:szCs w:val="24"/>
-        </w:rPr>
-      </w:pPr>
-      <w:r>
-        <w:rPr>
-          <w:rFonts w:ascii="Arial" w:hAnsi="Arial" w:cs="Arial"/>
+          <w:rFonts w:ascii="Arial" w:cs="Arial" w:hAnsi="Arial"/>
+          <w:szCs w:val="24"/>
+        </w:rPr>
+      </w:pPr>
+      <w:r>
+        <w:rPr>
+          <w:rFonts w:ascii="Arial" w:cs="Arial" w:hAnsi="Arial"/>
           <w:szCs w:val="24"/>
         </w:rPr>
         <w:t>X</w:t>
       </w:r>
       <w:r>
         <w:rPr>
-          <w:rFonts w:ascii="Arial" w:hAnsi="Arial" w:cs="Arial"/>
+          <w:rFonts w:ascii="Arial" w:cs="Arial" w:hAnsi="Arial"/>
           <w:szCs w:val="24"/>
         </w:rPr>
         <w:noBreakHyphen/>
@@ -248,7 +248,7 @@
       </w:r>
       <w:r>
         <w:rPr>
-          <w:rFonts w:ascii="Arial" w:hAnsi="Arial" w:cs="Arial"/>
+          <w:rFonts w:ascii="Arial" w:cs="Arial" w:hAnsi="Arial"/>
           <w:szCs w:val="24"/>
         </w:rPr>
         <w:noBreakHyphen/>
@@ -259,20 +259,20 @@
       <w:pPr>
         <w:jc w:val="both"/>
         <w:rPr>
-          <w:rFonts w:ascii="Arial" w:hAnsi="Arial" w:cs="Arial"/>
-          <w:szCs w:val="24"/>
-        </w:rPr>
-      </w:pPr>
-      <w:r>
-        <w:rPr>
-          <w:rFonts w:ascii="Arial" w:hAnsi="Arial" w:cs="Arial"/>
+          <w:rFonts w:ascii="Arial" w:cs="Arial" w:hAnsi="Arial"/>
+          <w:szCs w:val="24"/>
+        </w:rPr>
+      </w:pPr>
+      <w:r>
+        <w:rPr>
+          <w:rFonts w:ascii="Arial" w:cs="Arial" w:hAnsi="Arial"/>
           <w:szCs w:val="24"/>
         </w:rPr>
         <w:t>An X</w:t>
       </w:r>
       <w:r>
         <w:rPr>
-          <w:rFonts w:ascii="Arial" w:hAnsi="Arial" w:cs="Arial"/>
+          <w:rFonts w:ascii="Arial" w:cs="Arial" w:hAnsi="Arial"/>
           <w:szCs w:val="24"/>
         </w:rPr>
         <w:noBreakHyphen/>
@@ -287,20 +287,20 @@
         </w:numPr>
         <w:jc w:val="both"/>
         <w:rPr>
-          <w:rFonts w:ascii="Arial" w:hAnsi="Arial" w:cs="Arial"/>
-          <w:szCs w:val="24"/>
-        </w:rPr>
-      </w:pPr>
-      <w:r>
-        <w:rPr>
-          <w:rFonts w:ascii="Arial" w:hAnsi="Arial" w:cs="Arial"/>
+          <w:rFonts w:ascii="Arial" w:cs="Arial" w:hAnsi="Arial"/>
+          <w:szCs w:val="24"/>
+        </w:rPr>
+      </w:pPr>
+      <w:r>
+        <w:rPr>
+          <w:rFonts w:ascii="Arial" w:cs="Arial" w:hAnsi="Arial"/>
           <w:szCs w:val="24"/>
         </w:rPr>
         <w:t>Produces a beam of X</w:t>
       </w:r>
       <w:r>
         <w:rPr>
-          <w:rFonts w:ascii="Arial" w:hAnsi="Arial" w:cs="Arial"/>
+          <w:rFonts w:ascii="Arial" w:cs="Arial" w:hAnsi="Arial"/>
           <w:szCs w:val="24"/>
         </w:rPr>
         <w:noBreakHyphen/>
@@ -315,13 +315,13 @@
         </w:numPr>
         <w:jc w:val="both"/>
         <w:rPr>
-          <w:rFonts w:ascii="Arial" w:hAnsi="Arial" w:cs="Arial"/>
-          <w:szCs w:val="24"/>
-        </w:rPr>
-      </w:pPr>
-      <w:r>
-        <w:rPr>
-          <w:rFonts w:ascii="Arial" w:hAnsi="Arial" w:cs="Arial"/>
+          <w:rFonts w:ascii="Arial" w:cs="Arial" w:hAnsi="Arial"/>
+          <w:szCs w:val="24"/>
+        </w:rPr>
+      </w:pPr>
+      <w:r>
+        <w:rPr>
+          <w:rFonts w:ascii="Arial" w:cs="Arial" w:hAnsi="Arial"/>
           <w:szCs w:val="24"/>
         </w:rPr>
         <w:t>Measures how much of that beam reaches the detector after passing through the body.</w:t>
@@ -331,20 +331,20 @@
       <w:pPr>
         <w:jc w:val="both"/>
         <w:rPr>
-          <w:rFonts w:ascii="Arial" w:hAnsi="Arial" w:cs="Arial"/>
-          <w:szCs w:val="24"/>
-        </w:rPr>
-      </w:pPr>
-      <w:r>
-        <w:rPr>
-          <w:rFonts w:ascii="Arial" w:hAnsi="Arial" w:cs="Arial"/>
+          <w:rFonts w:ascii="Arial" w:cs="Arial" w:hAnsi="Arial"/>
+          <w:szCs w:val="24"/>
+        </w:rPr>
+      </w:pPr>
+      <w:r>
+        <w:rPr>
+          <w:rFonts w:ascii="Arial" w:cs="Arial" w:hAnsi="Arial"/>
           <w:szCs w:val="24"/>
         </w:rPr>
         <w:t>Different tissues absorb (or block) X</w:t>
       </w:r>
       <w:r>
         <w:rPr>
-          <w:rFonts w:ascii="Arial" w:hAnsi="Arial" w:cs="Arial"/>
+          <w:rFonts w:ascii="Arial" w:cs="Arial" w:hAnsi="Arial"/>
           <w:szCs w:val="24"/>
         </w:rPr>
         <w:noBreakHyphen/>
@@ -355,26 +355,26 @@
       <w:pPr>
         <w:jc w:val="both"/>
         <w:rPr>
-          <w:rFonts w:ascii="Arial" w:hAnsi="Arial" w:cs="Arial"/>
-          <w:b/>
-          <w:bCs/>
-          <w:szCs w:val="24"/>
-        </w:rPr>
-      </w:pPr>
-    </w:p>
-    <w:p>
-      <w:pPr>
-        <w:jc w:val="both"/>
-        <w:rPr>
-          <w:rFonts w:ascii="Arial" w:hAnsi="Arial" w:cs="Arial"/>
-          <w:b/>
-          <w:bCs/>
-          <w:szCs w:val="24"/>
-        </w:rPr>
-      </w:pPr>
-      <w:r>
-        <w:rPr>
-          <w:rFonts w:ascii="Arial" w:hAnsi="Arial" w:cs="Arial"/>
+          <w:rFonts w:ascii="Arial" w:cs="Arial" w:hAnsi="Arial"/>
+          <w:b/>
+          <w:bCs/>
+          <w:szCs w:val="24"/>
+        </w:rPr>
+      </w:pPr>
+    </w:p>
+    <w:p>
+      <w:pPr>
+        <w:jc w:val="both"/>
+        <w:rPr>
+          <w:rFonts w:ascii="Arial" w:cs="Arial" w:hAnsi="Arial"/>
+          <w:b/>
+          <w:bCs/>
+          <w:szCs w:val="24"/>
+        </w:rPr>
+      </w:pPr>
+      <w:r>
+        <w:rPr>
+          <w:rFonts w:ascii="Arial" w:cs="Arial" w:hAnsi="Arial"/>
           <w:b/>
           <w:bCs/>
           <w:szCs w:val="24"/>
@@ -383,7 +383,7 @@
       </w:r>
       <w:r>
         <w:rPr>
-          <w:rFonts w:ascii="Arial" w:hAnsi="Arial" w:cs="Arial"/>
+          <w:rFonts w:ascii="Arial" w:cs="Arial" w:hAnsi="Arial"/>
           <w:b/>
           <w:bCs/>
           <w:szCs w:val="24"/>
@@ -395,20 +395,20 @@
       <w:pPr>
         <w:jc w:val="both"/>
         <w:rPr>
-          <w:rFonts w:ascii="Arial" w:hAnsi="Arial" w:cs="Arial"/>
-          <w:szCs w:val="24"/>
-        </w:rPr>
-      </w:pPr>
-      <w:r>
-        <w:rPr>
-          <w:rFonts w:ascii="Arial" w:hAnsi="Arial" w:cs="Arial"/>
+          <w:rFonts w:ascii="Arial" w:cs="Arial" w:hAnsi="Arial"/>
+          <w:szCs w:val="24"/>
+        </w:rPr>
+      </w:pPr>
+      <w:r>
+        <w:rPr>
+          <w:rFonts w:ascii="Arial" w:cs="Arial" w:hAnsi="Arial"/>
           <w:szCs w:val="24"/>
         </w:rPr>
         <w:t>Think of the X</w:t>
       </w:r>
       <w:r>
         <w:rPr>
-          <w:rFonts w:ascii="Arial" w:hAnsi="Arial" w:cs="Arial"/>
+          <w:rFonts w:ascii="Arial" w:cs="Arial" w:hAnsi="Arial"/>
           <w:szCs w:val="24"/>
         </w:rPr>
         <w:noBreakHyphen/>
@@ -419,15 +419,15 @@
       <w:pPr>
         <w:jc w:val="both"/>
         <w:rPr>
-          <w:rFonts w:ascii="Arial" w:hAnsi="Arial" w:cs="Arial"/>
-          <w:b/>
-          <w:bCs/>
-          <w:szCs w:val="24"/>
-        </w:rPr>
-      </w:pPr>
-      <w:r>
-        <w:rPr>
-          <w:rFonts w:ascii="Arial" w:hAnsi="Arial" w:cs="Arial"/>
+          <w:rFonts w:ascii="Arial" w:cs="Arial" w:hAnsi="Arial"/>
+          <w:b/>
+          <w:bCs/>
+          <w:szCs w:val="24"/>
+        </w:rPr>
+      </w:pPr>
+      <w:r>
+        <w:rPr>
+          <w:rFonts w:ascii="Arial" w:cs="Arial" w:hAnsi="Arial"/>
           <w:b/>
           <w:bCs/>
           <w:szCs w:val="24"/>
@@ -439,20 +439,20 @@
       <w:pPr>
         <w:jc w:val="both"/>
         <w:rPr>
-          <w:rFonts w:ascii="Arial" w:hAnsi="Arial" w:cs="Arial"/>
-          <w:szCs w:val="24"/>
-        </w:rPr>
-      </w:pPr>
-      <w:r>
-        <w:rPr>
-          <w:rFonts w:ascii="Arial" w:hAnsi="Arial" w:cs="Arial"/>
+          <w:rFonts w:ascii="Arial" w:cs="Arial" w:hAnsi="Arial"/>
+          <w:szCs w:val="24"/>
+        </w:rPr>
+      </w:pPr>
+      <w:r>
+        <w:rPr>
+          <w:rFonts w:ascii="Arial" w:cs="Arial" w:hAnsi="Arial"/>
           <w:szCs w:val="24"/>
         </w:rPr>
         <w:t>White = high absorption = fewer X</w:t>
       </w:r>
       <w:r>
         <w:rPr>
-          <w:rFonts w:ascii="Arial" w:hAnsi="Arial" w:cs="Arial"/>
+          <w:rFonts w:ascii="Arial" w:cs="Arial" w:hAnsi="Arial"/>
           <w:szCs w:val="24"/>
         </w:rPr>
         <w:noBreakHyphen/>
@@ -463,13 +463,13 @@
       <w:pPr>
         <w:jc w:val="both"/>
         <w:rPr>
-          <w:rFonts w:ascii="Arial" w:hAnsi="Arial" w:cs="Arial"/>
-          <w:szCs w:val="24"/>
-        </w:rPr>
-      </w:pPr>
-      <w:r>
-        <w:rPr>
-          <w:rFonts w:ascii="Arial" w:hAnsi="Arial" w:cs="Arial"/>
+          <w:rFonts w:ascii="Arial" w:cs="Arial" w:hAnsi="Arial"/>
+          <w:szCs w:val="24"/>
+        </w:rPr>
+      </w:pPr>
+      <w:r>
+        <w:rPr>
+          <w:rFonts w:ascii="Arial" w:cs="Arial" w:hAnsi="Arial"/>
           <w:szCs w:val="24"/>
         </w:rPr>
         <w:t>These are dense structures:</w:t>
@@ -483,13 +483,13 @@
         </w:numPr>
         <w:jc w:val="both"/>
         <w:rPr>
-          <w:rFonts w:ascii="Arial" w:hAnsi="Arial" w:cs="Arial"/>
-          <w:szCs w:val="24"/>
-        </w:rPr>
-      </w:pPr>
-      <w:r>
-        <w:rPr>
-          <w:rFonts w:ascii="Arial" w:hAnsi="Arial" w:cs="Arial"/>
+          <w:rFonts w:ascii="Arial" w:cs="Arial" w:hAnsi="Arial"/>
+          <w:szCs w:val="24"/>
+        </w:rPr>
+      </w:pPr>
+      <w:r>
+        <w:rPr>
+          <w:rFonts w:ascii="Arial" w:cs="Arial" w:hAnsi="Arial"/>
           <w:szCs w:val="24"/>
         </w:rPr>
         <w:t>Bone (very dense calcium)</w:t>
@@ -503,13 +503,13 @@
         </w:numPr>
         <w:jc w:val="both"/>
         <w:rPr>
-          <w:rFonts w:ascii="Arial" w:hAnsi="Arial" w:cs="Arial"/>
-          <w:szCs w:val="24"/>
-        </w:rPr>
-      </w:pPr>
-      <w:r>
-        <w:rPr>
-          <w:rFonts w:ascii="Arial" w:hAnsi="Arial" w:cs="Arial"/>
+          <w:rFonts w:ascii="Arial" w:cs="Arial" w:hAnsi="Arial"/>
+          <w:szCs w:val="24"/>
+        </w:rPr>
+      </w:pPr>
+      <w:r>
+        <w:rPr>
+          <w:rFonts w:ascii="Arial" w:cs="Arial" w:hAnsi="Arial"/>
           <w:szCs w:val="24"/>
         </w:rPr>
         <w:t>Metal (implants, swallowed objects)</w:t>
@@ -523,13 +523,13 @@
         </w:numPr>
         <w:jc w:val="both"/>
         <w:rPr>
-          <w:rFonts w:ascii="Arial" w:hAnsi="Arial" w:cs="Arial"/>
-          <w:szCs w:val="24"/>
-        </w:rPr>
-      </w:pPr>
-      <w:r>
-        <w:rPr>
-          <w:rFonts w:ascii="Arial" w:hAnsi="Arial" w:cs="Arial"/>
+          <w:rFonts w:ascii="Arial" w:cs="Arial" w:hAnsi="Arial"/>
+          <w:szCs w:val="24"/>
+        </w:rPr>
+      </w:pPr>
+      <w:r>
+        <w:rPr>
+          <w:rFonts w:ascii="Arial" w:cs="Arial" w:hAnsi="Arial"/>
           <w:szCs w:val="24"/>
         </w:rPr>
         <w:t>Some thick tissues</w:t>
@@ -539,20 +539,19 @@
       <w:pPr>
         <w:jc w:val="both"/>
         <w:rPr>
-          <w:rFonts w:ascii="Arial" w:hAnsi="Arial" w:cs="Arial"/>
-          <w:b/>
-          <w:bCs/>
-          <w:szCs w:val="24"/>
-        </w:rPr>
-      </w:pPr>
-      <w:r>
-        <w:rPr>
-          <w:rFonts w:ascii="Arial" w:hAnsi="Arial" w:cs="Arial"/>
-          <w:b/>
-          <w:bCs/>
-          <w:szCs w:val="24"/>
-        </w:rPr>
-        <w:lastRenderedPageBreak/>
+          <w:rFonts w:ascii="Arial" w:cs="Arial" w:hAnsi="Arial"/>
+          <w:b/>
+          <w:bCs/>
+          <w:szCs w:val="24"/>
+        </w:rPr>
+      </w:pPr>
+      <w:r>
+        <w:rPr>
+          <w:rFonts w:ascii="Arial" w:cs="Arial" w:hAnsi="Arial"/>
+          <w:b/>
+          <w:bCs/>
+          <w:szCs w:val="24"/>
+        </w:rPr>
         <w:t>Black areas</w:t>
       </w:r>
     </w:p>
@@ -560,20 +559,20 @@
       <w:pPr>
         <w:jc w:val="both"/>
         <w:rPr>
-          <w:rFonts w:ascii="Arial" w:hAnsi="Arial" w:cs="Arial"/>
-          <w:szCs w:val="24"/>
-        </w:rPr>
-      </w:pPr>
-      <w:r>
-        <w:rPr>
-          <w:rFonts w:ascii="Arial" w:hAnsi="Arial" w:cs="Arial"/>
+          <w:rFonts w:ascii="Arial" w:cs="Arial" w:hAnsi="Arial"/>
+          <w:szCs w:val="24"/>
+        </w:rPr>
+      </w:pPr>
+      <w:r>
+        <w:rPr>
+          <w:rFonts w:ascii="Arial" w:cs="Arial" w:hAnsi="Arial"/>
           <w:szCs w:val="24"/>
         </w:rPr>
         <w:t>Black = low absorption = more X</w:t>
       </w:r>
       <w:r>
         <w:rPr>
-          <w:rFonts w:ascii="Arial" w:hAnsi="Arial" w:cs="Arial"/>
+          <w:rFonts w:ascii="Arial" w:cs="Arial" w:hAnsi="Arial"/>
           <w:szCs w:val="24"/>
         </w:rPr>
         <w:noBreakHyphen/>
@@ -584,20 +583,20 @@
       <w:pPr>
         <w:jc w:val="both"/>
         <w:rPr>
-          <w:rFonts w:ascii="Arial" w:hAnsi="Arial" w:cs="Arial"/>
-          <w:szCs w:val="24"/>
-        </w:rPr>
-      </w:pPr>
-      <w:r>
-        <w:rPr>
-          <w:rFonts w:ascii="Arial" w:hAnsi="Arial" w:cs="Arial"/>
+          <w:rFonts w:ascii="Arial" w:cs="Arial" w:hAnsi="Arial"/>
+          <w:szCs w:val="24"/>
+        </w:rPr>
+      </w:pPr>
+      <w:r>
+        <w:rPr>
+          <w:rFonts w:ascii="Arial" w:cs="Arial" w:hAnsi="Arial"/>
           <w:szCs w:val="24"/>
         </w:rPr>
         <w:t>These are low</w:t>
       </w:r>
       <w:r>
         <w:rPr>
-          <w:rFonts w:ascii="Arial" w:hAnsi="Arial" w:cs="Arial"/>
+          <w:rFonts w:ascii="Arial" w:cs="Arial" w:hAnsi="Arial"/>
           <w:szCs w:val="24"/>
         </w:rPr>
         <w:noBreakHyphen/>
@@ -612,13 +611,13 @@
         </w:numPr>
         <w:jc w:val="both"/>
         <w:rPr>
-          <w:rFonts w:ascii="Arial" w:hAnsi="Arial" w:cs="Arial"/>
-          <w:szCs w:val="24"/>
-        </w:rPr>
-      </w:pPr>
-      <w:r>
-        <w:rPr>
-          <w:rFonts w:ascii="Arial" w:hAnsi="Arial" w:cs="Arial"/>
+          <w:rFonts w:ascii="Arial" w:cs="Arial" w:hAnsi="Arial"/>
+          <w:szCs w:val="24"/>
+        </w:rPr>
+      </w:pPr>
+      <w:r>
+        <w:rPr>
+          <w:rFonts w:ascii="Arial" w:cs="Arial" w:hAnsi="Arial"/>
           <w:szCs w:val="24"/>
         </w:rPr>
         <w:t>Air (lungs, bowel gas)</w:t>
@@ -632,13 +631,13 @@
         </w:numPr>
         <w:jc w:val="both"/>
         <w:rPr>
-          <w:rFonts w:ascii="Arial" w:hAnsi="Arial" w:cs="Arial"/>
-          <w:szCs w:val="24"/>
-        </w:rPr>
-      </w:pPr>
-      <w:r>
-        <w:rPr>
-          <w:rFonts w:ascii="Arial" w:hAnsi="Arial" w:cs="Arial"/>
+          <w:rFonts w:ascii="Arial" w:cs="Arial" w:hAnsi="Arial"/>
+          <w:szCs w:val="24"/>
+        </w:rPr>
+      </w:pPr>
+      <w:r>
+        <w:rPr>
+          <w:rFonts w:ascii="Arial" w:cs="Arial" w:hAnsi="Arial"/>
           <w:szCs w:val="24"/>
         </w:rPr>
         <w:t>Soft tissues with lots of air spaces</w:t>
@@ -648,24 +647,24 @@
       <w:pPr>
         <w:jc w:val="both"/>
         <w:rPr>
-          <w:rFonts w:ascii="Arial" w:hAnsi="Arial" w:cs="Arial"/>
-          <w:szCs w:val="24"/>
-        </w:rPr>
-      </w:pPr>
-    </w:p>
-    <w:p>
-      <w:pPr>
-        <w:jc w:val="both"/>
-        <w:rPr>
-          <w:rFonts w:ascii="Arial" w:hAnsi="Arial" w:cs="Arial"/>
-          <w:b/>
-          <w:bCs/>
-          <w:szCs w:val="24"/>
-        </w:rPr>
-      </w:pPr>
-      <w:r>
-        <w:rPr>
-          <w:rFonts w:ascii="Arial" w:hAnsi="Arial" w:cs="Arial"/>
+          <w:rFonts w:ascii="Arial" w:cs="Arial" w:hAnsi="Arial"/>
+          <w:szCs w:val="24"/>
+        </w:rPr>
+      </w:pPr>
+    </w:p>
+    <w:p>
+      <w:pPr>
+        <w:jc w:val="both"/>
+        <w:rPr>
+          <w:rFonts w:ascii="Arial" w:cs="Arial" w:hAnsi="Arial"/>
+          <w:b/>
+          <w:bCs/>
+          <w:szCs w:val="24"/>
+        </w:rPr>
+      </w:pPr>
+      <w:r>
+        <w:rPr>
+          <w:rFonts w:ascii="Arial" w:cs="Arial" w:hAnsi="Arial"/>
           <w:b/>
           <w:bCs/>
           <w:szCs w:val="24"/>
@@ -677,13 +676,13 @@
       <w:pPr>
         <w:jc w:val="both"/>
         <w:rPr>
-          <w:rFonts w:ascii="Arial" w:hAnsi="Arial" w:cs="Arial"/>
-          <w:szCs w:val="24"/>
-        </w:rPr>
-      </w:pPr>
-      <w:r>
-        <w:rPr>
-          <w:rFonts w:ascii="Arial" w:hAnsi="Arial" w:cs="Arial"/>
+          <w:rFonts w:ascii="Arial" w:cs="Arial" w:hAnsi="Arial"/>
+          <w:szCs w:val="24"/>
+        </w:rPr>
+      </w:pPr>
+      <w:r>
+        <w:rPr>
+          <w:rFonts w:ascii="Arial" w:cs="Arial" w:hAnsi="Arial"/>
           <w:szCs w:val="24"/>
         </w:rPr>
         <w:t>Most soft tissues fall in between:</w:t>
@@ -697,13 +696,13 @@
         </w:numPr>
         <w:jc w:val="both"/>
         <w:rPr>
-          <w:rFonts w:ascii="Arial" w:hAnsi="Arial" w:cs="Arial"/>
-          <w:szCs w:val="24"/>
-        </w:rPr>
-      </w:pPr>
-      <w:r>
-        <w:rPr>
-          <w:rFonts w:ascii="Arial" w:hAnsi="Arial" w:cs="Arial"/>
+          <w:rFonts w:ascii="Arial" w:cs="Arial" w:hAnsi="Arial"/>
+          <w:szCs w:val="24"/>
+        </w:rPr>
+      </w:pPr>
+      <w:r>
+        <w:rPr>
+          <w:rFonts w:ascii="Arial" w:cs="Arial" w:hAnsi="Arial"/>
           <w:szCs w:val="24"/>
         </w:rPr>
         <w:t>Heart</w:t>
@@ -717,13 +716,13 @@
         </w:numPr>
         <w:jc w:val="both"/>
         <w:rPr>
-          <w:rFonts w:ascii="Arial" w:hAnsi="Arial" w:cs="Arial"/>
-          <w:szCs w:val="24"/>
-        </w:rPr>
-      </w:pPr>
-      <w:r>
-        <w:rPr>
-          <w:rFonts w:ascii="Arial" w:hAnsi="Arial" w:cs="Arial"/>
+          <w:rFonts w:ascii="Arial" w:cs="Arial" w:hAnsi="Arial"/>
+          <w:szCs w:val="24"/>
+        </w:rPr>
+      </w:pPr>
+      <w:r>
+        <w:rPr>
+          <w:rFonts w:ascii="Arial" w:cs="Arial" w:hAnsi="Arial"/>
           <w:szCs w:val="24"/>
         </w:rPr>
         <w:t>Blood vessels</w:t>
@@ -737,13 +736,13 @@
         </w:numPr>
         <w:jc w:val="both"/>
         <w:rPr>
-          <w:rFonts w:ascii="Arial" w:hAnsi="Arial" w:cs="Arial"/>
-          <w:szCs w:val="24"/>
-        </w:rPr>
-      </w:pPr>
-      <w:r>
-        <w:rPr>
-          <w:rFonts w:ascii="Arial" w:hAnsi="Arial" w:cs="Arial"/>
+          <w:rFonts w:ascii="Arial" w:cs="Arial" w:hAnsi="Arial"/>
+          <w:szCs w:val="24"/>
+        </w:rPr>
+      </w:pPr>
+      <w:r>
+        <w:rPr>
+          <w:rFonts w:ascii="Arial" w:cs="Arial" w:hAnsi="Arial"/>
           <w:szCs w:val="24"/>
         </w:rPr>
         <w:t>Muscles</w:t>
@@ -757,13 +756,13 @@
         </w:numPr>
         <w:jc w:val="both"/>
         <w:rPr>
-          <w:rFonts w:ascii="Arial" w:hAnsi="Arial" w:cs="Arial"/>
-          <w:szCs w:val="24"/>
-        </w:rPr>
-      </w:pPr>
-      <w:r>
-        <w:rPr>
-          <w:rFonts w:ascii="Arial" w:hAnsi="Arial" w:cs="Arial"/>
+          <w:rFonts w:ascii="Arial" w:cs="Arial" w:hAnsi="Arial"/>
+          <w:szCs w:val="24"/>
+        </w:rPr>
+      </w:pPr>
+      <w:r>
+        <w:rPr>
+          <w:rFonts w:ascii="Arial" w:cs="Arial" w:hAnsi="Arial"/>
           <w:szCs w:val="24"/>
         </w:rPr>
         <w:t>Fat</w:t>
@@ -773,13 +772,13 @@
       <w:pPr>
         <w:jc w:val="both"/>
         <w:rPr>
-          <w:rFonts w:ascii="Arial" w:hAnsi="Arial" w:cs="Arial"/>
-          <w:szCs w:val="24"/>
-        </w:rPr>
-      </w:pPr>
-      <w:r>
-        <w:rPr>
-          <w:rFonts w:ascii="Arial" w:hAnsi="Arial" w:cs="Arial"/>
+          <w:rFonts w:ascii="Arial" w:cs="Arial" w:hAnsi="Arial"/>
+          <w:szCs w:val="24"/>
+        </w:rPr>
+      </w:pPr>
+      <w:r>
+        <w:rPr>
+          <w:rFonts w:ascii="Arial" w:cs="Arial" w:hAnsi="Arial"/>
           <w:szCs w:val="24"/>
         </w:rPr>
         <w:t>Radiologists read these subtle grey differences to understand disease.</w:t>
@@ -789,24 +788,24 @@
       <w:pPr>
         <w:jc w:val="both"/>
         <w:rPr>
-          <w:rFonts w:ascii="Arial" w:hAnsi="Arial" w:cs="Arial"/>
-          <w:szCs w:val="24"/>
-        </w:rPr>
-      </w:pPr>
-    </w:p>
-    <w:p>
-      <w:pPr>
-        <w:jc w:val="both"/>
-        <w:rPr>
-          <w:rFonts w:ascii="Arial" w:hAnsi="Arial" w:cs="Arial"/>
-          <w:b/>
-          <w:bCs/>
-          <w:szCs w:val="24"/>
-        </w:rPr>
-      </w:pPr>
-      <w:r>
-        <w:rPr>
-          <w:rFonts w:ascii="Arial" w:hAnsi="Arial" w:cs="Arial"/>
+          <w:rFonts w:ascii="Arial" w:cs="Arial" w:hAnsi="Arial"/>
+          <w:szCs w:val="24"/>
+        </w:rPr>
+      </w:pPr>
+    </w:p>
+    <w:p>
+      <w:pPr>
+        <w:jc w:val="both"/>
+        <w:rPr>
+          <w:rFonts w:ascii="Arial" w:cs="Arial" w:hAnsi="Arial"/>
+          <w:b/>
+          <w:bCs/>
+          <w:szCs w:val="24"/>
+        </w:rPr>
+      </w:pPr>
+      <w:r>
+        <w:rPr>
+          <w:rFonts w:ascii="Arial" w:cs="Arial" w:hAnsi="Arial"/>
           <w:b/>
           <w:bCs/>
           <w:szCs w:val="24"/>
@@ -815,7 +814,7 @@
       </w:r>
       <w:r>
         <w:rPr>
-          <w:rFonts w:ascii="Arial" w:hAnsi="Arial" w:cs="Arial"/>
+          <w:rFonts w:ascii="Arial" w:cs="Arial" w:hAnsi="Arial"/>
           <w:b/>
           <w:bCs/>
           <w:szCs w:val="24"/>
@@ -825,7 +824,7 @@
       </w:r>
       <w:r>
         <w:rPr>
-          <w:rFonts w:ascii="Arial" w:hAnsi="Arial" w:cs="Arial"/>
+          <w:rFonts w:ascii="Arial" w:cs="Arial" w:hAnsi="Arial"/>
           <w:b/>
           <w:bCs/>
           <w:szCs w:val="24"/>
@@ -837,20 +836,20 @@
       <w:pPr>
         <w:jc w:val="both"/>
         <w:rPr>
-          <w:rFonts w:ascii="Arial" w:hAnsi="Arial" w:cs="Arial"/>
-          <w:szCs w:val="24"/>
-        </w:rPr>
-      </w:pPr>
-      <w:r>
-        <w:rPr>
-          <w:rFonts w:ascii="Arial" w:hAnsi="Arial" w:cs="Arial"/>
+          <w:rFonts w:ascii="Arial" w:cs="Arial" w:hAnsi="Arial"/>
+          <w:szCs w:val="24"/>
+        </w:rPr>
+      </w:pPr>
+      <w:r>
+        <w:rPr>
+          <w:rFonts w:ascii="Arial" w:cs="Arial" w:hAnsi="Arial"/>
           <w:szCs w:val="24"/>
         </w:rPr>
         <w:t xml:space="preserve">The lungs are mostly filled with air, so </w:t>
       </w:r>
       <w:r>
         <w:rPr>
-          <w:rFonts w:ascii="Arial" w:hAnsi="Arial" w:cs="Arial"/>
+          <w:rFonts w:ascii="Arial" w:cs="Arial" w:hAnsi="Arial"/>
           <w:b/>
           <w:bCs/>
           <w:szCs w:val="24"/>
@@ -859,7 +858,7 @@
       </w:r>
       <w:r>
         <w:rPr>
-          <w:rFonts w:ascii="Arial" w:hAnsi="Arial" w:cs="Arial"/>
+          <w:rFonts w:ascii="Arial" w:cs="Arial" w:hAnsi="Arial"/>
           <w:szCs w:val="24"/>
         </w:rPr>
         <w:t>.</w:t>
@@ -869,20 +868,20 @@
       <w:pPr>
         <w:jc w:val="both"/>
         <w:rPr>
-          <w:rFonts w:ascii="Arial" w:hAnsi="Arial" w:cs="Arial"/>
-          <w:szCs w:val="24"/>
-        </w:rPr>
-      </w:pPr>
-      <w:r>
-        <w:rPr>
-          <w:rFonts w:ascii="Arial" w:hAnsi="Arial" w:cs="Arial"/>
+          <w:rFonts w:ascii="Arial" w:cs="Arial" w:hAnsi="Arial"/>
+          <w:szCs w:val="24"/>
+        </w:rPr>
+      </w:pPr>
+      <w:r>
+        <w:rPr>
+          <w:rFonts w:ascii="Arial" w:cs="Arial" w:hAnsi="Arial"/>
           <w:szCs w:val="24"/>
         </w:rPr>
         <w:t>But abnormalities change how much X</w:t>
       </w:r>
       <w:r>
         <w:rPr>
-          <w:rFonts w:ascii="Arial" w:hAnsi="Arial" w:cs="Arial"/>
+          <w:rFonts w:ascii="Arial" w:cs="Arial" w:hAnsi="Arial"/>
           <w:szCs w:val="24"/>
         </w:rPr>
         <w:noBreakHyphen/>
@@ -893,15 +892,15 @@
       <w:pPr>
         <w:jc w:val="both"/>
         <w:rPr>
-          <w:rFonts w:ascii="Arial" w:hAnsi="Arial" w:cs="Arial"/>
-          <w:b/>
-          <w:bCs/>
-          <w:szCs w:val="24"/>
-        </w:rPr>
-      </w:pPr>
-      <w:r>
-        <w:rPr>
-          <w:rFonts w:ascii="Arial" w:hAnsi="Arial" w:cs="Arial"/>
+          <w:rFonts w:ascii="Arial" w:cs="Arial" w:hAnsi="Arial"/>
+          <w:b/>
+          <w:bCs/>
+          <w:szCs w:val="24"/>
+        </w:rPr>
+      </w:pPr>
+      <w:r>
+        <w:rPr>
+          <w:rFonts w:ascii="Arial" w:cs="Arial" w:hAnsi="Arial"/>
           <w:b/>
           <w:bCs/>
           <w:szCs w:val="24"/>
@@ -917,13 +916,13 @@
         </w:numPr>
         <w:jc w:val="both"/>
         <w:rPr>
-          <w:rFonts w:ascii="Arial" w:hAnsi="Arial" w:cs="Arial"/>
-          <w:szCs w:val="24"/>
-        </w:rPr>
-      </w:pPr>
-      <w:r>
-        <w:rPr>
-          <w:rFonts w:ascii="Arial" w:hAnsi="Arial" w:cs="Arial"/>
+          <w:rFonts w:ascii="Arial" w:cs="Arial" w:hAnsi="Arial"/>
+          <w:szCs w:val="24"/>
+        </w:rPr>
+      </w:pPr>
+      <w:r>
+        <w:rPr>
+          <w:rFonts w:ascii="Arial" w:cs="Arial" w:hAnsi="Arial"/>
           <w:b/>
           <w:bCs/>
           <w:szCs w:val="24"/>
@@ -932,14 +931,14 @@
       </w:r>
       <w:r>
         <w:rPr>
-          <w:rFonts w:ascii="Arial" w:hAnsi="Arial" w:cs="Arial"/>
+          <w:rFonts w:ascii="Arial" w:cs="Arial" w:hAnsi="Arial"/>
           <w:szCs w:val="24"/>
         </w:rPr>
         <w:t>: fluid</w:t>
       </w:r>
       <w:r>
         <w:rPr>
-          <w:rFonts w:ascii="Arial" w:hAnsi="Arial" w:cs="Arial"/>
+          <w:rFonts w:ascii="Arial" w:cs="Arial" w:hAnsi="Arial"/>
           <w:szCs w:val="24"/>
         </w:rPr>
         <w:noBreakHyphen/>
@@ -947,7 +946,7 @@
       </w:r>
       <w:r>
         <w:rPr>
-          <w:rFonts w:ascii="Arial" w:hAnsi="Arial" w:cs="Arial"/>
+          <w:rFonts w:ascii="Arial" w:cs="Arial" w:hAnsi="Arial"/>
           <w:b/>
           <w:bCs/>
           <w:szCs w:val="24"/>
@@ -963,13 +962,13 @@
         </w:numPr>
         <w:jc w:val="both"/>
         <w:rPr>
-          <w:rFonts w:ascii="Arial" w:hAnsi="Arial" w:cs="Arial"/>
-          <w:szCs w:val="24"/>
-        </w:rPr>
-      </w:pPr>
-      <w:r>
-        <w:rPr>
-          <w:rFonts w:ascii="Arial" w:hAnsi="Arial" w:cs="Arial"/>
+          <w:rFonts w:ascii="Arial" w:cs="Arial" w:hAnsi="Arial"/>
+          <w:szCs w:val="24"/>
+        </w:rPr>
+      </w:pPr>
+      <w:r>
+        <w:rPr>
+          <w:rFonts w:ascii="Arial" w:cs="Arial" w:hAnsi="Arial"/>
           <w:b/>
           <w:bCs/>
           <w:szCs w:val="24"/>
@@ -978,14 +977,14 @@
       </w:r>
       <w:r>
         <w:rPr>
-          <w:rFonts w:ascii="Arial" w:hAnsi="Arial" w:cs="Arial"/>
+          <w:rFonts w:ascii="Arial" w:cs="Arial" w:hAnsi="Arial"/>
           <w:szCs w:val="24"/>
         </w:rPr>
         <w:t xml:space="preserve">: extra air where it shouldn’t be → </w:t>
       </w:r>
       <w:r>
         <w:rPr>
-          <w:rFonts w:ascii="Arial" w:hAnsi="Arial" w:cs="Arial"/>
+          <w:rFonts w:ascii="Arial" w:cs="Arial" w:hAnsi="Arial"/>
           <w:b/>
           <w:bCs/>
           <w:szCs w:val="24"/>
@@ -1001,13 +1000,13 @@
         </w:numPr>
         <w:jc w:val="both"/>
         <w:rPr>
-          <w:rFonts w:ascii="Arial" w:hAnsi="Arial" w:cs="Arial"/>
-          <w:szCs w:val="24"/>
-        </w:rPr>
-      </w:pPr>
-      <w:r>
-        <w:rPr>
-          <w:rFonts w:ascii="Arial" w:hAnsi="Arial" w:cs="Arial"/>
+          <w:rFonts w:ascii="Arial" w:cs="Arial" w:hAnsi="Arial"/>
+          <w:szCs w:val="24"/>
+        </w:rPr>
+      </w:pPr>
+      <w:r>
+        <w:rPr>
+          <w:rFonts w:ascii="Arial" w:cs="Arial" w:hAnsi="Arial"/>
           <w:b/>
           <w:bCs/>
           <w:szCs w:val="24"/>
@@ -1016,7 +1015,7 @@
       </w:r>
       <w:r>
         <w:rPr>
-          <w:rFonts w:ascii="Arial" w:hAnsi="Arial" w:cs="Arial"/>
+          <w:rFonts w:ascii="Arial" w:cs="Arial" w:hAnsi="Arial"/>
           <w:b/>
           <w:bCs/>
           <w:szCs w:val="24"/>
@@ -1025,14 +1024,14 @@
       </w:r>
       <w:r>
         <w:rPr>
-          <w:rFonts w:ascii="Arial" w:hAnsi="Arial" w:cs="Arial"/>
+          <w:rFonts w:ascii="Arial" w:cs="Arial" w:hAnsi="Arial"/>
           <w:szCs w:val="24"/>
         </w:rPr>
         <w:t xml:space="preserve">: dense tissue → </w:t>
       </w:r>
       <w:r>
         <w:rPr>
-          <w:rFonts w:ascii="Arial" w:hAnsi="Arial" w:cs="Arial"/>
+          <w:rFonts w:ascii="Arial" w:cs="Arial" w:hAnsi="Arial"/>
           <w:b/>
           <w:bCs/>
           <w:szCs w:val="24"/>
@@ -1048,13 +1047,13 @@
         </w:numPr>
         <w:jc w:val="both"/>
         <w:rPr>
-          <w:rFonts w:ascii="Arial" w:hAnsi="Arial" w:cs="Arial"/>
-          <w:szCs w:val="24"/>
-        </w:rPr>
-      </w:pPr>
-      <w:r>
-        <w:rPr>
-          <w:rFonts w:ascii="Arial" w:hAnsi="Arial" w:cs="Arial"/>
+          <w:rFonts w:ascii="Arial" w:cs="Arial" w:hAnsi="Arial"/>
+          <w:szCs w:val="24"/>
+        </w:rPr>
+      </w:pPr>
+      <w:r>
+        <w:rPr>
+          <w:rFonts w:ascii="Arial" w:cs="Arial" w:hAnsi="Arial"/>
           <w:b/>
           <w:bCs/>
           <w:szCs w:val="24"/>
@@ -1063,7 +1062,7 @@
       </w:r>
       <w:r>
         <w:rPr>
-          <w:rFonts w:ascii="Arial" w:hAnsi="Arial" w:cs="Arial"/>
+          <w:rFonts w:ascii="Arial" w:cs="Arial" w:hAnsi="Arial"/>
           <w:b/>
           <w:bCs/>
           <w:szCs w:val="24"/>
@@ -1072,14 +1071,14 @@
       </w:r>
       <w:r>
         <w:rPr>
-          <w:rFonts w:ascii="Arial" w:hAnsi="Arial" w:cs="Arial"/>
+          <w:rFonts w:ascii="Arial" w:cs="Arial" w:hAnsi="Arial"/>
           <w:szCs w:val="24"/>
         </w:rPr>
         <w:t xml:space="preserve">: fluid from heart failure → </w:t>
       </w:r>
       <w:r>
         <w:rPr>
-          <w:rFonts w:ascii="Arial" w:hAnsi="Arial" w:cs="Arial"/>
+          <w:rFonts w:ascii="Arial" w:cs="Arial" w:hAnsi="Arial"/>
           <w:b/>
           <w:bCs/>
           <w:szCs w:val="24"/>
@@ -1091,13 +1090,13 @@
       <w:pPr>
         <w:jc w:val="both"/>
         <w:rPr>
-          <w:rFonts w:ascii="Arial" w:hAnsi="Arial" w:cs="Arial"/>
-          <w:szCs w:val="24"/>
-        </w:rPr>
-      </w:pPr>
-      <w:r>
-        <w:rPr>
-          <w:rFonts w:ascii="Arial" w:hAnsi="Arial" w:cs="Arial"/>
+          <w:rFonts w:ascii="Arial" w:cs="Arial" w:hAnsi="Arial"/>
+          <w:szCs w:val="24"/>
+        </w:rPr>
+      </w:pPr>
+      <w:r>
+        <w:rPr>
+          <w:rFonts w:ascii="Arial" w:cs="Arial" w:hAnsi="Arial"/>
           <w:szCs w:val="24"/>
         </w:rPr>
         <w:t>Radiologists interpret these patterns based on anatomy, symmetry, and clinical context.</w:t>
@@ -1107,13 +1106,13 @@
       <w:pPr>
         <w:jc w:val="both"/>
         <w:rPr>
-          <w:rFonts w:ascii="Arial" w:hAnsi="Arial" w:cs="Arial"/>
-          <w:szCs w:val="24"/>
-        </w:rPr>
-      </w:pPr>
-      <w:r>
-        <w:rPr>
-          <w:rFonts w:ascii="Arial" w:hAnsi="Arial" w:cs="Arial"/>
+          <w:rFonts w:ascii="Arial" w:cs="Arial" w:hAnsi="Arial"/>
+          <w:szCs w:val="24"/>
+        </w:rPr>
+      </w:pPr>
+      <w:r>
+        <w:rPr>
+          <w:rFonts w:ascii="Arial" w:cs="Arial" w:hAnsi="Arial"/>
           <w:szCs w:val="24"/>
         </w:rPr>
         <w:br w:type="page"/>
@@ -1123,25 +1122,24 @@
       <w:pPr>
         <w:jc w:val="both"/>
         <w:rPr>
-          <w:rFonts w:ascii="Arial" w:hAnsi="Arial" w:cs="Arial"/>
-          <w:b/>
-          <w:bCs/>
-          <w:szCs w:val="24"/>
-        </w:rPr>
-      </w:pPr>
-      <w:r>
-        <w:rPr>
-          <w:rFonts w:ascii="Arial" w:hAnsi="Arial" w:cs="Arial"/>
-          <w:b/>
-          <w:bCs/>
-          <w:szCs w:val="24"/>
-        </w:rPr>
-        <w:lastRenderedPageBreak/>
+          <w:rFonts w:ascii="Arial" w:cs="Arial" w:hAnsi="Arial"/>
+          <w:b/>
+          <w:bCs/>
+          <w:szCs w:val="24"/>
+        </w:rPr>
+      </w:pPr>
+      <w:r>
+        <w:rPr>
+          <w:rFonts w:ascii="Arial" w:cs="Arial" w:hAnsi="Arial"/>
+          <w:b/>
+          <w:bCs/>
+          <w:szCs w:val="24"/>
+        </w:rPr>
         <w:t>How to Read a Lung X</w:t>
       </w:r>
       <w:r>
         <w:rPr>
-          <w:rFonts w:ascii="Arial" w:hAnsi="Arial" w:cs="Arial"/>
+          <w:rFonts w:ascii="Arial" w:cs="Arial" w:hAnsi="Arial"/>
           <w:b/>
           <w:bCs/>
           <w:szCs w:val="24"/>
@@ -1154,15 +1152,15 @@
       <w:pPr>
         <w:jc w:val="both"/>
         <w:rPr>
-          <w:rFonts w:ascii="Arial" w:hAnsi="Arial" w:cs="Arial"/>
-          <w:b/>
-          <w:bCs/>
-          <w:szCs w:val="24"/>
-        </w:rPr>
-      </w:pPr>
-      <w:r>
-        <w:rPr>
-          <w:rFonts w:ascii="Arial" w:hAnsi="Arial" w:cs="Arial"/>
+          <w:rFonts w:ascii="Arial" w:cs="Arial" w:hAnsi="Arial"/>
+          <w:b/>
+          <w:bCs/>
+          <w:szCs w:val="24"/>
+        </w:rPr>
+      </w:pPr>
+      <w:r>
+        <w:rPr>
+          <w:rFonts w:ascii="Arial" w:cs="Arial" w:hAnsi="Arial"/>
           <w:b/>
           <w:bCs/>
           <w:szCs w:val="24"/>
@@ -1174,20 +1172,20 @@
       <w:pPr>
         <w:jc w:val="both"/>
         <w:rPr>
-          <w:rFonts w:ascii="Arial" w:hAnsi="Arial" w:cs="Arial"/>
-          <w:szCs w:val="24"/>
-        </w:rPr>
-      </w:pPr>
-      <w:r>
-        <w:rPr>
-          <w:rFonts w:ascii="Arial" w:hAnsi="Arial" w:cs="Arial"/>
+          <w:rFonts w:ascii="Arial" w:cs="Arial" w:hAnsi="Arial"/>
+          <w:szCs w:val="24"/>
+        </w:rPr>
+      </w:pPr>
+      <w:r>
+        <w:rPr>
+          <w:rFonts w:ascii="Arial" w:cs="Arial" w:hAnsi="Arial"/>
           <w:szCs w:val="24"/>
         </w:rPr>
         <w:t>A chest X</w:t>
       </w:r>
       <w:r>
         <w:rPr>
-          <w:rFonts w:ascii="Arial" w:hAnsi="Arial" w:cs="Arial"/>
+          <w:rFonts w:ascii="Arial" w:cs="Arial" w:hAnsi="Arial"/>
           <w:szCs w:val="24"/>
         </w:rPr>
         <w:noBreakHyphen/>
@@ -1195,7 +1193,7 @@
       </w:r>
       <w:r>
         <w:rPr>
-          <w:rFonts w:ascii="Arial" w:hAnsi="Arial" w:cs="Arial"/>
+          <w:rFonts w:ascii="Arial" w:cs="Arial" w:hAnsi="Arial"/>
           <w:b/>
           <w:bCs/>
           <w:szCs w:val="24"/>
@@ -1204,7 +1202,7 @@
       </w:r>
       <w:r>
         <w:rPr>
-          <w:rFonts w:ascii="Arial" w:hAnsi="Arial" w:cs="Arial"/>
+          <w:rFonts w:ascii="Arial" w:cs="Arial" w:hAnsi="Arial"/>
           <w:szCs w:val="24"/>
         </w:rPr>
         <w:t>.</w:t>
@@ -1218,13 +1216,13 @@
         </w:numPr>
         <w:jc w:val="both"/>
         <w:rPr>
-          <w:rFonts w:ascii="Arial" w:hAnsi="Arial" w:cs="Arial"/>
-          <w:szCs w:val="24"/>
-        </w:rPr>
-      </w:pPr>
-      <w:r>
-        <w:rPr>
-          <w:rFonts w:ascii="Arial" w:hAnsi="Arial" w:cs="Arial"/>
+          <w:rFonts w:ascii="Arial" w:cs="Arial" w:hAnsi="Arial"/>
+          <w:szCs w:val="24"/>
+        </w:rPr>
+      </w:pPr>
+      <w:r>
+        <w:rPr>
+          <w:rFonts w:ascii="Arial" w:cs="Arial" w:hAnsi="Arial"/>
           <w:b/>
           <w:bCs/>
           <w:szCs w:val="24"/>
@@ -1233,7 +1231,7 @@
       </w:r>
       <w:r>
         <w:rPr>
-          <w:rFonts w:ascii="Arial" w:hAnsi="Arial" w:cs="Arial"/>
+          <w:rFonts w:ascii="Arial" w:cs="Arial" w:hAnsi="Arial"/>
           <w:szCs w:val="24"/>
         </w:rPr>
         <w:t xml:space="preserve"> → air</w:t>
@@ -1247,13 +1245,13 @@
         </w:numPr>
         <w:jc w:val="both"/>
         <w:rPr>
-          <w:rFonts w:ascii="Arial" w:hAnsi="Arial" w:cs="Arial"/>
-          <w:szCs w:val="24"/>
-        </w:rPr>
-      </w:pPr>
-      <w:r>
-        <w:rPr>
-          <w:rFonts w:ascii="Arial" w:hAnsi="Arial" w:cs="Arial"/>
+          <w:rFonts w:ascii="Arial" w:cs="Arial" w:hAnsi="Arial"/>
+          <w:szCs w:val="24"/>
+        </w:rPr>
+      </w:pPr>
+      <w:r>
+        <w:rPr>
+          <w:rFonts w:ascii="Arial" w:cs="Arial" w:hAnsi="Arial"/>
           <w:b/>
           <w:bCs/>
           <w:szCs w:val="24"/>
@@ -1262,7 +1260,7 @@
       </w:r>
       <w:r>
         <w:rPr>
-          <w:rFonts w:ascii="Arial" w:hAnsi="Arial" w:cs="Arial"/>
+          <w:rFonts w:ascii="Arial" w:cs="Arial" w:hAnsi="Arial"/>
           <w:szCs w:val="24"/>
         </w:rPr>
         <w:t xml:space="preserve"> → dense material (bone, metal, fluid)</w:t>
@@ -1276,13 +1274,13 @@
         </w:numPr>
         <w:jc w:val="both"/>
         <w:rPr>
-          <w:rFonts w:ascii="Arial" w:hAnsi="Arial" w:cs="Arial"/>
-          <w:szCs w:val="24"/>
-        </w:rPr>
-      </w:pPr>
-      <w:r>
-        <w:rPr>
-          <w:rFonts w:ascii="Arial" w:hAnsi="Arial" w:cs="Arial"/>
+          <w:rFonts w:ascii="Arial" w:cs="Arial" w:hAnsi="Arial"/>
+          <w:szCs w:val="24"/>
+        </w:rPr>
+      </w:pPr>
+      <w:r>
+        <w:rPr>
+          <w:rFonts w:ascii="Arial" w:cs="Arial" w:hAnsi="Arial"/>
           <w:b/>
           <w:bCs/>
           <w:szCs w:val="24"/>
@@ -1291,7 +1289,7 @@
       </w:r>
       <w:r>
         <w:rPr>
-          <w:rFonts w:ascii="Arial" w:hAnsi="Arial" w:cs="Arial"/>
+          <w:rFonts w:ascii="Arial" w:cs="Arial" w:hAnsi="Arial"/>
           <w:szCs w:val="24"/>
         </w:rPr>
         <w:t xml:space="preserve"> → soft tissues (heart, blood, muscle)</w:t>
@@ -1301,20 +1299,20 @@
       <w:pPr>
         <w:jc w:val="both"/>
         <w:rPr>
-          <w:rFonts w:ascii="Arial" w:hAnsi="Arial" w:cs="Arial"/>
-          <w:szCs w:val="24"/>
-        </w:rPr>
-      </w:pPr>
-      <w:r>
-        <w:rPr>
-          <w:rFonts w:ascii="Arial" w:hAnsi="Arial" w:cs="Arial"/>
+          <w:rFonts w:ascii="Arial" w:cs="Arial" w:hAnsi="Arial"/>
+          <w:szCs w:val="24"/>
+        </w:rPr>
+      </w:pPr>
+      <w:r>
+        <w:rPr>
+          <w:rFonts w:ascii="Arial" w:cs="Arial" w:hAnsi="Arial"/>
           <w:szCs w:val="24"/>
         </w:rPr>
         <w:t xml:space="preserve">Healthy lungs are mostly air, so they appear </w:t>
       </w:r>
       <w:r>
         <w:rPr>
-          <w:rFonts w:ascii="Arial" w:hAnsi="Arial" w:cs="Arial"/>
+          <w:rFonts w:ascii="Arial" w:cs="Arial" w:hAnsi="Arial"/>
           <w:b/>
           <w:bCs/>
           <w:szCs w:val="24"/>
@@ -1323,7 +1321,7 @@
       </w:r>
       <w:r>
         <w:rPr>
-          <w:rFonts w:ascii="Arial" w:hAnsi="Arial" w:cs="Arial"/>
+          <w:rFonts w:ascii="Arial" w:cs="Arial" w:hAnsi="Arial"/>
           <w:szCs w:val="24"/>
         </w:rPr>
         <w:t>.</w:t>
@@ -1333,24 +1331,24 @@
       <w:pPr>
         <w:jc w:val="both"/>
         <w:rPr>
-          <w:rFonts w:ascii="Arial" w:hAnsi="Arial" w:cs="Arial"/>
-          <w:szCs w:val="24"/>
-        </w:rPr>
-      </w:pPr>
-    </w:p>
-    <w:p>
-      <w:pPr>
-        <w:jc w:val="both"/>
-        <w:rPr>
-          <w:rFonts w:ascii="Arial" w:hAnsi="Arial" w:cs="Arial"/>
-          <w:b/>
-          <w:bCs/>
-          <w:szCs w:val="24"/>
-        </w:rPr>
-      </w:pPr>
-      <w:r>
-        <w:rPr>
-          <w:rFonts w:ascii="Arial" w:hAnsi="Arial" w:cs="Arial"/>
+          <w:rFonts w:ascii="Arial" w:cs="Arial" w:hAnsi="Arial"/>
+          <w:szCs w:val="24"/>
+        </w:rPr>
+      </w:pPr>
+    </w:p>
+    <w:p>
+      <w:pPr>
+        <w:jc w:val="both"/>
+        <w:rPr>
+          <w:rFonts w:ascii="Arial" w:cs="Arial" w:hAnsi="Arial"/>
+          <w:b/>
+          <w:bCs/>
+          <w:szCs w:val="24"/>
+        </w:rPr>
+      </w:pPr>
+      <w:r>
+        <w:rPr>
+          <w:rFonts w:ascii="Arial" w:cs="Arial" w:hAnsi="Arial"/>
           <w:b/>
           <w:bCs/>
           <w:szCs w:val="24"/>
@@ -1362,15 +1360,15 @@
       <w:pPr>
         <w:jc w:val="both"/>
         <w:rPr>
-          <w:rFonts w:ascii="Arial" w:hAnsi="Arial" w:cs="Arial"/>
-          <w:b/>
-          <w:bCs/>
-          <w:szCs w:val="24"/>
-        </w:rPr>
-      </w:pPr>
-      <w:r>
-        <w:rPr>
-          <w:rFonts w:ascii="Arial" w:hAnsi="Arial" w:cs="Arial"/>
+          <w:rFonts w:ascii="Arial" w:cs="Arial" w:hAnsi="Arial"/>
+          <w:b/>
+          <w:bCs/>
+          <w:szCs w:val="24"/>
+        </w:rPr>
+      </w:pPr>
+      <w:r>
+        <w:rPr>
+          <w:rFonts w:ascii="Arial" w:cs="Arial" w:hAnsi="Arial"/>
           <w:b/>
           <w:bCs/>
           <w:szCs w:val="24"/>
@@ -1386,13 +1384,13 @@
         </w:numPr>
         <w:jc w:val="both"/>
         <w:rPr>
-          <w:rFonts w:ascii="Arial" w:hAnsi="Arial" w:cs="Arial"/>
-          <w:szCs w:val="24"/>
-        </w:rPr>
-      </w:pPr>
-      <w:r>
-        <w:rPr>
-          <w:rFonts w:ascii="Arial" w:hAnsi="Arial" w:cs="Arial"/>
+          <w:rFonts w:ascii="Arial" w:cs="Arial" w:hAnsi="Arial"/>
+          <w:szCs w:val="24"/>
+        </w:rPr>
+      </w:pPr>
+      <w:r>
+        <w:rPr>
+          <w:rFonts w:ascii="Arial" w:cs="Arial" w:hAnsi="Arial"/>
           <w:szCs w:val="24"/>
         </w:rPr>
         <w:t>Ribs</w:t>
@@ -1406,13 +1404,13 @@
         </w:numPr>
         <w:jc w:val="both"/>
         <w:rPr>
-          <w:rFonts w:ascii="Arial" w:hAnsi="Arial" w:cs="Arial"/>
-          <w:szCs w:val="24"/>
-        </w:rPr>
-      </w:pPr>
-      <w:r>
-        <w:rPr>
-          <w:rFonts w:ascii="Arial" w:hAnsi="Arial" w:cs="Arial"/>
+          <w:rFonts w:ascii="Arial" w:cs="Arial" w:hAnsi="Arial"/>
+          <w:szCs w:val="24"/>
+        </w:rPr>
+      </w:pPr>
+      <w:r>
+        <w:rPr>
+          <w:rFonts w:ascii="Arial" w:cs="Arial" w:hAnsi="Arial"/>
           <w:szCs w:val="24"/>
         </w:rPr>
         <w:t>Spine</w:t>
@@ -1426,13 +1424,13 @@
         </w:numPr>
         <w:jc w:val="both"/>
         <w:rPr>
-          <w:rFonts w:ascii="Arial" w:hAnsi="Arial" w:cs="Arial"/>
-          <w:szCs w:val="24"/>
-        </w:rPr>
-      </w:pPr>
-      <w:r>
-        <w:rPr>
-          <w:rFonts w:ascii="Arial" w:hAnsi="Arial" w:cs="Arial"/>
+          <w:rFonts w:ascii="Arial" w:cs="Arial" w:hAnsi="Arial"/>
+          <w:szCs w:val="24"/>
+        </w:rPr>
+      </w:pPr>
+      <w:r>
+        <w:rPr>
+          <w:rFonts w:ascii="Arial" w:cs="Arial" w:hAnsi="Arial"/>
           <w:szCs w:val="24"/>
         </w:rPr>
         <w:t>Clavicles</w:t>
@@ -1446,13 +1444,13 @@
         </w:numPr>
         <w:jc w:val="both"/>
         <w:rPr>
-          <w:rFonts w:ascii="Arial" w:hAnsi="Arial" w:cs="Arial"/>
-          <w:szCs w:val="24"/>
-        </w:rPr>
-      </w:pPr>
-      <w:r>
-        <w:rPr>
-          <w:rFonts w:ascii="Arial" w:hAnsi="Arial" w:cs="Arial"/>
+          <w:rFonts w:ascii="Arial" w:cs="Arial" w:hAnsi="Arial"/>
+          <w:szCs w:val="24"/>
+        </w:rPr>
+      </w:pPr>
+      <w:r>
+        <w:rPr>
+          <w:rFonts w:ascii="Arial" w:cs="Arial" w:hAnsi="Arial"/>
           <w:szCs w:val="24"/>
         </w:rPr>
         <w:t>Shoulder joints</w:t>
@@ -1462,20 +1460,20 @@
       <w:pPr>
         <w:jc w:val="both"/>
         <w:rPr>
-          <w:rFonts w:ascii="Arial" w:hAnsi="Arial" w:cs="Arial"/>
-          <w:szCs w:val="24"/>
-        </w:rPr>
-      </w:pPr>
-      <w:r>
-        <w:rPr>
-          <w:rFonts w:ascii="Arial" w:hAnsi="Arial" w:cs="Arial"/>
+          <w:rFonts w:ascii="Arial" w:cs="Arial" w:hAnsi="Arial"/>
+          <w:szCs w:val="24"/>
+        </w:rPr>
+      </w:pPr>
+      <w:r>
+        <w:rPr>
+          <w:rFonts w:ascii="Arial" w:cs="Arial" w:hAnsi="Arial"/>
           <w:szCs w:val="24"/>
         </w:rPr>
         <w:t xml:space="preserve">These appear </w:t>
       </w:r>
       <w:r>
         <w:rPr>
-          <w:rFonts w:ascii="Arial" w:hAnsi="Arial" w:cs="Arial"/>
+          <w:rFonts w:ascii="Arial" w:cs="Arial" w:hAnsi="Arial"/>
           <w:b/>
           <w:bCs/>
           <w:szCs w:val="24"/>
@@ -1484,14 +1482,14 @@
       </w:r>
       <w:r>
         <w:rPr>
-          <w:rFonts w:ascii="Arial" w:hAnsi="Arial" w:cs="Arial"/>
+          <w:rFonts w:ascii="Arial" w:cs="Arial" w:hAnsi="Arial"/>
           <w:szCs w:val="24"/>
         </w:rPr>
         <w:t xml:space="preserve"> because bone absorbs a lot of X</w:t>
       </w:r>
       <w:r>
         <w:rPr>
-          <w:rFonts w:ascii="Arial" w:hAnsi="Arial" w:cs="Arial"/>
+          <w:rFonts w:ascii="Arial" w:cs="Arial" w:hAnsi="Arial"/>
           <w:szCs w:val="24"/>
         </w:rPr>
         <w:noBreakHyphen/>
@@ -1502,24 +1500,24 @@
       <w:pPr>
         <w:jc w:val="both"/>
         <w:rPr>
-          <w:rFonts w:ascii="Arial" w:hAnsi="Arial" w:cs="Arial"/>
-          <w:szCs w:val="24"/>
-        </w:rPr>
-      </w:pPr>
-    </w:p>
-    <w:p>
-      <w:pPr>
-        <w:jc w:val="both"/>
-        <w:rPr>
-          <w:rFonts w:ascii="Arial" w:hAnsi="Arial" w:cs="Arial"/>
-          <w:b/>
-          <w:bCs/>
-          <w:szCs w:val="24"/>
-        </w:rPr>
-      </w:pPr>
-      <w:r>
-        <w:rPr>
-          <w:rFonts w:ascii="Arial" w:hAnsi="Arial" w:cs="Arial"/>
+          <w:rFonts w:ascii="Arial" w:cs="Arial" w:hAnsi="Arial"/>
+          <w:szCs w:val="24"/>
+        </w:rPr>
+      </w:pPr>
+    </w:p>
+    <w:p>
+      <w:pPr>
+        <w:jc w:val="both"/>
+        <w:rPr>
+          <w:rFonts w:ascii="Arial" w:cs="Arial" w:hAnsi="Arial"/>
+          <w:b/>
+          <w:bCs/>
+          <w:szCs w:val="24"/>
+        </w:rPr>
+      </w:pPr>
+      <w:r>
+        <w:rPr>
+          <w:rFonts w:ascii="Arial" w:cs="Arial" w:hAnsi="Arial"/>
           <w:b/>
           <w:bCs/>
           <w:szCs w:val="24"/>
@@ -1531,20 +1529,20 @@
       <w:pPr>
         <w:jc w:val="both"/>
         <w:rPr>
-          <w:rFonts w:ascii="Arial" w:hAnsi="Arial" w:cs="Arial"/>
-          <w:szCs w:val="24"/>
-        </w:rPr>
-      </w:pPr>
-      <w:r>
-        <w:rPr>
-          <w:rFonts w:ascii="Arial" w:hAnsi="Arial" w:cs="Arial"/>
+          <w:rFonts w:ascii="Arial" w:cs="Arial" w:hAnsi="Arial"/>
+          <w:szCs w:val="24"/>
+        </w:rPr>
+      </w:pPr>
+      <w:r>
+        <w:rPr>
+          <w:rFonts w:ascii="Arial" w:cs="Arial" w:hAnsi="Arial"/>
           <w:szCs w:val="24"/>
         </w:rPr>
         <w:t xml:space="preserve">Healthy lungs look </w:t>
       </w:r>
       <w:r>
         <w:rPr>
-          <w:rFonts w:ascii="Arial" w:hAnsi="Arial" w:cs="Arial"/>
+          <w:rFonts w:ascii="Arial" w:cs="Arial" w:hAnsi="Arial"/>
           <w:b/>
           <w:bCs/>
           <w:szCs w:val="24"/>
@@ -1553,7 +1551,7 @@
       </w:r>
       <w:r>
         <w:rPr>
-          <w:rFonts w:ascii="Arial" w:hAnsi="Arial" w:cs="Arial"/>
+          <w:rFonts w:ascii="Arial" w:cs="Arial" w:hAnsi="Arial"/>
           <w:szCs w:val="24"/>
         </w:rPr>
         <w:t xml:space="preserve"> because they’re full of air. But they’re not uniformly black — you’ll see:</w:t>
@@ -1567,13 +1565,13 @@
         </w:numPr>
         <w:jc w:val="both"/>
         <w:rPr>
-          <w:rFonts w:ascii="Arial" w:hAnsi="Arial" w:cs="Arial"/>
-          <w:szCs w:val="24"/>
-        </w:rPr>
-      </w:pPr>
-      <w:r>
-        <w:rPr>
-          <w:rFonts w:ascii="Arial" w:hAnsi="Arial" w:cs="Arial"/>
+          <w:rFonts w:ascii="Arial" w:cs="Arial" w:hAnsi="Arial"/>
+          <w:szCs w:val="24"/>
+        </w:rPr>
+      </w:pPr>
+      <w:r>
+        <w:rPr>
+          <w:rFonts w:ascii="Arial" w:cs="Arial" w:hAnsi="Arial"/>
           <w:szCs w:val="24"/>
         </w:rPr>
         <w:t>Fine white lines → blood vessels</w:t>
@@ -1587,13 +1585,13 @@
         </w:numPr>
         <w:jc w:val="both"/>
         <w:rPr>
-          <w:rFonts w:ascii="Arial" w:hAnsi="Arial" w:cs="Arial"/>
-          <w:szCs w:val="24"/>
-        </w:rPr>
-      </w:pPr>
-      <w:r>
-        <w:rPr>
-          <w:rFonts w:ascii="Arial" w:hAnsi="Arial" w:cs="Arial"/>
+          <w:rFonts w:ascii="Arial" w:cs="Arial" w:hAnsi="Arial"/>
+          <w:szCs w:val="24"/>
+        </w:rPr>
+      </w:pPr>
+      <w:r>
+        <w:rPr>
+          <w:rFonts w:ascii="Arial" w:cs="Arial" w:hAnsi="Arial"/>
           <w:szCs w:val="24"/>
         </w:rPr>
         <w:t>Slight haziness → normal soft tissue</w:t>
@@ -1603,24 +1601,24 @@
       <w:pPr>
         <w:jc w:val="both"/>
         <w:rPr>
-          <w:rFonts w:ascii="Arial" w:hAnsi="Arial" w:cs="Arial"/>
-          <w:szCs w:val="24"/>
-        </w:rPr>
-      </w:pPr>
-    </w:p>
-    <w:p>
-      <w:pPr>
-        <w:jc w:val="both"/>
-        <w:rPr>
-          <w:rFonts w:ascii="Arial" w:hAnsi="Arial" w:cs="Arial"/>
-          <w:b/>
-          <w:bCs/>
-          <w:szCs w:val="24"/>
-        </w:rPr>
-      </w:pPr>
-      <w:r>
-        <w:rPr>
-          <w:rFonts w:ascii="Arial" w:hAnsi="Arial" w:cs="Arial"/>
+          <w:rFonts w:ascii="Arial" w:cs="Arial" w:hAnsi="Arial"/>
+          <w:szCs w:val="24"/>
+        </w:rPr>
+      </w:pPr>
+    </w:p>
+    <w:p>
+      <w:pPr>
+        <w:jc w:val="both"/>
+        <w:rPr>
+          <w:rFonts w:ascii="Arial" w:cs="Arial" w:hAnsi="Arial"/>
+          <w:b/>
+          <w:bCs/>
+          <w:szCs w:val="24"/>
+        </w:rPr>
+      </w:pPr>
+      <w:r>
+        <w:rPr>
+          <w:rFonts w:ascii="Arial" w:cs="Arial" w:hAnsi="Arial"/>
           <w:b/>
           <w:bCs/>
           <w:szCs w:val="24"/>
@@ -1636,13 +1634,13 @@
         </w:numPr>
         <w:jc w:val="both"/>
         <w:rPr>
-          <w:rFonts w:ascii="Arial" w:hAnsi="Arial" w:cs="Arial"/>
-          <w:szCs w:val="24"/>
-        </w:rPr>
-      </w:pPr>
-      <w:r>
-        <w:rPr>
-          <w:rFonts w:ascii="Arial" w:hAnsi="Arial" w:cs="Arial"/>
+          <w:rFonts w:ascii="Arial" w:cs="Arial" w:hAnsi="Arial"/>
+          <w:szCs w:val="24"/>
+        </w:rPr>
+      </w:pPr>
+      <w:r>
+        <w:rPr>
+          <w:rFonts w:ascii="Arial" w:cs="Arial" w:hAnsi="Arial"/>
           <w:b/>
           <w:bCs/>
           <w:szCs w:val="24"/>
@@ -1651,7 +1649,7 @@
       </w:r>
       <w:r>
         <w:rPr>
-          <w:rFonts w:ascii="Arial" w:hAnsi="Arial" w:cs="Arial"/>
+          <w:rFonts w:ascii="Arial" w:cs="Arial" w:hAnsi="Arial"/>
           <w:szCs w:val="24"/>
         </w:rPr>
         <w:t xml:space="preserve"> → cloudy white patch</w:t>
@@ -1665,13 +1663,13 @@
         </w:numPr>
         <w:jc w:val="both"/>
         <w:rPr>
-          <w:rFonts w:ascii="Arial" w:hAnsi="Arial" w:cs="Arial"/>
-          <w:szCs w:val="24"/>
-        </w:rPr>
-      </w:pPr>
-      <w:r>
-        <w:rPr>
-          <w:rFonts w:ascii="Arial" w:hAnsi="Arial" w:cs="Arial"/>
+          <w:rFonts w:ascii="Arial" w:cs="Arial" w:hAnsi="Arial"/>
+          <w:szCs w:val="24"/>
+        </w:rPr>
+      </w:pPr>
+      <w:r>
+        <w:rPr>
+          <w:rFonts w:ascii="Arial" w:cs="Arial" w:hAnsi="Arial"/>
           <w:b/>
           <w:bCs/>
           <w:szCs w:val="24"/>
@@ -1680,7 +1678,7 @@
       </w:r>
       <w:r>
         <w:rPr>
-          <w:rFonts w:ascii="Arial" w:hAnsi="Arial" w:cs="Arial"/>
+          <w:rFonts w:ascii="Arial" w:cs="Arial" w:hAnsi="Arial"/>
           <w:szCs w:val="24"/>
         </w:rPr>
         <w:t xml:space="preserve"> → diffuse hazy whiteness</w:t>
@@ -1694,13 +1692,13 @@
         </w:numPr>
         <w:jc w:val="both"/>
         <w:rPr>
-          <w:rFonts w:ascii="Arial" w:hAnsi="Arial" w:cs="Arial"/>
-          <w:szCs w:val="24"/>
-        </w:rPr>
-      </w:pPr>
-      <w:r>
-        <w:rPr>
-          <w:rFonts w:ascii="Arial" w:hAnsi="Arial" w:cs="Arial"/>
+          <w:rFonts w:ascii="Arial" w:cs="Arial" w:hAnsi="Arial"/>
+          <w:szCs w:val="24"/>
+        </w:rPr>
+      </w:pPr>
+      <w:r>
+        <w:rPr>
+          <w:rFonts w:ascii="Arial" w:cs="Arial" w:hAnsi="Arial"/>
           <w:b/>
           <w:bCs/>
           <w:szCs w:val="24"/>
@@ -1709,7 +1707,7 @@
       </w:r>
       <w:r>
         <w:rPr>
-          <w:rFonts w:ascii="Arial" w:hAnsi="Arial" w:cs="Arial"/>
+          <w:rFonts w:ascii="Arial" w:cs="Arial" w:hAnsi="Arial"/>
           <w:szCs w:val="24"/>
         </w:rPr>
         <w:t xml:space="preserve"> → very dark area with no lung markings</w:t>
@@ -1723,13 +1721,13 @@
         </w:numPr>
         <w:jc w:val="both"/>
         <w:rPr>
-          <w:rFonts w:ascii="Arial" w:hAnsi="Arial" w:cs="Arial"/>
-          <w:szCs w:val="24"/>
-        </w:rPr>
-      </w:pPr>
-      <w:r>
-        <w:rPr>
-          <w:rFonts w:ascii="Arial" w:hAnsi="Arial" w:cs="Arial"/>
+          <w:rFonts w:ascii="Arial" w:cs="Arial" w:hAnsi="Arial"/>
+          <w:szCs w:val="24"/>
+        </w:rPr>
+      </w:pPr>
+      <w:r>
+        <w:rPr>
+          <w:rFonts w:ascii="Arial" w:cs="Arial" w:hAnsi="Arial"/>
           <w:b/>
           <w:bCs/>
           <w:szCs w:val="24"/>
@@ -1738,7 +1736,7 @@
       </w:r>
       <w:r>
         <w:rPr>
-          <w:rFonts w:ascii="Arial" w:hAnsi="Arial" w:cs="Arial"/>
+          <w:rFonts w:ascii="Arial" w:cs="Arial" w:hAnsi="Arial"/>
           <w:b/>
           <w:bCs/>
           <w:szCs w:val="24"/>
@@ -1747,7 +1745,7 @@
       </w:r>
       <w:r>
         <w:rPr>
-          <w:rFonts w:ascii="Arial" w:hAnsi="Arial" w:cs="Arial"/>
+          <w:rFonts w:ascii="Arial" w:cs="Arial" w:hAnsi="Arial"/>
           <w:szCs w:val="24"/>
         </w:rPr>
         <w:t xml:space="preserve"> → round or irregular white spot</w:t>
@@ -1757,43 +1755,42 @@
       <w:pPr>
         <w:jc w:val="both"/>
         <w:rPr>
-          <w:rFonts w:ascii="Arial" w:hAnsi="Arial" w:cs="Arial"/>
-          <w:szCs w:val="24"/>
-        </w:rPr>
-      </w:pPr>
-    </w:p>
-    <w:p>
-      <w:pPr>
-        <w:jc w:val="both"/>
-        <w:rPr>
-          <w:rFonts w:ascii="Arial" w:hAnsi="Arial" w:cs="Arial"/>
-          <w:szCs w:val="24"/>
-        </w:rPr>
-      </w:pPr>
-    </w:p>
-    <w:p>
-      <w:pPr>
-        <w:jc w:val="both"/>
-        <w:rPr>
-          <w:rFonts w:ascii="Arial" w:hAnsi="Arial" w:cs="Arial"/>
-          <w:b/>
-          <w:bCs/>
-          <w:szCs w:val="24"/>
-        </w:rPr>
-      </w:pPr>
-      <w:r>
-        <w:rPr>
-          <w:rFonts w:ascii="Arial" w:hAnsi="Arial" w:cs="Arial"/>
-          <w:b/>
-          <w:bCs/>
-          <w:szCs w:val="24"/>
-        </w:rPr>
-        <w:lastRenderedPageBreak/>
+          <w:rFonts w:ascii="Arial" w:cs="Arial" w:hAnsi="Arial"/>
+          <w:szCs w:val="24"/>
+        </w:rPr>
+      </w:pPr>
+    </w:p>
+    <w:p>
+      <w:pPr>
+        <w:jc w:val="both"/>
+        <w:rPr>
+          <w:rFonts w:ascii="Arial" w:cs="Arial" w:hAnsi="Arial"/>
+          <w:szCs w:val="24"/>
+        </w:rPr>
+      </w:pPr>
+    </w:p>
+    <w:p>
+      <w:pPr>
+        <w:jc w:val="both"/>
+        <w:rPr>
+          <w:rFonts w:ascii="Arial" w:cs="Arial" w:hAnsi="Arial"/>
+          <w:b/>
+          <w:bCs/>
+          <w:szCs w:val="24"/>
+        </w:rPr>
+      </w:pPr>
+      <w:r>
+        <w:rPr>
+          <w:rFonts w:ascii="Arial" w:cs="Arial" w:hAnsi="Arial"/>
+          <w:b/>
+          <w:bCs/>
+          <w:szCs w:val="24"/>
+        </w:rPr>
         <w:t>Heart (</w:t>
       </w:r>
       <w:r>
         <w:rPr>
-          <w:rFonts w:ascii="Arial" w:hAnsi="Arial" w:cs="Arial"/>
+          <w:rFonts w:ascii="Arial" w:cs="Arial" w:hAnsi="Arial"/>
           <w:b/>
           <w:bCs/>
           <w:szCs w:val="24"/>
@@ -1802,7 +1799,7 @@
       </w:r>
       <w:r>
         <w:rPr>
-          <w:rFonts w:ascii="Arial" w:hAnsi="Arial" w:cs="Arial"/>
+          <w:rFonts w:ascii="Arial" w:cs="Arial" w:hAnsi="Arial"/>
           <w:b/>
           <w:bCs/>
           <w:szCs w:val="24"/>
@@ -1814,20 +1811,20 @@
       <w:pPr>
         <w:jc w:val="both"/>
         <w:rPr>
-          <w:rFonts w:ascii="Arial" w:hAnsi="Arial" w:cs="Arial"/>
-          <w:szCs w:val="24"/>
-        </w:rPr>
-      </w:pPr>
-      <w:r>
-        <w:rPr>
-          <w:rFonts w:ascii="Arial" w:hAnsi="Arial" w:cs="Arial"/>
+          <w:rFonts w:ascii="Arial" w:cs="Arial" w:hAnsi="Arial"/>
+          <w:szCs w:val="24"/>
+        </w:rPr>
+      </w:pPr>
+      <w:r>
+        <w:rPr>
+          <w:rFonts w:ascii="Arial" w:cs="Arial" w:hAnsi="Arial"/>
           <w:szCs w:val="24"/>
         </w:rPr>
         <w:t xml:space="preserve">The heart is soft tissue, so it appears </w:t>
       </w:r>
       <w:r>
         <w:rPr>
-          <w:rFonts w:ascii="Arial" w:hAnsi="Arial" w:cs="Arial"/>
+          <w:rFonts w:ascii="Arial" w:cs="Arial" w:hAnsi="Arial"/>
           <w:b/>
           <w:bCs/>
           <w:szCs w:val="24"/>
@@ -1836,7 +1833,7 @@
       </w:r>
       <w:r>
         <w:rPr>
-          <w:rFonts w:ascii="Arial" w:hAnsi="Arial" w:cs="Arial"/>
+          <w:rFonts w:ascii="Arial" w:cs="Arial" w:hAnsi="Arial"/>
           <w:szCs w:val="24"/>
         </w:rPr>
         <w:t>. Radiologists check:</w:t>
@@ -1850,13 +1847,13 @@
         </w:numPr>
         <w:jc w:val="both"/>
         <w:rPr>
-          <w:rFonts w:ascii="Arial" w:hAnsi="Arial" w:cs="Arial"/>
-          <w:szCs w:val="24"/>
-        </w:rPr>
-      </w:pPr>
-      <w:r>
-        <w:rPr>
-          <w:rFonts w:ascii="Arial" w:hAnsi="Arial" w:cs="Arial"/>
+          <w:rFonts w:ascii="Arial" w:cs="Arial" w:hAnsi="Arial"/>
+          <w:szCs w:val="24"/>
+        </w:rPr>
+      </w:pPr>
+      <w:r>
+        <w:rPr>
+          <w:rFonts w:ascii="Arial" w:cs="Arial" w:hAnsi="Arial"/>
           <w:szCs w:val="24"/>
         </w:rPr>
         <w:t>Size</w:t>
@@ -1870,13 +1867,13 @@
         </w:numPr>
         <w:jc w:val="both"/>
         <w:rPr>
-          <w:rFonts w:ascii="Arial" w:hAnsi="Arial" w:cs="Arial"/>
-          <w:szCs w:val="24"/>
-        </w:rPr>
-      </w:pPr>
-      <w:r>
-        <w:rPr>
-          <w:rFonts w:ascii="Arial" w:hAnsi="Arial" w:cs="Arial"/>
+          <w:rFonts w:ascii="Arial" w:cs="Arial" w:hAnsi="Arial"/>
+          <w:szCs w:val="24"/>
+        </w:rPr>
+      </w:pPr>
+      <w:r>
+        <w:rPr>
+          <w:rFonts w:ascii="Arial" w:cs="Arial" w:hAnsi="Arial"/>
           <w:szCs w:val="24"/>
         </w:rPr>
         <w:t>Shape</w:t>
@@ -1890,13 +1887,13 @@
         </w:numPr>
         <w:jc w:val="both"/>
         <w:rPr>
-          <w:rFonts w:ascii="Arial" w:hAnsi="Arial" w:cs="Arial"/>
-          <w:szCs w:val="24"/>
-        </w:rPr>
-      </w:pPr>
-      <w:r>
-        <w:rPr>
-          <w:rFonts w:ascii="Arial" w:hAnsi="Arial" w:cs="Arial"/>
+          <w:rFonts w:ascii="Arial" w:cs="Arial" w:hAnsi="Arial"/>
+          <w:szCs w:val="24"/>
+        </w:rPr>
+      </w:pPr>
+      <w:r>
+        <w:rPr>
+          <w:rFonts w:ascii="Arial" w:cs="Arial" w:hAnsi="Arial"/>
           <w:szCs w:val="24"/>
         </w:rPr>
         <w:t>Borders (sharp or blurred)</w:t>
@@ -1906,13 +1903,13 @@
       <w:pPr>
         <w:jc w:val="both"/>
         <w:rPr>
-          <w:rFonts w:ascii="Arial" w:hAnsi="Arial" w:cs="Arial"/>
-          <w:szCs w:val="24"/>
-        </w:rPr>
-      </w:pPr>
-      <w:r>
-        <w:rPr>
-          <w:rFonts w:ascii="Arial" w:hAnsi="Arial" w:cs="Arial"/>
+          <w:rFonts w:ascii="Arial" w:cs="Arial" w:hAnsi="Arial"/>
+          <w:szCs w:val="24"/>
+        </w:rPr>
+      </w:pPr>
+      <w:r>
+        <w:rPr>
+          <w:rFonts w:ascii="Arial" w:cs="Arial" w:hAnsi="Arial"/>
           <w:szCs w:val="24"/>
         </w:rPr>
         <w:t>A blurred border can indicate lung disease next to the heart.</w:t>
@@ -1922,24 +1919,24 @@
       <w:pPr>
         <w:jc w:val="both"/>
         <w:rPr>
-          <w:rFonts w:ascii="Arial" w:hAnsi="Arial" w:cs="Arial"/>
-          <w:szCs w:val="24"/>
-        </w:rPr>
-      </w:pPr>
-    </w:p>
-    <w:p>
-      <w:pPr>
-        <w:jc w:val="both"/>
-        <w:rPr>
-          <w:rFonts w:ascii="Arial" w:hAnsi="Arial" w:cs="Arial"/>
-          <w:b/>
-          <w:bCs/>
-          <w:szCs w:val="24"/>
-        </w:rPr>
-      </w:pPr>
-      <w:r>
-        <w:rPr>
-          <w:rFonts w:ascii="Arial" w:hAnsi="Arial" w:cs="Arial"/>
+          <w:rFonts w:ascii="Arial" w:cs="Arial" w:hAnsi="Arial"/>
+          <w:szCs w:val="24"/>
+        </w:rPr>
+      </w:pPr>
+    </w:p>
+    <w:p>
+      <w:pPr>
+        <w:jc w:val="both"/>
+        <w:rPr>
+          <w:rFonts w:ascii="Arial" w:cs="Arial" w:hAnsi="Arial"/>
+          <w:b/>
+          <w:bCs/>
+          <w:szCs w:val="24"/>
+        </w:rPr>
+      </w:pPr>
+      <w:r>
+        <w:rPr>
+          <w:rFonts w:ascii="Arial" w:cs="Arial" w:hAnsi="Arial"/>
           <w:b/>
           <w:bCs/>
           <w:szCs w:val="24"/>
@@ -1951,20 +1948,20 @@
       <w:pPr>
         <w:jc w:val="both"/>
         <w:rPr>
-          <w:rFonts w:ascii="Arial" w:hAnsi="Arial" w:cs="Arial"/>
-          <w:szCs w:val="24"/>
-        </w:rPr>
-      </w:pPr>
-      <w:r>
-        <w:rPr>
-          <w:rFonts w:ascii="Arial" w:hAnsi="Arial" w:cs="Arial"/>
+          <w:rFonts w:ascii="Arial" w:cs="Arial" w:hAnsi="Arial"/>
+          <w:szCs w:val="24"/>
+        </w:rPr>
+      </w:pPr>
+      <w:r>
+        <w:rPr>
+          <w:rFonts w:ascii="Arial" w:cs="Arial" w:hAnsi="Arial"/>
           <w:szCs w:val="24"/>
         </w:rPr>
         <w:t xml:space="preserve">The diaphragm is a dome-shaped muscle. It appears as a </w:t>
       </w:r>
       <w:r>
         <w:rPr>
-          <w:rFonts w:ascii="Arial" w:hAnsi="Arial" w:cs="Arial"/>
+          <w:rFonts w:ascii="Arial" w:cs="Arial" w:hAnsi="Arial"/>
           <w:b/>
           <w:bCs/>
           <w:szCs w:val="24"/>
@@ -1973,7 +1970,7 @@
       </w:r>
       <w:r>
         <w:rPr>
-          <w:rFonts w:ascii="Arial" w:hAnsi="Arial" w:cs="Arial"/>
+          <w:rFonts w:ascii="Arial" w:cs="Arial" w:hAnsi="Arial"/>
           <w:szCs w:val="24"/>
         </w:rPr>
         <w:t xml:space="preserve"> at the bottom of the lungs.</w:t>
@@ -1983,13 +1980,13 @@
       <w:pPr>
         <w:jc w:val="both"/>
         <w:rPr>
-          <w:rFonts w:ascii="Arial" w:hAnsi="Arial" w:cs="Arial"/>
-          <w:szCs w:val="24"/>
-        </w:rPr>
-      </w:pPr>
-      <w:r>
-        <w:rPr>
-          <w:rFonts w:ascii="Arial" w:hAnsi="Arial" w:cs="Arial"/>
+          <w:rFonts w:ascii="Arial" w:cs="Arial" w:hAnsi="Arial"/>
+          <w:szCs w:val="24"/>
+        </w:rPr>
+      </w:pPr>
+      <w:r>
+        <w:rPr>
+          <w:rFonts w:ascii="Arial" w:cs="Arial" w:hAnsi="Arial"/>
           <w:szCs w:val="24"/>
         </w:rPr>
         <w:t>Things radiologists look for:</w:t>
@@ -2003,13 +2000,13 @@
         </w:numPr>
         <w:jc w:val="both"/>
         <w:rPr>
-          <w:rFonts w:ascii="Arial" w:hAnsi="Arial" w:cs="Arial"/>
-          <w:szCs w:val="24"/>
-        </w:rPr>
-      </w:pPr>
-      <w:r>
-        <w:rPr>
-          <w:rFonts w:ascii="Arial" w:hAnsi="Arial" w:cs="Arial"/>
+          <w:rFonts w:ascii="Arial" w:cs="Arial" w:hAnsi="Arial"/>
+          <w:szCs w:val="24"/>
+        </w:rPr>
+      </w:pPr>
+      <w:r>
+        <w:rPr>
+          <w:rFonts w:ascii="Arial" w:cs="Arial" w:hAnsi="Arial"/>
           <w:szCs w:val="24"/>
         </w:rPr>
         <w:t>Sharp angles at the sides (costophrenic angles)</w:t>
@@ -2023,13 +2020,13 @@
         </w:numPr>
         <w:jc w:val="both"/>
         <w:rPr>
-          <w:rFonts w:ascii="Arial" w:hAnsi="Arial" w:cs="Arial"/>
-          <w:szCs w:val="24"/>
-        </w:rPr>
-      </w:pPr>
-      <w:r>
-        <w:rPr>
-          <w:rFonts w:ascii="Arial" w:hAnsi="Arial" w:cs="Arial"/>
+          <w:rFonts w:ascii="Arial" w:cs="Arial" w:hAnsi="Arial"/>
+          <w:szCs w:val="24"/>
+        </w:rPr>
+      </w:pPr>
+      <w:r>
+        <w:rPr>
+          <w:rFonts w:ascii="Arial" w:cs="Arial" w:hAnsi="Arial"/>
           <w:szCs w:val="24"/>
         </w:rPr>
         <w:t>Fluid → these angles become “blunted” (white triangle)</w:t>
@@ -2043,13 +2040,13 @@
         </w:numPr>
         <w:jc w:val="both"/>
         <w:rPr>
-          <w:rFonts w:ascii="Arial" w:hAnsi="Arial" w:cs="Arial"/>
-          <w:szCs w:val="24"/>
-        </w:rPr>
-      </w:pPr>
-      <w:r>
-        <w:rPr>
-          <w:rFonts w:ascii="Arial" w:hAnsi="Arial" w:cs="Arial"/>
+          <w:rFonts w:ascii="Arial" w:cs="Arial" w:hAnsi="Arial"/>
+          <w:szCs w:val="24"/>
+        </w:rPr>
+      </w:pPr>
+      <w:r>
+        <w:rPr>
+          <w:rFonts w:ascii="Arial" w:cs="Arial" w:hAnsi="Arial"/>
           <w:szCs w:val="24"/>
         </w:rPr>
         <w:t>Air under diaphragm → emergency (perforated bowel)</w:t>
@@ -2059,24 +2056,24 @@
       <w:pPr>
         <w:jc w:val="both"/>
         <w:rPr>
-          <w:rFonts w:ascii="Arial" w:hAnsi="Arial" w:cs="Arial"/>
-          <w:szCs w:val="24"/>
-        </w:rPr>
-      </w:pPr>
-    </w:p>
-    <w:p>
-      <w:pPr>
-        <w:jc w:val="both"/>
-        <w:rPr>
-          <w:rFonts w:ascii="Arial" w:hAnsi="Arial" w:cs="Arial"/>
-          <w:b/>
-          <w:bCs/>
-          <w:szCs w:val="24"/>
-        </w:rPr>
-      </w:pPr>
-      <w:r>
-        <w:rPr>
-          <w:rFonts w:ascii="Arial" w:hAnsi="Arial" w:cs="Arial"/>
+          <w:rFonts w:ascii="Arial" w:cs="Arial" w:hAnsi="Arial"/>
+          <w:szCs w:val="24"/>
+        </w:rPr>
+      </w:pPr>
+    </w:p>
+    <w:p>
+      <w:pPr>
+        <w:jc w:val="both"/>
+        <w:rPr>
+          <w:rFonts w:ascii="Arial" w:cs="Arial" w:hAnsi="Arial"/>
+          <w:b/>
+          <w:bCs/>
+          <w:szCs w:val="24"/>
+        </w:rPr>
+      </w:pPr>
+      <w:r>
+        <w:rPr>
+          <w:rFonts w:ascii="Arial" w:cs="Arial" w:hAnsi="Arial"/>
           <w:b/>
           <w:bCs/>
           <w:szCs w:val="24"/>
@@ -2085,7 +2082,7 @@
       </w:r>
       <w:r>
         <w:rPr>
-          <w:rFonts w:ascii="Arial" w:hAnsi="Arial" w:cs="Arial"/>
+          <w:rFonts w:ascii="Arial" w:cs="Arial" w:hAnsi="Arial"/>
           <w:b/>
           <w:bCs/>
           <w:szCs w:val="24"/>
@@ -2094,7 +2091,7 @@
       </w:r>
       <w:r>
         <w:rPr>
-          <w:rFonts w:ascii="Arial" w:hAnsi="Arial" w:cs="Arial"/>
+          <w:rFonts w:ascii="Arial" w:cs="Arial" w:hAnsi="Arial"/>
           <w:b/>
           <w:bCs/>
           <w:szCs w:val="24"/>
@@ -2106,13 +2103,13 @@
       <w:pPr>
         <w:jc w:val="both"/>
         <w:rPr>
-          <w:rFonts w:ascii="Arial" w:hAnsi="Arial" w:cs="Arial"/>
-          <w:szCs w:val="24"/>
-        </w:rPr>
-      </w:pPr>
-      <w:r>
-        <w:rPr>
-          <w:rFonts w:ascii="Arial" w:hAnsi="Arial" w:cs="Arial"/>
+          <w:rFonts w:ascii="Arial" w:cs="Arial" w:hAnsi="Arial"/>
+          <w:szCs w:val="24"/>
+        </w:rPr>
+      </w:pPr>
+      <w:r>
+        <w:rPr>
+          <w:rFonts w:ascii="Arial" w:cs="Arial" w:hAnsi="Arial"/>
           <w:szCs w:val="24"/>
         </w:rPr>
         <w:t>This is the key mechanism:</w:t>
@@ -2122,15 +2119,15 @@
       <w:pPr>
         <w:jc w:val="both"/>
         <w:rPr>
-          <w:rFonts w:ascii="Arial" w:hAnsi="Arial" w:cs="Arial"/>
-          <w:b/>
-          <w:bCs/>
-          <w:szCs w:val="24"/>
-        </w:rPr>
-      </w:pPr>
-      <w:r>
-        <w:rPr>
-          <w:rFonts w:ascii="Arial" w:hAnsi="Arial" w:cs="Arial"/>
+          <w:rFonts w:ascii="Arial" w:cs="Arial" w:hAnsi="Arial"/>
+          <w:b/>
+          <w:bCs/>
+          <w:szCs w:val="24"/>
+        </w:rPr>
+      </w:pPr>
+      <w:r>
+        <w:rPr>
+          <w:rFonts w:ascii="Arial" w:cs="Arial" w:hAnsi="Arial"/>
           <w:b/>
           <w:bCs/>
           <w:szCs w:val="24"/>
@@ -2142,20 +2139,20 @@
       <w:pPr>
         <w:jc w:val="both"/>
         <w:rPr>
-          <w:rFonts w:ascii="Arial" w:hAnsi="Arial" w:cs="Arial"/>
-          <w:szCs w:val="24"/>
-        </w:rPr>
-      </w:pPr>
-      <w:r>
-        <w:rPr>
-          <w:rFonts w:ascii="Arial" w:hAnsi="Arial" w:cs="Arial"/>
+          <w:rFonts w:ascii="Arial" w:cs="Arial" w:hAnsi="Arial"/>
+          <w:szCs w:val="24"/>
+        </w:rPr>
+      </w:pPr>
+      <w:r>
+        <w:rPr>
+          <w:rFonts w:ascii="Arial" w:cs="Arial" w:hAnsi="Arial"/>
           <w:szCs w:val="24"/>
         </w:rPr>
         <w:t>Air → X</w:t>
       </w:r>
       <w:r>
         <w:rPr>
-          <w:rFonts w:ascii="Arial" w:hAnsi="Arial" w:cs="Arial"/>
+          <w:rFonts w:ascii="Arial" w:cs="Arial" w:hAnsi="Arial"/>
           <w:szCs w:val="24"/>
         </w:rPr>
         <w:noBreakHyphen/>
@@ -2163,7 +2160,7 @@
       </w:r>
       <w:r>
         <w:rPr>
-          <w:rFonts w:ascii="Arial" w:hAnsi="Arial" w:cs="Arial"/>
+          <w:rFonts w:ascii="Arial" w:cs="Arial" w:hAnsi="Arial"/>
           <w:b/>
           <w:bCs/>
           <w:szCs w:val="24"/>
@@ -2175,15 +2172,15 @@
       <w:pPr>
         <w:jc w:val="both"/>
         <w:rPr>
-          <w:rFonts w:ascii="Arial" w:hAnsi="Arial" w:cs="Arial"/>
-          <w:b/>
-          <w:bCs/>
-          <w:szCs w:val="24"/>
-        </w:rPr>
-      </w:pPr>
-      <w:r>
-        <w:rPr>
-          <w:rFonts w:ascii="Arial" w:hAnsi="Arial" w:cs="Arial"/>
+          <w:rFonts w:ascii="Arial" w:cs="Arial" w:hAnsi="Arial"/>
+          <w:b/>
+          <w:bCs/>
+          <w:szCs w:val="24"/>
+        </w:rPr>
+      </w:pPr>
+      <w:r>
+        <w:rPr>
+          <w:rFonts w:ascii="Arial" w:cs="Arial" w:hAnsi="Arial"/>
           <w:b/>
           <w:bCs/>
           <w:szCs w:val="24"/>
@@ -2195,20 +2192,20 @@
       <w:pPr>
         <w:jc w:val="both"/>
         <w:rPr>
-          <w:rFonts w:ascii="Arial" w:hAnsi="Arial" w:cs="Arial"/>
-          <w:szCs w:val="24"/>
-        </w:rPr>
-      </w:pPr>
-      <w:r>
-        <w:rPr>
-          <w:rFonts w:ascii="Arial" w:hAnsi="Arial" w:cs="Arial"/>
+          <w:rFonts w:ascii="Arial" w:cs="Arial" w:hAnsi="Arial"/>
+          <w:szCs w:val="24"/>
+        </w:rPr>
+      </w:pPr>
+      <w:r>
+        <w:rPr>
+          <w:rFonts w:ascii="Arial" w:cs="Arial" w:hAnsi="Arial"/>
           <w:szCs w:val="24"/>
         </w:rPr>
         <w:t>Air spaces fill with fluid/pus → blocks X</w:t>
       </w:r>
       <w:r>
         <w:rPr>
-          <w:rFonts w:ascii="Arial" w:hAnsi="Arial" w:cs="Arial"/>
+          <w:rFonts w:ascii="Arial" w:cs="Arial" w:hAnsi="Arial"/>
           <w:szCs w:val="24"/>
         </w:rPr>
         <w:noBreakHyphen/>
@@ -2216,7 +2213,7 @@
       </w:r>
       <w:r>
         <w:rPr>
-          <w:rFonts w:ascii="Arial" w:hAnsi="Arial" w:cs="Arial"/>
+          <w:rFonts w:ascii="Arial" w:cs="Arial" w:hAnsi="Arial"/>
           <w:b/>
           <w:bCs/>
           <w:szCs w:val="24"/>
@@ -2228,15 +2225,15 @@
       <w:pPr>
         <w:jc w:val="both"/>
         <w:rPr>
-          <w:rFonts w:ascii="Arial" w:hAnsi="Arial" w:cs="Arial"/>
-          <w:b/>
-          <w:bCs/>
-          <w:szCs w:val="24"/>
-        </w:rPr>
-      </w:pPr>
-      <w:r>
-        <w:rPr>
-          <w:rFonts w:ascii="Arial" w:hAnsi="Arial" w:cs="Arial"/>
+          <w:rFonts w:ascii="Arial" w:cs="Arial" w:hAnsi="Arial"/>
+          <w:b/>
+          <w:bCs/>
+          <w:szCs w:val="24"/>
+        </w:rPr>
+      </w:pPr>
+      <w:r>
+        <w:rPr>
+          <w:rFonts w:ascii="Arial" w:cs="Arial" w:hAnsi="Arial"/>
           <w:b/>
           <w:bCs/>
           <w:szCs w:val="24"/>
@@ -2248,20 +2245,20 @@
       <w:pPr>
         <w:jc w:val="both"/>
         <w:rPr>
-          <w:rFonts w:ascii="Arial" w:hAnsi="Arial" w:cs="Arial"/>
-          <w:szCs w:val="24"/>
-        </w:rPr>
-      </w:pPr>
-      <w:r>
-        <w:rPr>
-          <w:rFonts w:ascii="Arial" w:hAnsi="Arial" w:cs="Arial"/>
+          <w:rFonts w:ascii="Arial" w:cs="Arial" w:hAnsi="Arial"/>
+          <w:szCs w:val="24"/>
+        </w:rPr>
+      </w:pPr>
+      <w:r>
+        <w:rPr>
+          <w:rFonts w:ascii="Arial" w:cs="Arial" w:hAnsi="Arial"/>
           <w:szCs w:val="24"/>
         </w:rPr>
         <w:t>Extra air outside lung → even more X</w:t>
       </w:r>
       <w:r>
         <w:rPr>
-          <w:rFonts w:ascii="Arial" w:hAnsi="Arial" w:cs="Arial"/>
+          <w:rFonts w:ascii="Arial" w:cs="Arial" w:hAnsi="Arial"/>
           <w:szCs w:val="24"/>
         </w:rPr>
         <w:noBreakHyphen/>
@@ -2269,7 +2266,7 @@
       </w:r>
       <w:r>
         <w:rPr>
-          <w:rFonts w:ascii="Arial" w:hAnsi="Arial" w:cs="Arial"/>
+          <w:rFonts w:ascii="Arial" w:cs="Arial" w:hAnsi="Arial"/>
           <w:b/>
           <w:bCs/>
           <w:szCs w:val="24"/>
@@ -2281,15 +2278,15 @@
       <w:pPr>
         <w:jc w:val="both"/>
         <w:rPr>
-          <w:rFonts w:ascii="Arial" w:hAnsi="Arial" w:cs="Arial"/>
-          <w:b/>
-          <w:bCs/>
-          <w:szCs w:val="24"/>
-        </w:rPr>
-      </w:pPr>
-      <w:r>
-        <w:rPr>
-          <w:rFonts w:ascii="Arial" w:hAnsi="Arial" w:cs="Arial"/>
+          <w:rFonts w:ascii="Arial" w:cs="Arial" w:hAnsi="Arial"/>
+          <w:b/>
+          <w:bCs/>
+          <w:szCs w:val="24"/>
+        </w:rPr>
+      </w:pPr>
+      <w:r>
+        <w:rPr>
+          <w:rFonts w:ascii="Arial" w:cs="Arial" w:hAnsi="Arial"/>
           <w:b/>
           <w:bCs/>
           <w:szCs w:val="24"/>
@@ -2301,22 +2298,22 @@
       <w:pPr>
         <w:jc w:val="both"/>
         <w:rPr>
-          <w:rFonts w:ascii="Arial" w:hAnsi="Arial" w:cs="Arial"/>
-          <w:b/>
-          <w:bCs/>
-          <w:szCs w:val="24"/>
-        </w:rPr>
-      </w:pPr>
-      <w:r>
-        <w:rPr>
-          <w:rFonts w:ascii="Arial" w:hAnsi="Arial" w:cs="Arial"/>
+          <w:rFonts w:ascii="Arial" w:cs="Arial" w:hAnsi="Arial"/>
+          <w:b/>
+          <w:bCs/>
+          <w:szCs w:val="24"/>
+        </w:rPr>
+      </w:pPr>
+      <w:r>
+        <w:rPr>
+          <w:rFonts w:ascii="Arial" w:cs="Arial" w:hAnsi="Arial"/>
           <w:szCs w:val="24"/>
         </w:rPr>
         <w:t>Dense tissue → blocks X</w:t>
       </w:r>
       <w:r>
         <w:rPr>
-          <w:rFonts w:ascii="Arial" w:hAnsi="Arial" w:cs="Arial"/>
+          <w:rFonts w:ascii="Arial" w:cs="Arial" w:hAnsi="Arial"/>
           <w:szCs w:val="24"/>
         </w:rPr>
         <w:noBreakHyphen/>
@@ -2324,7 +2321,7 @@
       </w:r>
       <w:r>
         <w:rPr>
-          <w:rFonts w:ascii="Arial" w:hAnsi="Arial" w:cs="Arial"/>
+          <w:rFonts w:ascii="Arial" w:cs="Arial" w:hAnsi="Arial"/>
           <w:b/>
           <w:bCs/>
           <w:szCs w:val="24"/>
@@ -2336,15 +2333,15 @@
       <w:pPr>
         <w:jc w:val="both"/>
         <w:rPr>
-          <w:rFonts w:ascii="Arial" w:hAnsi="Arial" w:cs="Arial"/>
-          <w:b/>
-          <w:bCs/>
-          <w:szCs w:val="24"/>
-        </w:rPr>
-      </w:pPr>
-      <w:r>
-        <w:rPr>
-          <w:rFonts w:ascii="Arial" w:hAnsi="Arial" w:cs="Arial"/>
+          <w:rFonts w:ascii="Arial" w:cs="Arial" w:hAnsi="Arial"/>
+          <w:b/>
+          <w:bCs/>
+          <w:szCs w:val="24"/>
+        </w:rPr>
+      </w:pPr>
+      <w:r>
+        <w:rPr>
+          <w:rFonts w:ascii="Arial" w:cs="Arial" w:hAnsi="Arial"/>
           <w:b/>
           <w:bCs/>
           <w:szCs w:val="24"/>
@@ -2356,20 +2353,19 @@
       <w:pPr>
         <w:jc w:val="both"/>
         <w:rPr>
-          <w:rFonts w:ascii="Arial" w:hAnsi="Arial" w:cs="Arial"/>
-          <w:b/>
-          <w:bCs/>
-          <w:szCs w:val="24"/>
-        </w:rPr>
-      </w:pPr>
-      <w:r>
-        <w:rPr>
-          <w:rFonts w:ascii="Arial" w:hAnsi="Arial" w:cs="Arial"/>
-          <w:b/>
-          <w:bCs/>
-          <w:szCs w:val="24"/>
-        </w:rPr>
-        <w:lastRenderedPageBreak/>
+          <w:rFonts w:ascii="Arial" w:cs="Arial" w:hAnsi="Arial"/>
+          <w:b/>
+          <w:bCs/>
+          <w:szCs w:val="24"/>
+        </w:rPr>
+      </w:pPr>
+      <w:r>
+        <w:rPr>
+          <w:rFonts w:ascii="Arial" w:cs="Arial" w:hAnsi="Arial"/>
+          <w:b/>
+          <w:bCs/>
+          <w:szCs w:val="24"/>
+        </w:rPr>
         <w:t>4. The Physics Behind It (Simple Version)</w:t>
       </w:r>
     </w:p>
@@ -2377,20 +2373,20 @@
       <w:pPr>
         <w:jc w:val="both"/>
         <w:rPr>
-          <w:rFonts w:ascii="Arial" w:hAnsi="Arial" w:cs="Arial"/>
-          <w:szCs w:val="24"/>
-        </w:rPr>
-      </w:pPr>
-      <w:r>
-        <w:rPr>
-          <w:rFonts w:ascii="Arial" w:hAnsi="Arial" w:cs="Arial"/>
+          <w:rFonts w:ascii="Arial" w:cs="Arial" w:hAnsi="Arial"/>
+          <w:szCs w:val="24"/>
+        </w:rPr>
+      </w:pPr>
+      <w:r>
+        <w:rPr>
+          <w:rFonts w:ascii="Arial" w:cs="Arial" w:hAnsi="Arial"/>
           <w:szCs w:val="24"/>
         </w:rPr>
         <w:t>X</w:t>
       </w:r>
       <w:r>
         <w:rPr>
-          <w:rFonts w:ascii="Arial" w:hAnsi="Arial" w:cs="Arial"/>
+          <w:rFonts w:ascii="Arial" w:cs="Arial" w:hAnsi="Arial"/>
           <w:szCs w:val="24"/>
         </w:rPr>
         <w:noBreakHyphen/>
@@ -2398,7 +2394,7 @@
       </w:r>
       <w:r>
         <w:rPr>
-          <w:rFonts w:ascii="Arial" w:hAnsi="Arial" w:cs="Arial"/>
+          <w:rFonts w:ascii="Arial" w:cs="Arial" w:hAnsi="Arial"/>
           <w:szCs w:val="24"/>
         </w:rPr>
         <w:noBreakHyphen/>
@@ -2413,13 +2409,13 @@
         </w:numPr>
         <w:jc w:val="both"/>
         <w:rPr>
-          <w:rFonts w:ascii="Arial" w:hAnsi="Arial" w:cs="Arial"/>
-          <w:szCs w:val="24"/>
-        </w:rPr>
-      </w:pPr>
-      <w:r>
-        <w:rPr>
-          <w:rFonts w:ascii="Arial" w:hAnsi="Arial" w:cs="Arial"/>
+          <w:rFonts w:ascii="Arial" w:cs="Arial" w:hAnsi="Arial"/>
+          <w:szCs w:val="24"/>
+        </w:rPr>
+      </w:pPr>
+      <w:r>
+        <w:rPr>
+          <w:rFonts w:ascii="Arial" w:cs="Arial" w:hAnsi="Arial"/>
           <w:b/>
           <w:bCs/>
           <w:szCs w:val="24"/>
@@ -2428,7 +2424,7 @@
       </w:r>
       <w:r>
         <w:rPr>
-          <w:rFonts w:ascii="Arial" w:hAnsi="Arial" w:cs="Arial"/>
+          <w:rFonts w:ascii="Arial" w:cs="Arial" w:hAnsi="Arial"/>
           <w:szCs w:val="24"/>
         </w:rPr>
         <w:t xml:space="preserve"> hardly absorbs them → black</w:t>
@@ -2442,13 +2438,13 @@
         </w:numPr>
         <w:jc w:val="both"/>
         <w:rPr>
-          <w:rFonts w:ascii="Arial" w:hAnsi="Arial" w:cs="Arial"/>
-          <w:szCs w:val="24"/>
-        </w:rPr>
-      </w:pPr>
-      <w:r>
-        <w:rPr>
-          <w:rFonts w:ascii="Arial" w:hAnsi="Arial" w:cs="Arial"/>
+          <w:rFonts w:ascii="Arial" w:cs="Arial" w:hAnsi="Arial"/>
+          <w:szCs w:val="24"/>
+        </w:rPr>
+      </w:pPr>
+      <w:r>
+        <w:rPr>
+          <w:rFonts w:ascii="Arial" w:cs="Arial" w:hAnsi="Arial"/>
           <w:b/>
           <w:bCs/>
           <w:szCs w:val="24"/>
@@ -2457,7 +2453,7 @@
       </w:r>
       <w:r>
         <w:rPr>
-          <w:rFonts w:ascii="Arial" w:hAnsi="Arial" w:cs="Arial"/>
+          <w:rFonts w:ascii="Arial" w:cs="Arial" w:hAnsi="Arial"/>
           <w:szCs w:val="24"/>
         </w:rPr>
         <w:t xml:space="preserve"> absorbs some → grey</w:t>
@@ -2471,13 +2467,13 @@
         </w:numPr>
         <w:jc w:val="both"/>
         <w:rPr>
-          <w:rFonts w:ascii="Arial" w:hAnsi="Arial" w:cs="Arial"/>
-          <w:szCs w:val="24"/>
-        </w:rPr>
-      </w:pPr>
-      <w:r>
-        <w:rPr>
-          <w:rFonts w:ascii="Arial" w:hAnsi="Arial" w:cs="Arial"/>
+          <w:rFonts w:ascii="Arial" w:cs="Arial" w:hAnsi="Arial"/>
+          <w:szCs w:val="24"/>
+        </w:rPr>
+      </w:pPr>
+      <w:r>
+        <w:rPr>
+          <w:rFonts w:ascii="Arial" w:cs="Arial" w:hAnsi="Arial"/>
           <w:b/>
           <w:bCs/>
           <w:szCs w:val="24"/>
@@ -2486,7 +2482,7 @@
       </w:r>
       <w:r>
         <w:rPr>
-          <w:rFonts w:ascii="Arial" w:hAnsi="Arial" w:cs="Arial"/>
+          <w:rFonts w:ascii="Arial" w:cs="Arial" w:hAnsi="Arial"/>
           <w:szCs w:val="24"/>
         </w:rPr>
         <w:t xml:space="preserve"> absorbs a lot → white</w:t>
@@ -2500,13 +2496,13 @@
         </w:numPr>
         <w:jc w:val="both"/>
         <w:rPr>
-          <w:rFonts w:ascii="Arial" w:hAnsi="Arial" w:cs="Arial"/>
-          <w:szCs w:val="24"/>
-        </w:rPr>
-      </w:pPr>
-      <w:r>
-        <w:rPr>
-          <w:rFonts w:ascii="Arial" w:hAnsi="Arial" w:cs="Arial"/>
+          <w:rFonts w:ascii="Arial" w:cs="Arial" w:hAnsi="Arial"/>
+          <w:szCs w:val="24"/>
+        </w:rPr>
+      </w:pPr>
+      <w:r>
+        <w:rPr>
+          <w:rFonts w:ascii="Arial" w:cs="Arial" w:hAnsi="Arial"/>
           <w:b/>
           <w:bCs/>
           <w:szCs w:val="24"/>
@@ -2515,7 +2511,7 @@
       </w:r>
       <w:r>
         <w:rPr>
-          <w:rFonts w:ascii="Arial" w:hAnsi="Arial" w:cs="Arial"/>
+          <w:rFonts w:ascii="Arial" w:cs="Arial" w:hAnsi="Arial"/>
           <w:szCs w:val="24"/>
         </w:rPr>
         <w:t xml:space="preserve"> absorbs almost all → very white</w:t>
@@ -2525,13 +2521,13 @@
       <w:pPr>
         <w:jc w:val="both"/>
         <w:rPr>
-          <w:rFonts w:ascii="Arial" w:hAnsi="Arial" w:cs="Arial"/>
-          <w:szCs w:val="24"/>
-        </w:rPr>
-      </w:pPr>
-      <w:r>
-        <w:rPr>
-          <w:rFonts w:ascii="Arial" w:hAnsi="Arial" w:cs="Arial"/>
+          <w:rFonts w:ascii="Arial" w:cs="Arial" w:hAnsi="Arial"/>
+          <w:szCs w:val="24"/>
+        </w:rPr>
+      </w:pPr>
+      <w:r>
+        <w:rPr>
+          <w:rFonts w:ascii="Arial" w:cs="Arial" w:hAnsi="Arial"/>
           <w:szCs w:val="24"/>
         </w:rPr>
         <w:t>The detector records how many photons reach it, creating the image.</w:t>
@@ -2541,24 +2537,24 @@
       <w:pPr>
         <w:jc w:val="both"/>
         <w:rPr>
-          <w:rFonts w:ascii="Arial" w:hAnsi="Arial" w:cs="Arial"/>
-          <w:szCs w:val="24"/>
-        </w:rPr>
-      </w:pPr>
-    </w:p>
-    <w:p>
-      <w:pPr>
-        <w:jc w:val="both"/>
-        <w:rPr>
-          <w:rFonts w:ascii="Arial" w:hAnsi="Arial" w:cs="Arial"/>
-          <w:b/>
-          <w:bCs/>
-          <w:szCs w:val="24"/>
-        </w:rPr>
-      </w:pPr>
-      <w:r>
-        <w:rPr>
-          <w:rFonts w:ascii="Arial" w:hAnsi="Arial" w:cs="Arial"/>
+          <w:rFonts w:ascii="Arial" w:cs="Arial" w:hAnsi="Arial"/>
+          <w:szCs w:val="24"/>
+        </w:rPr>
+      </w:pPr>
+    </w:p>
+    <w:p>
+      <w:pPr>
+        <w:jc w:val="both"/>
+        <w:rPr>
+          <w:rFonts w:ascii="Arial" w:cs="Arial" w:hAnsi="Arial"/>
+          <w:b/>
+          <w:bCs/>
+          <w:szCs w:val="24"/>
+        </w:rPr>
+      </w:pPr>
+      <w:r>
+        <w:rPr>
+          <w:rFonts w:ascii="Arial" w:cs="Arial" w:hAnsi="Arial"/>
           <w:b/>
           <w:bCs/>
           <w:szCs w:val="24"/>
@@ -2567,7 +2563,7 @@
       </w:r>
       <w:r>
         <w:rPr>
-          <w:rFonts w:ascii="Arial" w:hAnsi="Arial" w:cs="Arial"/>
+          <w:rFonts w:ascii="Arial" w:cs="Arial" w:hAnsi="Arial"/>
           <w:b/>
           <w:bCs/>
           <w:szCs w:val="24"/>
@@ -2579,24 +2575,24 @@
       <w:pPr>
         <w:jc w:val="both"/>
         <w:rPr>
-          <w:rFonts w:ascii="Arial" w:hAnsi="Arial" w:cs="Arial"/>
-          <w:szCs w:val="24"/>
-        </w:rPr>
-      </w:pPr>
-    </w:p>
-    <w:p>
-      <w:pPr>
-        <w:jc w:val="both"/>
-        <w:rPr>
-          <w:rFonts w:ascii="Arial" w:hAnsi="Arial" w:cs="Arial"/>
-          <w:b/>
-          <w:bCs/>
-          <w:szCs w:val="24"/>
-        </w:rPr>
-      </w:pPr>
-      <w:r>
-        <w:rPr>
-          <w:rFonts w:ascii="Arial" w:hAnsi="Arial" w:cs="Arial"/>
+          <w:rFonts w:ascii="Arial" w:cs="Arial" w:hAnsi="Arial"/>
+          <w:szCs w:val="24"/>
+        </w:rPr>
+      </w:pPr>
+    </w:p>
+    <w:p>
+      <w:pPr>
+        <w:jc w:val="both"/>
+        <w:rPr>
+          <w:rFonts w:ascii="Arial" w:cs="Arial" w:hAnsi="Arial"/>
+          <w:b/>
+          <w:bCs/>
+          <w:szCs w:val="24"/>
+        </w:rPr>
+      </w:pPr>
+      <w:r>
+        <w:rPr>
+          <w:rFonts w:ascii="Arial" w:cs="Arial" w:hAnsi="Arial"/>
           <w:b/>
           <w:bCs/>
           <w:szCs w:val="24"/>
@@ -2608,20 +2604,20 @@
       <w:pPr>
         <w:jc w:val="both"/>
         <w:rPr>
-          <w:rFonts w:ascii="Arial" w:hAnsi="Arial" w:cs="Arial"/>
-          <w:szCs w:val="24"/>
-        </w:rPr>
-      </w:pPr>
-      <w:r>
-        <w:rPr>
-          <w:rFonts w:ascii="Arial" w:hAnsi="Arial" w:cs="Arial"/>
+          <w:rFonts w:ascii="Arial" w:cs="Arial" w:hAnsi="Arial"/>
+          <w:szCs w:val="24"/>
+        </w:rPr>
+      </w:pPr>
+      <w:r>
+        <w:rPr>
+          <w:rFonts w:ascii="Arial" w:cs="Arial" w:hAnsi="Arial"/>
           <w:szCs w:val="24"/>
         </w:rPr>
         <w:t xml:space="preserve">This is the most common type — and the one that is </w:t>
       </w:r>
       <w:r>
         <w:rPr>
-          <w:rFonts w:ascii="Arial" w:hAnsi="Arial" w:cs="Arial"/>
+          <w:rFonts w:ascii="Arial" w:cs="Arial" w:hAnsi="Arial"/>
           <w:b/>
           <w:bCs/>
           <w:szCs w:val="24"/>
@@ -2630,7 +2626,7 @@
       </w:r>
       <w:r>
         <w:rPr>
-          <w:rFonts w:ascii="Arial" w:hAnsi="Arial" w:cs="Arial"/>
+          <w:rFonts w:ascii="Arial" w:cs="Arial" w:hAnsi="Arial"/>
           <w:szCs w:val="24"/>
         </w:rPr>
         <w:t>.</w:t>
@@ -2644,20 +2640,20 @@
         </w:numPr>
         <w:jc w:val="both"/>
         <w:rPr>
-          <w:rFonts w:ascii="Arial" w:hAnsi="Arial" w:cs="Arial"/>
-          <w:szCs w:val="24"/>
-        </w:rPr>
-      </w:pPr>
-      <w:r>
-        <w:rPr>
-          <w:rFonts w:ascii="Arial" w:hAnsi="Arial" w:cs="Arial"/>
+          <w:rFonts w:ascii="Arial" w:cs="Arial" w:hAnsi="Arial"/>
+          <w:szCs w:val="24"/>
+        </w:rPr>
+      </w:pPr>
+      <w:r>
+        <w:rPr>
+          <w:rFonts w:ascii="Arial" w:cs="Arial" w:hAnsi="Arial"/>
           <w:szCs w:val="24"/>
         </w:rPr>
         <w:t xml:space="preserve">Treated with </w:t>
       </w:r>
       <w:r>
         <w:rPr>
-          <w:rFonts w:ascii="Arial" w:hAnsi="Arial" w:cs="Arial"/>
+          <w:rFonts w:ascii="Arial" w:cs="Arial" w:hAnsi="Arial"/>
           <w:b/>
           <w:bCs/>
           <w:szCs w:val="24"/>
@@ -2673,20 +2669,20 @@
         </w:numPr>
         <w:jc w:val="both"/>
         <w:rPr>
-          <w:rFonts w:ascii="Arial" w:hAnsi="Arial" w:cs="Arial"/>
-          <w:szCs w:val="24"/>
-        </w:rPr>
-      </w:pPr>
-      <w:r>
-        <w:rPr>
-          <w:rFonts w:ascii="Arial" w:hAnsi="Arial" w:cs="Arial"/>
+          <w:rFonts w:ascii="Arial" w:cs="Arial" w:hAnsi="Arial"/>
+          <w:szCs w:val="24"/>
+        </w:rPr>
+      </w:pPr>
+      <w:r>
+        <w:rPr>
+          <w:rFonts w:ascii="Arial" w:cs="Arial" w:hAnsi="Arial"/>
           <w:szCs w:val="24"/>
         </w:rPr>
         <w:t xml:space="preserve">Most healthy adults recover in </w:t>
       </w:r>
       <w:r>
         <w:rPr>
-          <w:rFonts w:ascii="Arial" w:hAnsi="Arial" w:cs="Arial"/>
+          <w:rFonts w:ascii="Arial" w:cs="Arial" w:hAnsi="Arial"/>
           <w:b/>
           <w:bCs/>
           <w:szCs w:val="24"/>
@@ -2702,20 +2698,20 @@
         </w:numPr>
         <w:jc w:val="both"/>
         <w:rPr>
-          <w:rFonts w:ascii="Arial" w:hAnsi="Arial" w:cs="Arial"/>
-          <w:szCs w:val="24"/>
-        </w:rPr>
-      </w:pPr>
-      <w:r>
-        <w:rPr>
-          <w:rFonts w:ascii="Arial" w:hAnsi="Arial" w:cs="Arial"/>
+          <w:rFonts w:ascii="Arial" w:cs="Arial" w:hAnsi="Arial"/>
+          <w:szCs w:val="24"/>
+        </w:rPr>
+      </w:pPr>
+      <w:r>
+        <w:rPr>
+          <w:rFonts w:ascii="Arial" w:cs="Arial" w:hAnsi="Arial"/>
           <w:szCs w:val="24"/>
         </w:rPr>
         <w:t>Chest X</w:t>
       </w:r>
       <w:r>
         <w:rPr>
-          <w:rFonts w:ascii="Arial" w:hAnsi="Arial" w:cs="Arial"/>
+          <w:rFonts w:ascii="Arial" w:cs="Arial" w:hAnsi="Arial"/>
           <w:szCs w:val="24"/>
         </w:rPr>
         <w:noBreakHyphen/>
@@ -2723,7 +2719,7 @@
       </w:r>
       <w:r>
         <w:rPr>
-          <w:rFonts w:ascii="Arial" w:hAnsi="Arial" w:cs="Arial"/>
+          <w:rFonts w:ascii="Arial" w:cs="Arial" w:hAnsi="Arial"/>
           <w:b/>
           <w:bCs/>
           <w:szCs w:val="24"/>
@@ -2732,7 +2728,7 @@
       </w:r>
       <w:r>
         <w:rPr>
-          <w:rFonts w:ascii="Arial" w:hAnsi="Arial" w:cs="Arial"/>
+          <w:rFonts w:ascii="Arial" w:cs="Arial" w:hAnsi="Arial"/>
           <w:szCs w:val="24"/>
         </w:rPr>
         <w:t xml:space="preserve"> to fully clear even after you feel better</w:t>
@@ -2742,13 +2738,13 @@
       <w:pPr>
         <w:jc w:val="both"/>
         <w:rPr>
-          <w:rFonts w:ascii="Arial" w:hAnsi="Arial" w:cs="Arial"/>
-          <w:szCs w:val="24"/>
-        </w:rPr>
-      </w:pPr>
-      <w:r>
-        <w:rPr>
-          <w:rFonts w:ascii="Arial" w:hAnsi="Arial" w:cs="Arial"/>
+          <w:rFonts w:ascii="Arial" w:cs="Arial" w:hAnsi="Arial"/>
+          <w:szCs w:val="24"/>
+        </w:rPr>
+      </w:pPr>
+      <w:r>
+        <w:rPr>
+          <w:rFonts w:ascii="Arial" w:cs="Arial" w:hAnsi="Arial"/>
           <w:szCs w:val="24"/>
         </w:rPr>
         <w:t>This is the type with the highest cure rate.</w:t>
@@ -2758,24 +2754,24 @@
       <w:pPr>
         <w:jc w:val="both"/>
         <w:rPr>
-          <w:rFonts w:ascii="Arial" w:hAnsi="Arial" w:cs="Arial"/>
-          <w:szCs w:val="24"/>
-        </w:rPr>
-      </w:pPr>
-    </w:p>
-    <w:p>
-      <w:pPr>
-        <w:jc w:val="both"/>
-        <w:rPr>
-          <w:rFonts w:ascii="Arial" w:hAnsi="Arial" w:cs="Arial"/>
-          <w:b/>
-          <w:bCs/>
-          <w:szCs w:val="24"/>
-        </w:rPr>
-      </w:pPr>
-      <w:r>
-        <w:rPr>
-          <w:rFonts w:ascii="Arial" w:hAnsi="Arial" w:cs="Arial"/>
+          <w:rFonts w:ascii="Arial" w:cs="Arial" w:hAnsi="Arial"/>
+          <w:szCs w:val="24"/>
+        </w:rPr>
+      </w:pPr>
+    </w:p>
+    <w:p>
+      <w:pPr>
+        <w:jc w:val="both"/>
+        <w:rPr>
+          <w:rFonts w:ascii="Arial" w:cs="Arial" w:hAnsi="Arial"/>
+          <w:b/>
+          <w:bCs/>
+          <w:szCs w:val="24"/>
+        </w:rPr>
+      </w:pPr>
+      <w:r>
+        <w:rPr>
+          <w:rFonts w:ascii="Arial" w:cs="Arial" w:hAnsi="Arial"/>
           <w:b/>
           <w:bCs/>
           <w:szCs w:val="24"/>
@@ -2787,13 +2783,13 @@
       <w:pPr>
         <w:jc w:val="both"/>
         <w:rPr>
-          <w:rFonts w:ascii="Arial" w:hAnsi="Arial" w:cs="Arial"/>
-          <w:szCs w:val="24"/>
-        </w:rPr>
-      </w:pPr>
-      <w:r>
-        <w:rPr>
-          <w:rFonts w:ascii="Arial" w:hAnsi="Arial" w:cs="Arial"/>
+          <w:rFonts w:ascii="Arial" w:cs="Arial" w:hAnsi="Arial"/>
+          <w:szCs w:val="24"/>
+        </w:rPr>
+      </w:pPr>
+      <w:r>
+        <w:rPr>
+          <w:rFonts w:ascii="Arial" w:cs="Arial" w:hAnsi="Arial"/>
           <w:szCs w:val="24"/>
         </w:rPr>
         <w:t>Caused by viruses like influenza, RSV, or COVID.</w:t>
@@ -2807,31 +2803,31 @@
         </w:numPr>
         <w:jc w:val="both"/>
         <w:rPr>
-          <w:rFonts w:ascii="Arial" w:hAnsi="Arial" w:cs="Arial"/>
-          <w:szCs w:val="24"/>
-        </w:rPr>
-      </w:pPr>
-      <w:r>
-        <w:rPr>
-          <w:rFonts w:ascii="Arial" w:hAnsi="Arial" w:cs="Arial"/>
-          <w:b/>
-          <w:bCs/>
-          <w:color w:val="EE0000"/>
+          <w:rFonts w:ascii="Arial" w:cs="Arial" w:hAnsi="Arial"/>
+          <w:szCs w:val="24"/>
+        </w:rPr>
+      </w:pPr>
+      <w:r>
+        <w:rPr>
+          <w:rFonts w:ascii="Arial" w:cs="Arial" w:hAnsi="Arial"/>
+          <w:b/>
+          <w:bCs/>
+          <w:color w:val="ee0000"/>
           <w:szCs w:val="24"/>
         </w:rPr>
         <w:t>Antibiotics don’t work</w:t>
       </w:r>
       <w:r>
         <w:rPr>
-          <w:rFonts w:ascii="Arial" w:hAnsi="Arial" w:cs="Arial"/>
-          <w:color w:val="EE0000"/>
+          <w:rFonts w:ascii="Arial" w:cs="Arial" w:hAnsi="Arial"/>
+          <w:color w:val="ee0000"/>
           <w:szCs w:val="24"/>
         </w:rPr>
         <w:t xml:space="preserve"> </w:t>
       </w:r>
       <w:r>
         <w:rPr>
-          <w:rFonts w:ascii="Arial" w:hAnsi="Arial" w:cs="Arial"/>
+          <w:rFonts w:ascii="Arial" w:cs="Arial" w:hAnsi="Arial"/>
           <w:szCs w:val="24"/>
         </w:rPr>
         <w:t>on viruses</w:t>
@@ -2845,13 +2841,13 @@
         </w:numPr>
         <w:jc w:val="both"/>
         <w:rPr>
-          <w:rFonts w:ascii="Arial" w:hAnsi="Arial" w:cs="Arial"/>
-          <w:szCs w:val="24"/>
-        </w:rPr>
-      </w:pPr>
-      <w:r>
-        <w:rPr>
-          <w:rFonts w:ascii="Arial" w:hAnsi="Arial" w:cs="Arial"/>
+          <w:rFonts w:ascii="Arial" w:cs="Arial" w:hAnsi="Arial"/>
+          <w:szCs w:val="24"/>
+        </w:rPr>
+      </w:pPr>
+      <w:r>
+        <w:rPr>
+          <w:rFonts w:ascii="Arial" w:cs="Arial" w:hAnsi="Arial"/>
           <w:szCs w:val="24"/>
         </w:rPr>
         <w:t>Treatment focuses on rest, fluids, oxygen if needed</w:t>
@@ -2865,13 +2861,13 @@
         </w:numPr>
         <w:jc w:val="both"/>
         <w:rPr>
-          <w:rFonts w:ascii="Arial" w:hAnsi="Arial" w:cs="Arial"/>
-          <w:szCs w:val="24"/>
-        </w:rPr>
-      </w:pPr>
-      <w:r>
-        <w:rPr>
-          <w:rFonts w:ascii="Arial" w:hAnsi="Arial" w:cs="Arial"/>
+          <w:rFonts w:ascii="Arial" w:cs="Arial" w:hAnsi="Arial"/>
+          <w:szCs w:val="24"/>
+        </w:rPr>
+      </w:pPr>
+      <w:r>
+        <w:rPr>
+          <w:rFonts w:ascii="Arial" w:cs="Arial" w:hAnsi="Arial"/>
           <w:szCs w:val="24"/>
         </w:rPr>
         <w:t>Many cases improve on their own</w:t>
@@ -2885,13 +2881,13 @@
         </w:numPr>
         <w:jc w:val="both"/>
         <w:rPr>
-          <w:rFonts w:ascii="Arial" w:hAnsi="Arial" w:cs="Arial"/>
-          <w:szCs w:val="24"/>
-        </w:rPr>
-      </w:pPr>
-      <w:r>
-        <w:rPr>
-          <w:rFonts w:ascii="Arial" w:hAnsi="Arial" w:cs="Arial"/>
+          <w:rFonts w:ascii="Arial" w:cs="Arial" w:hAnsi="Arial"/>
+          <w:szCs w:val="24"/>
+        </w:rPr>
+      </w:pPr>
+      <w:r>
+        <w:rPr>
+          <w:rFonts w:ascii="Arial" w:cs="Arial" w:hAnsi="Arial"/>
           <w:szCs w:val="24"/>
         </w:rPr>
         <w:t>Some severe cases need hospital care</w:t>
@@ -2901,13 +2897,13 @@
       <w:pPr>
         <w:jc w:val="both"/>
         <w:rPr>
-          <w:rFonts w:ascii="Arial" w:hAnsi="Arial" w:cs="Arial"/>
-          <w:szCs w:val="24"/>
-        </w:rPr>
-      </w:pPr>
-      <w:r>
-        <w:rPr>
-          <w:rFonts w:ascii="Arial" w:hAnsi="Arial" w:cs="Arial"/>
+          <w:rFonts w:ascii="Arial" w:cs="Arial" w:hAnsi="Arial"/>
+          <w:szCs w:val="24"/>
+        </w:rPr>
+      </w:pPr>
+      <w:r>
+        <w:rPr>
+          <w:rFonts w:ascii="Arial" w:cs="Arial" w:hAnsi="Arial"/>
           <w:szCs w:val="24"/>
         </w:rPr>
         <w:t>Most people recover, but it can take longer than bacterial pneumonia.</w:t>
@@ -2917,24 +2913,24 @@
       <w:pPr>
         <w:jc w:val="both"/>
         <w:rPr>
-          <w:rFonts w:ascii="Arial" w:hAnsi="Arial" w:cs="Arial"/>
-          <w:szCs w:val="24"/>
-        </w:rPr>
-      </w:pPr>
-    </w:p>
-    <w:p>
-      <w:pPr>
-        <w:jc w:val="both"/>
-        <w:rPr>
-          <w:rFonts w:ascii="Arial" w:hAnsi="Arial" w:cs="Arial"/>
-          <w:b/>
-          <w:bCs/>
-          <w:szCs w:val="24"/>
-        </w:rPr>
-      </w:pPr>
-      <w:r>
-        <w:rPr>
-          <w:rFonts w:ascii="Arial" w:hAnsi="Arial" w:cs="Arial"/>
+          <w:rFonts w:ascii="Arial" w:cs="Arial" w:hAnsi="Arial"/>
+          <w:szCs w:val="24"/>
+        </w:rPr>
+      </w:pPr>
+    </w:p>
+    <w:p>
+      <w:pPr>
+        <w:jc w:val="both"/>
+        <w:rPr>
+          <w:rFonts w:ascii="Arial" w:cs="Arial" w:hAnsi="Arial"/>
+          <w:b/>
+          <w:bCs/>
+          <w:szCs w:val="24"/>
+        </w:rPr>
+      </w:pPr>
+      <w:r>
+        <w:rPr>
+          <w:rFonts w:ascii="Arial" w:cs="Arial" w:hAnsi="Arial"/>
           <w:b/>
           <w:bCs/>
           <w:szCs w:val="24"/>
@@ -2946,13 +2942,13 @@
       <w:pPr>
         <w:jc w:val="both"/>
         <w:rPr>
-          <w:rFonts w:ascii="Arial" w:hAnsi="Arial" w:cs="Arial"/>
-          <w:szCs w:val="24"/>
-        </w:rPr>
-      </w:pPr>
-      <w:r>
-        <w:rPr>
-          <w:rFonts w:ascii="Arial" w:hAnsi="Arial" w:cs="Arial"/>
+          <w:rFonts w:ascii="Arial" w:cs="Arial" w:hAnsi="Arial"/>
+          <w:szCs w:val="24"/>
+        </w:rPr>
+      </w:pPr>
+      <w:r>
+        <w:rPr>
+          <w:rFonts w:ascii="Arial" w:cs="Arial" w:hAnsi="Arial"/>
           <w:szCs w:val="24"/>
         </w:rPr>
         <w:t>Less common, usually in people with weakened immune systems.</w:t>
@@ -2966,20 +2962,20 @@
         </w:numPr>
         <w:jc w:val="both"/>
         <w:rPr>
-          <w:rFonts w:ascii="Arial" w:hAnsi="Arial" w:cs="Arial"/>
-          <w:szCs w:val="24"/>
-        </w:rPr>
-      </w:pPr>
-      <w:r>
-        <w:rPr>
-          <w:rFonts w:ascii="Arial" w:hAnsi="Arial" w:cs="Arial"/>
+          <w:rFonts w:ascii="Arial" w:cs="Arial" w:hAnsi="Arial"/>
+          <w:szCs w:val="24"/>
+        </w:rPr>
+      </w:pPr>
+      <w:r>
+        <w:rPr>
+          <w:rFonts w:ascii="Arial" w:cs="Arial" w:hAnsi="Arial"/>
           <w:szCs w:val="24"/>
         </w:rPr>
         <w:t xml:space="preserve">Treated with </w:t>
       </w:r>
       <w:r>
         <w:rPr>
-          <w:rFonts w:ascii="Arial" w:hAnsi="Arial" w:cs="Arial"/>
+          <w:rFonts w:ascii="Arial" w:cs="Arial" w:hAnsi="Arial"/>
           <w:b/>
           <w:bCs/>
           <w:szCs w:val="24"/>
@@ -2995,20 +2991,20 @@
         </w:numPr>
         <w:jc w:val="both"/>
         <w:rPr>
-          <w:rFonts w:ascii="Arial" w:hAnsi="Arial" w:cs="Arial"/>
-          <w:szCs w:val="24"/>
-        </w:rPr>
-      </w:pPr>
-      <w:r>
-        <w:rPr>
-          <w:rFonts w:ascii="Arial" w:hAnsi="Arial" w:cs="Arial"/>
+          <w:rFonts w:ascii="Arial" w:cs="Arial" w:hAnsi="Arial"/>
+          <w:szCs w:val="24"/>
+        </w:rPr>
+      </w:pPr>
+      <w:r>
+        <w:rPr>
+          <w:rFonts w:ascii="Arial" w:cs="Arial" w:hAnsi="Arial"/>
           <w:szCs w:val="24"/>
         </w:rPr>
         <w:t xml:space="preserve">Can be cured, but treatment may take </w:t>
       </w:r>
       <w:r>
         <w:rPr>
-          <w:rFonts w:ascii="Arial" w:hAnsi="Arial" w:cs="Arial"/>
+          <w:rFonts w:ascii="Arial" w:cs="Arial" w:hAnsi="Arial"/>
           <w:b/>
           <w:bCs/>
           <w:szCs w:val="24"/>
@@ -3020,20 +3016,19 @@
       <w:pPr>
         <w:jc w:val="both"/>
         <w:rPr>
-          <w:rFonts w:ascii="Arial" w:hAnsi="Arial" w:cs="Arial"/>
-          <w:b/>
-          <w:bCs/>
-          <w:szCs w:val="24"/>
-        </w:rPr>
-      </w:pPr>
-      <w:r>
-        <w:rPr>
-          <w:rFonts w:ascii="Arial" w:hAnsi="Arial" w:cs="Arial"/>
-          <w:b/>
-          <w:bCs/>
-          <w:szCs w:val="24"/>
-        </w:rPr>
-        <w:lastRenderedPageBreak/>
+          <w:rFonts w:ascii="Arial" w:cs="Arial" w:hAnsi="Arial"/>
+          <w:b/>
+          <w:bCs/>
+          <w:szCs w:val="24"/>
+        </w:rPr>
+      </w:pPr>
+      <w:r>
+        <w:rPr>
+          <w:rFonts w:ascii="Arial" w:cs="Arial" w:hAnsi="Arial"/>
+          <w:b/>
+          <w:bCs/>
+          <w:szCs w:val="24"/>
+        </w:rPr>
         <w:t>What Affects Recovery?</w:t>
       </w:r>
     </w:p>
@@ -3041,15 +3036,15 @@
       <w:pPr>
         <w:jc w:val="both"/>
         <w:rPr>
-          <w:rFonts w:ascii="Arial" w:hAnsi="Arial" w:cs="Arial"/>
-          <w:b/>
-          <w:bCs/>
-          <w:szCs w:val="24"/>
-        </w:rPr>
-      </w:pPr>
-      <w:r>
-        <w:rPr>
-          <w:rFonts w:ascii="Arial" w:hAnsi="Arial" w:cs="Arial"/>
+          <w:rFonts w:ascii="Arial" w:cs="Arial" w:hAnsi="Arial"/>
+          <w:b/>
+          <w:bCs/>
+          <w:szCs w:val="24"/>
+        </w:rPr>
+      </w:pPr>
+      <w:r>
+        <w:rPr>
+          <w:rFonts w:ascii="Arial" w:cs="Arial" w:hAnsi="Arial"/>
           <w:b/>
           <w:bCs/>
           <w:szCs w:val="24"/>
@@ -3065,13 +3060,13 @@
         </w:numPr>
         <w:jc w:val="both"/>
         <w:rPr>
-          <w:rFonts w:ascii="Arial" w:hAnsi="Arial" w:cs="Arial"/>
-          <w:szCs w:val="24"/>
-        </w:rPr>
-      </w:pPr>
-      <w:r>
-        <w:rPr>
-          <w:rFonts w:ascii="Arial" w:hAnsi="Arial" w:cs="Arial"/>
+          <w:rFonts w:ascii="Arial" w:cs="Arial" w:hAnsi="Arial"/>
+          <w:szCs w:val="24"/>
+        </w:rPr>
+      </w:pPr>
+      <w:r>
+        <w:rPr>
+          <w:rFonts w:ascii="Arial" w:cs="Arial" w:hAnsi="Arial"/>
           <w:szCs w:val="24"/>
         </w:rPr>
         <w:t>Young, healthy adults recover fastest</w:t>
@@ -3085,13 +3080,13 @@
         </w:numPr>
         <w:jc w:val="both"/>
         <w:rPr>
-          <w:rFonts w:ascii="Arial" w:hAnsi="Arial" w:cs="Arial"/>
-          <w:szCs w:val="24"/>
-        </w:rPr>
-      </w:pPr>
-      <w:r>
-        <w:rPr>
-          <w:rFonts w:ascii="Arial" w:hAnsi="Arial" w:cs="Arial"/>
+          <w:rFonts w:ascii="Arial" w:cs="Arial" w:hAnsi="Arial"/>
+          <w:szCs w:val="24"/>
+        </w:rPr>
+      </w:pPr>
+      <w:r>
+        <w:rPr>
+          <w:rFonts w:ascii="Arial" w:cs="Arial" w:hAnsi="Arial"/>
           <w:szCs w:val="24"/>
         </w:rPr>
         <w:t>Elderly patients may take longer and have higher risk of complications</w:t>
@@ -3101,15 +3096,15 @@
       <w:pPr>
         <w:jc w:val="both"/>
         <w:rPr>
-          <w:rFonts w:ascii="Arial" w:hAnsi="Arial" w:cs="Arial"/>
-          <w:b/>
-          <w:bCs/>
-          <w:szCs w:val="24"/>
-        </w:rPr>
-      </w:pPr>
-      <w:r>
-        <w:rPr>
-          <w:rFonts w:ascii="Arial" w:hAnsi="Arial" w:cs="Arial"/>
+          <w:rFonts w:ascii="Arial" w:cs="Arial" w:hAnsi="Arial"/>
+          <w:b/>
+          <w:bCs/>
+          <w:szCs w:val="24"/>
+        </w:rPr>
+      </w:pPr>
+      <w:r>
+        <w:rPr>
+          <w:rFonts w:ascii="Arial" w:cs="Arial" w:hAnsi="Arial"/>
           <w:b/>
           <w:bCs/>
           <w:szCs w:val="24"/>
@@ -3125,13 +3120,13 @@
         </w:numPr>
         <w:jc w:val="both"/>
         <w:rPr>
-          <w:rFonts w:ascii="Arial" w:hAnsi="Arial" w:cs="Arial"/>
-          <w:szCs w:val="24"/>
-        </w:rPr>
-      </w:pPr>
-      <w:r>
-        <w:rPr>
-          <w:rFonts w:ascii="Arial" w:hAnsi="Arial" w:cs="Arial"/>
+          <w:rFonts w:ascii="Arial" w:cs="Arial" w:hAnsi="Arial"/>
+          <w:szCs w:val="24"/>
+        </w:rPr>
+      </w:pPr>
+      <w:r>
+        <w:rPr>
+          <w:rFonts w:ascii="Arial" w:cs="Arial" w:hAnsi="Arial"/>
           <w:szCs w:val="24"/>
         </w:rPr>
         <w:t>Asthma, COPD, diabetes, heart disease, or weakened immunity can slow recovery</w:t>
@@ -3141,15 +3136,15 @@
       <w:pPr>
         <w:jc w:val="both"/>
         <w:rPr>
-          <w:rFonts w:ascii="Arial" w:hAnsi="Arial" w:cs="Arial"/>
-          <w:b/>
-          <w:bCs/>
-          <w:szCs w:val="24"/>
-        </w:rPr>
-      </w:pPr>
-      <w:r>
-        <w:rPr>
-          <w:rFonts w:ascii="Arial" w:hAnsi="Arial" w:cs="Arial"/>
+          <w:rFonts w:ascii="Arial" w:cs="Arial" w:hAnsi="Arial"/>
+          <w:b/>
+          <w:bCs/>
+          <w:szCs w:val="24"/>
+        </w:rPr>
+      </w:pPr>
+      <w:r>
+        <w:rPr>
+          <w:rFonts w:ascii="Arial" w:cs="Arial" w:hAnsi="Arial"/>
           <w:b/>
           <w:bCs/>
           <w:szCs w:val="24"/>
@@ -3165,13 +3160,13 @@
         </w:numPr>
         <w:jc w:val="both"/>
         <w:rPr>
-          <w:rFonts w:ascii="Arial" w:hAnsi="Arial" w:cs="Arial"/>
-          <w:szCs w:val="24"/>
-        </w:rPr>
-      </w:pPr>
-      <w:r>
-        <w:rPr>
-          <w:rFonts w:ascii="Arial" w:hAnsi="Arial" w:cs="Arial"/>
+          <w:rFonts w:ascii="Arial" w:cs="Arial" w:hAnsi="Arial"/>
+          <w:szCs w:val="24"/>
+        </w:rPr>
+      </w:pPr>
+      <w:r>
+        <w:rPr>
+          <w:rFonts w:ascii="Arial" w:cs="Arial" w:hAnsi="Arial"/>
           <w:szCs w:val="24"/>
         </w:rPr>
         <w:t>Mild pneumonia → outpatient treatment</w:t>
@@ -3185,13 +3180,13 @@
         </w:numPr>
         <w:jc w:val="both"/>
         <w:rPr>
-          <w:rFonts w:ascii="Arial" w:hAnsi="Arial" w:cs="Arial"/>
-          <w:szCs w:val="24"/>
-        </w:rPr>
-      </w:pPr>
-      <w:r>
-        <w:rPr>
-          <w:rFonts w:ascii="Arial" w:hAnsi="Arial" w:cs="Arial"/>
+          <w:rFonts w:ascii="Arial" w:cs="Arial" w:hAnsi="Arial"/>
+          <w:szCs w:val="24"/>
+        </w:rPr>
+      </w:pPr>
+      <w:r>
+        <w:rPr>
+          <w:rFonts w:ascii="Arial" w:cs="Arial" w:hAnsi="Arial"/>
           <w:szCs w:val="24"/>
         </w:rPr>
         <w:t>Severe pneumonia → hospital, oxygen, sometimes ICU</w:t>
@@ -3201,24 +3196,24 @@
       <w:pPr>
         <w:jc w:val="both"/>
         <w:rPr>
-          <w:rFonts w:ascii="Arial" w:hAnsi="Arial" w:cs="Arial"/>
-          <w:szCs w:val="24"/>
-        </w:rPr>
-      </w:pPr>
-    </w:p>
-    <w:p>
-      <w:pPr>
-        <w:jc w:val="both"/>
-        <w:rPr>
-          <w:rFonts w:ascii="Arial" w:hAnsi="Arial" w:cs="Arial"/>
-          <w:b/>
-          <w:bCs/>
-          <w:szCs w:val="24"/>
-        </w:rPr>
-      </w:pPr>
-      <w:r>
-        <w:rPr>
-          <w:rFonts w:ascii="Arial" w:hAnsi="Arial" w:cs="Arial"/>
+          <w:rFonts w:ascii="Arial" w:cs="Arial" w:hAnsi="Arial"/>
+          <w:szCs w:val="24"/>
+        </w:rPr>
+      </w:pPr>
+    </w:p>
+    <w:p>
+      <w:pPr>
+        <w:jc w:val="both"/>
+        <w:rPr>
+          <w:rFonts w:ascii="Arial" w:cs="Arial" w:hAnsi="Arial"/>
+          <w:b/>
+          <w:bCs/>
+          <w:szCs w:val="24"/>
+        </w:rPr>
+      </w:pPr>
+      <w:r>
+        <w:rPr>
+          <w:rFonts w:ascii="Arial" w:cs="Arial" w:hAnsi="Arial"/>
           <w:b/>
           <w:bCs/>
           <w:szCs w:val="24"/>
@@ -3227,7 +3222,7 @@
       </w:r>
       <w:r>
         <w:rPr>
-          <w:rFonts w:ascii="Arial" w:hAnsi="Arial" w:cs="Arial"/>
+          <w:rFonts w:ascii="Arial" w:cs="Arial" w:hAnsi="Arial"/>
           <w:b/>
           <w:bCs/>
           <w:szCs w:val="24"/>
@@ -3243,13 +3238,13 @@
         </w:numPr>
         <w:jc w:val="both"/>
         <w:rPr>
-          <w:rFonts w:ascii="Arial" w:hAnsi="Arial" w:cs="Arial"/>
-          <w:szCs w:val="24"/>
-        </w:rPr>
-      </w:pPr>
-      <w:r>
-        <w:rPr>
-          <w:rFonts w:ascii="Arial" w:hAnsi="Arial" w:cs="Arial"/>
+          <w:rFonts w:ascii="Arial" w:cs="Arial" w:hAnsi="Arial"/>
+          <w:szCs w:val="24"/>
+        </w:rPr>
+      </w:pPr>
+      <w:r>
+        <w:rPr>
+          <w:rFonts w:ascii="Arial" w:cs="Arial" w:hAnsi="Arial"/>
           <w:szCs w:val="24"/>
         </w:rPr>
         <w:t>Symptoms improve first</w:t>
@@ -3263,13 +3258,13 @@
         </w:numPr>
         <w:jc w:val="both"/>
         <w:rPr>
-          <w:rFonts w:ascii="Arial" w:hAnsi="Arial" w:cs="Arial"/>
-          <w:szCs w:val="24"/>
-        </w:rPr>
-      </w:pPr>
-      <w:r>
-        <w:rPr>
-          <w:rFonts w:ascii="Arial" w:hAnsi="Arial" w:cs="Arial"/>
+          <w:rFonts w:ascii="Arial" w:cs="Arial" w:hAnsi="Arial"/>
+          <w:szCs w:val="24"/>
+        </w:rPr>
+      </w:pPr>
+      <w:r>
+        <w:rPr>
+          <w:rFonts w:ascii="Arial" w:cs="Arial" w:hAnsi="Arial"/>
           <w:szCs w:val="24"/>
         </w:rPr>
         <w:t>Energy returns gradually</w:t>
@@ -3283,13 +3278,13 @@
         </w:numPr>
         <w:jc w:val="both"/>
         <w:rPr>
-          <w:rFonts w:ascii="Arial" w:hAnsi="Arial" w:cs="Arial"/>
-          <w:szCs w:val="24"/>
-        </w:rPr>
-      </w:pPr>
-      <w:r>
-        <w:rPr>
-          <w:rFonts w:ascii="Arial" w:hAnsi="Arial" w:cs="Arial"/>
+          <w:rFonts w:ascii="Arial" w:cs="Arial" w:hAnsi="Arial"/>
+          <w:szCs w:val="24"/>
+        </w:rPr>
+      </w:pPr>
+      <w:r>
+        <w:rPr>
+          <w:rFonts w:ascii="Arial" w:cs="Arial" w:hAnsi="Arial"/>
           <w:szCs w:val="24"/>
         </w:rPr>
         <w:t>Lung tissue heals slowly</w:t>
@@ -3303,37 +3298,35 @@
         </w:numPr>
         <w:jc w:val="both"/>
         <w:rPr>
-          <w:rFonts w:ascii="Arial" w:hAnsi="Arial" w:cs="Arial"/>
-          <w:szCs w:val="24"/>
-        </w:rPr>
-      </w:pPr>
-      <w:r>
-        <w:rPr>
-          <w:rFonts w:ascii="Arial" w:hAnsi="Arial" w:cs="Arial"/>
+          <w:rFonts w:ascii="Arial" w:cs="Arial" w:hAnsi="Arial"/>
+          <w:szCs w:val="24"/>
+        </w:rPr>
+      </w:pPr>
+      <w:r>
+        <w:rPr>
+          <w:rFonts w:ascii="Arial" w:cs="Arial" w:hAnsi="Arial"/>
           <w:szCs w:val="24"/>
         </w:rPr>
         <w:t>X</w:t>
       </w:r>
       <w:r>
         <w:rPr>
-          <w:rFonts w:ascii="Arial" w:hAnsi="Arial" w:cs="Arial"/>
+          <w:rFonts w:ascii="Arial" w:cs="Arial" w:hAnsi="Arial"/>
           <w:szCs w:val="24"/>
         </w:rPr>
         <w:noBreakHyphen/>
         <w:t xml:space="preserve">ray </w:t>
       </w:r>
-      <w:proofErr w:type="gramStart"/>
-      <w:r>
-        <w:rPr>
-          <w:rFonts w:ascii="Arial" w:hAnsi="Arial" w:cs="Arial"/>
+      <w:r>
+        <w:rPr>
+          <w:rFonts w:ascii="Arial" w:cs="Arial" w:hAnsi="Arial"/>
           <w:szCs w:val="24"/>
         </w:rPr>
         <w:t>lags behind</w:t>
       </w:r>
-      <w:proofErr w:type="gramEnd"/>
-      <w:r>
-        <w:rPr>
-          <w:rFonts w:ascii="Arial" w:hAnsi="Arial" w:cs="Arial"/>
+      <w:r>
+        <w:rPr>
+          <w:rFonts w:ascii="Arial" w:cs="Arial" w:hAnsi="Arial"/>
           <w:szCs w:val="24"/>
         </w:rPr>
         <w:t xml:space="preserve"> symptoms</w:t>
@@ -3343,20 +3336,20 @@
       <w:pPr>
         <w:jc w:val="both"/>
         <w:rPr>
-          <w:rFonts w:ascii="Arial" w:hAnsi="Arial" w:cs="Arial"/>
-          <w:szCs w:val="24"/>
-        </w:rPr>
-      </w:pPr>
-      <w:r>
-        <w:rPr>
-          <w:rFonts w:ascii="Arial" w:hAnsi="Arial" w:cs="Arial"/>
+          <w:rFonts w:ascii="Arial" w:cs="Arial" w:hAnsi="Arial"/>
+          <w:szCs w:val="24"/>
+        </w:rPr>
+      </w:pPr>
+      <w:r>
+        <w:rPr>
+          <w:rFonts w:ascii="Arial" w:cs="Arial" w:hAnsi="Arial"/>
           <w:szCs w:val="24"/>
         </w:rPr>
         <w:t>It’s normal for the X</w:t>
       </w:r>
       <w:r>
         <w:rPr>
-          <w:rFonts w:ascii="Arial" w:hAnsi="Arial" w:cs="Arial"/>
+          <w:rFonts w:ascii="Arial" w:cs="Arial" w:hAnsi="Arial"/>
           <w:szCs w:val="24"/>
         </w:rPr>
         <w:noBreakHyphen/>
@@ -3367,24 +3360,24 @@
       <w:pPr>
         <w:jc w:val="both"/>
         <w:rPr>
-          <w:rFonts w:ascii="Arial" w:hAnsi="Arial" w:cs="Arial"/>
-          <w:szCs w:val="24"/>
-        </w:rPr>
-      </w:pPr>
-    </w:p>
-    <w:p>
-      <w:pPr>
-        <w:jc w:val="both"/>
-        <w:rPr>
-          <w:rFonts w:ascii="Arial" w:hAnsi="Arial" w:cs="Arial"/>
-          <w:b/>
-          <w:bCs/>
-          <w:szCs w:val="24"/>
-        </w:rPr>
-      </w:pPr>
-      <w:r>
-        <w:rPr>
-          <w:rFonts w:ascii="Arial" w:hAnsi="Arial" w:cs="Arial"/>
+          <w:rFonts w:ascii="Arial" w:cs="Arial" w:hAnsi="Arial"/>
+          <w:szCs w:val="24"/>
+        </w:rPr>
+      </w:pPr>
+    </w:p>
+    <w:p>
+      <w:pPr>
+        <w:jc w:val="both"/>
+        <w:rPr>
+          <w:rFonts w:ascii="Arial" w:cs="Arial" w:hAnsi="Arial"/>
+          <w:b/>
+          <w:bCs/>
+          <w:szCs w:val="24"/>
+        </w:rPr>
+      </w:pPr>
+      <w:r>
+        <w:rPr>
+          <w:rFonts w:ascii="Arial" w:cs="Arial" w:hAnsi="Arial"/>
           <w:b/>
           <w:bCs/>
           <w:szCs w:val="24"/>
@@ -3393,7 +3386,7 @@
       </w:r>
       <w:r>
         <w:rPr>
-          <w:rFonts w:ascii="Arial" w:hAnsi="Arial" w:cs="Arial"/>
+          <w:rFonts w:ascii="Arial" w:cs="Arial" w:hAnsi="Arial"/>
           <w:b/>
           <w:bCs/>
           <w:szCs w:val="24"/>
@@ -3405,20 +3398,20 @@
       <w:pPr>
         <w:jc w:val="both"/>
         <w:rPr>
-          <w:rFonts w:ascii="Arial" w:hAnsi="Arial" w:cs="Arial"/>
-          <w:szCs w:val="24"/>
-        </w:rPr>
-      </w:pPr>
-      <w:r>
-        <w:rPr>
-          <w:rFonts w:ascii="Arial" w:hAnsi="Arial" w:cs="Arial"/>
+          <w:rFonts w:ascii="Arial" w:cs="Arial" w:hAnsi="Arial"/>
+          <w:szCs w:val="24"/>
+        </w:rPr>
+      </w:pPr>
+      <w:r>
+        <w:rPr>
+          <w:rFonts w:ascii="Arial" w:cs="Arial" w:hAnsi="Arial"/>
           <w:szCs w:val="24"/>
         </w:rPr>
         <w:t xml:space="preserve">The short answer is </w:t>
       </w:r>
       <w:r>
         <w:rPr>
-          <w:rFonts w:ascii="Arial" w:hAnsi="Arial" w:cs="Arial"/>
+          <w:rFonts w:ascii="Arial" w:cs="Arial" w:hAnsi="Arial"/>
           <w:b/>
           <w:bCs/>
           <w:szCs w:val="24"/>
@@ -3427,7 +3420,7 @@
       </w:r>
       <w:r>
         <w:rPr>
-          <w:rFonts w:ascii="Arial" w:hAnsi="Arial" w:cs="Arial"/>
+          <w:rFonts w:ascii="Arial" w:cs="Arial" w:hAnsi="Arial"/>
           <w:b/>
           <w:bCs/>
           <w:i/>
@@ -3438,7 +3431,7 @@
       </w:r>
       <w:r>
         <w:rPr>
-          <w:rFonts w:ascii="Arial" w:hAnsi="Arial" w:cs="Arial"/>
+          <w:rFonts w:ascii="Arial" w:cs="Arial" w:hAnsi="Arial"/>
           <w:b/>
           <w:bCs/>
           <w:szCs w:val="24"/>
@@ -3447,14 +3440,14 @@
       </w:r>
       <w:r>
         <w:rPr>
-          <w:rFonts w:ascii="Arial" w:hAnsi="Arial" w:cs="Arial"/>
+          <w:rFonts w:ascii="Arial" w:cs="Arial" w:hAnsi="Arial"/>
           <w:szCs w:val="24"/>
         </w:rPr>
         <w:t xml:space="preserve">, but </w:t>
       </w:r>
       <w:r>
         <w:rPr>
-          <w:rFonts w:ascii="Arial" w:hAnsi="Arial" w:cs="Arial"/>
+          <w:rFonts w:ascii="Arial" w:cs="Arial" w:hAnsi="Arial"/>
           <w:b/>
           <w:bCs/>
           <w:szCs w:val="24"/>
@@ -3463,7 +3456,7 @@
       </w:r>
       <w:r>
         <w:rPr>
-          <w:rFonts w:ascii="Arial" w:hAnsi="Arial" w:cs="Arial"/>
+          <w:rFonts w:ascii="Arial" w:cs="Arial" w:hAnsi="Arial"/>
           <w:szCs w:val="24"/>
         </w:rPr>
         <w:t xml:space="preserve"> depends on the cause of the damage and your overall health. Pneumonia is one of the conditions where the lungs often recover quite well.</w:t>
@@ -3473,24 +3466,24 @@
       <w:pPr>
         <w:jc w:val="both"/>
         <w:rPr>
-          <w:rFonts w:ascii="Arial" w:hAnsi="Arial" w:cs="Arial"/>
-          <w:szCs w:val="24"/>
-        </w:rPr>
-      </w:pPr>
-    </w:p>
-    <w:p>
-      <w:pPr>
-        <w:jc w:val="both"/>
-        <w:rPr>
-          <w:rFonts w:ascii="Arial" w:hAnsi="Arial" w:cs="Arial"/>
-          <w:b/>
-          <w:bCs/>
-          <w:szCs w:val="24"/>
-        </w:rPr>
-      </w:pPr>
-      <w:r>
-        <w:rPr>
-          <w:rFonts w:ascii="Arial" w:hAnsi="Arial" w:cs="Arial"/>
+          <w:rFonts w:ascii="Arial" w:cs="Arial" w:hAnsi="Arial"/>
+          <w:szCs w:val="24"/>
+        </w:rPr>
+      </w:pPr>
+    </w:p>
+    <w:p>
+      <w:pPr>
+        <w:jc w:val="both"/>
+        <w:rPr>
+          <w:rFonts w:ascii="Arial" w:cs="Arial" w:hAnsi="Arial"/>
+          <w:b/>
+          <w:bCs/>
+          <w:szCs w:val="24"/>
+        </w:rPr>
+      </w:pPr>
+      <w:r>
+        <w:rPr>
+          <w:rFonts w:ascii="Arial" w:cs="Arial" w:hAnsi="Arial"/>
           <w:b/>
           <w:bCs/>
           <w:szCs w:val="24"/>
@@ -3499,7 +3492,7 @@
       </w:r>
       <w:r>
         <w:rPr>
-          <w:rFonts w:ascii="Arial" w:hAnsi="Arial" w:cs="Arial"/>
+          <w:rFonts w:ascii="Arial" w:cs="Arial" w:hAnsi="Arial"/>
           <w:b/>
           <w:bCs/>
           <w:szCs w:val="24"/>
@@ -3511,15 +3504,15 @@
       <w:pPr>
         <w:jc w:val="both"/>
         <w:rPr>
-          <w:rFonts w:ascii="Arial" w:hAnsi="Arial" w:cs="Arial"/>
-          <w:b/>
-          <w:bCs/>
-          <w:szCs w:val="24"/>
-        </w:rPr>
-      </w:pPr>
-      <w:r>
-        <w:rPr>
-          <w:rFonts w:ascii="Arial" w:hAnsi="Arial" w:cs="Arial"/>
+          <w:rFonts w:ascii="Arial" w:cs="Arial" w:hAnsi="Arial"/>
+          <w:b/>
+          <w:bCs/>
+          <w:szCs w:val="24"/>
+        </w:rPr>
+      </w:pPr>
+      <w:r>
+        <w:rPr>
+          <w:rFonts w:ascii="Arial" w:cs="Arial" w:hAnsi="Arial"/>
           <w:b/>
           <w:bCs/>
           <w:szCs w:val="24"/>
@@ -3531,13 +3524,13 @@
       <w:pPr>
         <w:jc w:val="both"/>
         <w:rPr>
-          <w:rFonts w:ascii="Arial" w:hAnsi="Arial" w:cs="Arial"/>
-          <w:szCs w:val="24"/>
-        </w:rPr>
-      </w:pPr>
-      <w:r>
-        <w:rPr>
-          <w:rFonts w:ascii="Arial" w:hAnsi="Arial" w:cs="Arial"/>
+          <w:rFonts w:ascii="Arial" w:cs="Arial" w:hAnsi="Arial"/>
+          <w:szCs w:val="24"/>
+        </w:rPr>
+      </w:pPr>
+      <w:r>
+        <w:rPr>
+          <w:rFonts w:ascii="Arial" w:cs="Arial" w:hAnsi="Arial"/>
           <w:szCs w:val="24"/>
         </w:rPr>
         <w:t>Once the bacteria or virus is controlled, the inflammation begins to settle. Symptoms usually improve within:</w:t>
@@ -3551,13 +3544,13 @@
         </w:numPr>
         <w:jc w:val="both"/>
         <w:rPr>
-          <w:rFonts w:ascii="Arial" w:hAnsi="Arial" w:cs="Arial"/>
-          <w:szCs w:val="24"/>
-        </w:rPr>
-      </w:pPr>
-      <w:r>
-        <w:rPr>
-          <w:rFonts w:ascii="Arial" w:hAnsi="Arial" w:cs="Arial"/>
+          <w:rFonts w:ascii="Arial" w:cs="Arial" w:hAnsi="Arial"/>
+          <w:szCs w:val="24"/>
+        </w:rPr>
+      </w:pPr>
+      <w:r>
+        <w:rPr>
+          <w:rFonts w:ascii="Arial" w:cs="Arial" w:hAnsi="Arial"/>
           <w:b/>
           <w:bCs/>
           <w:szCs w:val="24"/>
@@ -3566,7 +3559,7 @@
       </w:r>
       <w:r>
         <w:rPr>
-          <w:rFonts w:ascii="Arial" w:hAnsi="Arial" w:cs="Arial"/>
+          <w:rFonts w:ascii="Arial" w:cs="Arial" w:hAnsi="Arial"/>
           <w:szCs w:val="24"/>
         </w:rPr>
         <w:t xml:space="preserve"> for mild cases</w:t>
@@ -3580,13 +3573,13 @@
         </w:numPr>
         <w:jc w:val="both"/>
         <w:rPr>
-          <w:rFonts w:ascii="Arial" w:hAnsi="Arial" w:cs="Arial"/>
-          <w:szCs w:val="24"/>
-        </w:rPr>
-      </w:pPr>
-      <w:r>
-        <w:rPr>
-          <w:rFonts w:ascii="Arial" w:hAnsi="Arial" w:cs="Arial"/>
+          <w:rFonts w:ascii="Arial" w:cs="Arial" w:hAnsi="Arial"/>
+          <w:szCs w:val="24"/>
+        </w:rPr>
+      </w:pPr>
+      <w:r>
+        <w:rPr>
+          <w:rFonts w:ascii="Arial" w:cs="Arial" w:hAnsi="Arial"/>
           <w:b/>
           <w:bCs/>
           <w:szCs w:val="24"/>
@@ -3595,7 +3588,7 @@
       </w:r>
       <w:r>
         <w:rPr>
-          <w:rFonts w:ascii="Arial" w:hAnsi="Arial" w:cs="Arial"/>
+          <w:rFonts w:ascii="Arial" w:cs="Arial" w:hAnsi="Arial"/>
           <w:szCs w:val="24"/>
         </w:rPr>
         <w:t xml:space="preserve"> for more significant cases</w:t>
@@ -3605,20 +3598,20 @@
       <w:pPr>
         <w:jc w:val="both"/>
         <w:rPr>
-          <w:rFonts w:ascii="Arial" w:hAnsi="Arial" w:cs="Arial"/>
-          <w:szCs w:val="24"/>
-        </w:rPr>
-      </w:pPr>
-      <w:r>
-        <w:rPr>
-          <w:rFonts w:ascii="Arial" w:hAnsi="Arial" w:cs="Arial"/>
+          <w:rFonts w:ascii="Arial" w:cs="Arial" w:hAnsi="Arial"/>
+          <w:szCs w:val="24"/>
+        </w:rPr>
+      </w:pPr>
+      <w:r>
+        <w:rPr>
+          <w:rFonts w:ascii="Arial" w:cs="Arial" w:hAnsi="Arial"/>
           <w:szCs w:val="24"/>
         </w:rPr>
         <w:t xml:space="preserve">But this is only the </w:t>
       </w:r>
       <w:r>
         <w:rPr>
-          <w:rFonts w:ascii="Arial" w:hAnsi="Arial" w:cs="Arial"/>
+          <w:rFonts w:ascii="Arial" w:cs="Arial" w:hAnsi="Arial"/>
           <w:i/>
           <w:iCs/>
           <w:szCs w:val="24"/>
@@ -3627,7 +3620,7 @@
       </w:r>
       <w:r>
         <w:rPr>
-          <w:rFonts w:ascii="Arial" w:hAnsi="Arial" w:cs="Arial"/>
+          <w:rFonts w:ascii="Arial" w:cs="Arial" w:hAnsi="Arial"/>
           <w:szCs w:val="24"/>
         </w:rPr>
         <w:t xml:space="preserve"> stage.</w:t>
@@ -3637,20 +3630,19 @@
       <w:pPr>
         <w:jc w:val="both"/>
         <w:rPr>
-          <w:rFonts w:ascii="Arial" w:hAnsi="Arial" w:cs="Arial"/>
-          <w:b/>
-          <w:bCs/>
-          <w:szCs w:val="24"/>
-        </w:rPr>
-      </w:pPr>
-      <w:r>
-        <w:rPr>
-          <w:rFonts w:ascii="Arial" w:hAnsi="Arial" w:cs="Arial"/>
-          <w:b/>
-          <w:bCs/>
-          <w:szCs w:val="24"/>
-        </w:rPr>
-        <w:lastRenderedPageBreak/>
+          <w:rFonts w:ascii="Arial" w:cs="Arial" w:hAnsi="Arial"/>
+          <w:b/>
+          <w:bCs/>
+          <w:szCs w:val="24"/>
+        </w:rPr>
+      </w:pPr>
+      <w:r>
+        <w:rPr>
+          <w:rFonts w:ascii="Arial" w:cs="Arial" w:hAnsi="Arial"/>
+          <w:b/>
+          <w:bCs/>
+          <w:szCs w:val="24"/>
+        </w:rPr>
         <w:t>2. The lung tissue heals more slowly</w:t>
       </w:r>
     </w:p>
@@ -3658,13 +3650,13 @@
       <w:pPr>
         <w:jc w:val="both"/>
         <w:rPr>
-          <w:rFonts w:ascii="Arial" w:hAnsi="Arial" w:cs="Arial"/>
-          <w:szCs w:val="24"/>
-        </w:rPr>
-      </w:pPr>
-      <w:r>
-        <w:rPr>
-          <w:rFonts w:ascii="Arial" w:hAnsi="Arial" w:cs="Arial"/>
+          <w:rFonts w:ascii="Arial" w:cs="Arial" w:hAnsi="Arial"/>
+          <w:szCs w:val="24"/>
+        </w:rPr>
+      </w:pPr>
+      <w:r>
+        <w:rPr>
+          <w:rFonts w:ascii="Arial" w:cs="Arial" w:hAnsi="Arial"/>
           <w:szCs w:val="24"/>
         </w:rPr>
         <w:t>Even after you feel better, the lung’s air sacs (alveoli) need time to:</w:t>
@@ -3678,13 +3670,13 @@
         </w:numPr>
         <w:jc w:val="both"/>
         <w:rPr>
-          <w:rFonts w:ascii="Arial" w:hAnsi="Arial" w:cs="Arial"/>
-          <w:szCs w:val="24"/>
-        </w:rPr>
-      </w:pPr>
-      <w:r>
-        <w:rPr>
-          <w:rFonts w:ascii="Arial" w:hAnsi="Arial" w:cs="Arial"/>
+          <w:rFonts w:ascii="Arial" w:cs="Arial" w:hAnsi="Arial"/>
+          <w:szCs w:val="24"/>
+        </w:rPr>
+      </w:pPr>
+      <w:r>
+        <w:rPr>
+          <w:rFonts w:ascii="Arial" w:cs="Arial" w:hAnsi="Arial"/>
           <w:szCs w:val="24"/>
         </w:rPr>
         <w:t>Clear leftover fluid</w:t>
@@ -3698,13 +3690,13 @@
         </w:numPr>
         <w:jc w:val="both"/>
         <w:rPr>
-          <w:rFonts w:ascii="Arial" w:hAnsi="Arial" w:cs="Arial"/>
-          <w:szCs w:val="24"/>
-        </w:rPr>
-      </w:pPr>
-      <w:r>
-        <w:rPr>
-          <w:rFonts w:ascii="Arial" w:hAnsi="Arial" w:cs="Arial"/>
+          <w:rFonts w:ascii="Arial" w:cs="Arial" w:hAnsi="Arial"/>
+          <w:szCs w:val="24"/>
+        </w:rPr>
+      </w:pPr>
+      <w:r>
+        <w:rPr>
+          <w:rFonts w:ascii="Arial" w:cs="Arial" w:hAnsi="Arial"/>
           <w:szCs w:val="24"/>
         </w:rPr>
         <w:t>Repair the lining</w:t>
@@ -3718,13 +3710,13 @@
         </w:numPr>
         <w:jc w:val="both"/>
         <w:rPr>
-          <w:rFonts w:ascii="Arial" w:hAnsi="Arial" w:cs="Arial"/>
-          <w:szCs w:val="24"/>
-        </w:rPr>
-      </w:pPr>
-      <w:r>
-        <w:rPr>
-          <w:rFonts w:ascii="Arial" w:hAnsi="Arial" w:cs="Arial"/>
+          <w:rFonts w:ascii="Arial" w:cs="Arial" w:hAnsi="Arial"/>
+          <w:szCs w:val="24"/>
+        </w:rPr>
+      </w:pPr>
+      <w:r>
+        <w:rPr>
+          <w:rFonts w:ascii="Arial" w:cs="Arial" w:hAnsi="Arial"/>
           <w:szCs w:val="24"/>
         </w:rPr>
         <w:t>Restore normal elasticity</w:t>
@@ -3734,13 +3726,13 @@
       <w:pPr>
         <w:jc w:val="both"/>
         <w:rPr>
-          <w:rFonts w:ascii="Arial" w:hAnsi="Arial" w:cs="Arial"/>
-          <w:szCs w:val="24"/>
-        </w:rPr>
-      </w:pPr>
-      <w:r>
-        <w:rPr>
-          <w:rFonts w:ascii="Arial" w:hAnsi="Arial" w:cs="Arial"/>
+          <w:rFonts w:ascii="Arial" w:cs="Arial" w:hAnsi="Arial"/>
+          <w:szCs w:val="24"/>
+        </w:rPr>
+      </w:pPr>
+      <w:r>
+        <w:rPr>
+          <w:rFonts w:ascii="Arial" w:cs="Arial" w:hAnsi="Arial"/>
           <w:szCs w:val="24"/>
         </w:rPr>
         <w:t>This healing can take:</w:t>
@@ -3754,13 +3746,13 @@
         </w:numPr>
         <w:jc w:val="both"/>
         <w:rPr>
-          <w:rFonts w:ascii="Arial" w:hAnsi="Arial" w:cs="Arial"/>
-          <w:szCs w:val="24"/>
-        </w:rPr>
-      </w:pPr>
-      <w:r>
-        <w:rPr>
-          <w:rFonts w:ascii="Arial" w:hAnsi="Arial" w:cs="Arial"/>
+          <w:rFonts w:ascii="Arial" w:cs="Arial" w:hAnsi="Arial"/>
+          <w:szCs w:val="24"/>
+        </w:rPr>
+      </w:pPr>
+      <w:r>
+        <w:rPr>
+          <w:rFonts w:ascii="Arial" w:cs="Arial" w:hAnsi="Arial"/>
           <w:b/>
           <w:bCs/>
           <w:szCs w:val="24"/>
@@ -3769,7 +3761,7 @@
       </w:r>
       <w:r>
         <w:rPr>
-          <w:rFonts w:ascii="Arial" w:hAnsi="Arial" w:cs="Arial"/>
+          <w:rFonts w:ascii="Arial" w:cs="Arial" w:hAnsi="Arial"/>
           <w:szCs w:val="24"/>
         </w:rPr>
         <w:t xml:space="preserve"> in healthy adults</w:t>
@@ -3783,13 +3775,13 @@
         </w:numPr>
         <w:jc w:val="both"/>
         <w:rPr>
-          <w:rFonts w:ascii="Arial" w:hAnsi="Arial" w:cs="Arial"/>
-          <w:szCs w:val="24"/>
-        </w:rPr>
-      </w:pPr>
-      <w:r>
-        <w:rPr>
-          <w:rFonts w:ascii="Arial" w:hAnsi="Arial" w:cs="Arial"/>
+          <w:rFonts w:ascii="Arial" w:cs="Arial" w:hAnsi="Arial"/>
+          <w:szCs w:val="24"/>
+        </w:rPr>
+      </w:pPr>
+      <w:r>
+        <w:rPr>
+          <w:rFonts w:ascii="Arial" w:cs="Arial" w:hAnsi="Arial"/>
           <w:b/>
           <w:bCs/>
           <w:szCs w:val="24"/>
@@ -3798,7 +3790,7 @@
       </w:r>
       <w:r>
         <w:rPr>
-          <w:rFonts w:ascii="Arial" w:hAnsi="Arial" w:cs="Arial"/>
+          <w:rFonts w:ascii="Arial" w:cs="Arial" w:hAnsi="Arial"/>
           <w:szCs w:val="24"/>
         </w:rPr>
         <w:t xml:space="preserve"> in older adults or smokers</w:t>
@@ -3808,20 +3800,20 @@
       <w:pPr>
         <w:jc w:val="both"/>
         <w:rPr>
-          <w:rFonts w:ascii="Arial" w:hAnsi="Arial" w:cs="Arial"/>
-          <w:szCs w:val="24"/>
-        </w:rPr>
-      </w:pPr>
-      <w:r>
-        <w:rPr>
-          <w:rFonts w:ascii="Arial" w:hAnsi="Arial" w:cs="Arial"/>
+          <w:rFonts w:ascii="Arial" w:cs="Arial" w:hAnsi="Arial"/>
+          <w:szCs w:val="24"/>
+        </w:rPr>
+      </w:pPr>
+      <w:r>
+        <w:rPr>
+          <w:rFonts w:ascii="Arial" w:cs="Arial" w:hAnsi="Arial"/>
           <w:szCs w:val="24"/>
         </w:rPr>
         <w:t>This is why doctors often repeat a chest X</w:t>
       </w:r>
       <w:r>
         <w:rPr>
-          <w:rFonts w:ascii="Arial" w:hAnsi="Arial" w:cs="Arial"/>
+          <w:rFonts w:ascii="Arial" w:cs="Arial" w:hAnsi="Arial"/>
           <w:szCs w:val="24"/>
         </w:rPr>
         <w:noBreakHyphen/>
@@ -3829,7 +3821,7 @@
       </w:r>
       <w:r>
         <w:rPr>
-          <w:rFonts w:ascii="Arial" w:hAnsi="Arial" w:cs="Arial"/>
+          <w:rFonts w:ascii="Arial" w:cs="Arial" w:hAnsi="Arial"/>
           <w:b/>
           <w:bCs/>
           <w:szCs w:val="24"/>
@@ -3838,7 +3830,7 @@
       </w:r>
       <w:r>
         <w:rPr>
-          <w:rFonts w:ascii="Arial" w:hAnsi="Arial" w:cs="Arial"/>
+          <w:rFonts w:ascii="Arial" w:cs="Arial" w:hAnsi="Arial"/>
           <w:szCs w:val="24"/>
         </w:rPr>
         <w:t>.</w:t>
@@ -3848,24 +3840,24 @@
       <w:pPr>
         <w:jc w:val="both"/>
         <w:rPr>
-          <w:rFonts w:ascii="Arial" w:hAnsi="Arial" w:cs="Arial"/>
-          <w:szCs w:val="24"/>
-        </w:rPr>
-      </w:pPr>
-    </w:p>
-    <w:p>
-      <w:pPr>
-        <w:jc w:val="both"/>
-        <w:rPr>
-          <w:rFonts w:ascii="Arial" w:hAnsi="Arial" w:cs="Arial"/>
-          <w:b/>
-          <w:bCs/>
-          <w:szCs w:val="24"/>
-        </w:rPr>
-      </w:pPr>
-      <w:r>
-        <w:rPr>
-          <w:rFonts w:ascii="Arial" w:hAnsi="Arial" w:cs="Arial"/>
+          <w:rFonts w:ascii="Arial" w:cs="Arial" w:hAnsi="Arial"/>
+          <w:szCs w:val="24"/>
+        </w:rPr>
+      </w:pPr>
+    </w:p>
+    <w:p>
+      <w:pPr>
+        <w:jc w:val="both"/>
+        <w:rPr>
+          <w:rFonts w:ascii="Arial" w:cs="Arial" w:hAnsi="Arial"/>
+          <w:b/>
+          <w:bCs/>
+          <w:szCs w:val="24"/>
+        </w:rPr>
+      </w:pPr>
+      <w:r>
+        <w:rPr>
+          <w:rFonts w:ascii="Arial" w:cs="Arial" w:hAnsi="Arial"/>
           <w:b/>
           <w:bCs/>
           <w:szCs w:val="24"/>
@@ -3877,13 +3869,13 @@
       <w:pPr>
         <w:jc w:val="both"/>
         <w:rPr>
-          <w:rFonts w:ascii="Arial" w:hAnsi="Arial" w:cs="Arial"/>
-          <w:szCs w:val="24"/>
-        </w:rPr>
-      </w:pPr>
-      <w:r>
-        <w:rPr>
-          <w:rFonts w:ascii="Arial" w:hAnsi="Arial" w:cs="Arial"/>
+          <w:rFonts w:ascii="Arial" w:cs="Arial" w:hAnsi="Arial"/>
+          <w:szCs w:val="24"/>
+        </w:rPr>
+      </w:pPr>
+      <w:r>
+        <w:rPr>
+          <w:rFonts w:ascii="Arial" w:cs="Arial" w:hAnsi="Arial"/>
           <w:szCs w:val="24"/>
         </w:rPr>
         <w:t>If you’re generally healthy, the lungs usually:</w:t>
@@ -3897,13 +3889,13 @@
         </w:numPr>
         <w:jc w:val="both"/>
         <w:rPr>
-          <w:rFonts w:ascii="Arial" w:hAnsi="Arial" w:cs="Arial"/>
-          <w:szCs w:val="24"/>
-        </w:rPr>
-      </w:pPr>
-      <w:r>
-        <w:rPr>
-          <w:rFonts w:ascii="Arial" w:hAnsi="Arial" w:cs="Arial"/>
+          <w:rFonts w:ascii="Arial" w:cs="Arial" w:hAnsi="Arial"/>
+          <w:szCs w:val="24"/>
+        </w:rPr>
+      </w:pPr>
+      <w:r>
+        <w:rPr>
+          <w:rFonts w:ascii="Arial" w:cs="Arial" w:hAnsi="Arial"/>
           <w:szCs w:val="24"/>
         </w:rPr>
         <w:t>Regain normal oxygen exchange</w:t>
@@ -3917,13 +3909,13 @@
         </w:numPr>
         <w:jc w:val="both"/>
         <w:rPr>
-          <w:rFonts w:ascii="Arial" w:hAnsi="Arial" w:cs="Arial"/>
-          <w:szCs w:val="24"/>
-        </w:rPr>
-      </w:pPr>
-      <w:r>
-        <w:rPr>
-          <w:rFonts w:ascii="Arial" w:hAnsi="Arial" w:cs="Arial"/>
+          <w:rFonts w:ascii="Arial" w:cs="Arial" w:hAnsi="Arial"/>
+          <w:szCs w:val="24"/>
+        </w:rPr>
+      </w:pPr>
+      <w:r>
+        <w:rPr>
+          <w:rFonts w:ascii="Arial" w:cs="Arial" w:hAnsi="Arial"/>
           <w:szCs w:val="24"/>
         </w:rPr>
         <w:t>Regain normal expansion</w:t>
@@ -3937,20 +3929,20 @@
         </w:numPr>
         <w:jc w:val="both"/>
         <w:rPr>
-          <w:rFonts w:ascii="Arial" w:hAnsi="Arial" w:cs="Arial"/>
-          <w:szCs w:val="24"/>
-        </w:rPr>
-      </w:pPr>
-      <w:r>
-        <w:rPr>
-          <w:rFonts w:ascii="Arial" w:hAnsi="Arial" w:cs="Arial"/>
+          <w:rFonts w:ascii="Arial" w:cs="Arial" w:hAnsi="Arial"/>
+          <w:szCs w:val="24"/>
+        </w:rPr>
+      </w:pPr>
+      <w:r>
+        <w:rPr>
+          <w:rFonts w:ascii="Arial" w:cs="Arial" w:hAnsi="Arial"/>
           <w:szCs w:val="24"/>
         </w:rPr>
         <w:t>Show a clear X</w:t>
       </w:r>
       <w:r>
         <w:rPr>
-          <w:rFonts w:ascii="Arial" w:hAnsi="Arial" w:cs="Arial"/>
+          <w:rFonts w:ascii="Arial" w:cs="Arial" w:hAnsi="Arial"/>
           <w:szCs w:val="24"/>
         </w:rPr>
         <w:noBreakHyphen/>
@@ -3961,13 +3953,13 @@
       <w:pPr>
         <w:jc w:val="both"/>
         <w:rPr>
-          <w:rFonts w:ascii="Arial" w:hAnsi="Arial" w:cs="Arial"/>
-          <w:szCs w:val="24"/>
-        </w:rPr>
-      </w:pPr>
-      <w:r>
-        <w:rPr>
-          <w:rFonts w:ascii="Arial" w:hAnsi="Arial" w:cs="Arial"/>
+          <w:rFonts w:ascii="Arial" w:cs="Arial" w:hAnsi="Arial"/>
+          <w:szCs w:val="24"/>
+        </w:rPr>
+      </w:pPr>
+      <w:r>
+        <w:rPr>
+          <w:rFonts w:ascii="Arial" w:cs="Arial" w:hAnsi="Arial"/>
           <w:szCs w:val="24"/>
         </w:rPr>
         <w:t>The lung is surprisingly good at repairing itself.</w:t>
@@ -3977,24 +3969,24 @@
       <w:pPr>
         <w:jc w:val="both"/>
         <w:rPr>
-          <w:rFonts w:ascii="Arial" w:hAnsi="Arial" w:cs="Arial"/>
-          <w:szCs w:val="24"/>
-        </w:rPr>
-      </w:pPr>
-    </w:p>
-    <w:p>
-      <w:pPr>
-        <w:jc w:val="both"/>
-        <w:rPr>
-          <w:rFonts w:ascii="Arial" w:hAnsi="Arial" w:cs="Arial"/>
-          <w:b/>
-          <w:bCs/>
-          <w:szCs w:val="24"/>
-        </w:rPr>
-      </w:pPr>
-      <w:r>
-        <w:rPr>
-          <w:rFonts w:ascii="Arial" w:hAnsi="Arial" w:cs="Arial"/>
+          <w:rFonts w:ascii="Arial" w:cs="Arial" w:hAnsi="Arial"/>
+          <w:szCs w:val="24"/>
+        </w:rPr>
+      </w:pPr>
+    </w:p>
+    <w:p>
+      <w:pPr>
+        <w:jc w:val="both"/>
+        <w:rPr>
+          <w:rFonts w:ascii="Arial" w:cs="Arial" w:hAnsi="Arial"/>
+          <w:b/>
+          <w:bCs/>
+          <w:szCs w:val="24"/>
+        </w:rPr>
+      </w:pPr>
+      <w:r>
+        <w:rPr>
+          <w:rFonts w:ascii="Arial" w:cs="Arial" w:hAnsi="Arial"/>
           <w:b/>
           <w:bCs/>
           <w:szCs w:val="24"/>
@@ -4003,7 +3995,7 @@
       </w:r>
       <w:r>
         <w:rPr>
-          <w:rFonts w:ascii="Arial" w:hAnsi="Arial" w:cs="Arial"/>
+          <w:rFonts w:ascii="Arial" w:cs="Arial" w:hAnsi="Arial"/>
           <w:b/>
           <w:bCs/>
           <w:szCs w:val="24"/>
@@ -4015,13 +4007,13 @@
       <w:pPr>
         <w:jc w:val="both"/>
         <w:rPr>
-          <w:rFonts w:ascii="Arial" w:hAnsi="Arial" w:cs="Arial"/>
-          <w:szCs w:val="24"/>
-        </w:rPr>
-      </w:pPr>
-      <w:r>
-        <w:rPr>
-          <w:rFonts w:ascii="Arial" w:hAnsi="Arial" w:cs="Arial"/>
+          <w:rFonts w:ascii="Arial" w:cs="Arial" w:hAnsi="Arial"/>
+          <w:szCs w:val="24"/>
+        </w:rPr>
+      </w:pPr>
+      <w:r>
+        <w:rPr>
+          <w:rFonts w:ascii="Arial" w:cs="Arial" w:hAnsi="Arial"/>
           <w:szCs w:val="24"/>
         </w:rPr>
         <w:t>Some situations make healing slower:</w:t>
@@ -4035,13 +4027,13 @@
         </w:numPr>
         <w:jc w:val="both"/>
         <w:rPr>
-          <w:rFonts w:ascii="Arial" w:hAnsi="Arial" w:cs="Arial"/>
-          <w:szCs w:val="24"/>
-        </w:rPr>
-      </w:pPr>
-      <w:r>
-        <w:rPr>
-          <w:rFonts w:ascii="Arial" w:hAnsi="Arial" w:cs="Arial"/>
+          <w:rFonts w:ascii="Arial" w:cs="Arial" w:hAnsi="Arial"/>
+          <w:szCs w:val="24"/>
+        </w:rPr>
+      </w:pPr>
+      <w:r>
+        <w:rPr>
+          <w:rFonts w:ascii="Arial" w:cs="Arial" w:hAnsi="Arial"/>
           <w:szCs w:val="24"/>
         </w:rPr>
         <w:t>Smoking</w:t>
@@ -4055,13 +4047,13 @@
         </w:numPr>
         <w:jc w:val="both"/>
         <w:rPr>
-          <w:rFonts w:ascii="Arial" w:hAnsi="Arial" w:cs="Arial"/>
-          <w:szCs w:val="24"/>
-        </w:rPr>
-      </w:pPr>
-      <w:r>
-        <w:rPr>
-          <w:rFonts w:ascii="Arial" w:hAnsi="Arial" w:cs="Arial"/>
+          <w:rFonts w:ascii="Arial" w:cs="Arial" w:hAnsi="Arial"/>
+          <w:szCs w:val="24"/>
+        </w:rPr>
+      </w:pPr>
+      <w:r>
+        <w:rPr>
+          <w:rFonts w:ascii="Arial" w:cs="Arial" w:hAnsi="Arial"/>
           <w:szCs w:val="24"/>
         </w:rPr>
         <w:t>Asthma or COPD</w:t>
@@ -4075,13 +4067,13 @@
         </w:numPr>
         <w:jc w:val="both"/>
         <w:rPr>
-          <w:rFonts w:ascii="Arial" w:hAnsi="Arial" w:cs="Arial"/>
-          <w:szCs w:val="24"/>
-        </w:rPr>
-      </w:pPr>
-      <w:r>
-        <w:rPr>
-          <w:rFonts w:ascii="Arial" w:hAnsi="Arial" w:cs="Arial"/>
+          <w:rFonts w:ascii="Arial" w:cs="Arial" w:hAnsi="Arial"/>
+          <w:szCs w:val="24"/>
+        </w:rPr>
+      </w:pPr>
+      <w:r>
+        <w:rPr>
+          <w:rFonts w:ascii="Arial" w:cs="Arial" w:hAnsi="Arial"/>
           <w:szCs w:val="24"/>
         </w:rPr>
         <w:t>Older age</w:t>
@@ -4095,13 +4087,13 @@
         </w:numPr>
         <w:jc w:val="both"/>
         <w:rPr>
-          <w:rFonts w:ascii="Arial" w:hAnsi="Arial" w:cs="Arial"/>
-          <w:szCs w:val="24"/>
-        </w:rPr>
-      </w:pPr>
-      <w:r>
-        <w:rPr>
-          <w:rFonts w:ascii="Arial" w:hAnsi="Arial" w:cs="Arial"/>
+          <w:rFonts w:ascii="Arial" w:cs="Arial" w:hAnsi="Arial"/>
+          <w:szCs w:val="24"/>
+        </w:rPr>
+      </w:pPr>
+      <w:r>
+        <w:rPr>
+          <w:rFonts w:ascii="Arial" w:cs="Arial" w:hAnsi="Arial"/>
           <w:szCs w:val="24"/>
         </w:rPr>
         <w:t>Recurrent infections</w:t>
@@ -4115,13 +4107,13 @@
         </w:numPr>
         <w:jc w:val="both"/>
         <w:rPr>
-          <w:rFonts w:ascii="Arial" w:hAnsi="Arial" w:cs="Arial"/>
-          <w:szCs w:val="24"/>
-        </w:rPr>
-      </w:pPr>
-      <w:r>
-        <w:rPr>
-          <w:rFonts w:ascii="Arial" w:hAnsi="Arial" w:cs="Arial"/>
+          <w:rFonts w:ascii="Arial" w:cs="Arial" w:hAnsi="Arial"/>
+          <w:szCs w:val="24"/>
+        </w:rPr>
+      </w:pPr>
+      <w:r>
+        <w:rPr>
+          <w:rFonts w:ascii="Arial" w:cs="Arial" w:hAnsi="Arial"/>
           <w:szCs w:val="24"/>
         </w:rPr>
         <w:t>Severe pneumonia that caused scarring</w:t>
@@ -4131,13 +4123,13 @@
       <w:pPr>
         <w:jc w:val="both"/>
         <w:rPr>
-          <w:rFonts w:ascii="Arial" w:hAnsi="Arial" w:cs="Arial"/>
-          <w:szCs w:val="24"/>
-        </w:rPr>
-      </w:pPr>
-      <w:r>
-        <w:rPr>
-          <w:rFonts w:ascii="Arial" w:hAnsi="Arial" w:cs="Arial"/>
+          <w:rFonts w:ascii="Arial" w:cs="Arial" w:hAnsi="Arial"/>
+          <w:szCs w:val="24"/>
+        </w:rPr>
+      </w:pPr>
+      <w:r>
+        <w:rPr>
+          <w:rFonts w:ascii="Arial" w:cs="Arial" w:hAnsi="Arial"/>
           <w:szCs w:val="24"/>
         </w:rPr>
         <w:t>Even then, many people still improve significantly over time.</w:t>
@@ -4147,13 +4139,13 @@
       <w:pPr>
         <w:jc w:val="both"/>
         <w:rPr>
-          <w:rFonts w:ascii="Arial" w:hAnsi="Arial" w:cs="Arial"/>
-          <w:szCs w:val="24"/>
-        </w:rPr>
-      </w:pPr>
-      <w:r>
-        <w:rPr>
-          <w:rFonts w:ascii="Arial" w:hAnsi="Arial" w:cs="Arial"/>
+          <w:rFonts w:ascii="Arial" w:cs="Arial" w:hAnsi="Arial"/>
+          <w:szCs w:val="24"/>
+        </w:rPr>
+      </w:pPr>
+      <w:r>
+        <w:rPr>
+          <w:rFonts w:ascii="Arial" w:cs="Arial" w:hAnsi="Arial"/>
           <w:szCs w:val="24"/>
         </w:rPr>
         <w:br w:type="page"/>
@@ -4163,20 +4155,19 @@
       <w:pPr>
         <w:jc w:val="both"/>
         <w:rPr>
-          <w:rFonts w:ascii="Arial" w:hAnsi="Arial" w:cs="Arial"/>
-          <w:b/>
-          <w:bCs/>
-          <w:szCs w:val="24"/>
-        </w:rPr>
-      </w:pPr>
-      <w:r>
-        <w:rPr>
-          <w:rFonts w:ascii="Arial" w:hAnsi="Arial" w:cs="Arial"/>
-          <w:b/>
-          <w:bCs/>
-          <w:szCs w:val="24"/>
-        </w:rPr>
-        <w:lastRenderedPageBreak/>
+          <w:rFonts w:ascii="Arial" w:cs="Arial" w:hAnsi="Arial"/>
+          <w:b/>
+          <w:bCs/>
+          <w:szCs w:val="24"/>
+        </w:rPr>
+      </w:pPr>
+      <w:r>
+        <w:rPr>
+          <w:rFonts w:ascii="Arial" w:cs="Arial" w:hAnsi="Arial"/>
+          <w:b/>
+          <w:bCs/>
+          <w:szCs w:val="24"/>
+        </w:rPr>
         <w:t>Does pneumonia cause permanent lung damage?</w:t>
       </w:r>
     </w:p>
@@ -4184,20 +4175,20 @@
       <w:pPr>
         <w:jc w:val="both"/>
         <w:rPr>
-          <w:rFonts w:ascii="Arial" w:hAnsi="Arial" w:cs="Arial"/>
-          <w:szCs w:val="24"/>
-        </w:rPr>
-      </w:pPr>
-      <w:r>
-        <w:rPr>
-          <w:rFonts w:ascii="Arial" w:hAnsi="Arial" w:cs="Arial"/>
+          <w:rFonts w:ascii="Arial" w:cs="Arial" w:hAnsi="Arial"/>
+          <w:szCs w:val="24"/>
+        </w:rPr>
+      </w:pPr>
+      <w:r>
+        <w:rPr>
+          <w:rFonts w:ascii="Arial" w:cs="Arial" w:hAnsi="Arial"/>
           <w:szCs w:val="24"/>
         </w:rPr>
         <w:t xml:space="preserve">Usually </w:t>
       </w:r>
       <w:r>
         <w:rPr>
-          <w:rFonts w:ascii="Arial" w:hAnsi="Arial" w:cs="Arial"/>
+          <w:rFonts w:ascii="Arial" w:cs="Arial" w:hAnsi="Arial"/>
           <w:b/>
           <w:bCs/>
           <w:szCs w:val="24"/>
@@ -4206,7 +4197,7 @@
       </w:r>
       <w:r>
         <w:rPr>
-          <w:rFonts w:ascii="Arial" w:hAnsi="Arial" w:cs="Arial"/>
+          <w:rFonts w:ascii="Arial" w:cs="Arial" w:hAnsi="Arial"/>
           <w:szCs w:val="24"/>
         </w:rPr>
         <w:t>. Permanent scarring (fibrosis) is uncommon and usually happens only in:</w:t>
@@ -4220,13 +4211,13 @@
         </w:numPr>
         <w:jc w:val="both"/>
         <w:rPr>
-          <w:rFonts w:ascii="Arial" w:hAnsi="Arial" w:cs="Arial"/>
-          <w:szCs w:val="24"/>
-        </w:rPr>
-      </w:pPr>
-      <w:r>
-        <w:rPr>
-          <w:rFonts w:ascii="Arial" w:hAnsi="Arial" w:cs="Arial"/>
+          <w:rFonts w:ascii="Arial" w:cs="Arial" w:hAnsi="Arial"/>
+          <w:szCs w:val="24"/>
+        </w:rPr>
+      </w:pPr>
+      <w:r>
+        <w:rPr>
+          <w:rFonts w:ascii="Arial" w:cs="Arial" w:hAnsi="Arial"/>
           <w:szCs w:val="24"/>
         </w:rPr>
         <w:t>Very severe pneumonia</w:t>
@@ -4240,13 +4231,13 @@
         </w:numPr>
         <w:jc w:val="both"/>
         <w:rPr>
-          <w:rFonts w:ascii="Arial" w:hAnsi="Arial" w:cs="Arial"/>
-          <w:szCs w:val="24"/>
-        </w:rPr>
-      </w:pPr>
-      <w:r>
-        <w:rPr>
-          <w:rFonts w:ascii="Arial" w:hAnsi="Arial" w:cs="Arial"/>
+          <w:rFonts w:ascii="Arial" w:cs="Arial" w:hAnsi="Arial"/>
+          <w:szCs w:val="24"/>
+        </w:rPr>
+      </w:pPr>
+      <w:r>
+        <w:rPr>
+          <w:rFonts w:ascii="Arial" w:cs="Arial" w:hAnsi="Arial"/>
           <w:szCs w:val="24"/>
         </w:rPr>
         <w:t>ICU cases</w:t>
@@ -4260,13 +4251,13 @@
         </w:numPr>
         <w:jc w:val="both"/>
         <w:rPr>
-          <w:rFonts w:ascii="Arial" w:hAnsi="Arial" w:cs="Arial"/>
-          <w:szCs w:val="24"/>
-        </w:rPr>
-      </w:pPr>
-      <w:r>
-        <w:rPr>
-          <w:rFonts w:ascii="Arial" w:hAnsi="Arial" w:cs="Arial"/>
+          <w:rFonts w:ascii="Arial" w:cs="Arial" w:hAnsi="Arial"/>
+          <w:szCs w:val="24"/>
+        </w:rPr>
+      </w:pPr>
+      <w:r>
+        <w:rPr>
+          <w:rFonts w:ascii="Arial" w:cs="Arial" w:hAnsi="Arial"/>
           <w:szCs w:val="24"/>
         </w:rPr>
         <w:t>People with weak immune systems</w:t>
@@ -4280,13 +4271,13 @@
         </w:numPr>
         <w:jc w:val="both"/>
         <w:rPr>
-          <w:rFonts w:ascii="Arial" w:hAnsi="Arial" w:cs="Arial"/>
-          <w:szCs w:val="24"/>
-        </w:rPr>
-      </w:pPr>
-      <w:r>
-        <w:rPr>
-          <w:rFonts w:ascii="Arial" w:hAnsi="Arial" w:cs="Arial"/>
+          <w:rFonts w:ascii="Arial" w:cs="Arial" w:hAnsi="Arial"/>
+          <w:szCs w:val="24"/>
+        </w:rPr>
+      </w:pPr>
+      <w:r>
+        <w:rPr>
+          <w:rFonts w:ascii="Arial" w:cs="Arial" w:hAnsi="Arial"/>
           <w:szCs w:val="24"/>
         </w:rPr>
         <w:t>Certain unusual infections</w:t>
@@ -4296,20 +4287,20 @@
       <w:pPr>
         <w:jc w:val="both"/>
         <w:rPr>
-          <w:rFonts w:ascii="Arial" w:hAnsi="Arial" w:cs="Arial"/>
-          <w:szCs w:val="24"/>
-        </w:rPr>
-      </w:pPr>
-      <w:r>
-        <w:rPr>
-          <w:rFonts w:ascii="Arial" w:hAnsi="Arial" w:cs="Arial"/>
+          <w:rFonts w:ascii="Arial" w:cs="Arial" w:hAnsi="Arial"/>
+          <w:szCs w:val="24"/>
+        </w:rPr>
+      </w:pPr>
+      <w:r>
+        <w:rPr>
+          <w:rFonts w:ascii="Arial" w:cs="Arial" w:hAnsi="Arial"/>
           <w:szCs w:val="24"/>
         </w:rPr>
         <w:t xml:space="preserve">Most everyday pneumonia cases do </w:t>
       </w:r>
       <w:r>
         <w:rPr>
-          <w:rFonts w:ascii="Arial" w:hAnsi="Arial" w:cs="Arial"/>
+          <w:rFonts w:ascii="Arial" w:cs="Arial" w:hAnsi="Arial"/>
           <w:b/>
           <w:bCs/>
           <w:szCs w:val="24"/>
@@ -4318,7 +4309,7 @@
       </w:r>
       <w:r>
         <w:rPr>
-          <w:rFonts w:ascii="Arial" w:hAnsi="Arial" w:cs="Arial"/>
+          <w:rFonts w:ascii="Arial" w:cs="Arial" w:hAnsi="Arial"/>
           <w:szCs w:val="24"/>
         </w:rPr>
         <w:t xml:space="preserve"> leave permanent damage.</w:t>
@@ -4328,24 +4319,24 @@
       <w:pPr>
         <w:jc w:val="both"/>
         <w:rPr>
-          <w:rFonts w:ascii="Arial" w:hAnsi="Arial" w:cs="Arial"/>
-          <w:szCs w:val="24"/>
-        </w:rPr>
-      </w:pPr>
-    </w:p>
-    <w:p>
-      <w:pPr>
-        <w:jc w:val="both"/>
-        <w:rPr>
-          <w:rFonts w:ascii="Arial" w:hAnsi="Arial" w:cs="Arial"/>
-          <w:b/>
-          <w:bCs/>
-          <w:szCs w:val="24"/>
-        </w:rPr>
-      </w:pPr>
-      <w:r>
-        <w:rPr>
-          <w:rFonts w:ascii="Arial" w:hAnsi="Arial" w:cs="Arial"/>
+          <w:rFonts w:ascii="Arial" w:cs="Arial" w:hAnsi="Arial"/>
+          <w:szCs w:val="24"/>
+        </w:rPr>
+      </w:pPr>
+    </w:p>
+    <w:p>
+      <w:pPr>
+        <w:jc w:val="both"/>
+        <w:rPr>
+          <w:rFonts w:ascii="Arial" w:cs="Arial" w:hAnsi="Arial"/>
+          <w:b/>
+          <w:bCs/>
+          <w:szCs w:val="24"/>
+        </w:rPr>
+      </w:pPr>
+      <w:r>
+        <w:rPr>
+          <w:rFonts w:ascii="Arial" w:cs="Arial" w:hAnsi="Arial"/>
           <w:b/>
           <w:bCs/>
           <w:szCs w:val="24"/>
@@ -4354,7 +4345,7 @@
       </w:r>
       <w:r>
         <w:rPr>
-          <w:rFonts w:ascii="Arial" w:hAnsi="Arial" w:cs="Arial"/>
+          <w:rFonts w:ascii="Arial" w:cs="Arial" w:hAnsi="Arial"/>
           <w:b/>
           <w:bCs/>
           <w:szCs w:val="24"/>
@@ -4363,7 +4354,7 @@
       </w:r>
       <w:r>
         <w:rPr>
-          <w:rFonts w:ascii="Arial" w:hAnsi="Arial" w:cs="Arial"/>
+          <w:rFonts w:ascii="Arial" w:cs="Arial" w:hAnsi="Arial"/>
           <w:b/>
           <w:bCs/>
           <w:szCs w:val="24"/>
@@ -4372,7 +4363,7 @@
       </w:r>
       <w:r>
         <w:rPr>
-          <w:rFonts w:ascii="Arial" w:hAnsi="Arial" w:cs="Arial"/>
+          <w:rFonts w:ascii="Arial" w:cs="Arial" w:hAnsi="Arial"/>
           <w:b/>
           <w:bCs/>
           <w:szCs w:val="24"/>
@@ -4384,20 +4375,20 @@
       <w:pPr>
         <w:jc w:val="both"/>
         <w:rPr>
-          <w:rFonts w:ascii="Arial" w:hAnsi="Arial" w:cs="Arial"/>
-          <w:szCs w:val="24"/>
-        </w:rPr>
-      </w:pPr>
-      <w:r>
-        <w:rPr>
-          <w:rFonts w:ascii="Arial" w:hAnsi="Arial" w:cs="Arial"/>
+          <w:rFonts w:ascii="Arial" w:cs="Arial" w:hAnsi="Arial"/>
+          <w:szCs w:val="24"/>
+        </w:rPr>
+      </w:pPr>
+      <w:r>
+        <w:rPr>
+          <w:rFonts w:ascii="Arial" w:cs="Arial" w:hAnsi="Arial"/>
           <w:szCs w:val="24"/>
         </w:rPr>
         <w:t>COVID</w:t>
       </w:r>
       <w:r>
         <w:rPr>
-          <w:rFonts w:ascii="Arial" w:hAnsi="Arial" w:cs="Arial"/>
+          <w:rFonts w:ascii="Arial" w:cs="Arial" w:hAnsi="Arial"/>
           <w:szCs w:val="24"/>
         </w:rPr>
         <w:noBreakHyphen/>
@@ -4405,7 +4396,7 @@
       </w:r>
       <w:r>
         <w:rPr>
-          <w:rFonts w:ascii="Arial" w:hAnsi="Arial" w:cs="Arial"/>
+          <w:rFonts w:ascii="Arial" w:cs="Arial" w:hAnsi="Arial"/>
           <w:szCs w:val="24"/>
         </w:rPr>
         <w:noBreakHyphen/>
@@ -4413,7 +4404,7 @@
       </w:r>
       <w:r>
         <w:rPr>
-          <w:rFonts w:ascii="Arial" w:hAnsi="Arial" w:cs="Arial"/>
+          <w:rFonts w:ascii="Arial" w:cs="Arial" w:hAnsi="Arial"/>
           <w:szCs w:val="24"/>
         </w:rPr>
         <w:noBreakHyphen/>
@@ -4424,24 +4415,24 @@
       <w:pPr>
         <w:jc w:val="both"/>
         <w:rPr>
-          <w:rFonts w:ascii="Arial" w:hAnsi="Arial" w:cs="Arial"/>
-          <w:szCs w:val="24"/>
-        </w:rPr>
-      </w:pPr>
-    </w:p>
-    <w:p>
-      <w:pPr>
-        <w:jc w:val="both"/>
-        <w:rPr>
-          <w:rFonts w:ascii="Arial" w:hAnsi="Arial" w:cs="Arial"/>
-          <w:b/>
-          <w:bCs/>
-          <w:szCs w:val="24"/>
-        </w:rPr>
-      </w:pPr>
-      <w:r>
-        <w:rPr>
-          <w:rFonts w:ascii="Arial" w:hAnsi="Arial" w:cs="Arial"/>
+          <w:rFonts w:ascii="Arial" w:cs="Arial" w:hAnsi="Arial"/>
+          <w:szCs w:val="24"/>
+        </w:rPr>
+      </w:pPr>
+    </w:p>
+    <w:p>
+      <w:pPr>
+        <w:jc w:val="both"/>
+        <w:rPr>
+          <w:rFonts w:ascii="Arial" w:cs="Arial" w:hAnsi="Arial"/>
+          <w:b/>
+          <w:bCs/>
+          <w:szCs w:val="24"/>
+        </w:rPr>
+      </w:pPr>
+      <w:r>
+        <w:rPr>
+          <w:rFonts w:ascii="Arial" w:cs="Arial" w:hAnsi="Arial"/>
           <w:b/>
           <w:bCs/>
           <w:szCs w:val="24"/>
@@ -4450,7 +4441,7 @@
       </w:r>
       <w:r>
         <w:rPr>
-          <w:rFonts w:ascii="Arial" w:hAnsi="Arial" w:cs="Arial"/>
+          <w:rFonts w:ascii="Arial" w:cs="Arial" w:hAnsi="Arial"/>
           <w:b/>
           <w:bCs/>
           <w:szCs w:val="24"/>
@@ -4463,13 +4454,13 @@
       <w:pPr>
         <w:jc w:val="both"/>
         <w:rPr>
-          <w:rFonts w:ascii="Arial" w:hAnsi="Arial" w:cs="Arial"/>
-          <w:szCs w:val="24"/>
-        </w:rPr>
-      </w:pPr>
-      <w:r>
-        <w:rPr>
-          <w:rFonts w:ascii="Arial" w:hAnsi="Arial" w:cs="Arial"/>
+          <w:rFonts w:ascii="Arial" w:cs="Arial" w:hAnsi="Arial"/>
+          <w:szCs w:val="24"/>
+        </w:rPr>
+      </w:pPr>
+      <w:r>
+        <w:rPr>
+          <w:rFonts w:ascii="Arial" w:cs="Arial" w:hAnsi="Arial"/>
           <w:b/>
           <w:bCs/>
           <w:szCs w:val="24"/>
@@ -4478,14 +4469,14 @@
       </w:r>
       <w:r>
         <w:rPr>
-          <w:rFonts w:ascii="Arial" w:hAnsi="Arial" w:cs="Arial"/>
+          <w:rFonts w:ascii="Arial" w:cs="Arial" w:hAnsi="Arial"/>
           <w:szCs w:val="24"/>
         </w:rPr>
         <w:t xml:space="preserve"> COVID</w:t>
       </w:r>
       <w:r>
         <w:rPr>
-          <w:rFonts w:ascii="Arial" w:hAnsi="Arial" w:cs="Arial"/>
+          <w:rFonts w:ascii="Arial" w:cs="Arial" w:hAnsi="Arial"/>
           <w:szCs w:val="24"/>
         </w:rPr>
         <w:noBreakHyphen/>
@@ -4493,7 +4484,7 @@
       </w:r>
       <w:r>
         <w:rPr>
-          <w:rFonts w:ascii="Arial" w:hAnsi="Arial" w:cs="Arial"/>
+          <w:rFonts w:ascii="Arial" w:cs="Arial" w:hAnsi="Arial"/>
           <w:b/>
           <w:bCs/>
           <w:szCs w:val="24"/>
@@ -4502,7 +4493,7 @@
       </w:r>
       <w:r>
         <w:rPr>
-          <w:rFonts w:ascii="Arial" w:hAnsi="Arial" w:cs="Arial"/>
+          <w:rFonts w:ascii="Arial" w:cs="Arial" w:hAnsi="Arial"/>
           <w:szCs w:val="24"/>
         </w:rPr>
         <w:t>.</w:t>
@@ -4512,15 +4503,15 @@
       <w:pPr>
         <w:jc w:val="both"/>
         <w:rPr>
-          <w:rFonts w:ascii="Arial" w:hAnsi="Arial" w:cs="Arial"/>
-          <w:b/>
-          <w:bCs/>
-          <w:szCs w:val="24"/>
-        </w:rPr>
-      </w:pPr>
-      <w:r>
-        <w:rPr>
-          <w:rFonts w:ascii="Arial" w:hAnsi="Arial" w:cs="Arial"/>
+          <w:rFonts w:ascii="Arial" w:cs="Arial" w:hAnsi="Arial"/>
+          <w:b/>
+          <w:bCs/>
+          <w:szCs w:val="24"/>
+        </w:rPr>
+      </w:pPr>
+      <w:r>
+        <w:rPr>
+          <w:rFonts w:ascii="Arial" w:cs="Arial" w:hAnsi="Arial"/>
           <w:b/>
           <w:bCs/>
           <w:szCs w:val="24"/>
@@ -4536,20 +4527,20 @@
         </w:numPr>
         <w:jc w:val="both"/>
         <w:rPr>
-          <w:rFonts w:ascii="Arial" w:hAnsi="Arial" w:cs="Arial"/>
-          <w:szCs w:val="24"/>
-        </w:rPr>
-      </w:pPr>
-      <w:r>
-        <w:rPr>
-          <w:rFonts w:ascii="Arial" w:hAnsi="Arial" w:cs="Arial"/>
+          <w:rFonts w:ascii="Arial" w:cs="Arial" w:hAnsi="Arial"/>
+          <w:szCs w:val="24"/>
+        </w:rPr>
+      </w:pPr>
+      <w:r>
+        <w:rPr>
+          <w:rFonts w:ascii="Arial" w:cs="Arial" w:hAnsi="Arial"/>
           <w:szCs w:val="24"/>
         </w:rPr>
         <w:t xml:space="preserve">Antibiotics do </w:t>
       </w:r>
       <w:r>
         <w:rPr>
-          <w:rFonts w:ascii="Arial" w:hAnsi="Arial" w:cs="Arial"/>
+          <w:rFonts w:ascii="Arial" w:cs="Arial" w:hAnsi="Arial"/>
           <w:b/>
           <w:bCs/>
           <w:szCs w:val="24"/>
@@ -4558,7 +4549,7 @@
       </w:r>
       <w:r>
         <w:rPr>
-          <w:rFonts w:ascii="Arial" w:hAnsi="Arial" w:cs="Arial"/>
+          <w:rFonts w:ascii="Arial" w:cs="Arial" w:hAnsi="Arial"/>
           <w:szCs w:val="24"/>
         </w:rPr>
         <w:t xml:space="preserve"> treat COVID pneumonia (unless there is a secondary bacterial infection).</w:t>
@@ -4572,13 +4563,13 @@
         </w:numPr>
         <w:jc w:val="both"/>
         <w:rPr>
-          <w:rFonts w:ascii="Arial" w:hAnsi="Arial" w:cs="Arial"/>
-          <w:szCs w:val="24"/>
-        </w:rPr>
-      </w:pPr>
-      <w:r>
-        <w:rPr>
-          <w:rFonts w:ascii="Arial" w:hAnsi="Arial" w:cs="Arial"/>
+          <w:rFonts w:ascii="Arial" w:cs="Arial" w:hAnsi="Arial"/>
+          <w:szCs w:val="24"/>
+        </w:rPr>
+      </w:pPr>
+      <w:r>
+        <w:rPr>
+          <w:rFonts w:ascii="Arial" w:cs="Arial" w:hAnsi="Arial"/>
           <w:szCs w:val="24"/>
         </w:rPr>
         <w:t>The inflammation comes from the immune system reacting to the virus.</w:t>
@@ -4592,20 +4583,20 @@
         </w:numPr>
         <w:jc w:val="both"/>
         <w:rPr>
-          <w:rFonts w:ascii="Arial" w:hAnsi="Arial" w:cs="Arial"/>
-          <w:szCs w:val="24"/>
-        </w:rPr>
-      </w:pPr>
-      <w:r>
-        <w:rPr>
-          <w:rFonts w:ascii="Arial" w:hAnsi="Arial" w:cs="Arial"/>
+          <w:rFonts w:ascii="Arial" w:cs="Arial" w:hAnsi="Arial"/>
+          <w:szCs w:val="24"/>
+        </w:rPr>
+      </w:pPr>
+      <w:r>
+        <w:rPr>
+          <w:rFonts w:ascii="Arial" w:cs="Arial" w:hAnsi="Arial"/>
           <w:szCs w:val="24"/>
         </w:rPr>
         <w:t>The pattern on X</w:t>
       </w:r>
       <w:r>
         <w:rPr>
-          <w:rFonts w:ascii="Arial" w:hAnsi="Arial" w:cs="Arial"/>
+          <w:rFonts w:ascii="Arial" w:cs="Arial" w:hAnsi="Arial"/>
           <w:szCs w:val="24"/>
         </w:rPr>
         <w:noBreakHyphen/>
@@ -4613,7 +4604,7 @@
       </w:r>
       <w:r>
         <w:rPr>
-          <w:rFonts w:ascii="Arial" w:hAnsi="Arial" w:cs="Arial"/>
+          <w:rFonts w:ascii="Arial" w:cs="Arial" w:hAnsi="Arial"/>
           <w:b/>
           <w:bCs/>
           <w:szCs w:val="24"/>
@@ -4622,7 +4613,7 @@
       </w:r>
       <w:r>
         <w:rPr>
-          <w:rFonts w:ascii="Arial" w:hAnsi="Arial" w:cs="Arial"/>
+          <w:rFonts w:ascii="Arial" w:cs="Arial" w:hAnsi="Arial"/>
           <w:szCs w:val="24"/>
         </w:rPr>
         <w:t>, different from typical bacterial pneumonia.</w:t>
@@ -4633,24 +4624,24 @@
         <w:ind w:left="720"/>
         <w:jc w:val="both"/>
         <w:rPr>
-          <w:rFonts w:ascii="Arial" w:hAnsi="Arial" w:cs="Arial"/>
-          <w:szCs w:val="24"/>
-        </w:rPr>
-      </w:pPr>
-    </w:p>
-    <w:p>
-      <w:pPr>
-        <w:jc w:val="both"/>
-        <w:rPr>
-          <w:rFonts w:ascii="Arial" w:hAnsi="Arial" w:cs="Arial"/>
-          <w:b/>
-          <w:bCs/>
-          <w:szCs w:val="24"/>
-        </w:rPr>
-      </w:pPr>
-      <w:r>
-        <w:rPr>
-          <w:rFonts w:ascii="Arial" w:hAnsi="Arial" w:cs="Arial"/>
+          <w:rFonts w:ascii="Arial" w:cs="Arial" w:hAnsi="Arial"/>
+          <w:szCs w:val="24"/>
+        </w:rPr>
+      </w:pPr>
+    </w:p>
+    <w:p>
+      <w:pPr>
+        <w:jc w:val="both"/>
+        <w:rPr>
+          <w:rFonts w:ascii="Arial" w:cs="Arial" w:hAnsi="Arial"/>
+          <w:b/>
+          <w:bCs/>
+          <w:szCs w:val="24"/>
+        </w:rPr>
+      </w:pPr>
+      <w:r>
+        <w:rPr>
+          <w:rFonts w:ascii="Arial" w:cs="Arial" w:hAnsi="Arial"/>
           <w:b/>
           <w:bCs/>
           <w:szCs w:val="24"/>
@@ -4659,7 +4650,7 @@
       </w:r>
       <w:r>
         <w:rPr>
-          <w:rFonts w:ascii="Arial" w:hAnsi="Arial" w:cs="Arial"/>
+          <w:rFonts w:ascii="Arial" w:cs="Arial" w:hAnsi="Arial"/>
           <w:b/>
           <w:bCs/>
           <w:szCs w:val="24"/>
@@ -4672,20 +4663,20 @@
       <w:pPr>
         <w:jc w:val="both"/>
         <w:rPr>
-          <w:rFonts w:ascii="Arial" w:hAnsi="Arial" w:cs="Arial"/>
-          <w:szCs w:val="24"/>
-        </w:rPr>
-      </w:pPr>
-      <w:r>
-        <w:rPr>
-          <w:rFonts w:ascii="Arial" w:hAnsi="Arial" w:cs="Arial"/>
+          <w:rFonts w:ascii="Arial" w:cs="Arial" w:hAnsi="Arial"/>
+          <w:szCs w:val="24"/>
+        </w:rPr>
+      </w:pPr>
+      <w:r>
+        <w:rPr>
+          <w:rFonts w:ascii="Arial" w:cs="Arial" w:hAnsi="Arial"/>
           <w:szCs w:val="24"/>
         </w:rPr>
         <w:t xml:space="preserve">In many cases, </w:t>
       </w:r>
       <w:r>
         <w:rPr>
-          <w:rFonts w:ascii="Arial" w:hAnsi="Arial" w:cs="Arial"/>
+          <w:rFonts w:ascii="Arial" w:cs="Arial" w:hAnsi="Arial"/>
           <w:b/>
           <w:bCs/>
           <w:szCs w:val="24"/>
@@ -4694,7 +4685,7 @@
       </w:r>
       <w:r>
         <w:rPr>
-          <w:rFonts w:ascii="Arial" w:hAnsi="Arial" w:cs="Arial"/>
+          <w:rFonts w:ascii="Arial" w:cs="Arial" w:hAnsi="Arial"/>
           <w:szCs w:val="24"/>
         </w:rPr>
         <w:t>, often very well. But the speed and completeness of recovery depend on the severity.</w:t>
@@ -4704,15 +4695,15 @@
       <w:pPr>
         <w:jc w:val="both"/>
         <w:rPr>
-          <w:rFonts w:ascii="Arial" w:hAnsi="Arial" w:cs="Arial"/>
-          <w:b/>
-          <w:bCs/>
-          <w:szCs w:val="24"/>
-        </w:rPr>
-      </w:pPr>
-      <w:r>
-        <w:rPr>
-          <w:rFonts w:ascii="Arial" w:hAnsi="Arial" w:cs="Arial"/>
+          <w:rFonts w:ascii="Arial" w:cs="Arial" w:hAnsi="Arial"/>
+          <w:b/>
+          <w:bCs/>
+          <w:szCs w:val="24"/>
+        </w:rPr>
+      </w:pPr>
+      <w:r>
+        <w:rPr>
+          <w:rFonts w:ascii="Arial" w:cs="Arial" w:hAnsi="Arial"/>
           <w:b/>
           <w:bCs/>
           <w:szCs w:val="24"/>
@@ -4724,13 +4715,13 @@
       <w:pPr>
         <w:jc w:val="both"/>
         <w:rPr>
-          <w:rFonts w:ascii="Arial" w:hAnsi="Arial" w:cs="Arial"/>
-          <w:szCs w:val="24"/>
-        </w:rPr>
-      </w:pPr>
-      <w:r>
-        <w:rPr>
-          <w:rFonts w:ascii="Arial" w:hAnsi="Arial" w:cs="Arial"/>
+          <w:rFonts w:ascii="Arial" w:cs="Arial" w:hAnsi="Arial"/>
+          <w:szCs w:val="24"/>
+        </w:rPr>
+      </w:pPr>
+      <w:r>
+        <w:rPr>
+          <w:rFonts w:ascii="Arial" w:cs="Arial" w:hAnsi="Arial"/>
           <w:szCs w:val="24"/>
         </w:rPr>
         <w:t>Most people recover fully.</w:t>
@@ -4744,20 +4735,20 @@
         </w:numPr>
         <w:jc w:val="both"/>
         <w:rPr>
-          <w:rFonts w:ascii="Arial" w:hAnsi="Arial" w:cs="Arial"/>
-          <w:szCs w:val="24"/>
-        </w:rPr>
-      </w:pPr>
-      <w:r>
-        <w:rPr>
-          <w:rFonts w:ascii="Arial" w:hAnsi="Arial" w:cs="Arial"/>
+          <w:rFonts w:ascii="Arial" w:cs="Arial" w:hAnsi="Arial"/>
+          <w:szCs w:val="24"/>
+        </w:rPr>
+      </w:pPr>
+      <w:r>
+        <w:rPr>
+          <w:rFonts w:ascii="Arial" w:cs="Arial" w:hAnsi="Arial"/>
           <w:szCs w:val="24"/>
         </w:rPr>
         <w:t xml:space="preserve">Symptoms improve in </w:t>
       </w:r>
       <w:r>
         <w:rPr>
-          <w:rFonts w:ascii="Arial" w:hAnsi="Arial" w:cs="Arial"/>
+          <w:rFonts w:ascii="Arial" w:cs="Arial" w:hAnsi="Arial"/>
           <w:b/>
           <w:bCs/>
           <w:szCs w:val="24"/>
@@ -4773,13 +4764,13 @@
         </w:numPr>
         <w:jc w:val="both"/>
         <w:rPr>
-          <w:rFonts w:ascii="Arial" w:hAnsi="Arial" w:cs="Arial"/>
-          <w:szCs w:val="24"/>
-        </w:rPr>
-      </w:pPr>
-      <w:r>
-        <w:rPr>
-          <w:rFonts w:ascii="Arial" w:hAnsi="Arial" w:cs="Arial"/>
+          <w:rFonts w:ascii="Arial" w:cs="Arial" w:hAnsi="Arial"/>
+          <w:szCs w:val="24"/>
+        </w:rPr>
+      </w:pPr>
+      <w:r>
+        <w:rPr>
+          <w:rFonts w:ascii="Arial" w:cs="Arial" w:hAnsi="Arial"/>
           <w:szCs w:val="24"/>
         </w:rPr>
         <w:t>Lung tissue gradually clears inflammation</w:t>
@@ -4793,20 +4784,20 @@
         </w:numPr>
         <w:jc w:val="both"/>
         <w:rPr>
-          <w:rFonts w:ascii="Arial" w:hAnsi="Arial" w:cs="Arial"/>
-          <w:szCs w:val="24"/>
-        </w:rPr>
-      </w:pPr>
-      <w:r>
-        <w:rPr>
-          <w:rFonts w:ascii="Arial" w:hAnsi="Arial" w:cs="Arial"/>
+          <w:rFonts w:ascii="Arial" w:cs="Arial" w:hAnsi="Arial"/>
+          <w:szCs w:val="24"/>
+        </w:rPr>
+      </w:pPr>
+      <w:r>
+        <w:rPr>
+          <w:rFonts w:ascii="Arial" w:cs="Arial" w:hAnsi="Arial"/>
           <w:szCs w:val="24"/>
         </w:rPr>
         <w:t>X</w:t>
       </w:r>
       <w:r>
         <w:rPr>
-          <w:rFonts w:ascii="Arial" w:hAnsi="Arial" w:cs="Arial"/>
+          <w:rFonts w:ascii="Arial" w:cs="Arial" w:hAnsi="Arial"/>
           <w:szCs w:val="24"/>
         </w:rPr>
         <w:noBreakHyphen/>
@@ -4814,7 +4805,7 @@
       </w:r>
       <w:r>
         <w:rPr>
-          <w:rFonts w:ascii="Arial" w:hAnsi="Arial" w:cs="Arial"/>
+          <w:rFonts w:ascii="Arial" w:cs="Arial" w:hAnsi="Arial"/>
           <w:b/>
           <w:bCs/>
           <w:szCs w:val="24"/>
@@ -4823,7 +4814,7 @@
       </w:r>
       <w:r>
         <w:rPr>
-          <w:rFonts w:ascii="Arial" w:hAnsi="Arial" w:cs="Arial"/>
+          <w:rFonts w:ascii="Arial" w:cs="Arial" w:hAnsi="Arial"/>
           <w:szCs w:val="24"/>
         </w:rPr>
         <w:t xml:space="preserve"> to return to normal</w:t>
@@ -4833,13 +4824,13 @@
       <w:pPr>
         <w:jc w:val="both"/>
         <w:rPr>
-          <w:rFonts w:ascii="Arial" w:hAnsi="Arial" w:cs="Arial"/>
-          <w:szCs w:val="24"/>
-        </w:rPr>
-      </w:pPr>
-      <w:r>
-        <w:rPr>
-          <w:rFonts w:ascii="Arial" w:hAnsi="Arial" w:cs="Arial"/>
+          <w:rFonts w:ascii="Arial" w:cs="Arial" w:hAnsi="Arial"/>
+          <w:szCs w:val="24"/>
+        </w:rPr>
+      </w:pPr>
+      <w:r>
+        <w:rPr>
+          <w:rFonts w:ascii="Arial" w:cs="Arial" w:hAnsi="Arial"/>
           <w:szCs w:val="24"/>
         </w:rPr>
         <w:br w:type="page"/>
@@ -4849,20 +4840,19 @@
       <w:pPr>
         <w:jc w:val="both"/>
         <w:rPr>
-          <w:rFonts w:ascii="Arial" w:hAnsi="Arial" w:cs="Arial"/>
-          <w:b/>
-          <w:bCs/>
-          <w:szCs w:val="24"/>
-        </w:rPr>
-      </w:pPr>
-      <w:r>
-        <w:rPr>
-          <w:rFonts w:ascii="Arial" w:hAnsi="Arial" w:cs="Arial"/>
-          <w:b/>
-          <w:bCs/>
-          <w:szCs w:val="24"/>
-        </w:rPr>
-        <w:lastRenderedPageBreak/>
+          <w:rFonts w:ascii="Arial" w:cs="Arial" w:hAnsi="Arial"/>
+          <w:b/>
+          <w:bCs/>
+          <w:szCs w:val="24"/>
+        </w:rPr>
+      </w:pPr>
+      <w:r>
+        <w:rPr>
+          <w:rFonts w:ascii="Arial" w:cs="Arial" w:hAnsi="Arial"/>
+          <w:b/>
+          <w:bCs/>
+          <w:szCs w:val="24"/>
+        </w:rPr>
         <w:t>2. Severe COVID pneumonia</w:t>
       </w:r>
     </w:p>
@@ -4870,13 +4860,13 @@
       <w:pPr>
         <w:jc w:val="both"/>
         <w:rPr>
-          <w:rFonts w:ascii="Arial" w:hAnsi="Arial" w:cs="Arial"/>
-          <w:szCs w:val="24"/>
-        </w:rPr>
-      </w:pPr>
-      <w:r>
-        <w:rPr>
-          <w:rFonts w:ascii="Arial" w:hAnsi="Arial" w:cs="Arial"/>
+          <w:rFonts w:ascii="Arial" w:cs="Arial" w:hAnsi="Arial"/>
+          <w:szCs w:val="24"/>
+        </w:rPr>
+      </w:pPr>
+      <w:r>
+        <w:rPr>
+          <w:rFonts w:ascii="Arial" w:cs="Arial" w:hAnsi="Arial"/>
           <w:szCs w:val="24"/>
         </w:rPr>
         <w:t>Recovery is slower but still possible.</w:t>
@@ -4890,20 +4880,20 @@
         </w:numPr>
         <w:jc w:val="both"/>
         <w:rPr>
-          <w:rFonts w:ascii="Arial" w:hAnsi="Arial" w:cs="Arial"/>
-          <w:szCs w:val="24"/>
-        </w:rPr>
-      </w:pPr>
-      <w:r>
-        <w:rPr>
-          <w:rFonts w:ascii="Arial" w:hAnsi="Arial" w:cs="Arial"/>
+          <w:rFonts w:ascii="Arial" w:cs="Arial" w:hAnsi="Arial"/>
+          <w:szCs w:val="24"/>
+        </w:rPr>
+      </w:pPr>
+      <w:r>
+        <w:rPr>
+          <w:rFonts w:ascii="Arial" w:cs="Arial" w:hAnsi="Arial"/>
           <w:szCs w:val="24"/>
         </w:rPr>
         <w:t xml:space="preserve">Healing may take </w:t>
       </w:r>
       <w:r>
         <w:rPr>
-          <w:rFonts w:ascii="Arial" w:hAnsi="Arial" w:cs="Arial"/>
+          <w:rFonts w:ascii="Arial" w:cs="Arial" w:hAnsi="Arial"/>
           <w:b/>
           <w:bCs/>
           <w:szCs w:val="24"/>
@@ -4919,13 +4909,13 @@
         </w:numPr>
         <w:jc w:val="both"/>
         <w:rPr>
-          <w:rFonts w:ascii="Arial" w:hAnsi="Arial" w:cs="Arial"/>
-          <w:szCs w:val="24"/>
-        </w:rPr>
-      </w:pPr>
-      <w:r>
-        <w:rPr>
-          <w:rFonts w:ascii="Arial" w:hAnsi="Arial" w:cs="Arial"/>
+          <w:rFonts w:ascii="Arial" w:cs="Arial" w:hAnsi="Arial"/>
+          <w:szCs w:val="24"/>
+        </w:rPr>
+      </w:pPr>
+      <w:r>
+        <w:rPr>
+          <w:rFonts w:ascii="Arial" w:cs="Arial" w:hAnsi="Arial"/>
           <w:szCs w:val="24"/>
         </w:rPr>
         <w:t>Some people experience temporary shortness of breath or fatigue</w:t>
@@ -4939,13 +4929,13 @@
         </w:numPr>
         <w:jc w:val="both"/>
         <w:rPr>
-          <w:rFonts w:ascii="Arial" w:hAnsi="Arial" w:cs="Arial"/>
-          <w:szCs w:val="24"/>
-        </w:rPr>
-      </w:pPr>
-      <w:r>
-        <w:rPr>
-          <w:rFonts w:ascii="Arial" w:hAnsi="Arial" w:cs="Arial"/>
+          <w:rFonts w:ascii="Arial" w:cs="Arial" w:hAnsi="Arial"/>
+          <w:szCs w:val="24"/>
+        </w:rPr>
+      </w:pPr>
+      <w:r>
+        <w:rPr>
+          <w:rFonts w:ascii="Arial" w:cs="Arial" w:hAnsi="Arial"/>
           <w:szCs w:val="24"/>
         </w:rPr>
         <w:t>Lung function often improves steadily with time</w:t>
@@ -4956,24 +4946,24 @@
         <w:ind w:left="720"/>
         <w:jc w:val="both"/>
         <w:rPr>
-          <w:rFonts w:ascii="Arial" w:hAnsi="Arial" w:cs="Arial"/>
-          <w:szCs w:val="24"/>
-        </w:rPr>
-      </w:pPr>
-    </w:p>
-    <w:p>
-      <w:pPr>
-        <w:jc w:val="both"/>
-        <w:rPr>
-          <w:rFonts w:ascii="Arial" w:hAnsi="Arial" w:cs="Arial"/>
-          <w:b/>
-          <w:bCs/>
-          <w:szCs w:val="24"/>
-        </w:rPr>
-      </w:pPr>
-      <w:r>
-        <w:rPr>
-          <w:rFonts w:ascii="Arial" w:hAnsi="Arial" w:cs="Arial"/>
+          <w:rFonts w:ascii="Arial" w:cs="Arial" w:hAnsi="Arial"/>
+          <w:szCs w:val="24"/>
+        </w:rPr>
+      </w:pPr>
+    </w:p>
+    <w:p>
+      <w:pPr>
+        <w:jc w:val="both"/>
+        <w:rPr>
+          <w:rFonts w:ascii="Arial" w:cs="Arial" w:hAnsi="Arial"/>
+          <w:b/>
+          <w:bCs/>
+          <w:szCs w:val="24"/>
+        </w:rPr>
+      </w:pPr>
+      <w:r>
+        <w:rPr>
+          <w:rFonts w:ascii="Arial" w:cs="Arial" w:hAnsi="Arial"/>
           <w:b/>
           <w:bCs/>
           <w:szCs w:val="24"/>
@@ -4985,13 +4975,13 @@
       <w:pPr>
         <w:jc w:val="both"/>
         <w:rPr>
-          <w:rFonts w:ascii="Arial" w:hAnsi="Arial" w:cs="Arial"/>
-          <w:szCs w:val="24"/>
-        </w:rPr>
-      </w:pPr>
-      <w:r>
-        <w:rPr>
-          <w:rFonts w:ascii="Arial" w:hAnsi="Arial" w:cs="Arial"/>
+          <w:rFonts w:ascii="Arial" w:cs="Arial" w:hAnsi="Arial"/>
+          <w:szCs w:val="24"/>
+        </w:rPr>
+      </w:pPr>
+      <w:r>
+        <w:rPr>
+          <w:rFonts w:ascii="Arial" w:cs="Arial" w:hAnsi="Arial"/>
           <w:szCs w:val="24"/>
         </w:rPr>
         <w:t>These cases can cause:</w:t>
@@ -5005,13 +4995,13 @@
         </w:numPr>
         <w:jc w:val="both"/>
         <w:rPr>
-          <w:rFonts w:ascii="Arial" w:hAnsi="Arial" w:cs="Arial"/>
-          <w:szCs w:val="24"/>
-        </w:rPr>
-      </w:pPr>
-      <w:r>
-        <w:rPr>
-          <w:rFonts w:ascii="Arial" w:hAnsi="Arial" w:cs="Arial"/>
+          <w:rFonts w:ascii="Arial" w:cs="Arial" w:hAnsi="Arial"/>
+          <w:szCs w:val="24"/>
+        </w:rPr>
+      </w:pPr>
+      <w:r>
+        <w:rPr>
+          <w:rFonts w:ascii="Arial" w:cs="Arial" w:hAnsi="Arial"/>
           <w:szCs w:val="24"/>
         </w:rPr>
         <w:t>Lung scarring (fibrosis)</w:t>
@@ -5025,20 +5015,20 @@
         </w:numPr>
         <w:jc w:val="both"/>
         <w:rPr>
-          <w:rFonts w:ascii="Arial" w:hAnsi="Arial" w:cs="Arial"/>
-          <w:szCs w:val="24"/>
-        </w:rPr>
-      </w:pPr>
-      <w:r>
-        <w:rPr>
-          <w:rFonts w:ascii="Arial" w:hAnsi="Arial" w:cs="Arial"/>
+          <w:rFonts w:ascii="Arial" w:cs="Arial" w:hAnsi="Arial"/>
+          <w:szCs w:val="24"/>
+        </w:rPr>
+      </w:pPr>
+      <w:r>
+        <w:rPr>
+          <w:rFonts w:ascii="Arial" w:cs="Arial" w:hAnsi="Arial"/>
           <w:szCs w:val="24"/>
         </w:rPr>
         <w:t>Long</w:t>
       </w:r>
       <w:r>
         <w:rPr>
-          <w:rFonts w:ascii="Arial" w:hAnsi="Arial" w:cs="Arial"/>
+          <w:rFonts w:ascii="Arial" w:cs="Arial" w:hAnsi="Arial"/>
           <w:szCs w:val="24"/>
         </w:rPr>
         <w:noBreakHyphen/>
@@ -5049,20 +5039,20 @@
       <w:pPr>
         <w:jc w:val="both"/>
         <w:rPr>
-          <w:rFonts w:ascii="Arial" w:hAnsi="Arial" w:cs="Arial"/>
-          <w:szCs w:val="24"/>
-        </w:rPr>
-      </w:pPr>
-      <w:r>
-        <w:rPr>
-          <w:rFonts w:ascii="Arial" w:hAnsi="Arial" w:cs="Arial"/>
+          <w:rFonts w:ascii="Arial" w:cs="Arial" w:hAnsi="Arial"/>
+          <w:szCs w:val="24"/>
+        </w:rPr>
+      </w:pPr>
+      <w:r>
+        <w:rPr>
+          <w:rFonts w:ascii="Arial" w:cs="Arial" w:hAnsi="Arial"/>
           <w:szCs w:val="24"/>
         </w:rPr>
         <w:t xml:space="preserve">Even then, many patients still improve over </w:t>
       </w:r>
       <w:r>
         <w:rPr>
-          <w:rFonts w:ascii="Arial" w:hAnsi="Arial" w:cs="Arial"/>
+          <w:rFonts w:ascii="Arial" w:cs="Arial" w:hAnsi="Arial"/>
           <w:b/>
           <w:bCs/>
           <w:szCs w:val="24"/>
@@ -5071,7 +5061,7 @@
       </w:r>
       <w:r>
         <w:rPr>
-          <w:rFonts w:ascii="Arial" w:hAnsi="Arial" w:cs="Arial"/>
+          <w:rFonts w:ascii="Arial" w:cs="Arial" w:hAnsi="Arial"/>
           <w:szCs w:val="24"/>
         </w:rPr>
         <w:t>, because the lung has some ability to remodel and heal.</w:t>
@@ -5081,24 +5071,24 @@
       <w:pPr>
         <w:jc w:val="both"/>
         <w:rPr>
-          <w:rFonts w:ascii="Arial" w:hAnsi="Arial" w:cs="Arial"/>
-          <w:szCs w:val="24"/>
-        </w:rPr>
-      </w:pPr>
-    </w:p>
-    <w:p>
-      <w:pPr>
-        <w:jc w:val="both"/>
-        <w:rPr>
-          <w:rFonts w:ascii="Arial" w:hAnsi="Arial" w:cs="Arial"/>
-          <w:b/>
-          <w:bCs/>
-          <w:szCs w:val="24"/>
-        </w:rPr>
-      </w:pPr>
-      <w:r>
-        <w:rPr>
-          <w:rFonts w:ascii="Arial" w:hAnsi="Arial" w:cs="Arial"/>
+          <w:rFonts w:ascii="Arial" w:cs="Arial" w:hAnsi="Arial"/>
+          <w:szCs w:val="24"/>
+        </w:rPr>
+      </w:pPr>
+    </w:p>
+    <w:p>
+      <w:pPr>
+        <w:jc w:val="both"/>
+        <w:rPr>
+          <w:rFonts w:ascii="Arial" w:cs="Arial" w:hAnsi="Arial"/>
+          <w:b/>
+          <w:bCs/>
+          <w:szCs w:val="24"/>
+        </w:rPr>
+      </w:pPr>
+      <w:r>
+        <w:rPr>
+          <w:rFonts w:ascii="Arial" w:cs="Arial" w:hAnsi="Arial"/>
           <w:b/>
           <w:bCs/>
           <w:szCs w:val="24"/>
@@ -5110,13 +5100,13 @@
       <w:pPr>
         <w:jc w:val="both"/>
         <w:rPr>
-          <w:rFonts w:ascii="Arial" w:hAnsi="Arial" w:cs="Arial"/>
-          <w:szCs w:val="24"/>
-        </w:rPr>
-      </w:pPr>
-      <w:r>
-        <w:rPr>
-          <w:rFonts w:ascii="Arial" w:hAnsi="Arial" w:cs="Arial"/>
+          <w:rFonts w:ascii="Arial" w:cs="Arial" w:hAnsi="Arial"/>
+          <w:szCs w:val="24"/>
+        </w:rPr>
+      </w:pPr>
+      <w:r>
+        <w:rPr>
+          <w:rFonts w:ascii="Arial" w:cs="Arial" w:hAnsi="Arial"/>
           <w:szCs w:val="24"/>
         </w:rPr>
         <w:t>The lungs contain millions of tiny air sacs (alveoli). When inflammation settles:</w:t>
@@ -5130,13 +5120,13 @@
         </w:numPr>
         <w:jc w:val="both"/>
         <w:rPr>
-          <w:rFonts w:ascii="Arial" w:hAnsi="Arial" w:cs="Arial"/>
-          <w:szCs w:val="24"/>
-        </w:rPr>
-      </w:pPr>
-      <w:r>
-        <w:rPr>
-          <w:rFonts w:ascii="Arial" w:hAnsi="Arial" w:cs="Arial"/>
+          <w:rFonts w:ascii="Arial" w:cs="Arial" w:hAnsi="Arial"/>
+          <w:szCs w:val="24"/>
+        </w:rPr>
+      </w:pPr>
+      <w:r>
+        <w:rPr>
+          <w:rFonts w:ascii="Arial" w:cs="Arial" w:hAnsi="Arial"/>
           <w:szCs w:val="24"/>
         </w:rPr>
         <w:t>Fluid is reabsorbed</w:t>
@@ -5150,13 +5140,13 @@
         </w:numPr>
         <w:jc w:val="both"/>
         <w:rPr>
-          <w:rFonts w:ascii="Arial" w:hAnsi="Arial" w:cs="Arial"/>
-          <w:szCs w:val="24"/>
-        </w:rPr>
-      </w:pPr>
-      <w:r>
-        <w:rPr>
-          <w:rFonts w:ascii="Arial" w:hAnsi="Arial" w:cs="Arial"/>
+          <w:rFonts w:ascii="Arial" w:cs="Arial" w:hAnsi="Arial"/>
+          <w:szCs w:val="24"/>
+        </w:rPr>
+      </w:pPr>
+      <w:r>
+        <w:rPr>
+          <w:rFonts w:ascii="Arial" w:cs="Arial" w:hAnsi="Arial"/>
           <w:szCs w:val="24"/>
         </w:rPr>
         <w:t>Damaged lining cells regenerate</w:t>
@@ -5170,13 +5160,13 @@
         </w:numPr>
         <w:jc w:val="both"/>
         <w:rPr>
-          <w:rFonts w:ascii="Arial" w:hAnsi="Arial" w:cs="Arial"/>
-          <w:szCs w:val="24"/>
-        </w:rPr>
-      </w:pPr>
-      <w:r>
-        <w:rPr>
-          <w:rFonts w:ascii="Arial" w:hAnsi="Arial" w:cs="Arial"/>
+          <w:rFonts w:ascii="Arial" w:cs="Arial" w:hAnsi="Arial"/>
+          <w:szCs w:val="24"/>
+        </w:rPr>
+      </w:pPr>
+      <w:r>
+        <w:rPr>
+          <w:rFonts w:ascii="Arial" w:cs="Arial" w:hAnsi="Arial"/>
           <w:szCs w:val="24"/>
         </w:rPr>
         <w:t>Elasticity gradually returns</w:t>
@@ -5186,13 +5176,13 @@
       <w:pPr>
         <w:jc w:val="both"/>
         <w:rPr>
-          <w:rFonts w:ascii="Arial" w:hAnsi="Arial" w:cs="Arial"/>
-          <w:szCs w:val="24"/>
-        </w:rPr>
-      </w:pPr>
-      <w:r>
-        <w:rPr>
-          <w:rFonts w:ascii="Arial" w:hAnsi="Arial" w:cs="Arial"/>
+          <w:rFonts w:ascii="Arial" w:cs="Arial" w:hAnsi="Arial"/>
+          <w:szCs w:val="24"/>
+        </w:rPr>
+      </w:pPr>
+      <w:r>
+        <w:rPr>
+          <w:rFonts w:ascii="Arial" w:cs="Arial" w:hAnsi="Arial"/>
           <w:szCs w:val="24"/>
         </w:rPr>
         <w:t>This is why improvement continues long after the infection is gone.</w:t>
@@ -5202,24 +5192,24 @@
       <w:pPr>
         <w:jc w:val="both"/>
         <w:rPr>
-          <w:rFonts w:ascii="Arial" w:hAnsi="Arial" w:cs="Arial"/>
-          <w:szCs w:val="24"/>
-        </w:rPr>
-      </w:pPr>
-    </w:p>
-    <w:p>
-      <w:pPr>
-        <w:jc w:val="both"/>
-        <w:rPr>
-          <w:rFonts w:ascii="Arial" w:hAnsi="Arial" w:cs="Arial"/>
-          <w:b/>
-          <w:bCs/>
-          <w:szCs w:val="24"/>
-        </w:rPr>
-      </w:pPr>
-      <w:r>
-        <w:rPr>
-          <w:rFonts w:ascii="Arial" w:hAnsi="Arial" w:cs="Arial"/>
+          <w:rFonts w:ascii="Arial" w:cs="Arial" w:hAnsi="Arial"/>
+          <w:szCs w:val="24"/>
+        </w:rPr>
+      </w:pPr>
+    </w:p>
+    <w:p>
+      <w:pPr>
+        <w:jc w:val="both"/>
+        <w:rPr>
+          <w:rFonts w:ascii="Arial" w:cs="Arial" w:hAnsi="Arial"/>
+          <w:b/>
+          <w:bCs/>
+          <w:szCs w:val="24"/>
+        </w:rPr>
+      </w:pPr>
+      <w:r>
+        <w:rPr>
+          <w:rFonts w:ascii="Arial" w:cs="Arial" w:hAnsi="Arial"/>
           <w:b/>
           <w:bCs/>
           <w:szCs w:val="24"/>
@@ -5231,13 +5221,13 @@
       <w:pPr>
         <w:jc w:val="both"/>
         <w:rPr>
-          <w:rFonts w:ascii="Arial" w:hAnsi="Arial" w:cs="Arial"/>
-          <w:szCs w:val="24"/>
-        </w:rPr>
-      </w:pPr>
-      <w:r>
-        <w:rPr>
-          <w:rFonts w:ascii="Arial" w:hAnsi="Arial" w:cs="Arial"/>
+          <w:rFonts w:ascii="Arial" w:cs="Arial" w:hAnsi="Arial"/>
+          <w:szCs w:val="24"/>
+        </w:rPr>
+      </w:pPr>
+      <w:r>
+        <w:rPr>
+          <w:rFonts w:ascii="Arial" w:cs="Arial" w:hAnsi="Arial"/>
           <w:szCs w:val="24"/>
         </w:rPr>
         <w:t>A small percentage of people develop:</w:t>
@@ -5251,13 +5241,13 @@
         </w:numPr>
         <w:jc w:val="both"/>
         <w:rPr>
-          <w:rFonts w:ascii="Arial" w:hAnsi="Arial" w:cs="Arial"/>
-          <w:szCs w:val="24"/>
-        </w:rPr>
-      </w:pPr>
-      <w:r>
-        <w:rPr>
-          <w:rFonts w:ascii="Arial" w:hAnsi="Arial" w:cs="Arial"/>
+          <w:rFonts w:ascii="Arial" w:cs="Arial" w:hAnsi="Arial"/>
+          <w:szCs w:val="24"/>
+        </w:rPr>
+      </w:pPr>
+      <w:r>
+        <w:rPr>
+          <w:rFonts w:ascii="Arial" w:cs="Arial" w:hAnsi="Arial"/>
           <w:szCs w:val="24"/>
         </w:rPr>
         <w:t>Persistent scarring</w:t>
@@ -5271,13 +5261,13 @@
         </w:numPr>
         <w:jc w:val="both"/>
         <w:rPr>
-          <w:rFonts w:ascii="Arial" w:hAnsi="Arial" w:cs="Arial"/>
-          <w:szCs w:val="24"/>
-        </w:rPr>
-      </w:pPr>
-      <w:r>
-        <w:rPr>
-          <w:rFonts w:ascii="Arial" w:hAnsi="Arial" w:cs="Arial"/>
+          <w:rFonts w:ascii="Arial" w:cs="Arial" w:hAnsi="Arial"/>
+          <w:szCs w:val="24"/>
+        </w:rPr>
+      </w:pPr>
+      <w:r>
+        <w:rPr>
+          <w:rFonts w:ascii="Arial" w:cs="Arial" w:hAnsi="Arial"/>
           <w:szCs w:val="24"/>
         </w:rPr>
         <w:t>Reduced lung capacity</w:t>
@@ -5291,13 +5281,13 @@
         </w:numPr>
         <w:jc w:val="both"/>
         <w:rPr>
-          <w:rFonts w:ascii="Arial" w:hAnsi="Arial" w:cs="Arial"/>
-          <w:szCs w:val="24"/>
-        </w:rPr>
-      </w:pPr>
-      <w:r>
-        <w:rPr>
-          <w:rFonts w:ascii="Arial" w:hAnsi="Arial" w:cs="Arial"/>
+          <w:rFonts w:ascii="Arial" w:cs="Arial" w:hAnsi="Arial"/>
+          <w:szCs w:val="24"/>
+        </w:rPr>
+      </w:pPr>
+      <w:r>
+        <w:rPr>
+          <w:rFonts w:ascii="Arial" w:cs="Arial" w:hAnsi="Arial"/>
           <w:szCs w:val="24"/>
         </w:rPr>
         <w:t>Long COVID symptoms</w:t>
@@ -5307,13 +5297,13 @@
       <w:pPr>
         <w:jc w:val="both"/>
         <w:rPr>
-          <w:rFonts w:ascii="Arial" w:hAnsi="Arial" w:cs="Arial"/>
-          <w:szCs w:val="24"/>
-        </w:rPr>
-      </w:pPr>
-      <w:r>
-        <w:rPr>
-          <w:rFonts w:ascii="Arial" w:hAnsi="Arial" w:cs="Arial"/>
+          <w:rFonts w:ascii="Arial" w:cs="Arial" w:hAnsi="Arial"/>
+          <w:szCs w:val="24"/>
+        </w:rPr>
+      </w:pPr>
+      <w:r>
+        <w:rPr>
+          <w:rFonts w:ascii="Arial" w:cs="Arial" w:hAnsi="Arial"/>
           <w:szCs w:val="24"/>
         </w:rPr>
         <w:t>This is more common in older adults or those with severe disease.</w:t>
@@ -5323,13 +5313,13 @@
       <w:pPr>
         <w:jc w:val="both"/>
         <w:rPr>
-          <w:rFonts w:ascii="Arial" w:hAnsi="Arial" w:cs="Arial"/>
-          <w:szCs w:val="24"/>
-        </w:rPr>
-      </w:pPr>
-      <w:r>
-        <w:rPr>
-          <w:rFonts w:ascii="Arial" w:hAnsi="Arial" w:cs="Arial"/>
+          <w:rFonts w:ascii="Arial" w:cs="Arial" w:hAnsi="Arial"/>
+          <w:szCs w:val="24"/>
+        </w:rPr>
+      </w:pPr>
+      <w:r>
+        <w:rPr>
+          <w:rFonts w:ascii="Arial" w:cs="Arial" w:hAnsi="Arial"/>
           <w:szCs w:val="24"/>
         </w:rPr>
         <w:br w:type="page"/>
@@ -5339,20 +5329,19 @@
       <w:pPr>
         <w:jc w:val="both"/>
         <w:rPr>
-          <w:rFonts w:ascii="Arial" w:hAnsi="Arial" w:cs="Arial"/>
-          <w:b/>
-          <w:bCs/>
-          <w:szCs w:val="24"/>
-        </w:rPr>
-      </w:pPr>
-      <w:r>
-        <w:rPr>
-          <w:rFonts w:ascii="Arial" w:hAnsi="Arial" w:cs="Arial"/>
-          <w:b/>
-          <w:bCs/>
-          <w:szCs w:val="24"/>
-        </w:rPr>
-        <w:lastRenderedPageBreak/>
+          <w:rFonts w:ascii="Arial" w:cs="Arial" w:hAnsi="Arial"/>
+          <w:b/>
+          <w:bCs/>
+          <w:szCs w:val="24"/>
+        </w:rPr>
+      </w:pPr>
+      <w:r>
+        <w:rPr>
+          <w:rFonts w:ascii="Arial" w:cs="Arial" w:hAnsi="Arial"/>
+          <w:b/>
+          <w:bCs/>
+          <w:szCs w:val="24"/>
+        </w:rPr>
         <w:t>How doctors decide if pneumonia is bacterial or viral?</w:t>
       </w:r>
     </w:p>
@@ -5360,24 +5349,24 @@
       <w:pPr>
         <w:jc w:val="both"/>
         <w:rPr>
-          <w:rFonts w:ascii="Arial" w:hAnsi="Arial" w:cs="Arial"/>
-          <w:b/>
-          <w:bCs/>
-          <w:szCs w:val="24"/>
-        </w:rPr>
-      </w:pPr>
-    </w:p>
-    <w:p>
-      <w:pPr>
-        <w:jc w:val="both"/>
-        <w:rPr>
-          <w:rFonts w:ascii="Arial" w:hAnsi="Arial" w:cs="Arial"/>
-          <w:szCs w:val="24"/>
-        </w:rPr>
-      </w:pPr>
-      <w:r>
-        <w:rPr>
-          <w:rFonts w:ascii="Arial" w:hAnsi="Arial" w:cs="Arial"/>
+          <w:rFonts w:ascii="Arial" w:cs="Arial" w:hAnsi="Arial"/>
+          <w:b/>
+          <w:bCs/>
+          <w:szCs w:val="24"/>
+        </w:rPr>
+      </w:pPr>
+    </w:p>
+    <w:p>
+      <w:pPr>
+        <w:jc w:val="both"/>
+        <w:rPr>
+          <w:rFonts w:ascii="Arial" w:cs="Arial" w:hAnsi="Arial"/>
+          <w:szCs w:val="24"/>
+        </w:rPr>
+      </w:pPr>
+      <w:r>
+        <w:rPr>
+          <w:rFonts w:ascii="Arial" w:cs="Arial" w:hAnsi="Arial"/>
           <w:szCs w:val="24"/>
         </w:rPr>
         <w:t>Doctors distinguish bacterial vs viral pneumonia by combining symptoms, physical exam, blood markers, and imaging. No single test is perfect — they use a pattern.</w:t>
@@ -5387,24 +5376,24 @@
       <w:pPr>
         <w:jc w:val="both"/>
         <w:rPr>
-          <w:rFonts w:ascii="Arial" w:hAnsi="Arial" w:cs="Arial"/>
-          <w:szCs w:val="24"/>
-        </w:rPr>
-      </w:pPr>
-    </w:p>
-    <w:p>
-      <w:pPr>
-        <w:jc w:val="both"/>
-        <w:rPr>
-          <w:rFonts w:ascii="Arial" w:hAnsi="Arial" w:cs="Arial"/>
-          <w:b/>
-          <w:bCs/>
-          <w:szCs w:val="24"/>
-        </w:rPr>
-      </w:pPr>
-      <w:r>
-        <w:rPr>
-          <w:rFonts w:ascii="Arial" w:hAnsi="Arial" w:cs="Arial"/>
+          <w:rFonts w:ascii="Arial" w:cs="Arial" w:hAnsi="Arial"/>
+          <w:szCs w:val="24"/>
+        </w:rPr>
+      </w:pPr>
+    </w:p>
+    <w:p>
+      <w:pPr>
+        <w:jc w:val="both"/>
+        <w:rPr>
+          <w:rFonts w:ascii="Arial" w:cs="Arial" w:hAnsi="Arial"/>
+          <w:b/>
+          <w:bCs/>
+          <w:szCs w:val="24"/>
+        </w:rPr>
+      </w:pPr>
+      <w:r>
+        <w:rPr>
+          <w:rFonts w:ascii="Arial" w:cs="Arial" w:hAnsi="Arial"/>
           <w:b/>
           <w:bCs/>
           <w:szCs w:val="24"/>
@@ -5416,13 +5405,13 @@
       <w:pPr>
         <w:jc w:val="both"/>
         <w:rPr>
-          <w:rFonts w:ascii="Arial" w:hAnsi="Arial" w:cs="Arial"/>
-          <w:szCs w:val="24"/>
-        </w:rPr>
-      </w:pPr>
-      <w:r>
-        <w:rPr>
-          <w:rFonts w:ascii="Arial" w:hAnsi="Arial" w:cs="Arial"/>
+          <w:rFonts w:ascii="Arial" w:cs="Arial" w:hAnsi="Arial"/>
+          <w:szCs w:val="24"/>
+        </w:rPr>
+      </w:pPr>
+      <w:r>
+        <w:rPr>
+          <w:rFonts w:ascii="Arial" w:cs="Arial" w:hAnsi="Arial"/>
           <w:szCs w:val="24"/>
         </w:rPr>
         <w:t>Doctors first look at how the illness started and what the symptoms look like.</w:t>
@@ -5432,15 +5421,15 @@
       <w:pPr>
         <w:jc w:val="both"/>
         <w:rPr>
-          <w:rFonts w:ascii="Arial" w:hAnsi="Arial" w:cs="Arial"/>
-          <w:b/>
-          <w:bCs/>
-          <w:szCs w:val="24"/>
-        </w:rPr>
-      </w:pPr>
-      <w:r>
-        <w:rPr>
-          <w:rFonts w:ascii="Arial" w:hAnsi="Arial" w:cs="Arial"/>
+          <w:rFonts w:ascii="Arial" w:cs="Arial" w:hAnsi="Arial"/>
+          <w:b/>
+          <w:bCs/>
+          <w:szCs w:val="24"/>
+        </w:rPr>
+      </w:pPr>
+      <w:r>
+        <w:rPr>
+          <w:rFonts w:ascii="Arial" w:cs="Arial" w:hAnsi="Arial"/>
           <w:b/>
           <w:bCs/>
           <w:szCs w:val="24"/>
@@ -5456,13 +5445,13 @@
         </w:numPr>
         <w:jc w:val="both"/>
         <w:rPr>
-          <w:rFonts w:ascii="Arial" w:hAnsi="Arial" w:cs="Arial"/>
-          <w:szCs w:val="24"/>
-        </w:rPr>
-      </w:pPr>
-      <w:r>
-        <w:rPr>
-          <w:rFonts w:ascii="Arial" w:hAnsi="Arial" w:cs="Arial"/>
+          <w:rFonts w:ascii="Arial" w:cs="Arial" w:hAnsi="Arial"/>
+          <w:szCs w:val="24"/>
+        </w:rPr>
+      </w:pPr>
+      <w:r>
+        <w:rPr>
+          <w:rFonts w:ascii="Arial" w:cs="Arial" w:hAnsi="Arial"/>
           <w:szCs w:val="24"/>
         </w:rPr>
         <w:t>Sudden high fever</w:t>
@@ -5476,13 +5465,13 @@
         </w:numPr>
         <w:jc w:val="both"/>
         <w:rPr>
-          <w:rFonts w:ascii="Arial" w:hAnsi="Arial" w:cs="Arial"/>
-          <w:szCs w:val="24"/>
-        </w:rPr>
-      </w:pPr>
-      <w:r>
-        <w:rPr>
-          <w:rFonts w:ascii="Arial" w:hAnsi="Arial" w:cs="Arial"/>
+          <w:rFonts w:ascii="Arial" w:cs="Arial" w:hAnsi="Arial"/>
+          <w:szCs w:val="24"/>
+        </w:rPr>
+      </w:pPr>
+      <w:r>
+        <w:rPr>
+          <w:rFonts w:ascii="Arial" w:cs="Arial" w:hAnsi="Arial"/>
           <w:szCs w:val="24"/>
         </w:rPr>
         <w:t>Productive cough with yellow/green sputum</w:t>
@@ -5496,13 +5485,13 @@
         </w:numPr>
         <w:jc w:val="both"/>
         <w:rPr>
-          <w:rFonts w:ascii="Arial" w:hAnsi="Arial" w:cs="Arial"/>
-          <w:szCs w:val="24"/>
-        </w:rPr>
-      </w:pPr>
-      <w:r>
-        <w:rPr>
-          <w:rFonts w:ascii="Arial" w:hAnsi="Arial" w:cs="Arial"/>
+          <w:rFonts w:ascii="Arial" w:cs="Arial" w:hAnsi="Arial"/>
+          <w:szCs w:val="24"/>
+        </w:rPr>
+      </w:pPr>
+      <w:r>
+        <w:rPr>
+          <w:rFonts w:ascii="Arial" w:cs="Arial" w:hAnsi="Arial"/>
           <w:szCs w:val="24"/>
         </w:rPr>
         <w:t>Sharp chest pain</w:t>
@@ -5516,13 +5505,13 @@
         </w:numPr>
         <w:jc w:val="both"/>
         <w:rPr>
-          <w:rFonts w:ascii="Arial" w:hAnsi="Arial" w:cs="Arial"/>
-          <w:szCs w:val="24"/>
-        </w:rPr>
-      </w:pPr>
-      <w:r>
-        <w:rPr>
-          <w:rFonts w:ascii="Arial" w:hAnsi="Arial" w:cs="Arial"/>
+          <w:rFonts w:ascii="Arial" w:cs="Arial" w:hAnsi="Arial"/>
+          <w:szCs w:val="24"/>
+        </w:rPr>
+      </w:pPr>
+      <w:r>
+        <w:rPr>
+          <w:rFonts w:ascii="Arial" w:cs="Arial" w:hAnsi="Arial"/>
           <w:szCs w:val="24"/>
         </w:rPr>
         <w:t>Abrupt onset</w:t>
@@ -5536,13 +5525,13 @@
         </w:numPr>
         <w:jc w:val="both"/>
         <w:rPr>
-          <w:rFonts w:ascii="Arial" w:hAnsi="Arial" w:cs="Arial"/>
-          <w:szCs w:val="24"/>
-        </w:rPr>
-      </w:pPr>
-      <w:r>
-        <w:rPr>
-          <w:rFonts w:ascii="Arial" w:hAnsi="Arial" w:cs="Arial"/>
+          <w:rFonts w:ascii="Arial" w:cs="Arial" w:hAnsi="Arial"/>
+          <w:szCs w:val="24"/>
+        </w:rPr>
+      </w:pPr>
+      <w:r>
+        <w:rPr>
+          <w:rFonts w:ascii="Arial" w:cs="Arial" w:hAnsi="Arial"/>
           <w:szCs w:val="24"/>
         </w:rPr>
         <w:t>One-sided findings on exam</w:t>
@@ -5552,15 +5541,15 @@
       <w:pPr>
         <w:jc w:val="both"/>
         <w:rPr>
-          <w:rFonts w:ascii="Arial" w:hAnsi="Arial" w:cs="Arial"/>
-          <w:b/>
-          <w:bCs/>
-          <w:szCs w:val="24"/>
-        </w:rPr>
-      </w:pPr>
-      <w:r>
-        <w:rPr>
-          <w:rFonts w:ascii="Arial" w:hAnsi="Arial" w:cs="Arial"/>
+          <w:rFonts w:ascii="Arial" w:cs="Arial" w:hAnsi="Arial"/>
+          <w:b/>
+          <w:bCs/>
+          <w:szCs w:val="24"/>
+        </w:rPr>
+      </w:pPr>
+      <w:r>
+        <w:rPr>
+          <w:rFonts w:ascii="Arial" w:cs="Arial" w:hAnsi="Arial"/>
           <w:b/>
           <w:bCs/>
           <w:szCs w:val="24"/>
@@ -5576,13 +5565,13 @@
         </w:numPr>
         <w:jc w:val="both"/>
         <w:rPr>
-          <w:rFonts w:ascii="Arial" w:hAnsi="Arial" w:cs="Arial"/>
-          <w:szCs w:val="24"/>
-        </w:rPr>
-      </w:pPr>
-      <w:r>
-        <w:rPr>
-          <w:rFonts w:ascii="Arial" w:hAnsi="Arial" w:cs="Arial"/>
+          <w:rFonts w:ascii="Arial" w:cs="Arial" w:hAnsi="Arial"/>
+          <w:szCs w:val="24"/>
+        </w:rPr>
+      </w:pPr>
+      <w:r>
+        <w:rPr>
+          <w:rFonts w:ascii="Arial" w:cs="Arial" w:hAnsi="Arial"/>
           <w:szCs w:val="24"/>
         </w:rPr>
         <w:t>Gradual onset</w:t>
@@ -5596,13 +5585,13 @@
         </w:numPr>
         <w:jc w:val="both"/>
         <w:rPr>
-          <w:rFonts w:ascii="Arial" w:hAnsi="Arial" w:cs="Arial"/>
-          <w:szCs w:val="24"/>
-        </w:rPr>
-      </w:pPr>
-      <w:r>
-        <w:rPr>
-          <w:rFonts w:ascii="Arial" w:hAnsi="Arial" w:cs="Arial"/>
+          <w:rFonts w:ascii="Arial" w:cs="Arial" w:hAnsi="Arial"/>
+          <w:szCs w:val="24"/>
+        </w:rPr>
+      </w:pPr>
+      <w:r>
+        <w:rPr>
+          <w:rFonts w:ascii="Arial" w:cs="Arial" w:hAnsi="Arial"/>
           <w:szCs w:val="24"/>
         </w:rPr>
         <w:t>Dry cough</w:t>
@@ -5616,20 +5605,20 @@
         </w:numPr>
         <w:jc w:val="both"/>
         <w:rPr>
-          <w:rFonts w:ascii="Arial" w:hAnsi="Arial" w:cs="Arial"/>
-          <w:szCs w:val="24"/>
-        </w:rPr>
-      </w:pPr>
-      <w:r>
-        <w:rPr>
-          <w:rFonts w:ascii="Arial" w:hAnsi="Arial" w:cs="Arial"/>
+          <w:rFonts w:ascii="Arial" w:cs="Arial" w:hAnsi="Arial"/>
+          <w:szCs w:val="24"/>
+        </w:rPr>
+      </w:pPr>
+      <w:r>
+        <w:rPr>
+          <w:rFonts w:ascii="Arial" w:cs="Arial" w:hAnsi="Arial"/>
           <w:szCs w:val="24"/>
         </w:rPr>
         <w:t>Low</w:t>
       </w:r>
       <w:r>
         <w:rPr>
-          <w:rFonts w:ascii="Arial" w:hAnsi="Arial" w:cs="Arial"/>
+          <w:rFonts w:ascii="Arial" w:cs="Arial" w:hAnsi="Arial"/>
           <w:szCs w:val="24"/>
         </w:rPr>
         <w:noBreakHyphen/>
@@ -5644,13 +5633,13 @@
         </w:numPr>
         <w:jc w:val="both"/>
         <w:rPr>
-          <w:rFonts w:ascii="Arial" w:hAnsi="Arial" w:cs="Arial"/>
-          <w:szCs w:val="24"/>
-        </w:rPr>
-      </w:pPr>
-      <w:r>
-        <w:rPr>
-          <w:rFonts w:ascii="Arial" w:hAnsi="Arial" w:cs="Arial"/>
+          <w:rFonts w:ascii="Arial" w:cs="Arial" w:hAnsi="Arial"/>
+          <w:szCs w:val="24"/>
+        </w:rPr>
+      </w:pPr>
+      <w:r>
+        <w:rPr>
+          <w:rFonts w:ascii="Arial" w:cs="Arial" w:hAnsi="Arial"/>
           <w:szCs w:val="24"/>
         </w:rPr>
         <w:t>Fatigue, headache, muscle aches</w:t>
@@ -5664,13 +5653,13 @@
         </w:numPr>
         <w:jc w:val="both"/>
         <w:rPr>
-          <w:rFonts w:ascii="Arial" w:hAnsi="Arial" w:cs="Arial"/>
-          <w:szCs w:val="24"/>
-        </w:rPr>
-      </w:pPr>
-      <w:r>
-        <w:rPr>
-          <w:rFonts w:ascii="Arial" w:hAnsi="Arial" w:cs="Arial"/>
+          <w:rFonts w:ascii="Arial" w:cs="Arial" w:hAnsi="Arial"/>
+          <w:szCs w:val="24"/>
+        </w:rPr>
+      </w:pPr>
+      <w:r>
+        <w:rPr>
+          <w:rFonts w:ascii="Arial" w:cs="Arial" w:hAnsi="Arial"/>
           <w:szCs w:val="24"/>
         </w:rPr>
         <w:t xml:space="preserve">Diffuse wheezing or crackles on both sides </w:t>
@@ -5680,24 +5669,24 @@
       <w:pPr>
         <w:jc w:val="both"/>
         <w:rPr>
-          <w:rFonts w:ascii="Arial" w:hAnsi="Arial" w:cs="Arial"/>
-          <w:szCs w:val="24"/>
-        </w:rPr>
-      </w:pPr>
-    </w:p>
-    <w:p>
-      <w:pPr>
-        <w:jc w:val="both"/>
-        <w:rPr>
-          <w:rFonts w:ascii="Arial" w:hAnsi="Arial" w:cs="Arial"/>
-          <w:b/>
-          <w:bCs/>
-          <w:szCs w:val="24"/>
-        </w:rPr>
-      </w:pPr>
-      <w:r>
-        <w:rPr>
-          <w:rFonts w:ascii="Arial" w:hAnsi="Arial" w:cs="Arial"/>
+          <w:rFonts w:ascii="Arial" w:cs="Arial" w:hAnsi="Arial"/>
+          <w:szCs w:val="24"/>
+        </w:rPr>
+      </w:pPr>
+    </w:p>
+    <w:p>
+      <w:pPr>
+        <w:jc w:val="both"/>
+        <w:rPr>
+          <w:rFonts w:ascii="Arial" w:cs="Arial" w:hAnsi="Arial"/>
+          <w:b/>
+          <w:bCs/>
+          <w:szCs w:val="24"/>
+        </w:rPr>
+      </w:pPr>
+      <w:r>
+        <w:rPr>
+          <w:rFonts w:ascii="Arial" w:cs="Arial" w:hAnsi="Arial"/>
           <w:b/>
           <w:bCs/>
           <w:szCs w:val="24"/>
@@ -5706,7 +5695,7 @@
       </w:r>
       <w:r>
         <w:rPr>
-          <w:rFonts w:ascii="Arial" w:hAnsi="Arial" w:cs="Arial"/>
+          <w:rFonts w:ascii="Arial" w:cs="Arial" w:hAnsi="Arial"/>
           <w:b/>
           <w:bCs/>
           <w:szCs w:val="24"/>
@@ -5719,13 +5708,13 @@
       <w:pPr>
         <w:jc w:val="both"/>
         <w:rPr>
-          <w:rFonts w:ascii="Arial" w:hAnsi="Arial" w:cs="Arial"/>
-          <w:szCs w:val="24"/>
-        </w:rPr>
-      </w:pPr>
-      <w:r>
-        <w:rPr>
-          <w:rFonts w:ascii="Arial" w:hAnsi="Arial" w:cs="Arial"/>
+          <w:rFonts w:ascii="Arial" w:cs="Arial" w:hAnsi="Arial"/>
+          <w:szCs w:val="24"/>
+        </w:rPr>
+      </w:pPr>
+      <w:r>
+        <w:rPr>
+          <w:rFonts w:ascii="Arial" w:cs="Arial" w:hAnsi="Arial"/>
           <w:szCs w:val="24"/>
         </w:rPr>
         <w:t>Imaging is one of the strongest clues.</w:t>
@@ -5735,15 +5724,15 @@
       <w:pPr>
         <w:jc w:val="both"/>
         <w:rPr>
-          <w:rFonts w:ascii="Arial" w:hAnsi="Arial" w:cs="Arial"/>
-          <w:b/>
-          <w:bCs/>
-          <w:szCs w:val="24"/>
-        </w:rPr>
-      </w:pPr>
-      <w:r>
-        <w:rPr>
-          <w:rFonts w:ascii="Arial" w:hAnsi="Arial" w:cs="Arial"/>
+          <w:rFonts w:ascii="Arial" w:cs="Arial" w:hAnsi="Arial"/>
+          <w:b/>
+          <w:bCs/>
+          <w:szCs w:val="24"/>
+        </w:rPr>
+      </w:pPr>
+      <w:r>
+        <w:rPr>
+          <w:rFonts w:ascii="Arial" w:cs="Arial" w:hAnsi="Arial"/>
           <w:b/>
           <w:bCs/>
           <w:szCs w:val="24"/>
@@ -5752,7 +5741,7 @@
       </w:r>
       <w:r>
         <w:rPr>
-          <w:rFonts w:ascii="Arial" w:hAnsi="Arial" w:cs="Arial"/>
+          <w:rFonts w:ascii="Arial" w:cs="Arial" w:hAnsi="Arial"/>
           <w:b/>
           <w:bCs/>
           <w:szCs w:val="24"/>
@@ -5769,13 +5758,13 @@
         </w:numPr>
         <w:jc w:val="both"/>
         <w:rPr>
-          <w:rFonts w:ascii="Arial" w:hAnsi="Arial" w:cs="Arial"/>
-          <w:szCs w:val="24"/>
-        </w:rPr>
-      </w:pPr>
-      <w:r>
-        <w:rPr>
-          <w:rFonts w:ascii="Arial" w:hAnsi="Arial" w:cs="Arial"/>
+          <w:rFonts w:ascii="Arial" w:cs="Arial" w:hAnsi="Arial"/>
+          <w:szCs w:val="24"/>
+        </w:rPr>
+      </w:pPr>
+      <w:r>
+        <w:rPr>
+          <w:rFonts w:ascii="Arial" w:cs="Arial" w:hAnsi="Arial"/>
           <w:b/>
           <w:bCs/>
           <w:szCs w:val="24"/>
@@ -5784,7 +5773,7 @@
       </w:r>
       <w:r>
         <w:rPr>
-          <w:rFonts w:ascii="Arial" w:hAnsi="Arial" w:cs="Arial"/>
+          <w:rFonts w:ascii="Arial" w:cs="Arial" w:hAnsi="Arial"/>
           <w:szCs w:val="24"/>
         </w:rPr>
         <w:t xml:space="preserve"> (one solid white area)</w:t>
@@ -5798,20 +5787,20 @@
         </w:numPr>
         <w:jc w:val="both"/>
         <w:rPr>
-          <w:rFonts w:ascii="Arial" w:hAnsi="Arial" w:cs="Arial"/>
-          <w:szCs w:val="24"/>
-        </w:rPr>
-      </w:pPr>
-      <w:r>
-        <w:rPr>
-          <w:rFonts w:ascii="Arial" w:hAnsi="Arial" w:cs="Arial"/>
+          <w:rFonts w:ascii="Arial" w:cs="Arial" w:hAnsi="Arial"/>
+          <w:szCs w:val="24"/>
+        </w:rPr>
+      </w:pPr>
+      <w:r>
+        <w:rPr>
+          <w:rFonts w:ascii="Arial" w:cs="Arial" w:hAnsi="Arial"/>
           <w:szCs w:val="24"/>
         </w:rPr>
         <w:t xml:space="preserve">Often affects </w:t>
       </w:r>
       <w:r>
         <w:rPr>
-          <w:rFonts w:ascii="Arial" w:hAnsi="Arial" w:cs="Arial"/>
+          <w:rFonts w:ascii="Arial" w:cs="Arial" w:hAnsi="Arial"/>
           <w:b/>
           <w:bCs/>
           <w:szCs w:val="24"/>
@@ -5820,7 +5809,7 @@
       </w:r>
       <w:r>
         <w:rPr>
-          <w:rFonts w:ascii="Arial" w:hAnsi="Arial" w:cs="Arial"/>
+          <w:rFonts w:ascii="Arial" w:cs="Arial" w:hAnsi="Arial"/>
           <w:szCs w:val="24"/>
         </w:rPr>
         <w:t xml:space="preserve"> </w:t>
@@ -5831,31 +5820,31 @@
         <w:ind w:left="720"/>
         <w:jc w:val="both"/>
         <w:rPr>
-          <w:rFonts w:ascii="Arial" w:hAnsi="Arial" w:cs="Arial"/>
-          <w:szCs w:val="24"/>
-        </w:rPr>
-      </w:pPr>
-    </w:p>
-    <w:p>
-      <w:pPr>
-        <w:jc w:val="both"/>
-        <w:rPr>
-          <w:rFonts w:ascii="Arial" w:hAnsi="Arial" w:cs="Arial"/>
-          <w:b/>
-          <w:bCs/>
-          <w:szCs w:val="24"/>
-        </w:rPr>
-      </w:pPr>
-      <w:r>
-        <w:rPr>
-          <w:rFonts w:ascii="Arial" w:hAnsi="Arial" w:cs="Arial"/>
+          <w:rFonts w:ascii="Arial" w:cs="Arial" w:hAnsi="Arial"/>
+          <w:szCs w:val="24"/>
+        </w:rPr>
+      </w:pPr>
+    </w:p>
+    <w:p>
+      <w:pPr>
+        <w:jc w:val="both"/>
+        <w:rPr>
+          <w:rFonts w:ascii="Arial" w:cs="Arial" w:hAnsi="Arial"/>
+          <w:b/>
+          <w:bCs/>
+          <w:szCs w:val="24"/>
+        </w:rPr>
+      </w:pPr>
+      <w:r>
+        <w:rPr>
+          <w:rFonts w:ascii="Arial" w:cs="Arial" w:hAnsi="Arial"/>
           <w:szCs w:val="24"/>
         </w:rPr>
         <w:t xml:space="preserve"> </w:t>
       </w:r>
       <w:r>
         <w:rPr>
-          <w:rFonts w:ascii="Arial" w:hAnsi="Arial" w:cs="Arial"/>
+          <w:rFonts w:ascii="Arial" w:cs="Arial" w:hAnsi="Arial"/>
           <w:b/>
           <w:bCs/>
           <w:szCs w:val="24"/>
@@ -5864,7 +5853,7 @@
       </w:r>
       <w:r>
         <w:rPr>
-          <w:rFonts w:ascii="Arial" w:hAnsi="Arial" w:cs="Arial"/>
+          <w:rFonts w:ascii="Arial" w:cs="Arial" w:hAnsi="Arial"/>
           <w:b/>
           <w:bCs/>
           <w:szCs w:val="24"/>
@@ -5881,13 +5870,13 @@
         </w:numPr>
         <w:jc w:val="both"/>
         <w:rPr>
-          <w:rFonts w:ascii="Arial" w:hAnsi="Arial" w:cs="Arial"/>
-          <w:szCs w:val="24"/>
-        </w:rPr>
-      </w:pPr>
-      <w:r>
-        <w:rPr>
-          <w:rFonts w:ascii="Arial" w:hAnsi="Arial" w:cs="Arial"/>
+          <w:rFonts w:ascii="Arial" w:cs="Arial" w:hAnsi="Arial"/>
+          <w:szCs w:val="24"/>
+        </w:rPr>
+      </w:pPr>
+      <w:r>
+        <w:rPr>
+          <w:rFonts w:ascii="Arial" w:cs="Arial" w:hAnsi="Arial"/>
           <w:b/>
           <w:bCs/>
           <w:szCs w:val="24"/>
@@ -5903,20 +5892,20 @@
         </w:numPr>
         <w:jc w:val="both"/>
         <w:rPr>
-          <w:rFonts w:ascii="Arial" w:hAnsi="Arial" w:cs="Arial"/>
-          <w:szCs w:val="24"/>
-        </w:rPr>
-      </w:pPr>
-      <w:r>
-        <w:rPr>
-          <w:rFonts w:ascii="Arial" w:hAnsi="Arial" w:cs="Arial"/>
+          <w:rFonts w:ascii="Arial" w:cs="Arial" w:hAnsi="Arial"/>
+          <w:szCs w:val="24"/>
+        </w:rPr>
+      </w:pPr>
+      <w:r>
+        <w:rPr>
+          <w:rFonts w:ascii="Arial" w:cs="Arial" w:hAnsi="Arial"/>
           <w:szCs w:val="24"/>
         </w:rPr>
         <w:t>“hazier”</w:t>
       </w:r>
       <w:r>
         <w:rPr>
-          <w:rFonts w:ascii="Arial" w:hAnsi="Arial" w:cs="Arial"/>
+          <w:rFonts w:ascii="Arial" w:cs="Arial" w:hAnsi="Arial"/>
           <w:szCs w:val="24"/>
         </w:rPr>
         <w:t xml:space="preserve"> or interstitial </w:t>
@@ -5926,16 +5915,15 @@
       <w:pPr>
         <w:jc w:val="both"/>
         <w:rPr>
-          <w:rFonts w:ascii="Arial" w:hAnsi="Arial" w:cs="Arial"/>
-          <w:szCs w:val="24"/>
-        </w:rPr>
-      </w:pPr>
-      <w:r>
-        <w:rPr>
-          <w:rFonts w:ascii="Arial" w:hAnsi="Arial" w:cs="Arial"/>
-          <w:szCs w:val="24"/>
-        </w:rPr>
-        <w:lastRenderedPageBreak/>
+          <w:rFonts w:ascii="Arial" w:cs="Arial" w:hAnsi="Arial"/>
+          <w:szCs w:val="24"/>
+        </w:rPr>
+      </w:pPr>
+      <w:r>
+        <w:rPr>
+          <w:rFonts w:ascii="Arial" w:cs="Arial" w:hAnsi="Arial"/>
+          <w:szCs w:val="24"/>
+        </w:rPr>
         <w:t>Doctors rely heavily on this because the pattern of whiteness tells them the likely cause.</w:t>
       </w:r>
     </w:p>
@@ -5943,24 +5931,24 @@
       <w:pPr>
         <w:jc w:val="both"/>
         <w:rPr>
-          <w:rFonts w:ascii="Arial" w:hAnsi="Arial" w:cs="Arial"/>
-          <w:szCs w:val="24"/>
-        </w:rPr>
-      </w:pPr>
-    </w:p>
-    <w:p>
-      <w:pPr>
-        <w:jc w:val="both"/>
-        <w:rPr>
-          <w:rFonts w:ascii="Arial" w:hAnsi="Arial" w:cs="Arial"/>
-          <w:b/>
-          <w:bCs/>
-          <w:szCs w:val="24"/>
-        </w:rPr>
-      </w:pPr>
-      <w:r>
-        <w:rPr>
-          <w:rFonts w:ascii="Arial" w:hAnsi="Arial" w:cs="Arial"/>
+          <w:rFonts w:ascii="Arial" w:cs="Arial" w:hAnsi="Arial"/>
+          <w:szCs w:val="24"/>
+        </w:rPr>
+      </w:pPr>
+    </w:p>
+    <w:p>
+      <w:pPr>
+        <w:jc w:val="both"/>
+        <w:rPr>
+          <w:rFonts w:ascii="Arial" w:cs="Arial" w:hAnsi="Arial"/>
+          <w:b/>
+          <w:bCs/>
+          <w:szCs w:val="24"/>
+        </w:rPr>
+      </w:pPr>
+      <w:r>
+        <w:rPr>
+          <w:rFonts w:ascii="Arial" w:cs="Arial" w:hAnsi="Arial"/>
           <w:b/>
           <w:bCs/>
           <w:szCs w:val="24"/>
@@ -5972,13 +5960,13 @@
       <w:pPr>
         <w:jc w:val="both"/>
         <w:rPr>
-          <w:rFonts w:ascii="Arial" w:hAnsi="Arial" w:cs="Arial"/>
-          <w:szCs w:val="24"/>
-        </w:rPr>
-      </w:pPr>
-      <w:r>
-        <w:rPr>
-          <w:rFonts w:ascii="Arial" w:hAnsi="Arial" w:cs="Arial"/>
+          <w:rFonts w:ascii="Arial" w:cs="Arial" w:hAnsi="Arial"/>
+          <w:szCs w:val="24"/>
+        </w:rPr>
+      </w:pPr>
+      <w:r>
+        <w:rPr>
+          <w:rFonts w:ascii="Arial" w:cs="Arial" w:hAnsi="Arial"/>
           <w:szCs w:val="24"/>
         </w:rPr>
         <w:t>These help but are not perfect.</w:t>
@@ -5988,15 +5976,15 @@
       <w:pPr>
         <w:jc w:val="both"/>
         <w:rPr>
-          <w:rFonts w:ascii="Arial" w:hAnsi="Arial" w:cs="Arial"/>
-          <w:b/>
-          <w:bCs/>
-          <w:szCs w:val="24"/>
-        </w:rPr>
-      </w:pPr>
-      <w:r>
-        <w:rPr>
-          <w:rFonts w:ascii="Arial" w:hAnsi="Arial" w:cs="Arial"/>
+          <w:rFonts w:ascii="Arial" w:cs="Arial" w:hAnsi="Arial"/>
+          <w:b/>
+          <w:bCs/>
+          <w:szCs w:val="24"/>
+        </w:rPr>
+      </w:pPr>
+      <w:r>
+        <w:rPr>
+          <w:rFonts w:ascii="Arial" w:cs="Arial" w:hAnsi="Arial"/>
           <w:b/>
           <w:bCs/>
           <w:szCs w:val="24"/>
@@ -6005,7 +5993,7 @@
       </w:r>
       <w:r>
         <w:rPr>
-          <w:rFonts w:ascii="Arial" w:hAnsi="Arial" w:cs="Arial"/>
+          <w:rFonts w:ascii="Arial" w:cs="Arial" w:hAnsi="Arial"/>
           <w:b/>
           <w:bCs/>
           <w:szCs w:val="24"/>
@@ -6022,13 +6010,13 @@
         </w:numPr>
         <w:jc w:val="both"/>
         <w:rPr>
-          <w:rFonts w:ascii="Arial" w:hAnsi="Arial" w:cs="Arial"/>
-          <w:szCs w:val="24"/>
-        </w:rPr>
-      </w:pPr>
-      <w:r>
-        <w:rPr>
-          <w:rFonts w:ascii="Arial" w:hAnsi="Arial" w:cs="Arial"/>
+          <w:rFonts w:ascii="Arial" w:cs="Arial" w:hAnsi="Arial"/>
+          <w:szCs w:val="24"/>
+        </w:rPr>
+      </w:pPr>
+      <w:r>
+        <w:rPr>
+          <w:rFonts w:ascii="Arial" w:cs="Arial" w:hAnsi="Arial"/>
           <w:b/>
           <w:bCs/>
           <w:szCs w:val="24"/>
@@ -6037,7 +6025,7 @@
       </w:r>
       <w:r>
         <w:rPr>
-          <w:rFonts w:ascii="Arial" w:hAnsi="Arial" w:cs="Arial"/>
+          <w:rFonts w:ascii="Arial" w:cs="Arial" w:hAnsi="Arial"/>
           <w:szCs w:val="24"/>
         </w:rPr>
         <w:t xml:space="preserve"> → more likely bacterial</w:t>
@@ -6051,13 +6039,13 @@
         </w:numPr>
         <w:jc w:val="both"/>
         <w:rPr>
-          <w:rFonts w:ascii="Arial" w:hAnsi="Arial" w:cs="Arial"/>
-          <w:szCs w:val="24"/>
-        </w:rPr>
-      </w:pPr>
-      <w:r>
-        <w:rPr>
-          <w:rFonts w:ascii="Arial" w:hAnsi="Arial" w:cs="Arial"/>
+          <w:rFonts w:ascii="Arial" w:cs="Arial" w:hAnsi="Arial"/>
+          <w:szCs w:val="24"/>
+        </w:rPr>
+      </w:pPr>
+      <w:r>
+        <w:rPr>
+          <w:rFonts w:ascii="Arial" w:cs="Arial" w:hAnsi="Arial"/>
           <w:szCs w:val="24"/>
         </w:rPr>
         <w:t>Lower levels → more likely viral</w:t>
@@ -6067,15 +6055,15 @@
       <w:pPr>
         <w:jc w:val="both"/>
         <w:rPr>
-          <w:rFonts w:ascii="Arial" w:hAnsi="Arial" w:cs="Arial"/>
-          <w:b/>
-          <w:bCs/>
-          <w:szCs w:val="24"/>
-        </w:rPr>
-      </w:pPr>
-      <w:r>
-        <w:rPr>
-          <w:rFonts w:ascii="Arial" w:hAnsi="Arial" w:cs="Arial"/>
+          <w:rFonts w:ascii="Arial" w:cs="Arial" w:hAnsi="Arial"/>
+          <w:b/>
+          <w:bCs/>
+          <w:szCs w:val="24"/>
+        </w:rPr>
+      </w:pPr>
+      <w:r>
+        <w:rPr>
+          <w:rFonts w:ascii="Arial" w:cs="Arial" w:hAnsi="Arial"/>
           <w:b/>
           <w:bCs/>
           <w:szCs w:val="24"/>
@@ -6091,13 +6079,13 @@
         </w:numPr>
         <w:jc w:val="both"/>
         <w:rPr>
-          <w:rFonts w:ascii="Arial" w:hAnsi="Arial" w:cs="Arial"/>
-          <w:szCs w:val="24"/>
-        </w:rPr>
-      </w:pPr>
-      <w:r>
-        <w:rPr>
-          <w:rFonts w:ascii="Arial" w:hAnsi="Arial" w:cs="Arial"/>
+          <w:rFonts w:ascii="Arial" w:cs="Arial" w:hAnsi="Arial"/>
+          <w:szCs w:val="24"/>
+        </w:rPr>
+      </w:pPr>
+      <w:r>
+        <w:rPr>
+          <w:rFonts w:ascii="Arial" w:cs="Arial" w:hAnsi="Arial"/>
           <w:b/>
           <w:bCs/>
           <w:szCs w:val="24"/>
@@ -6106,7 +6094,7 @@
       </w:r>
       <w:r>
         <w:rPr>
-          <w:rFonts w:ascii="Arial" w:hAnsi="Arial" w:cs="Arial"/>
+          <w:rFonts w:ascii="Arial" w:cs="Arial" w:hAnsi="Arial"/>
           <w:szCs w:val="24"/>
         </w:rPr>
         <w:t xml:space="preserve"> → strongly suggests viral</w:t>
@@ -6120,13 +6108,13 @@
         </w:numPr>
         <w:jc w:val="both"/>
         <w:rPr>
-          <w:rFonts w:ascii="Arial" w:hAnsi="Arial" w:cs="Arial"/>
-          <w:szCs w:val="24"/>
-        </w:rPr>
-      </w:pPr>
-      <w:r>
-        <w:rPr>
-          <w:rFonts w:ascii="Arial" w:hAnsi="Arial" w:cs="Arial"/>
+          <w:rFonts w:ascii="Arial" w:cs="Arial" w:hAnsi="Arial"/>
+          <w:szCs w:val="24"/>
+        </w:rPr>
+      </w:pPr>
+      <w:r>
+        <w:rPr>
+          <w:rFonts w:ascii="Arial" w:cs="Arial" w:hAnsi="Arial"/>
           <w:b/>
           <w:bCs/>
           <w:szCs w:val="24"/>
@@ -6135,7 +6123,7 @@
       </w:r>
       <w:r>
         <w:rPr>
-          <w:rFonts w:ascii="Arial" w:hAnsi="Arial" w:cs="Arial"/>
+          <w:rFonts w:ascii="Arial" w:cs="Arial" w:hAnsi="Arial"/>
           <w:szCs w:val="24"/>
         </w:rPr>
         <w:t xml:space="preserve"> → suggests bacterial</w:t>
@@ -6146,24 +6134,24 @@
         <w:ind w:left="720"/>
         <w:jc w:val="both"/>
         <w:rPr>
-          <w:rFonts w:ascii="Arial" w:hAnsi="Arial" w:cs="Arial"/>
-          <w:szCs w:val="24"/>
-        </w:rPr>
-      </w:pPr>
-    </w:p>
-    <w:p>
-      <w:pPr>
-        <w:jc w:val="both"/>
-        <w:rPr>
-          <w:rFonts w:ascii="Arial" w:hAnsi="Arial" w:cs="Arial"/>
-          <w:b/>
-          <w:bCs/>
-          <w:szCs w:val="24"/>
-        </w:rPr>
-      </w:pPr>
-      <w:r>
-        <w:rPr>
-          <w:rFonts w:ascii="Arial" w:hAnsi="Arial" w:cs="Arial"/>
+          <w:rFonts w:ascii="Arial" w:cs="Arial" w:hAnsi="Arial"/>
+          <w:szCs w:val="24"/>
+        </w:rPr>
+      </w:pPr>
+    </w:p>
+    <w:p>
+      <w:pPr>
+        <w:jc w:val="both"/>
+        <w:rPr>
+          <w:rFonts w:ascii="Arial" w:cs="Arial" w:hAnsi="Arial"/>
+          <w:b/>
+          <w:bCs/>
+          <w:szCs w:val="24"/>
+        </w:rPr>
+      </w:pPr>
+      <w:r>
+        <w:rPr>
+          <w:rFonts w:ascii="Arial" w:cs="Arial" w:hAnsi="Arial"/>
           <w:b/>
           <w:bCs/>
           <w:szCs w:val="24"/>
@@ -6175,20 +6163,20 @@
       <w:pPr>
         <w:jc w:val="both"/>
         <w:rPr>
-          <w:rFonts w:ascii="Arial" w:hAnsi="Arial" w:cs="Arial"/>
-          <w:szCs w:val="24"/>
-        </w:rPr>
-      </w:pPr>
-      <w:r>
-        <w:rPr>
-          <w:rFonts w:ascii="Arial" w:hAnsi="Arial" w:cs="Arial"/>
+          <w:rFonts w:ascii="Arial" w:cs="Arial" w:hAnsi="Arial"/>
+          <w:szCs w:val="24"/>
+        </w:rPr>
+      </w:pPr>
+      <w:r>
+        <w:rPr>
+          <w:rFonts w:ascii="Arial" w:cs="Arial" w:hAnsi="Arial"/>
           <w:szCs w:val="24"/>
         </w:rPr>
         <w:t>These detect viruses directly (e.g., influenza, RSV, COVID</w:t>
       </w:r>
       <w:r>
         <w:rPr>
-          <w:rFonts w:ascii="Arial" w:hAnsi="Arial" w:cs="Arial"/>
+          <w:rFonts w:ascii="Arial" w:cs="Arial" w:hAnsi="Arial"/>
           <w:szCs w:val="24"/>
         </w:rPr>
         <w:noBreakHyphen/>
@@ -6199,24 +6187,24 @@
       <w:pPr>
         <w:jc w:val="both"/>
         <w:rPr>
-          <w:rFonts w:ascii="Arial" w:hAnsi="Arial" w:cs="Arial"/>
-          <w:szCs w:val="24"/>
-        </w:rPr>
-      </w:pPr>
-    </w:p>
-    <w:p>
-      <w:pPr>
-        <w:jc w:val="both"/>
-        <w:rPr>
-          <w:rFonts w:ascii="Arial" w:hAnsi="Arial" w:cs="Arial"/>
-          <w:b/>
-          <w:bCs/>
-          <w:szCs w:val="24"/>
-        </w:rPr>
-      </w:pPr>
-      <w:r>
-        <w:rPr>
-          <w:rFonts w:ascii="Arial" w:hAnsi="Arial" w:cs="Arial"/>
+          <w:rFonts w:ascii="Arial" w:cs="Arial" w:hAnsi="Arial"/>
+          <w:szCs w:val="24"/>
+        </w:rPr>
+      </w:pPr>
+    </w:p>
+    <w:p>
+      <w:pPr>
+        <w:jc w:val="both"/>
+        <w:rPr>
+          <w:rFonts w:ascii="Arial" w:cs="Arial" w:hAnsi="Arial"/>
+          <w:b/>
+          <w:bCs/>
+          <w:szCs w:val="24"/>
+        </w:rPr>
+      </w:pPr>
+      <w:r>
+        <w:rPr>
+          <w:rFonts w:ascii="Arial" w:cs="Arial" w:hAnsi="Arial"/>
           <w:b/>
           <w:bCs/>
           <w:szCs w:val="24"/>
@@ -6228,20 +6216,20 @@
       <w:pPr>
         <w:jc w:val="both"/>
         <w:rPr>
-          <w:rFonts w:ascii="Arial" w:hAnsi="Arial" w:cs="Arial"/>
-          <w:szCs w:val="24"/>
-        </w:rPr>
-      </w:pPr>
-      <w:r>
-        <w:rPr>
-          <w:rFonts w:ascii="Arial" w:hAnsi="Arial" w:cs="Arial"/>
+          <w:rFonts w:ascii="Arial" w:cs="Arial" w:hAnsi="Arial"/>
+          <w:szCs w:val="24"/>
+        </w:rPr>
+      </w:pPr>
+      <w:r>
+        <w:rPr>
+          <w:rFonts w:ascii="Arial" w:cs="Arial" w:hAnsi="Arial"/>
           <w:szCs w:val="24"/>
         </w:rPr>
         <w:t xml:space="preserve">If the lab grows a specific bacterium from sputum or blood, the diagnosis is confirmed. This is the </w:t>
       </w:r>
       <w:r>
         <w:rPr>
-          <w:rFonts w:ascii="Arial" w:hAnsi="Arial" w:cs="Arial"/>
+          <w:rFonts w:ascii="Arial" w:cs="Arial" w:hAnsi="Arial"/>
           <w:b/>
           <w:bCs/>
           <w:szCs w:val="24"/>
@@ -6250,7 +6238,7 @@
       </w:r>
       <w:r>
         <w:rPr>
-          <w:rFonts w:ascii="Arial" w:hAnsi="Arial" w:cs="Arial"/>
+          <w:rFonts w:ascii="Arial" w:cs="Arial" w:hAnsi="Arial"/>
           <w:szCs w:val="24"/>
         </w:rPr>
         <w:t>, but it takes time and isn’t always positive.</w:t>
@@ -6260,50 +6248,111 @@
       <w:pPr>
         <w:jc w:val="both"/>
         <w:rPr>
-          <w:rFonts w:ascii="Arial" w:hAnsi="Arial" w:cs="Arial"/>
-          <w:szCs w:val="24"/>
-        </w:rPr>
-      </w:pPr>
-    </w:p>
-    <w:p>
-      <w:pPr>
-        <w:jc w:val="both"/>
-        <w:rPr>
-          <w:rFonts w:ascii="Arial" w:hAnsi="Arial" w:cs="Arial"/>
-          <w:b/>
-          <w:bCs/>
-          <w:szCs w:val="24"/>
-        </w:rPr>
-      </w:pPr>
-    </w:p>
-    <w:p>
-      <w:pPr>
-        <w:jc w:val="both"/>
-        <w:rPr>
-          <w:rFonts w:ascii="Arial" w:hAnsi="Arial" w:cs="Arial"/>
-          <w:b/>
-          <w:bCs/>
-          <w:szCs w:val="24"/>
-        </w:rPr>
-      </w:pPr>
+          <w:rFonts w:ascii="Arial" w:cs="Arial" w:hAnsi="Arial"/>
+          <w:szCs w:val="24"/>
+        </w:rPr>
+      </w:pPr>
+    </w:p>
+    <w:p>
+      <w:pPr>
+        <w:jc w:val="both"/>
+        <w:rPr>
+          <w:rFonts w:ascii="Arial" w:cs="Arial" w:hAnsi="Arial"/>
+          <w:b/>
+          <w:bCs/>
+          <w:sz w:val="32"/>
+          <w:szCs w:val="32"/>
+        </w:rPr>
+      </w:pPr>
+      <w:r>
+        <w:rPr>
+          <w:rFonts w:ascii="Arial" w:cs="Arial" w:hAnsi="Arial"/>
+          <w:b/>
+          <w:bCs/>
+          <w:sz w:val="32"/>
+          <w:szCs w:val="32"/>
+        </w:rPr>
+        <w:t>Final thoughts</w:t>
+      </w:r>
+    </w:p>
+    <w:p>
+      <w:pPr>
+        <w:jc w:val="both"/>
+        <w:rPr>
+          <w:rFonts w:ascii="Arial" w:cs="Arial" w:hAnsi="Arial"/>
+          <w:b w:val="off"/>
+          <w:bCs w:val="off"/>
+          <w:szCs w:val="24"/>
+        </w:rPr>
+      </w:pPr>
+      <w:r>
+        <w:rPr>
+          <w:rFonts w:ascii="Arial" w:cs="Arial" w:hAnsi="Arial"/>
+          <w:b w:val="off"/>
+          <w:bCs w:val="off"/>
+          <w:sz w:val="24"/>
+          <w:szCs w:val="24"/>
+        </w:rPr>
+        <w:t xml:space="preserve">For my mother’s case the x-ray shows all white on the left side of the lungs seems did not recover for years. First I assume my mother is not lung cancer, cause it is not </w:t>
+      </w:r>
+      <w:r>
+        <w:rPr>
+          <w:rFonts w:ascii="Arial" w:cs="Arial" w:hAnsi="Arial"/>
+          <w:szCs w:val="24"/>
+        </w:rPr>
+        <w:t xml:space="preserve">round or irregular white spot. So it must be due to </w:t>
+      </w:r>
+      <w:r>
+        <w:rPr>
+          <w:rFonts w:ascii="Arial" w:cs="Arial" w:hAnsi="Arial"/>
+          <w:b/>
+          <w:bCs/>
+          <w:szCs w:val="24"/>
+        </w:rPr>
+        <w:t>pneumonia</w:t>
+      </w:r>
+      <w:r>
+        <w:rPr>
+          <w:rFonts w:ascii="Arial" w:cs="Arial" w:hAnsi="Arial"/>
+          <w:b w:val="off"/>
+          <w:bCs w:val="off"/>
+          <w:szCs w:val="24"/>
+        </w:rPr>
+        <w:t xml:space="preserve">, but pneumonia can be bacteria infected or from virus. If it is virus there are no medicine to cure, it recovers by itself. However my mother’s case last for years, so I assume it might be bacteria </w:t>
+      </w:r>
+      <w:r>
+        <w:rPr>
+          <w:rFonts w:ascii="Arial" w:cs="Arial" w:hAnsi="Arial"/>
+          <w:b w:val="off"/>
+          <w:bCs w:val="off"/>
+          <w:szCs w:val="24"/>
+        </w:rPr>
+        <w:t>infected</w:t>
+      </w:r>
+      <w:r>
+        <w:rPr>
+          <w:rFonts w:ascii="Arial" w:cs="Arial" w:hAnsi="Arial"/>
+          <w:b w:val="off"/>
+          <w:bCs w:val="off"/>
+          <w:szCs w:val="24"/>
+        </w:rPr>
+        <w:t xml:space="preserve">. To cure it, just need to subscribe antibiotics. As copilot mentioned all bacteria killed is usually faster than the lung heals up, so still the x-ray image shows the white area even the bacteria is killed. Need to wait weeks in order for the lung to recover, by then the x-ray image of the left lung will return to black as usual.   </w:t>
+      </w:r>
     </w:p>
     <w:sectPr>
       <w:pgSz w:w="11906" w:h="16838"/>
       <w:pgMar w:top="1440" w:right="1440" w:bottom="1440" w:left="1440" w:header="708" w:footer="708" w:gutter="0"/>
       <w:cols w:space="708"/>
-      <w:docGrid w:linePitch="360"/>
     </w:sectPr>
   </w:body>
 </w:document>
 </file>
 
 <file path=word/numbering.xml><?xml version="1.0" encoding="utf-8"?>
-<w:numbering xmlns:wpc="http://schemas.microsoft.com/office/word/2010/wordprocessingCanvas" xmlns:cx="http://schemas.microsoft.com/office/drawing/2014/chartex" xmlns:cx1="http://schemas.microsoft.com/office/drawing/2015/9/8/chartex" xmlns:cx2="http://schemas.microsoft.com/office/drawing/2015/10/21/chartex" xmlns:cx3="http://schemas.microsoft.com/office/drawing/2016/5/9/chartex" xmlns:cx4="http://schemas.microsoft.com/office/drawing/2016/5/10/chartex" xmlns:cx5="http://schemas.microsoft.com/office/drawing/2016/5/11/chartex" xmlns:cx6="http://schemas.microsoft.com/office/drawing/2016/5/12/chartex" xmlns:cx7="http://schemas.microsoft.com/office/drawing/2016/5/13/chartex" xmlns:cx8="http://schemas.microsoft.com/office/drawing/2016/5/14/chartex" xmlns:mc="http://schemas.openxmlformats.org/markup-compatibility/2006" xmlns:aink="http://schemas.microsoft.com/office/drawing/2016/ink" xmlns:am3d="http://schemas.microsoft.com/office/drawing/2017/model3d" xmlns:o="urn:schemas-microsoft-com:office:office" xmlns:oel="http://schemas.microsoft.com/office/2019/extlst" xmlns:r="http://schemas.openxmlformats.org/officeDocument/2006/relationships" xmlns:m="http://schemas.openxmlformats.org/officeDocument/2006/math" xmlns:v="urn:schemas-microsoft-com:vml" xmlns:wp14="http://schemas.microsoft.com/office/word/2010/wordprocessingDrawing" xmlns:wp="http://schemas.openxmlformats.org/drawingml/2006/wordprocessingDrawing" xmlns:w10="urn:schemas-microsoft-com:office:word" xmlns:w="http://schemas.openxmlformats.org/wordprocessingml/2006/main" xmlns:w14="http://schemas.microsoft.com/office/word/2010/wordml" xmlns:w15="http://schemas.microsoft.com/office/word/2012/wordml" xmlns:w16cex="http://schemas.microsoft.com/office/word/2018/wordml/cex" xmlns:w16cid="http://schemas.microsoft.com/office/word/2016/wordml/cid" xmlns:w16="http://schemas.microsoft.com/office/word/2018/wordml" xmlns:w16du="http://schemas.microsoft.com/office/word/2023/wordml/word16du" xmlns:w16sdtdh="http://schemas.microsoft.com/office/word/2020/wordml/sdtdatahash" xmlns:w16sdtfl="http://schemas.microsoft.com/office/word/2024/wordml/sdtformatlock" xmlns:w16se="http://schemas.microsoft.com/office/word/2015/wordml/symex" xmlns:wpg="http://schemas.microsoft.com/office/word/2010/wordprocessingGroup" xmlns:wpi="http://schemas.microsoft.com/office/word/2010/wordprocessingInk" xmlns:wne="http://schemas.microsoft.com/office/word/2006/wordml" xmlns:wps="http://schemas.microsoft.com/office/word/2010/wordprocessingShape" mc:Ignorable="w14 w15 w16se w16cid w16 w16cex w16sdtdh w16sdtfl w16du wp14">
-  <w:abstractNum w:abstractNumId="0" w15:restartNumberingAfterBreak="0">
-    <w:nsid w:val="04F97575"/>
+<w:numbering xmlns:mc="http://schemas.openxmlformats.org/markup-compatibility/2006" xmlns:o="urn:schemas-microsoft-com:office:office" xmlns:r="http://schemas.openxmlformats.org/officeDocument/2006/relationships" xmlns:m="http://schemas.openxmlformats.org/officeDocument/2006/math" xmlns:v="urn:schemas-microsoft-com:vml" xmlns:wp="http://schemas.openxmlformats.org/drawingml/2006/wordprocessingDrawing" xmlns:w10="urn:schemas-microsoft-com:office:word" xmlns:wne="http://schemas.microsoft.com/office/word/2006/wordml" xmlns:w14="http://schemas.microsoft.com/office/word/2010/wordml" xmlns:w="http://schemas.openxmlformats.org/wordprocessingml/2006/main">
+  <w:abstractNum w:abstractNumId="0">
     <w:multiLevelType w:val="multilevel"/>
-    <w:tmpl w:val="B1DE3246"/>
-    <w:lvl w:ilvl="0">
+    <w:lvl w:ilvl="0" w:tentative="0">
       <w:start w:val="1"/>
       <w:numFmt w:val="bullet"/>
       <w:lvlText w:val=""/>
@@ -6448,11 +6497,9 @@
       </w:rPr>
     </w:lvl>
   </w:abstractNum>
-  <w:abstractNum w:abstractNumId="1" w15:restartNumberingAfterBreak="0">
-    <w:nsid w:val="0CED2302"/>
+  <w:abstractNum w:abstractNumId="1">
     <w:multiLevelType w:val="multilevel"/>
-    <w:tmpl w:val="8BACA5BA"/>
-    <w:lvl w:ilvl="0">
+    <w:lvl w:ilvl="0" w:tentative="0">
       <w:start w:val="1"/>
       <w:numFmt w:val="bullet"/>
       <w:lvlText w:val=""/>
@@ -6597,11 +6644,9 @@
       </w:rPr>
     </w:lvl>
   </w:abstractNum>
-  <w:abstractNum w:abstractNumId="2" w15:restartNumberingAfterBreak="0">
-    <w:nsid w:val="0E61646D"/>
+  <w:abstractNum w:abstractNumId="2">
     <w:multiLevelType w:val="multilevel"/>
-    <w:tmpl w:val="088C60FA"/>
-    <w:lvl w:ilvl="0">
+    <w:lvl w:ilvl="0" w:tentative="0">
       <w:start w:val="1"/>
       <w:numFmt w:val="bullet"/>
       <w:lvlText w:val=""/>
@@ -6746,11 +6791,9 @@
       </w:rPr>
     </w:lvl>
   </w:abstractNum>
-  <w:abstractNum w:abstractNumId="3" w15:restartNumberingAfterBreak="0">
-    <w:nsid w:val="11634102"/>
+  <w:abstractNum w:abstractNumId="3">
     <w:multiLevelType w:val="multilevel"/>
-    <w:tmpl w:val="79CE4CCE"/>
-    <w:lvl w:ilvl="0">
+    <w:lvl w:ilvl="0" w:tentative="0">
       <w:start w:val="1"/>
       <w:numFmt w:val="bullet"/>
       <w:lvlText w:val=""/>
@@ -6895,11 +6938,9 @@
       </w:rPr>
     </w:lvl>
   </w:abstractNum>
-  <w:abstractNum w:abstractNumId="4" w15:restartNumberingAfterBreak="0">
-    <w:nsid w:val="19837D50"/>
+  <w:abstractNum w:abstractNumId="4">
     <w:multiLevelType w:val="multilevel"/>
-    <w:tmpl w:val="52064B2A"/>
-    <w:lvl w:ilvl="0">
+    <w:lvl w:ilvl="0" w:tentative="0">
       <w:start w:val="1"/>
       <w:numFmt w:val="bullet"/>
       <w:lvlText w:val=""/>
@@ -7044,11 +7085,9 @@
       </w:rPr>
     </w:lvl>
   </w:abstractNum>
-  <w:abstractNum w:abstractNumId="5" w15:restartNumberingAfterBreak="0">
-    <w:nsid w:val="1C227DD9"/>
+  <w:abstractNum w:abstractNumId="5">
     <w:multiLevelType w:val="multilevel"/>
-    <w:tmpl w:val="79809C7A"/>
-    <w:lvl w:ilvl="0">
+    <w:lvl w:ilvl="0" w:tentative="0">
       <w:start w:val="1"/>
       <w:numFmt w:val="bullet"/>
       <w:lvlText w:val=""/>
@@ -7193,11 +7232,9 @@
       </w:rPr>
     </w:lvl>
   </w:abstractNum>
-  <w:abstractNum w:abstractNumId="6" w15:restartNumberingAfterBreak="0">
-    <w:nsid w:val="23DB4035"/>
+  <w:abstractNum w:abstractNumId="6">
     <w:multiLevelType w:val="multilevel"/>
-    <w:tmpl w:val="0B7038B4"/>
-    <w:lvl w:ilvl="0">
+    <w:lvl w:ilvl="0" w:tentative="0">
       <w:start w:val="1"/>
       <w:numFmt w:val="bullet"/>
       <w:lvlText w:val=""/>
@@ -7342,11 +7379,9 @@
       </w:rPr>
     </w:lvl>
   </w:abstractNum>
-  <w:abstractNum w:abstractNumId="7" w15:restartNumberingAfterBreak="0">
-    <w:nsid w:val="263F78AA"/>
+  <w:abstractNum w:abstractNumId="7">
     <w:multiLevelType w:val="multilevel"/>
-    <w:tmpl w:val="C2C227BA"/>
-    <w:lvl w:ilvl="0">
+    <w:lvl w:ilvl="0" w:tentative="0">
       <w:start w:val="1"/>
       <w:numFmt w:val="bullet"/>
       <w:lvlText w:val=""/>
@@ -7491,11 +7526,9 @@
       </w:rPr>
     </w:lvl>
   </w:abstractNum>
-  <w:abstractNum w:abstractNumId="8" w15:restartNumberingAfterBreak="0">
-    <w:nsid w:val="27231649"/>
+  <w:abstractNum w:abstractNumId="8">
     <w:multiLevelType w:val="multilevel"/>
-    <w:tmpl w:val="44F84FE0"/>
-    <w:lvl w:ilvl="0">
+    <w:lvl w:ilvl="0" w:tentative="0">
       <w:start w:val="1"/>
       <w:numFmt w:val="bullet"/>
       <w:lvlText w:val=""/>
@@ -7640,11 +7673,9 @@
       </w:rPr>
     </w:lvl>
   </w:abstractNum>
-  <w:abstractNum w:abstractNumId="9" w15:restartNumberingAfterBreak="0">
-    <w:nsid w:val="300569F8"/>
+  <w:abstractNum w:abstractNumId="9">
     <w:multiLevelType w:val="multilevel"/>
-    <w:tmpl w:val="3A6E1F62"/>
-    <w:lvl w:ilvl="0">
+    <w:lvl w:ilvl="0" w:tentative="0">
       <w:start w:val="1"/>
       <w:numFmt w:val="bullet"/>
       <w:lvlText w:val=""/>
@@ -7789,11 +7820,9 @@
       </w:rPr>
     </w:lvl>
   </w:abstractNum>
-  <w:abstractNum w:abstractNumId="10" w15:restartNumberingAfterBreak="0">
-    <w:nsid w:val="30CB11B6"/>
+  <w:abstractNum w:abstractNumId="10">
     <w:multiLevelType w:val="multilevel"/>
-    <w:tmpl w:val="4022C422"/>
-    <w:lvl w:ilvl="0">
+    <w:lvl w:ilvl="0" w:tentative="0">
       <w:start w:val="1"/>
       <w:numFmt w:val="bullet"/>
       <w:lvlText w:val=""/>
@@ -7938,11 +7967,9 @@
       </w:rPr>
     </w:lvl>
   </w:abstractNum>
-  <w:abstractNum w:abstractNumId="11" w15:restartNumberingAfterBreak="0">
-    <w:nsid w:val="31473E62"/>
+  <w:abstractNum w:abstractNumId="11">
     <w:multiLevelType w:val="multilevel"/>
-    <w:tmpl w:val="D9F07828"/>
-    <w:lvl w:ilvl="0">
+    <w:lvl w:ilvl="0" w:tentative="0">
       <w:start w:val="1"/>
       <w:numFmt w:val="bullet"/>
       <w:lvlText w:val=""/>
@@ -8087,11 +8114,9 @@
       </w:rPr>
     </w:lvl>
   </w:abstractNum>
-  <w:abstractNum w:abstractNumId="12" w15:restartNumberingAfterBreak="0">
-    <w:nsid w:val="38BA6B97"/>
+  <w:abstractNum w:abstractNumId="12">
     <w:multiLevelType w:val="multilevel"/>
-    <w:tmpl w:val="A7EA3D98"/>
-    <w:lvl w:ilvl="0">
+    <w:lvl w:ilvl="0" w:tentative="0">
       <w:start w:val="1"/>
       <w:numFmt w:val="bullet"/>
       <w:lvlText w:val=""/>
@@ -8236,11 +8261,9 @@
       </w:rPr>
     </w:lvl>
   </w:abstractNum>
-  <w:abstractNum w:abstractNumId="13" w15:restartNumberingAfterBreak="0">
-    <w:nsid w:val="3CB06EEC"/>
+  <w:abstractNum w:abstractNumId="13">
     <w:multiLevelType w:val="multilevel"/>
-    <w:tmpl w:val="49DCE8D8"/>
-    <w:lvl w:ilvl="0">
+    <w:lvl w:ilvl="0" w:tentative="0">
       <w:start w:val="1"/>
       <w:numFmt w:val="bullet"/>
       <w:lvlText w:val=""/>
@@ -8385,11 +8408,9 @@
       </w:rPr>
     </w:lvl>
   </w:abstractNum>
-  <w:abstractNum w:abstractNumId="14" w15:restartNumberingAfterBreak="0">
-    <w:nsid w:val="3CE86204"/>
+  <w:abstractNum w:abstractNumId="14">
     <w:multiLevelType w:val="multilevel"/>
-    <w:tmpl w:val="E27C726A"/>
-    <w:lvl w:ilvl="0">
+    <w:lvl w:ilvl="0" w:tentative="0">
       <w:start w:val="1"/>
       <w:numFmt w:val="bullet"/>
       <w:lvlText w:val=""/>
@@ -8534,11 +8555,9 @@
       </w:rPr>
     </w:lvl>
   </w:abstractNum>
-  <w:abstractNum w:abstractNumId="15" w15:restartNumberingAfterBreak="0">
-    <w:nsid w:val="3E4404CB"/>
+  <w:abstractNum w:abstractNumId="15">
     <w:multiLevelType w:val="multilevel"/>
-    <w:tmpl w:val="3344309A"/>
-    <w:lvl w:ilvl="0">
+    <w:lvl w:ilvl="0" w:tentative="0">
       <w:start w:val="1"/>
       <w:numFmt w:val="bullet"/>
       <w:lvlText w:val=""/>
@@ -8683,11 +8702,9 @@
       </w:rPr>
     </w:lvl>
   </w:abstractNum>
-  <w:abstractNum w:abstractNumId="16" w15:restartNumberingAfterBreak="0">
-    <w:nsid w:val="44D44701"/>
+  <w:abstractNum w:abstractNumId="16">
     <w:multiLevelType w:val="multilevel"/>
-    <w:tmpl w:val="5358F224"/>
-    <w:lvl w:ilvl="0">
+    <w:lvl w:ilvl="0" w:tentative="0">
       <w:start w:val="1"/>
       <w:numFmt w:val="bullet"/>
       <w:lvlText w:val=""/>
@@ -8832,11 +8849,9 @@
       </w:rPr>
     </w:lvl>
   </w:abstractNum>
-  <w:abstractNum w:abstractNumId="17" w15:restartNumberingAfterBreak="0">
-    <w:nsid w:val="469618D0"/>
+  <w:abstractNum w:abstractNumId="17">
     <w:multiLevelType w:val="multilevel"/>
-    <w:tmpl w:val="28C21A8A"/>
-    <w:lvl w:ilvl="0">
+    <w:lvl w:ilvl="0" w:tentative="0">
       <w:start w:val="1"/>
       <w:numFmt w:val="bullet"/>
       <w:lvlText w:val=""/>
@@ -8981,11 +8996,9 @@
       </w:rPr>
     </w:lvl>
   </w:abstractNum>
-  <w:abstractNum w:abstractNumId="18" w15:restartNumberingAfterBreak="0">
-    <w:nsid w:val="4C6802EB"/>
+  <w:abstractNum w:abstractNumId="18">
     <w:multiLevelType w:val="multilevel"/>
-    <w:tmpl w:val="26862FB6"/>
-    <w:lvl w:ilvl="0">
+    <w:lvl w:ilvl="0" w:tentative="0">
       <w:start w:val="1"/>
       <w:numFmt w:val="bullet"/>
       <w:lvlText w:val=""/>
@@ -9130,11 +9143,9 @@
       </w:rPr>
     </w:lvl>
   </w:abstractNum>
-  <w:abstractNum w:abstractNumId="19" w15:restartNumberingAfterBreak="0">
-    <w:nsid w:val="59694A0B"/>
+  <w:abstractNum w:abstractNumId="19">
     <w:multiLevelType w:val="multilevel"/>
-    <w:tmpl w:val="7D280A7C"/>
-    <w:lvl w:ilvl="0">
+    <w:lvl w:ilvl="0" w:tentative="0">
       <w:start w:val="1"/>
       <w:numFmt w:val="bullet"/>
       <w:lvlText w:val=""/>
@@ -9279,11 +9290,9 @@
       </w:rPr>
     </w:lvl>
   </w:abstractNum>
-  <w:abstractNum w:abstractNumId="20" w15:restartNumberingAfterBreak="0">
-    <w:nsid w:val="59CD617E"/>
+  <w:abstractNum w:abstractNumId="20">
     <w:multiLevelType w:val="multilevel"/>
-    <w:tmpl w:val="E8F0C680"/>
-    <w:lvl w:ilvl="0">
+    <w:lvl w:ilvl="0" w:tentative="0">
       <w:start w:val="1"/>
       <w:numFmt w:val="bullet"/>
       <w:lvlText w:val=""/>
@@ -9428,11 +9437,9 @@
       </w:rPr>
     </w:lvl>
   </w:abstractNum>
-  <w:abstractNum w:abstractNumId="21" w15:restartNumberingAfterBreak="0">
-    <w:nsid w:val="5A4D7582"/>
+  <w:abstractNum w:abstractNumId="21">
     <w:multiLevelType w:val="multilevel"/>
-    <w:tmpl w:val="BC0A45D4"/>
-    <w:lvl w:ilvl="0">
+    <w:lvl w:ilvl="0" w:tentative="0">
       <w:start w:val="1"/>
       <w:numFmt w:val="bullet"/>
       <w:lvlText w:val=""/>
@@ -9577,11 +9584,9 @@
       </w:rPr>
     </w:lvl>
   </w:abstractNum>
-  <w:abstractNum w:abstractNumId="22" w15:restartNumberingAfterBreak="0">
-    <w:nsid w:val="5ADB4A2A"/>
+  <w:abstractNum w:abstractNumId="22">
     <w:multiLevelType w:val="multilevel"/>
-    <w:tmpl w:val="CE006CB2"/>
-    <w:lvl w:ilvl="0">
+    <w:lvl w:ilvl="0" w:tentative="0">
       <w:start w:val="1"/>
       <w:numFmt w:val="bullet"/>
       <w:lvlText w:val=""/>
@@ -9726,11 +9731,9 @@
       </w:rPr>
     </w:lvl>
   </w:abstractNum>
-  <w:abstractNum w:abstractNumId="23" w15:restartNumberingAfterBreak="0">
-    <w:nsid w:val="5B0D5A54"/>
+  <w:abstractNum w:abstractNumId="23">
     <w:multiLevelType w:val="multilevel"/>
-    <w:tmpl w:val="3DD2175A"/>
-    <w:lvl w:ilvl="0">
+    <w:lvl w:ilvl="0" w:tentative="0">
       <w:start w:val="1"/>
       <w:numFmt w:val="bullet"/>
       <w:lvlText w:val=""/>
@@ -9875,11 +9878,9 @@
       </w:rPr>
     </w:lvl>
   </w:abstractNum>
-  <w:abstractNum w:abstractNumId="24" w15:restartNumberingAfterBreak="0">
-    <w:nsid w:val="5BCD16DC"/>
+  <w:abstractNum w:abstractNumId="24">
     <w:multiLevelType w:val="multilevel"/>
-    <w:tmpl w:val="4B6604BE"/>
-    <w:lvl w:ilvl="0">
+    <w:lvl w:ilvl="0" w:tentative="0">
       <w:start w:val="1"/>
       <w:numFmt w:val="bullet"/>
       <w:lvlText w:val=""/>
@@ -10024,11 +10025,9 @@
       </w:rPr>
     </w:lvl>
   </w:abstractNum>
-  <w:abstractNum w:abstractNumId="25" w15:restartNumberingAfterBreak="0">
-    <w:nsid w:val="5CB95D02"/>
+  <w:abstractNum w:abstractNumId="25">
     <w:multiLevelType w:val="multilevel"/>
-    <w:tmpl w:val="B06A7CB2"/>
-    <w:lvl w:ilvl="0">
+    <w:lvl w:ilvl="0" w:tentative="0">
       <w:start w:val="1"/>
       <w:numFmt w:val="bullet"/>
       <w:lvlText w:val=""/>
@@ -10173,11 +10172,9 @@
       </w:rPr>
     </w:lvl>
   </w:abstractNum>
-  <w:abstractNum w:abstractNumId="26" w15:restartNumberingAfterBreak="0">
-    <w:nsid w:val="5CF313F2"/>
+  <w:abstractNum w:abstractNumId="26">
     <w:multiLevelType w:val="multilevel"/>
-    <w:tmpl w:val="B89E2212"/>
-    <w:lvl w:ilvl="0">
+    <w:lvl w:ilvl="0" w:tentative="0">
       <w:start w:val="1"/>
       <w:numFmt w:val="bullet"/>
       <w:lvlText w:val=""/>
@@ -10322,11 +10319,9 @@
       </w:rPr>
     </w:lvl>
   </w:abstractNum>
-  <w:abstractNum w:abstractNumId="27" w15:restartNumberingAfterBreak="0">
-    <w:nsid w:val="5E082B0D"/>
+  <w:abstractNum w:abstractNumId="27">
     <w:multiLevelType w:val="multilevel"/>
-    <w:tmpl w:val="89562920"/>
-    <w:lvl w:ilvl="0">
+    <w:lvl w:ilvl="0" w:tentative="0">
       <w:start w:val="1"/>
       <w:numFmt w:val="bullet"/>
       <w:lvlText w:val=""/>
@@ -10471,11 +10466,9 @@
       </w:rPr>
     </w:lvl>
   </w:abstractNum>
-  <w:abstractNum w:abstractNumId="28" w15:restartNumberingAfterBreak="0">
-    <w:nsid w:val="5E4549EE"/>
+  <w:abstractNum w:abstractNumId="28">
     <w:multiLevelType w:val="multilevel"/>
-    <w:tmpl w:val="EE48D348"/>
-    <w:lvl w:ilvl="0">
+    <w:lvl w:ilvl="0" w:tentative="0">
       <w:start w:val="1"/>
       <w:numFmt w:val="bullet"/>
       <w:lvlText w:val=""/>
@@ -10620,11 +10613,9 @@
       </w:rPr>
     </w:lvl>
   </w:abstractNum>
-  <w:abstractNum w:abstractNumId="29" w15:restartNumberingAfterBreak="0">
-    <w:nsid w:val="61E97BBA"/>
+  <w:abstractNum w:abstractNumId="29">
     <w:multiLevelType w:val="multilevel"/>
-    <w:tmpl w:val="C3948224"/>
-    <w:lvl w:ilvl="0">
+    <w:lvl w:ilvl="0" w:tentative="0">
       <w:start w:val="1"/>
       <w:numFmt w:val="bullet"/>
       <w:lvlText w:val=""/>
@@ -10769,11 +10760,9 @@
       </w:rPr>
     </w:lvl>
   </w:abstractNum>
-  <w:abstractNum w:abstractNumId="30" w15:restartNumberingAfterBreak="0">
-    <w:nsid w:val="63B5618E"/>
+  <w:abstractNum w:abstractNumId="30">
     <w:multiLevelType w:val="multilevel"/>
-    <w:tmpl w:val="8EB8AC56"/>
-    <w:lvl w:ilvl="0">
+    <w:lvl w:ilvl="0" w:tentative="0">
       <w:start w:val="1"/>
       <w:numFmt w:val="bullet"/>
       <w:lvlText w:val=""/>
@@ -10918,11 +10907,9 @@
       </w:rPr>
     </w:lvl>
   </w:abstractNum>
-  <w:abstractNum w:abstractNumId="31" w15:restartNumberingAfterBreak="0">
-    <w:nsid w:val="640445BA"/>
+  <w:abstractNum w:abstractNumId="31">
     <w:multiLevelType w:val="multilevel"/>
-    <w:tmpl w:val="4C221C32"/>
-    <w:lvl w:ilvl="0">
+    <w:lvl w:ilvl="0" w:tentative="0">
       <w:start w:val="1"/>
       <w:numFmt w:val="bullet"/>
       <w:lvlText w:val=""/>
@@ -11067,11 +11054,9 @@
       </w:rPr>
     </w:lvl>
   </w:abstractNum>
-  <w:abstractNum w:abstractNumId="32" w15:restartNumberingAfterBreak="0">
-    <w:nsid w:val="6BBF5F07"/>
+  <w:abstractNum w:abstractNumId="32">
     <w:multiLevelType w:val="multilevel"/>
-    <w:tmpl w:val="9A06449A"/>
-    <w:lvl w:ilvl="0">
+    <w:lvl w:ilvl="0" w:tentative="0">
       <w:start w:val="1"/>
       <w:numFmt w:val="bullet"/>
       <w:lvlText w:val=""/>
@@ -11216,11 +11201,9 @@
       </w:rPr>
     </w:lvl>
   </w:abstractNum>
-  <w:abstractNum w:abstractNumId="33" w15:restartNumberingAfterBreak="0">
-    <w:nsid w:val="6F3B6804"/>
+  <w:abstractNum w:abstractNumId="33">
     <w:multiLevelType w:val="multilevel"/>
-    <w:tmpl w:val="4F8AECFE"/>
-    <w:lvl w:ilvl="0">
+    <w:lvl w:ilvl="0" w:tentative="0">
       <w:start w:val="1"/>
       <w:numFmt w:val="bullet"/>
       <w:lvlText w:val=""/>
@@ -11365,11 +11348,9 @@
       </w:rPr>
     </w:lvl>
   </w:abstractNum>
-  <w:abstractNum w:abstractNumId="34" w15:restartNumberingAfterBreak="0">
-    <w:nsid w:val="733A5716"/>
+  <w:abstractNum w:abstractNumId="34">
     <w:multiLevelType w:val="multilevel"/>
-    <w:tmpl w:val="4392AEC4"/>
-    <w:lvl w:ilvl="0">
+    <w:lvl w:ilvl="0" w:tentative="0">
       <w:start w:val="1"/>
       <w:numFmt w:val="bullet"/>
       <w:lvlText w:val=""/>
@@ -11514,11 +11495,9 @@
       </w:rPr>
     </w:lvl>
   </w:abstractNum>
-  <w:abstractNum w:abstractNumId="35" w15:restartNumberingAfterBreak="0">
-    <w:nsid w:val="7661444D"/>
+  <w:abstractNum w:abstractNumId="35">
     <w:multiLevelType w:val="multilevel"/>
-    <w:tmpl w:val="164CDBDC"/>
-    <w:lvl w:ilvl="0">
+    <w:lvl w:ilvl="0" w:tentative="0">
       <w:start w:val="1"/>
       <w:numFmt w:val="bullet"/>
       <w:lvlText w:val=""/>
@@ -11663,11 +11642,9 @@
       </w:rPr>
     </w:lvl>
   </w:abstractNum>
-  <w:abstractNum w:abstractNumId="36" w15:restartNumberingAfterBreak="0">
-    <w:nsid w:val="77B52141"/>
+  <w:abstractNum w:abstractNumId="36">
     <w:multiLevelType w:val="multilevel"/>
-    <w:tmpl w:val="C2446534"/>
-    <w:lvl w:ilvl="0">
+    <w:lvl w:ilvl="0" w:tentative="0">
       <w:start w:val="1"/>
       <w:numFmt w:val="bullet"/>
       <w:lvlText w:val=""/>
@@ -11812,730 +11789,566 @@
       </w:rPr>
     </w:lvl>
   </w:abstractNum>
-  <w:num w:numId="1" w16cid:durableId="238561021">
+  <w:num w:numId="1">
     <w:abstractNumId w:val="32"/>
   </w:num>
-  <w:num w:numId="2" w16cid:durableId="300497315">
+  <w:num w:numId="2">
     <w:abstractNumId w:val="31"/>
   </w:num>
-  <w:num w:numId="3" w16cid:durableId="1364282304">
+  <w:num w:numId="3">
     <w:abstractNumId w:val="20"/>
   </w:num>
-  <w:num w:numId="4" w16cid:durableId="1769353103">
+  <w:num w:numId="4">
     <w:abstractNumId w:val="6"/>
   </w:num>
-  <w:num w:numId="5" w16cid:durableId="182134039">
+  <w:num w:numId="5">
     <w:abstractNumId w:val="23"/>
   </w:num>
-  <w:num w:numId="6" w16cid:durableId="13893843">
+  <w:num w:numId="6">
     <w:abstractNumId w:val="0"/>
   </w:num>
-  <w:num w:numId="7" w16cid:durableId="578947791">
+  <w:num w:numId="7">
     <w:abstractNumId w:val="1"/>
   </w:num>
-  <w:num w:numId="8" w16cid:durableId="978921152">
+  <w:num w:numId="8">
     <w:abstractNumId w:val="5"/>
   </w:num>
-  <w:num w:numId="9" w16cid:durableId="135266677">
+  <w:num w:numId="9">
     <w:abstractNumId w:val="30"/>
   </w:num>
-  <w:num w:numId="10" w16cid:durableId="913470522">
+  <w:num w:numId="10">
     <w:abstractNumId w:val="13"/>
   </w:num>
-  <w:num w:numId="11" w16cid:durableId="1462069010">
+  <w:num w:numId="11">
     <w:abstractNumId w:val="19"/>
   </w:num>
-  <w:num w:numId="12" w16cid:durableId="2052414365">
+  <w:num w:numId="12">
     <w:abstractNumId w:val="3"/>
   </w:num>
-  <w:num w:numId="13" w16cid:durableId="288317880">
+  <w:num w:numId="13">
     <w:abstractNumId w:val="4"/>
   </w:num>
-  <w:num w:numId="14" w16cid:durableId="2142262728">
+  <w:num w:numId="14">
     <w:abstractNumId w:val="28"/>
   </w:num>
-  <w:num w:numId="15" w16cid:durableId="556628219">
+  <w:num w:numId="15">
     <w:abstractNumId w:val="29"/>
   </w:num>
-  <w:num w:numId="16" w16cid:durableId="442648176">
+  <w:num w:numId="16">
     <w:abstractNumId w:val="27"/>
   </w:num>
-  <w:num w:numId="17" w16cid:durableId="151142081">
+  <w:num w:numId="17">
     <w:abstractNumId w:val="35"/>
   </w:num>
-  <w:num w:numId="18" w16cid:durableId="1927566793">
+  <w:num w:numId="18">
     <w:abstractNumId w:val="16"/>
   </w:num>
-  <w:num w:numId="19" w16cid:durableId="1266887254">
+  <w:num w:numId="19">
     <w:abstractNumId w:val="8"/>
   </w:num>
-  <w:num w:numId="20" w16cid:durableId="714625513">
+  <w:num w:numId="20">
     <w:abstractNumId w:val="7"/>
   </w:num>
-  <w:num w:numId="21" w16cid:durableId="1893886844">
+  <w:num w:numId="21">
     <w:abstractNumId w:val="2"/>
   </w:num>
-  <w:num w:numId="22" w16cid:durableId="1599873907">
+  <w:num w:numId="22">
     <w:abstractNumId w:val="14"/>
   </w:num>
-  <w:num w:numId="23" w16cid:durableId="61341870">
+  <w:num w:numId="23">
     <w:abstractNumId w:val="36"/>
   </w:num>
-  <w:num w:numId="24" w16cid:durableId="387192515">
+  <w:num w:numId="24">
     <w:abstractNumId w:val="24"/>
   </w:num>
-  <w:num w:numId="25" w16cid:durableId="775448693">
+  <w:num w:numId="25">
     <w:abstractNumId w:val="25"/>
   </w:num>
-  <w:num w:numId="26" w16cid:durableId="1707484764">
+  <w:num w:numId="26">
     <w:abstractNumId w:val="15"/>
   </w:num>
-  <w:num w:numId="27" w16cid:durableId="886986755">
+  <w:num w:numId="27">
     <w:abstractNumId w:val="12"/>
   </w:num>
-  <w:num w:numId="28" w16cid:durableId="1091271842">
+  <w:num w:numId="28">
     <w:abstractNumId w:val="22"/>
   </w:num>
-  <w:num w:numId="29" w16cid:durableId="1033459690">
+  <w:num w:numId="29">
     <w:abstractNumId w:val="26"/>
   </w:num>
-  <w:num w:numId="30" w16cid:durableId="2019847195">
+  <w:num w:numId="30">
     <w:abstractNumId w:val="11"/>
   </w:num>
-  <w:num w:numId="31" w16cid:durableId="459570806">
+  <w:num w:numId="31">
     <w:abstractNumId w:val="21"/>
   </w:num>
-  <w:num w:numId="32" w16cid:durableId="862666043">
+  <w:num w:numId="32">
     <w:abstractNumId w:val="33"/>
   </w:num>
-  <w:num w:numId="33" w16cid:durableId="1928004282">
+  <w:num w:numId="33">
     <w:abstractNumId w:val="18"/>
   </w:num>
-  <w:num w:numId="34" w16cid:durableId="854081187">
+  <w:num w:numId="34">
     <w:abstractNumId w:val="17"/>
   </w:num>
-  <w:num w:numId="35" w16cid:durableId="504637257">
+  <w:num w:numId="35">
     <w:abstractNumId w:val="34"/>
   </w:num>
-  <w:num w:numId="36" w16cid:durableId="2072266936">
+  <w:num w:numId="36">
     <w:abstractNumId w:val="10"/>
   </w:num>
-  <w:num w:numId="37" w16cid:durableId="837428263">
+  <w:num w:numId="37">
     <w:abstractNumId w:val="9"/>
   </w:num>
 </w:numbering>
 </file>
 
 <file path=word/styles.xml><?xml version="1.0" encoding="utf-8"?>
-<w:styles xmlns:mc="http://schemas.openxmlformats.org/markup-compatibility/2006" xmlns:r="http://schemas.openxmlformats.org/officeDocument/2006/relationships" xmlns:w="http://schemas.openxmlformats.org/wordprocessingml/2006/main" xmlns:w14="http://schemas.microsoft.com/office/word/2010/wordml" xmlns:w15="http://schemas.microsoft.com/office/word/2012/wordml" xmlns:w16cex="http://schemas.microsoft.com/office/word/2018/wordml/cex" xmlns:w16cid="http://schemas.microsoft.com/office/word/2016/wordml/cid" xmlns:w16="http://schemas.microsoft.com/office/word/2018/wordml" xmlns:w16du="http://schemas.microsoft.com/office/word/2023/wordml/word16du" xmlns:w16sdtdh="http://schemas.microsoft.com/office/word/2020/wordml/sdtdatahash" xmlns:w16sdtfl="http://schemas.microsoft.com/office/word/2024/wordml/sdtformatlock" xmlns:w16se="http://schemas.microsoft.com/office/word/2015/wordml/symex" mc:Ignorable="w14 w15 w16se w16cid w16 w16cex w16sdtdh w16sdtfl w16du">
+<w:styles xmlns:r="http://schemas.openxmlformats.org/officeDocument/2006/relationships" xmlns:w14="http://schemas.microsoft.com/office/word/2010/wordml" xmlns:w="http://schemas.openxmlformats.org/wordprocessingml/2006/main">
   <w:docDefaults>
     <w:rPrDefault>
       <w:rPr>
-        <w:rFonts w:asciiTheme="minorHAnsi" w:eastAsiaTheme="minorEastAsia" w:hAnsiTheme="minorHAnsi" w:cstheme="minorBidi"/>
-        <w:kern w:val="2"/>
+        <w:rFonts w:asciiTheme="minorHAnsi" w:cstheme="minorBidi" w:eastAsiaTheme="minorEastAsia" w:hAnsiTheme="minorHAnsi"/>
         <w:sz w:val="24"/>
         <w:szCs w:val="30"/>
-        <w:lang w:val="en-GB" w:eastAsia="zh-CN" w:bidi="th-TH"/>
+        <w:lang w:val="en-GB" w:bidi="th-TH" w:eastAsia="zh-CN"/>
         <w14:ligatures w14:val="standardContextual"/>
       </w:rPr>
     </w:rPrDefault>
     <w:pPrDefault>
       <w:pPr>
-        <w:spacing w:after="160" w:line="278" w:lineRule="auto"/>
+        <w:spacing w:beforeAutospacing="0" w:after="160" w:afterAutospacing="0" w:line="278" w:lineRule="auto"/>
       </w:pPr>
     </w:pPrDefault>
   </w:docDefaults>
-  <w:latentStyles w:defLockedState="0" w:defUIPriority="99" w:defSemiHidden="0" w:defUnhideWhenUsed="0" w:defQFormat="0" w:count="376">
-    <w:lsdException w:name="Normal" w:uiPriority="0" w:qFormat="1"/>
-    <w:lsdException w:name="heading 1" w:uiPriority="9" w:qFormat="1"/>
-    <w:lsdException w:name="heading 2" w:semiHidden="1" w:uiPriority="9" w:unhideWhenUsed="1" w:qFormat="1"/>
-    <w:lsdException w:name="heading 3" w:semiHidden="1" w:uiPriority="9" w:unhideWhenUsed="1" w:qFormat="1"/>
-    <w:lsdException w:name="heading 4" w:semiHidden="1" w:uiPriority="9" w:unhideWhenUsed="1" w:qFormat="1"/>
-    <w:lsdException w:name="heading 5" w:semiHidden="1" w:uiPriority="9" w:unhideWhenUsed="1" w:qFormat="1"/>
-    <w:lsdException w:name="heading 6" w:semiHidden="1" w:uiPriority="9" w:unhideWhenUsed="1" w:qFormat="1"/>
-    <w:lsdException w:name="heading 7" w:semiHidden="1" w:uiPriority="9" w:unhideWhenUsed="1" w:qFormat="1"/>
-    <w:lsdException w:name="heading 8" w:semiHidden="1" w:uiPriority="9" w:unhideWhenUsed="1" w:qFormat="1"/>
-    <w:lsdException w:name="heading 9" w:semiHidden="1" w:uiPriority="9" w:unhideWhenUsed="1" w:qFormat="1"/>
-    <w:lsdException w:name="index 1" w:semiHidden="1" w:unhideWhenUsed="1"/>
-    <w:lsdException w:name="index 2" w:semiHidden="1" w:unhideWhenUsed="1"/>
-    <w:lsdException w:name="index 3" w:semiHidden="1" w:unhideWhenUsed="1"/>
-    <w:lsdException w:name="index 4" w:semiHidden="1" w:unhideWhenUsed="1"/>
-    <w:lsdException w:name="index 5" w:semiHidden="1" w:unhideWhenUsed="1"/>
-    <w:lsdException w:name="index 6" w:semiHidden="1" w:unhideWhenUsed="1"/>
-    <w:lsdException w:name="index 7" w:semiHidden="1" w:unhideWhenUsed="1"/>
-    <w:lsdException w:name="index 8" w:semiHidden="1" w:unhideWhenUsed="1"/>
-    <w:lsdException w:name="index 9" w:semiHidden="1" w:unhideWhenUsed="1"/>
-    <w:lsdException w:name="toc 1" w:semiHidden="1" w:uiPriority="39" w:unhideWhenUsed="1"/>
-    <w:lsdException w:name="toc 2" w:semiHidden="1" w:uiPriority="39" w:unhideWhenUsed="1"/>
-    <w:lsdException w:name="toc 3" w:semiHidden="1" w:uiPriority="39" w:unhideWhenUsed="1"/>
-    <w:lsdException w:name="toc 4" w:semiHidden="1" w:uiPriority="39" w:unhideWhenUsed="1"/>
-    <w:lsdException w:name="toc 5" w:semiHidden="1" w:uiPriority="39" w:unhideWhenUsed="1"/>
-    <w:lsdException w:name="toc 6" w:semiHidden="1" w:uiPriority="39" w:unhideWhenUsed="1"/>
-    <w:lsdException w:name="toc 7" w:semiHidden="1" w:uiPriority="39" w:unhideWhenUsed="1"/>
-    <w:lsdException w:name="toc 8" w:semiHidden="1" w:uiPriority="39" w:unhideWhenUsed="1"/>
-    <w:lsdException w:name="toc 9" w:semiHidden="1" w:uiPriority="39" w:unhideWhenUsed="1"/>
-    <w:lsdException w:name="Normal Indent" w:semiHidden="1" w:unhideWhenUsed="1"/>
-    <w:lsdException w:name="footnote text" w:semiHidden="1" w:unhideWhenUsed="1"/>
-    <w:lsdException w:name="annotation text" w:semiHidden="1" w:unhideWhenUsed="1"/>
-    <w:lsdException w:name="header" w:semiHidden="1" w:unhideWhenUsed="1"/>
-    <w:lsdException w:name="footer" w:semiHidden="1" w:unhideWhenUsed="1"/>
-    <w:lsdException w:name="index heading" w:semiHidden="1" w:unhideWhenUsed="1"/>
-    <w:lsdException w:name="caption" w:semiHidden="1" w:uiPriority="35" w:unhideWhenUsed="1" w:qFormat="1"/>
-    <w:lsdException w:name="table of figures" w:semiHidden="1" w:unhideWhenUsed="1"/>
-    <w:lsdException w:name="envelope address" w:semiHidden="1" w:unhideWhenUsed="1"/>
-    <w:lsdException w:name="envelope return" w:semiHidden="1" w:unhideWhenUsed="1"/>
-    <w:lsdException w:name="footnote reference" w:semiHidden="1" w:unhideWhenUsed="1"/>
-    <w:lsdException w:name="annotation reference" w:semiHidden="1" w:unhideWhenUsed="1"/>
-    <w:lsdException w:name="line number" w:semiHidden="1" w:unhideWhenUsed="1"/>
-    <w:lsdException w:name="page number" w:semiHidden="1" w:unhideWhenUsed="1"/>
-    <w:lsdException w:name="endnote reference" w:semiHidden="1" w:unhideWhenUsed="1"/>
-    <w:lsdException w:name="endnote text" w:semiHidden="1" w:unhideWhenUsed="1"/>
-    <w:lsdException w:name="table of authorities" w:semiHidden="1" w:unhideWhenUsed="1"/>
-    <w:lsdException w:name="macro" w:semiHidden="1" w:unhideWhenUsed="1"/>
-    <w:lsdException w:name="toa heading" w:semiHidden="1" w:unhideWhenUsed="1"/>
-    <w:lsdException w:name="List" w:semiHidden="1" w:unhideWhenUsed="1"/>
-    <w:lsdException w:name="List Bullet" w:semiHidden="1" w:unhideWhenUsed="1"/>
-    <w:lsdException w:name="List Number" w:semiHidden="1" w:unhideWhenUsed="1"/>
-    <w:lsdException w:name="List 2" w:semiHidden="1" w:unhideWhenUsed="1"/>
-    <w:lsdException w:name="List 3" w:semiHidden="1" w:unhideWhenUsed="1"/>
-    <w:lsdException w:name="List 4" w:semiHidden="1" w:unhideWhenUsed="1"/>
-    <w:lsdException w:name="List 5" w:semiHidden="1" w:unhideWhenUsed="1"/>
-    <w:lsdException w:name="List Bullet 2" w:semiHidden="1" w:unhideWhenUsed="1"/>
-    <w:lsdException w:name="List Bullet 3" w:semiHidden="1" w:unhideWhenUsed="1"/>
-    <w:lsdException w:name="List Bullet 4" w:semiHidden="1" w:unhideWhenUsed="1"/>
-    <w:lsdException w:name="List Bullet 5" w:semiHidden="1" w:unhideWhenUsed="1"/>
-    <w:lsdException w:name="List Number 2" w:semiHidden="1" w:unhideWhenUsed="1"/>
-    <w:lsdException w:name="List Number 3" w:semiHidden="1" w:unhideWhenUsed="1"/>
-    <w:lsdException w:name="List Number 4" w:semiHidden="1" w:unhideWhenUsed="1"/>
-    <w:lsdException w:name="List Number 5" w:semiHidden="1" w:unhideWhenUsed="1"/>
-    <w:lsdException w:name="Title" w:uiPriority="10" w:qFormat="1"/>
-    <w:lsdException w:name="Closing" w:semiHidden="1" w:unhideWhenUsed="1"/>
-    <w:lsdException w:name="Signature" w:semiHidden="1" w:unhideWhenUsed="1"/>
-    <w:lsdException w:name="Default Paragraph Font" w:semiHidden="1" w:uiPriority="1" w:unhideWhenUsed="1"/>
-    <w:lsdException w:name="Body Text" w:semiHidden="1" w:unhideWhenUsed="1"/>
-    <w:lsdException w:name="Body Text Indent" w:semiHidden="1" w:unhideWhenUsed="1"/>
-    <w:lsdException w:name="List Continue" w:semiHidden="1" w:unhideWhenUsed="1"/>
-    <w:lsdException w:name="List Continue 2" w:semiHidden="1" w:unhideWhenUsed="1"/>
-    <w:lsdException w:name="List Continue 3" w:semiHidden="1" w:unhideWhenUsed="1"/>
-    <w:lsdException w:name="List Continue 4" w:semiHidden="1" w:unhideWhenUsed="1"/>
-    <w:lsdException w:name="List Continue 5" w:semiHidden="1" w:unhideWhenUsed="1"/>
-    <w:lsdException w:name="Message Header" w:semiHidden="1" w:unhideWhenUsed="1"/>
-    <w:lsdException w:name="Subtitle" w:uiPriority="11" w:qFormat="1"/>
-    <w:lsdException w:name="Salutation" w:semiHidden="1" w:unhideWhenUsed="1"/>
-    <w:lsdException w:name="Date" w:semiHidden="1" w:unhideWhenUsed="1"/>
-    <w:lsdException w:name="Body Text First Indent" w:semiHidden="1" w:unhideWhenUsed="1"/>
-    <w:lsdException w:name="Body Text First Indent 2" w:semiHidden="1" w:unhideWhenUsed="1"/>
-    <w:lsdException w:name="Note Heading" w:semiHidden="1" w:unhideWhenUsed="1"/>
-    <w:lsdException w:name="Body Text 2" w:semiHidden="1" w:unhideWhenUsed="1"/>
-    <w:lsdException w:name="Body Text 3" w:semiHidden="1" w:unhideWhenUsed="1"/>
-    <w:lsdException w:name="Body Text Indent 2" w:semiHidden="1" w:unhideWhenUsed="1"/>
-    <w:lsdException w:name="Body Text Indent 3" w:semiHidden="1" w:unhideWhenUsed="1"/>
-    <w:lsdException w:name="Block Text" w:semiHidden="1" w:unhideWhenUsed="1"/>
-    <w:lsdException w:name="Hyperlink" w:semiHidden="1" w:unhideWhenUsed="1"/>
-    <w:lsdException w:name="FollowedHyperlink" w:semiHidden="1" w:unhideWhenUsed="1"/>
-    <w:lsdException w:name="Strong" w:uiPriority="22" w:qFormat="1"/>
-    <w:lsdException w:name="Emphasis" w:uiPriority="20" w:qFormat="1"/>
-    <w:lsdException w:name="Document Map" w:semiHidden="1" w:unhideWhenUsed="1"/>
-    <w:lsdException w:name="Plain Text" w:semiHidden="1" w:unhideWhenUsed="1"/>
-    <w:lsdException w:name="E-mail Signature" w:semiHidden="1" w:unhideWhenUsed="1"/>
-    <w:lsdException w:name="HTML Top of Form" w:semiHidden="1" w:unhideWhenUsed="1"/>
-    <w:lsdException w:name="HTML Bottom of Form" w:semiHidden="1" w:unhideWhenUsed="1"/>
-    <w:lsdException w:name="Normal (Web)" w:semiHidden="1" w:unhideWhenUsed="1"/>
-    <w:lsdException w:name="HTML Acronym" w:semiHidden="1" w:unhideWhenUsed="1"/>
-    <w:lsdException w:name="HTML Address" w:semiHidden="1" w:unhideWhenUsed="1"/>
-    <w:lsdException w:name="HTML Cite" w:semiHidden="1" w:unhideWhenUsed="1"/>
-    <w:lsdException w:name="HTML Code" w:semiHidden="1" w:unhideWhenUsed="1"/>
-    <w:lsdException w:name="HTML Definition" w:semiHidden="1" w:unhideWhenUsed="1"/>
-    <w:lsdException w:name="HTML Keyboard" w:semiHidden="1" w:unhideWhenUsed="1"/>
-    <w:lsdException w:name="HTML Preformatted" w:semiHidden="1" w:unhideWhenUsed="1"/>
-    <w:lsdException w:name="HTML Sample" w:semiHidden="1" w:unhideWhenUsed="1"/>
-    <w:lsdException w:name="HTML Typewriter" w:semiHidden="1" w:unhideWhenUsed="1"/>
-    <w:lsdException w:name="HTML Variable" w:semiHidden="1" w:unhideWhenUsed="1"/>
-    <w:lsdException w:name="Normal Table" w:semiHidden="1" w:unhideWhenUsed="1"/>
-    <w:lsdException w:name="annotation subject" w:semiHidden="1" w:unhideWhenUsed="1"/>
-    <w:lsdException w:name="No List" w:semiHidden="1" w:unhideWhenUsed="1"/>
-    <w:lsdException w:name="Outline List 1" w:semiHidden="1" w:unhideWhenUsed="1"/>
-    <w:lsdException w:name="Outline List 2" w:semiHidden="1" w:unhideWhenUsed="1"/>
-    <w:lsdException w:name="Outline List 3" w:semiHidden="1" w:unhideWhenUsed="1"/>
-    <w:lsdException w:name="Table Simple 1" w:semiHidden="1" w:unhideWhenUsed="1"/>
-    <w:lsdException w:name="Table Simple 2" w:semiHidden="1" w:unhideWhenUsed="1"/>
-    <w:lsdException w:name="Table Simple 3" w:semiHidden="1" w:unhideWhenUsed="1"/>
-    <w:lsdException w:name="Table Classic 1" w:semiHidden="1" w:unhideWhenUsed="1"/>
-    <w:lsdException w:name="Table Classic 2" w:semiHidden="1" w:unhideWhenUsed="1"/>
-    <w:lsdException w:name="Table Classic 3" w:semiHidden="1" w:unhideWhenUsed="1"/>
-    <w:lsdException w:name="Table Classic 4" w:semiHidden="1" w:unhideWhenUsed="1"/>
-    <w:lsdException w:name="Table Colorful 1" w:semiHidden="1" w:unhideWhenUsed="1"/>
-    <w:lsdException w:name="Table Colorful 2" w:semiHidden="1" w:unhideWhenUsed="1"/>
-    <w:lsdException w:name="Table Colorful 3" w:semiHidden="1" w:unhideWhenUsed="1"/>
-    <w:lsdException w:name="Table Columns 1" w:semiHidden="1" w:unhideWhenUsed="1"/>
-    <w:lsdException w:name="Table Columns 2" w:semiHidden="1" w:unhideWhenUsed="1"/>
-    <w:lsdException w:name="Table Columns 3" w:semiHidden="1" w:unhideWhenUsed="1"/>
-    <w:lsdException w:name="Table Columns 4" w:semiHidden="1" w:unhideWhenUsed="1"/>
-    <w:lsdException w:name="Table Columns 5" w:semiHidden="1" w:unhideWhenUsed="1"/>
-    <w:lsdException w:name="Table Grid 1" w:semiHidden="1" w:unhideWhenUsed="1"/>
-    <w:lsdException w:name="Table Grid 2" w:semiHidden="1" w:unhideWhenUsed="1"/>
-    <w:lsdException w:name="Table Grid 3" w:semiHidden="1" w:unhideWhenUsed="1"/>
-    <w:lsdException w:name="Table Grid 4" w:semiHidden="1" w:unhideWhenUsed="1"/>
-    <w:lsdException w:name="Table Grid 5" w:semiHidden="1" w:unhideWhenUsed="1"/>
-    <w:lsdException w:name="Table Grid 6" w:semiHidden="1" w:unhideWhenUsed="1"/>
-    <w:lsdException w:name="Table Grid 7" w:semiHidden="1" w:unhideWhenUsed="1"/>
-    <w:lsdException w:name="Table Grid 8" w:semiHidden="1" w:unhideWhenUsed="1"/>
-    <w:lsdException w:name="Table List 1" w:semiHidden="1" w:unhideWhenUsed="1"/>
-    <w:lsdException w:name="Table List 2" w:semiHidden="1" w:unhideWhenUsed="1"/>
-    <w:lsdException w:name="Table List 3" w:semiHidden="1" w:unhideWhenUsed="1"/>
-    <w:lsdException w:name="Table List 4" w:semiHidden="1" w:unhideWhenUsed="1"/>
-    <w:lsdException w:name="Table List 5" w:semiHidden="1" w:unhideWhenUsed="1"/>
-    <w:lsdException w:name="Table List 6" w:semiHidden="1" w:unhideWhenUsed="1"/>
-    <w:lsdException w:name="Table List 7" w:semiHidden="1" w:unhideWhenUsed="1"/>
-    <w:lsdException w:name="Table List 8" w:semiHidden="1" w:unhideWhenUsed="1"/>
-    <w:lsdException w:name="Table 3D effects 1" w:semiHidden="1" w:unhideWhenUsed="1"/>
-    <w:lsdException w:name="Table 3D effects 2" w:semiHidden="1" w:unhideWhenUsed="1"/>
-    <w:lsdException w:name="Table 3D effects 3" w:semiHidden="1" w:unhideWhenUsed="1"/>
-    <w:lsdException w:name="Table Contemporary" w:semiHidden="1" w:unhideWhenUsed="1"/>
-    <w:lsdException w:name="Table Elegant" w:semiHidden="1" w:unhideWhenUsed="1"/>
-    <w:lsdException w:name="Table Professional" w:semiHidden="1" w:unhideWhenUsed="1"/>
-    <w:lsdException w:name="Table Subtle 1" w:semiHidden="1" w:unhideWhenUsed="1"/>
-    <w:lsdException w:name="Table Subtle 2" w:semiHidden="1" w:unhideWhenUsed="1"/>
-    <w:lsdException w:name="Table Web 1" w:semiHidden="1" w:unhideWhenUsed="1"/>
-    <w:lsdException w:name="Table Web 2" w:semiHidden="1" w:unhideWhenUsed="1"/>
-    <w:lsdException w:name="Table Web 3" w:semiHidden="1" w:unhideWhenUsed="1"/>
-    <w:lsdException w:name="Balloon Text" w:semiHidden="1" w:unhideWhenUsed="1"/>
-    <w:lsdException w:name="Table Grid" w:uiPriority="39"/>
-    <w:lsdException w:name="Table Theme" w:semiHidden="1" w:unhideWhenUsed="1"/>
-    <w:lsdException w:name="Placeholder Text" w:semiHidden="1"/>
-    <w:lsdException w:name="No Spacing" w:uiPriority="1" w:qFormat="1"/>
-    <w:lsdException w:name="Light Shading" w:uiPriority="60"/>
-    <w:lsdException w:name="Light List" w:uiPriority="61"/>
-    <w:lsdException w:name="Light Grid" w:uiPriority="62"/>
-    <w:lsdException w:name="Medium Shading 1" w:uiPriority="63"/>
-    <w:lsdException w:name="Medium Shading 2" w:uiPriority="64"/>
-    <w:lsdException w:name="Medium List 1" w:uiPriority="65"/>
-    <w:lsdException w:name="Medium List 2" w:uiPriority="66"/>
-    <w:lsdException w:name="Medium Grid 1" w:uiPriority="67"/>
-    <w:lsdException w:name="Medium Grid 2" w:uiPriority="68"/>
-    <w:lsdException w:name="Medium Grid 3" w:uiPriority="69"/>
-    <w:lsdException w:name="Dark List" w:uiPriority="70"/>
-    <w:lsdException w:name="Colorful Shading" w:uiPriority="71"/>
-    <w:lsdException w:name="Colorful List" w:uiPriority="72"/>
-    <w:lsdException w:name="Colorful Grid" w:uiPriority="73"/>
-    <w:lsdException w:name="Light Shading Accent 1" w:uiPriority="60"/>
-    <w:lsdException w:name="Light List Accent 1" w:uiPriority="61"/>
-    <w:lsdException w:name="Light Grid Accent 1" w:uiPriority="62"/>
-    <w:lsdException w:name="Medium Shading 1 Accent 1" w:uiPriority="63"/>
-    <w:lsdException w:name="Medium Shading 2 Accent 1" w:uiPriority="64"/>
-    <w:lsdException w:name="Medium List 1 Accent 1" w:uiPriority="65"/>
-    <w:lsdException w:name="Revision" w:semiHidden="1"/>
-    <w:lsdException w:name="List Paragraph" w:uiPriority="34" w:qFormat="1"/>
-    <w:lsdException w:name="Quote" w:uiPriority="29" w:qFormat="1"/>
-    <w:lsdException w:name="Intense Quote" w:uiPriority="30" w:qFormat="1"/>
-    <w:lsdException w:name="Medium List 2 Accent 1" w:uiPriority="66"/>
-    <w:lsdException w:name="Medium Grid 1 Accent 1" w:uiPriority="67"/>
-    <w:lsdException w:name="Medium Grid 2 Accent 1" w:uiPriority="68"/>
-    <w:lsdException w:name="Medium Grid 3 Accent 1" w:uiPriority="69"/>
-    <w:lsdException w:name="Dark List Accent 1" w:uiPriority="70"/>
-    <w:lsdException w:name="Colorful Shading Accent 1" w:uiPriority="71"/>
-    <w:lsdException w:name="Colorful List Accent 1" w:uiPriority="72"/>
-    <w:lsdException w:name="Colorful Grid Accent 1" w:uiPriority="73"/>
-    <w:lsdException w:name="Light Shading Accent 2" w:uiPriority="60"/>
-    <w:lsdException w:name="Light List Accent 2" w:uiPriority="61"/>
-    <w:lsdException w:name="Light Grid Accent 2" w:uiPriority="62"/>
-    <w:lsdException w:name="Medium Shading 1 Accent 2" w:uiPriority="63"/>
-    <w:lsdException w:name="Medium Shading 2 Accent 2" w:uiPriority="64"/>
-    <w:lsdException w:name="Medium List 1 Accent 2" w:uiPriority="65"/>
-    <w:lsdException w:name="Medium List 2 Accent 2" w:uiPriority="66"/>
-    <w:lsdException w:name="Medium Grid 1 Accent 2" w:uiPriority="67"/>
-    <w:lsdException w:name="Medium Grid 2 Accent 2" w:uiPriority="68"/>
-    <w:lsdException w:name="Medium Grid 3 Accent 2" w:uiPriority="69"/>
-    <w:lsdException w:name="Dark List Accent 2" w:uiPriority="70"/>
-    <w:lsdException w:name="Colorful Shading Accent 2" w:uiPriority="71"/>
-    <w:lsdException w:name="Colorful List Accent 2" w:uiPriority="72"/>
-    <w:lsdException w:name="Colorful Grid Accent 2" w:uiPriority="73"/>
-    <w:lsdException w:name="Light Shading Accent 3" w:uiPriority="60"/>
-    <w:lsdException w:name="Light List Accent 3" w:uiPriority="61"/>
-    <w:lsdException w:name="Light Grid Accent 3" w:uiPriority="62"/>
-    <w:lsdException w:name="Medium Shading 1 Accent 3" w:uiPriority="63"/>
-    <w:lsdException w:name="Medium Shading 2 Accent 3" w:uiPriority="64"/>
-    <w:lsdException w:name="Medium List 1 Accent 3" w:uiPriority="65"/>
-    <w:lsdException w:name="Medium List 2 Accent 3" w:uiPriority="66"/>
-    <w:lsdException w:name="Medium Grid 1 Accent 3" w:uiPriority="67"/>
-    <w:lsdException w:name="Medium Grid 2 Accent 3" w:uiPriority="68"/>
-    <w:lsdException w:name="Medium Grid 3 Accent 3" w:uiPriority="69"/>
-    <w:lsdException w:name="Dark List Accent 3" w:uiPriority="70"/>
-    <w:lsdException w:name="Colorful Shading Accent 3" w:uiPriority="71"/>
-    <w:lsdException w:name="Colorful List Accent 3" w:uiPriority="72"/>
-    <w:lsdException w:name="Colorful Grid Accent 3" w:uiPriority="73"/>
-    <w:lsdException w:name="Light Shading Accent 4" w:uiPriority="60"/>
-    <w:lsdException w:name="Light List Accent 4" w:uiPriority="61"/>
-    <w:lsdException w:name="Light Grid Accent 4" w:uiPriority="62"/>
-    <w:lsdException w:name="Medium Shading 1 Accent 4" w:uiPriority="63"/>
-    <w:lsdException w:name="Medium Shading 2 Accent 4" w:uiPriority="64"/>
-    <w:lsdException w:name="Medium List 1 Accent 4" w:uiPriority="65"/>
-    <w:lsdException w:name="Medium List 2 Accent 4" w:uiPriority="66"/>
-    <w:lsdException w:name="Medium Grid 1 Accent 4" w:uiPriority="67"/>
-    <w:lsdException w:name="Medium Grid 2 Accent 4" w:uiPriority="68"/>
-    <w:lsdException w:name="Medium Grid 3 Accent 4" w:uiPriority="69"/>
-    <w:lsdException w:name="Dark List Accent 4" w:uiPriority="70"/>
-    <w:lsdException w:name="Colorful Shading Accent 4" w:uiPriority="71"/>
-    <w:lsdException w:name="Colorful List Accent 4" w:uiPriority="72"/>
-    <w:lsdException w:name="Colorful Grid Accent 4" w:uiPriority="73"/>
-    <w:lsdException w:name="Light Shading Accent 5" w:uiPriority="60"/>
-    <w:lsdException w:name="Light List Accent 5" w:uiPriority="61"/>
-    <w:lsdException w:name="Light Grid Accent 5" w:uiPriority="62"/>
-    <w:lsdException w:name="Medium Shading 1 Accent 5" w:uiPriority="63"/>
-    <w:lsdException w:name="Medium Shading 2 Accent 5" w:uiPriority="64"/>
-    <w:lsdException w:name="Medium List 1 Accent 5" w:uiPriority="65"/>
-    <w:lsdException w:name="Medium List 2 Accent 5" w:uiPriority="66"/>
-    <w:lsdException w:name="Medium Grid 1 Accent 5" w:uiPriority="67"/>
-    <w:lsdException w:name="Medium Grid 2 Accent 5" w:uiPriority="68"/>
-    <w:lsdException w:name="Medium Grid 3 Accent 5" w:uiPriority="69"/>
-    <w:lsdException w:name="Dark List Accent 5" w:uiPriority="70"/>
-    <w:lsdException w:name="Colorful Shading Accent 5" w:uiPriority="71"/>
-    <w:lsdException w:name="Colorful List Accent 5" w:uiPriority="72"/>
-    <w:lsdException w:name="Colorful Grid Accent 5" w:uiPriority="73"/>
-    <w:lsdException w:name="Light Shading Accent 6" w:uiPriority="60"/>
-    <w:lsdException w:name="Light List Accent 6" w:uiPriority="61"/>
-    <w:lsdException w:name="Light Grid Accent 6" w:uiPriority="62"/>
-    <w:lsdException w:name="Medium Shading 1 Accent 6" w:uiPriority="63"/>
-    <w:lsdException w:name="Medium Shading 2 Accent 6" w:uiPriority="64"/>
-    <w:lsdException w:name="Medium List 1 Accent 6" w:uiPriority="65"/>
-    <w:lsdException w:name="Medium List 2 Accent 6" w:uiPriority="66"/>
-    <w:lsdException w:name="Medium Grid 1 Accent 6" w:uiPriority="67"/>
-    <w:lsdException w:name="Medium Grid 2 Accent 6" w:uiPriority="68"/>
-    <w:lsdException w:name="Medium Grid 3 Accent 6" w:uiPriority="69"/>
-    <w:lsdException w:name="Dark List Accent 6" w:uiPriority="70"/>
-    <w:lsdException w:name="Colorful Shading Accent 6" w:uiPriority="71"/>
-    <w:lsdException w:name="Colorful List Accent 6" w:uiPriority="72"/>
-    <w:lsdException w:name="Colorful Grid Accent 6" w:uiPriority="73"/>
-    <w:lsdException w:name="Subtle Emphasis" w:uiPriority="19" w:qFormat="1"/>
-    <w:lsdException w:name="Intense Emphasis" w:uiPriority="21" w:qFormat="1"/>
-    <w:lsdException w:name="Subtle Reference" w:uiPriority="31" w:qFormat="1"/>
-    <w:lsdException w:name="Intense Reference" w:uiPriority="32" w:qFormat="1"/>
-    <w:lsdException w:name="Book Title" w:uiPriority="33" w:qFormat="1"/>
-    <w:lsdException w:name="Bibliography" w:semiHidden="1" w:uiPriority="37" w:unhideWhenUsed="1"/>
-    <w:lsdException w:name="TOC Heading" w:semiHidden="1" w:uiPriority="39" w:unhideWhenUsed="1" w:qFormat="1"/>
-    <w:lsdException w:name="Plain Table 1" w:uiPriority="41"/>
-    <w:lsdException w:name="Plain Table 2" w:uiPriority="42"/>
-    <w:lsdException w:name="Plain Table 3" w:uiPriority="43"/>
-    <w:lsdException w:name="Plain Table 4" w:uiPriority="44"/>
-    <w:lsdException w:name="Plain Table 5" w:uiPriority="45"/>
-    <w:lsdException w:name="Grid Table Light" w:uiPriority="40"/>
-    <w:lsdException w:name="Grid Table 1 Light" w:uiPriority="46"/>
-    <w:lsdException w:name="Grid Table 2" w:uiPriority="47"/>
-    <w:lsdException w:name="Grid Table 3" w:uiPriority="48"/>
-    <w:lsdException w:name="Grid Table 4" w:uiPriority="49"/>
-    <w:lsdException w:name="Grid Table 5 Dark" w:uiPriority="50"/>
-    <w:lsdException w:name="Grid Table 6 Colorful" w:uiPriority="51"/>
-    <w:lsdException w:name="Grid Table 7 Colorful" w:uiPriority="52"/>
-    <w:lsdException w:name="Grid Table 1 Light Accent 1" w:uiPriority="46"/>
-    <w:lsdException w:name="Grid Table 2 Accent 1" w:uiPriority="47"/>
-    <w:lsdException w:name="Grid Table 3 Accent 1" w:uiPriority="48"/>
-    <w:lsdException w:name="Grid Table 4 Accent 1" w:uiPriority="49"/>
-    <w:lsdException w:name="Grid Table 5 Dark Accent 1" w:uiPriority="50"/>
-    <w:lsdException w:name="Grid Table 6 Colorful Accent 1" w:uiPriority="51"/>
-    <w:lsdException w:name="Grid Table 7 Colorful Accent 1" w:uiPriority="52"/>
-    <w:lsdException w:name="Grid Table 1 Light Accent 2" w:uiPriority="46"/>
-    <w:lsdException w:name="Grid Table 2 Accent 2" w:uiPriority="47"/>
-    <w:lsdException w:name="Grid Table 3 Accent 2" w:uiPriority="48"/>
-    <w:lsdException w:name="Grid Table 4 Accent 2" w:uiPriority="49"/>
-    <w:lsdException w:name="Grid Table 5 Dark Accent 2" w:uiPriority="50"/>
-    <w:lsdException w:name="Grid Table 6 Colorful Accent 2" w:uiPriority="51"/>
-    <w:lsdException w:name="Grid Table 7 Colorful Accent 2" w:uiPriority="52"/>
-    <w:lsdException w:name="Grid Table 1 Light Accent 3" w:uiPriority="46"/>
-    <w:lsdException w:name="Grid Table 2 Accent 3" w:uiPriority="47"/>
-    <w:lsdException w:name="Grid Table 3 Accent 3" w:uiPriority="48"/>
-    <w:lsdException w:name="Grid Table 4 Accent 3" w:uiPriority="49"/>
-    <w:lsdException w:name="Grid Table 5 Dark Accent 3" w:uiPriority="50"/>
-    <w:lsdException w:name="Grid Table 6 Colorful Accent 3" w:uiPriority="51"/>
-    <w:lsdException w:name="Grid Table 7 Colorful Accent 3" w:uiPriority="52"/>
-    <w:lsdException w:name="Grid Table 1 Light Accent 4" w:uiPriority="46"/>
-    <w:lsdException w:name="Grid Table 2 Accent 4" w:uiPriority="47"/>
-    <w:lsdException w:name="Grid Table 3 Accent 4" w:uiPriority="48"/>
-    <w:lsdException w:name="Grid Table 4 Accent 4" w:uiPriority="49"/>
-    <w:lsdException w:name="Grid Table 5 Dark Accent 4" w:uiPriority="50"/>
-    <w:lsdException w:name="Grid Table 6 Colorful Accent 4" w:uiPriority="51"/>
-    <w:lsdException w:name="Grid Table 7 Colorful Accent 4" w:uiPriority="52"/>
-    <w:lsdException w:name="Grid Table 1 Light Accent 5" w:uiPriority="46"/>
-    <w:lsdException w:name="Grid Table 2 Accent 5" w:uiPriority="47"/>
-    <w:lsdException w:name="Grid Table 3 Accent 5" w:uiPriority="48"/>
-    <w:lsdException w:name="Grid Table 4 Accent 5" w:uiPriority="49"/>
-    <w:lsdException w:name="Grid Table 5 Dark Accent 5" w:uiPriority="50"/>
-    <w:lsdException w:name="Grid Table 6 Colorful Accent 5" w:uiPriority="51"/>
-    <w:lsdException w:name="Grid Table 7 Colorful Accent 5" w:uiPriority="52"/>
-    <w:lsdException w:name="Grid Table 1 Light Accent 6" w:uiPriority="46"/>
-    <w:lsdException w:name="Grid Table 2 Accent 6" w:uiPriority="47"/>
-    <w:lsdException w:name="Grid Table 3 Accent 6" w:uiPriority="48"/>
-    <w:lsdException w:name="Grid Table 4 Accent 6" w:uiPriority="49"/>
-    <w:lsdException w:name="Grid Table 5 Dark Accent 6" w:uiPriority="50"/>
-    <w:lsdException w:name="Grid Table 6 Colorful Accent 6" w:uiPriority="51"/>
-    <w:lsdException w:name="Grid Table 7 Colorful Accent 6" w:uiPriority="52"/>
-    <w:lsdException w:name="List Table 1 Light" w:uiPriority="46"/>
-    <w:lsdException w:name="List Table 2" w:uiPriority="47"/>
-    <w:lsdException w:name="List Table 3" w:uiPriority="48"/>
-    <w:lsdException w:name="List Table 4" w:uiPriority="49"/>
-    <w:lsdException w:name="List Table 5 Dark" w:uiPriority="50"/>
-    <w:lsdException w:name="List Table 6 Colorful" w:uiPriority="51"/>
-    <w:lsdException w:name="List Table 7 Colorful" w:uiPriority="52"/>
-    <w:lsdException w:name="List Table 1 Light Accent 1" w:uiPriority="46"/>
-    <w:lsdException w:name="List Table 2 Accent 1" w:uiPriority="47"/>
-    <w:lsdException w:name="List Table 3 Accent 1" w:uiPriority="48"/>
-    <w:lsdException w:name="List Table 4 Accent 1" w:uiPriority="49"/>
-    <w:lsdException w:name="List Table 5 Dark Accent 1" w:uiPriority="50"/>
-    <w:lsdException w:name="List Table 6 Colorful Accent 1" w:uiPriority="51"/>
-    <w:lsdException w:name="List Table 7 Colorful Accent 1" w:uiPriority="52"/>
-    <w:lsdException w:name="List Table 1 Light Accent 2" w:uiPriority="46"/>
-    <w:lsdException w:name="List Table 2 Accent 2" w:uiPriority="47"/>
-    <w:lsdException w:name="List Table 3 Accent 2" w:uiPriority="48"/>
-    <w:lsdException w:name="List Table 4 Accent 2" w:uiPriority="49"/>
-    <w:lsdException w:name="List Table 5 Dark Accent 2" w:uiPriority="50"/>
-    <w:lsdException w:name="List Table 6 Colorful Accent 2" w:uiPriority="51"/>
-    <w:lsdException w:name="List Table 7 Colorful Accent 2" w:uiPriority="52"/>
-    <w:lsdException w:name="List Table 1 Light Accent 3" w:uiPriority="46"/>
-    <w:lsdException w:name="List Table 2 Accent 3" w:uiPriority="47"/>
-    <w:lsdException w:name="List Table 3 Accent 3" w:uiPriority="48"/>
-    <w:lsdException w:name="List Table 4 Accent 3" w:uiPriority="49"/>
-    <w:lsdException w:name="List Table 5 Dark Accent 3" w:uiPriority="50"/>
-    <w:lsdException w:name="List Table 6 Colorful Accent 3" w:uiPriority="51"/>
-    <w:lsdException w:name="List Table 7 Colorful Accent 3" w:uiPriority="52"/>
-    <w:lsdException w:name="List Table 1 Light Accent 4" w:uiPriority="46"/>
-    <w:lsdException w:name="List Table 2 Accent 4" w:uiPriority="47"/>
-    <w:lsdException w:name="List Table 3 Accent 4" w:uiPriority="48"/>
-    <w:lsdException w:name="List Table 4 Accent 4" w:uiPriority="49"/>
-    <w:lsdException w:name="List Table 5 Dark Accent 4" w:uiPriority="50"/>
-    <w:lsdException w:name="List Table 6 Colorful Accent 4" w:uiPriority="51"/>
-    <w:lsdException w:name="List Table 7 Colorful Accent 4" w:uiPriority="52"/>
-    <w:lsdException w:name="List Table 1 Light Accent 5" w:uiPriority="46"/>
-    <w:lsdException w:name="List Table 2 Accent 5" w:uiPriority="47"/>
-    <w:lsdException w:name="List Table 3 Accent 5" w:uiPriority="48"/>
-    <w:lsdException w:name="List Table 4 Accent 5" w:uiPriority="49"/>
-    <w:lsdException w:name="List Table 5 Dark Accent 5" w:uiPriority="50"/>
-    <w:lsdException w:name="List Table 6 Colorful Accent 5" w:uiPriority="51"/>
-    <w:lsdException w:name="List Table 7 Colorful Accent 5" w:uiPriority="52"/>
-    <w:lsdException w:name="List Table 1 Light Accent 6" w:uiPriority="46"/>
-    <w:lsdException w:name="List Table 2 Accent 6" w:uiPriority="47"/>
-    <w:lsdException w:name="List Table 3 Accent 6" w:uiPriority="48"/>
-    <w:lsdException w:name="List Table 4 Accent 6" w:uiPriority="49"/>
-    <w:lsdException w:name="List Table 5 Dark Accent 6" w:uiPriority="50"/>
-    <w:lsdException w:name="List Table 6 Colorful Accent 6" w:uiPriority="51"/>
-    <w:lsdException w:name="List Table 7 Colorful Accent 6" w:uiPriority="52"/>
-    <w:lsdException w:name="Mention" w:semiHidden="1" w:unhideWhenUsed="1"/>
-    <w:lsdException w:name="Smart Hyperlink" w:semiHidden="1" w:unhideWhenUsed="1"/>
-    <w:lsdException w:name="Hashtag" w:semiHidden="1" w:unhideWhenUsed="1"/>
-    <w:lsdException w:name="Unresolved Mention" w:semiHidden="1" w:unhideWhenUsed="1"/>
-    <w:lsdException w:name="Smart Link" w:semiHidden="1" w:unhideWhenUsed="1"/>
-  </w:latentStyles>
+  <w:style w:type="paragraph" w:styleId="NoSpacing">
+    <w:name w:val="No Spacing"/>
+    <w:uiPriority w:val="1"/>
+    <w:qFormat w:val="on"/>
+    <w:pPr>
+      <w:spacing w:beforeAutospacing="0" w:after="0" w:afterAutospacing="0" w:line="240" w:lineRule="auto"/>
+    </w:pPr>
+  </w:style>
+  <w:style w:type="character" w:styleId="SubtleEmphasis">
+    <w:name w:val="Subtle Emphasis"/>
+    <w:basedOn w:val="DefaultParagraphFont"/>
+    <w:uiPriority w:val="19"/>
+    <w:qFormat w:val="on"/>
+    <w:rPr>
+      <w:i/>
+      <w:iCs/>
+      <w:color w:val="808080" w:themeColor="text1" w:themeTint="7f"/>
+    </w:rPr>
+  </w:style>
+  <w:style w:type="character" w:styleId="Emphasis">
+    <w:name w:val="Emphasis"/>
+    <w:basedOn w:val="DefaultParagraphFont"/>
+    <w:uiPriority w:val="20"/>
+    <w:qFormat w:val="on"/>
+    <w:rPr>
+      <w:i/>
+      <w:iCs/>
+    </w:rPr>
+  </w:style>
+  <w:style w:type="character" w:styleId="Strong">
+    <w:name w:val="Strong"/>
+    <w:basedOn w:val="DefaultParagraphFont"/>
+    <w:uiPriority w:val="22"/>
+    <w:qFormat w:val="on"/>
+    <w:rPr>
+      <w:b/>
+      <w:bCs/>
+    </w:rPr>
+  </w:style>
+  <w:style w:type="character" w:styleId="SubtleReference">
+    <w:name w:val="Subtle Reference"/>
+    <w:basedOn w:val="DefaultParagraphFont"/>
+    <w:uiPriority w:val="31"/>
+    <w:qFormat w:val="on"/>
+    <w:rPr>
+      <w:smallCaps/>
+      <w:color w:val="e97132" w:themeColor="accent2"/>
+      <w:u w:val="single"/>
+    </w:rPr>
+  </w:style>
+  <w:style w:type="character" w:styleId="BookTitle">
+    <w:name w:val="Book Title"/>
+    <w:basedOn w:val="DefaultParagraphFont"/>
+    <w:uiPriority w:val="33"/>
+    <w:qFormat w:val="on"/>
+    <w:rPr>
+      <w:b/>
+      <w:bCs/>
+      <w:smallCaps/>
+      <w:spacing w:val="5"/>
+    </w:rPr>
+  </w:style>
+  <w:style w:type="paragraph" w:styleId="Footnotetext">
+    <w:name w:val="Footnote text"/>
+    <w:basedOn w:val="Normal"/>
+    <w:link w:val="FootnoteTextChar"/>
+    <w:uiPriority w:val="99"/>
+    <w:semiHidden w:val="on"/>
+    <w:unhideWhenUsed w:val="on"/>
+    <w:pPr>
+      <w:spacing w:beforeAutospacing="0" w:after="0" w:afterAutospacing="0" w:line="240" w:lineRule="auto"/>
+    </w:pPr>
+    <w:rPr>
+      <w:sz w:val="20"/>
+      <w:szCs w:val="20"/>
+    </w:rPr>
+  </w:style>
+  <w:style w:type="character" w:customStyle="1" w:styleId="FootnoteTextChar">
+    <w:name w:val="Footnote Text Char"/>
+    <w:basedOn w:val="DefaultParagraphFont"/>
+    <w:link w:val="Footnotetext"/>
+    <w:uiPriority w:val="99"/>
+    <w:semiHidden w:val="on"/>
+    <w:rPr>
+      <w:sz w:val="20"/>
+      <w:szCs w:val="20"/>
+    </w:rPr>
+  </w:style>
+  <w:style w:type="character" w:styleId="Footnotereference">
+    <w:name w:val="Footnote reference"/>
+    <w:basedOn w:val="DefaultParagraphFont"/>
+    <w:uiPriority w:val="99"/>
+    <w:semiHidden w:val="on"/>
+    <w:unhideWhenUsed w:val="on"/>
+    <w:rPr>
+      <w:vertAlign w:val="superscript"/>
+    </w:rPr>
+  </w:style>
+  <w:style w:type="paragraph" w:styleId="Endnotetext">
+    <w:name w:val="Endnote text"/>
+    <w:basedOn w:val="Normal"/>
+    <w:link w:val="EndnoteTextChar"/>
+    <w:uiPriority w:val="99"/>
+    <w:semiHidden w:val="on"/>
+    <w:unhideWhenUsed w:val="on"/>
+    <w:pPr>
+      <w:spacing w:beforeAutospacing="0" w:after="0" w:afterAutospacing="0" w:line="240" w:lineRule="auto"/>
+    </w:pPr>
+    <w:rPr>
+      <w:sz w:val="20"/>
+      <w:szCs w:val="20"/>
+    </w:rPr>
+  </w:style>
+  <w:style w:type="character" w:customStyle="1" w:styleId="EndnoteTextChar">
+    <w:name w:val="Endnote Text Char"/>
+    <w:basedOn w:val="DefaultParagraphFont"/>
+    <w:link w:val="Endnotetext"/>
+    <w:uiPriority w:val="99"/>
+    <w:semiHidden w:val="on"/>
+    <w:rPr>
+      <w:sz w:val="20"/>
+      <w:szCs w:val="20"/>
+    </w:rPr>
+  </w:style>
+  <w:style w:type="character" w:styleId="Endnotereference">
+    <w:name w:val="Endnote reference"/>
+    <w:basedOn w:val="DefaultParagraphFont"/>
+    <w:uiPriority w:val="99"/>
+    <w:semiHidden w:val="on"/>
+    <w:unhideWhenUsed w:val="on"/>
+    <w:rPr>
+      <w:vertAlign w:val="superscript"/>
+    </w:rPr>
+  </w:style>
+  <w:style w:type="character" w:styleId="Hyperlink">
+    <w:name w:val="Hyperlink"/>
+    <w:basedOn w:val="DefaultParagraphFont"/>
+    <w:uiPriority w:val="99"/>
+    <w:unhideWhenUsed w:val="on"/>
+    <w:rPr>
+      <w:color w:val="467886" w:themeColor="hyperlink"/>
+      <w:u w:val="single"/>
+    </w:rPr>
+  </w:style>
+  <w:style w:type="character" w:styleId="FollowedHyperlink">
+    <w:name w:val="FollowedHyperlink"/>
+    <w:basedOn w:val="DefaultParagraphFont"/>
+    <w:uiPriority w:val="99"/>
+    <w:semiHidden w:val="on"/>
+    <w:unhideWhenUsed w:val="on"/>
+    <w:rPr>
+      <w:color w:val="96607d" w:themeColor="followedHyperlink"/>
+      <w:u w:val="single"/>
+    </w:rPr>
+  </w:style>
+  <w:style w:type="paragraph" w:styleId="PlainText">
+    <w:name w:val="Plain Text"/>
+    <w:basedOn w:val="Normal"/>
+    <w:link w:val="PlainTextChar"/>
+    <w:uiPriority w:val="99"/>
+    <w:semiHidden w:val="on"/>
+    <w:unhideWhenUsed w:val="on"/>
+    <w:pPr>
+      <w:spacing w:beforeAutospacing="0" w:after="0" w:afterAutospacing="0" w:line="240" w:lineRule="auto"/>
+    </w:pPr>
+    <w:rPr>
+      <w:rFonts w:ascii="Courier New" w:cs="Courier New" w:hAnsi="Courier New"/>
+      <w:sz w:val="21"/>
+      <w:szCs w:val="21"/>
+    </w:rPr>
+  </w:style>
+  <w:style w:type="character" w:customStyle="1" w:styleId="PlainTextChar">
+    <w:name w:val="Plain Text Char"/>
+    <w:basedOn w:val="DefaultParagraphFont"/>
+    <w:link w:val="PlainText"/>
+    <w:uiPriority w:val="99"/>
+    <w:rPr>
+      <w:rFonts w:ascii="Courier New" w:cs="Courier New" w:hAnsi="Courier New"/>
+      <w:sz w:val="21"/>
+      <w:szCs w:val="21"/>
+    </w:rPr>
+  </w:style>
+  <w:style w:type="paragraph" w:styleId="Header">
+    <w:name w:val="Header"/>
+    <w:basedOn w:val="Normal"/>
+    <w:link w:val="HeaderChar"/>
+    <w:uiPriority w:val="99"/>
+    <w:unhideWhenUsed w:val="on"/>
+    <w:pPr>
+      <w:spacing w:beforeAutospacing="0" w:after="0" w:afterAutospacing="0" w:line="240" w:lineRule="auto"/>
+    </w:pPr>
+  </w:style>
+  <w:style w:type="character" w:customStyle="1" w:styleId="HeaderChar">
+    <w:name w:val="Header Char"/>
+    <w:basedOn w:val="DefaultParagraphFont"/>
+    <w:link w:val="Header"/>
+    <w:uiPriority w:val="99"/>
+  </w:style>
+  <w:style w:type="paragraph" w:styleId="Footer">
+    <w:name w:val="Footer"/>
+    <w:basedOn w:val="Normal"/>
+    <w:link w:val="FooterChar"/>
+    <w:uiPriority w:val="99"/>
+    <w:unhideWhenUsed w:val="on"/>
+    <w:pPr>
+      <w:spacing w:beforeAutospacing="0" w:after="0" w:afterAutospacing="0" w:line="240" w:lineRule="auto"/>
+    </w:pPr>
+  </w:style>
+  <w:style w:type="character" w:customStyle="1" w:styleId="FooterChar">
+    <w:name w:val="Footer Char"/>
+    <w:basedOn w:val="DefaultParagraphFont"/>
+    <w:link w:val="Footer"/>
+    <w:uiPriority w:val="99"/>
+  </w:style>
+  <w:style w:type="paragraph" w:styleId="Caption">
+    <w:name w:val="Caption"/>
+    <w:basedOn w:val="Normal"/>
+    <w:next w:val="Normal"/>
+    <w:uiPriority w:val="35"/>
+    <w:unhideWhenUsed w:val="on"/>
+    <w:qFormat w:val="on"/>
+    <w:pPr>
+      <w:spacing w:beforeAutospacing="0" w:after="200" w:afterAutospacing="0" w:line="240" w:lineRule="auto"/>
+    </w:pPr>
+    <w:rPr>
+      <w:i/>
+      <w:iCs/>
+      <w:color w:val="0e2841" w:themeColor="text2"/>
+      <w:sz w:val="18"/>
+      <w:szCs w:val="18"/>
+    </w:rPr>
+  </w:style>
   <w:style w:type="paragraph" w:default="1" w:styleId="Normal">
     <w:name w:val="Normal"/>
-    <w:qFormat/>
+    <w:uiPriority w:val="99"/>
+    <w:qFormat w:val="on"/>
   </w:style>
   <w:style w:type="paragraph" w:styleId="Heading1">
-    <w:name w:val="heading 1"/>
+    <w:name w:val="Heading 1"/>
     <w:basedOn w:val="Normal"/>
     <w:next w:val="Normal"/>
     <w:link w:val="Heading1Char"/>
     <w:uiPriority w:val="9"/>
-    <w:qFormat/>
-    <w:rsid w:val="00291B0C"/>
+    <w:qFormat w:val="on"/>
     <w:pPr>
-      <w:keepNext/>
-      <w:keepLines/>
-      <w:spacing w:before="360" w:after="80"/>
-      <w:outlineLvl w:val="0"/>
+      <w:keepNext w:val="on"/>
+      <w:keepLines w:val="on"/>
+      <w:spacing w:before="360" w:beforeAutospacing="0" w:after="80" w:afterAutospacing="0"/>
     </w:pPr>
     <w:rPr>
-      <w:rFonts w:asciiTheme="majorHAnsi" w:eastAsiaTheme="majorEastAsia" w:hAnsiTheme="majorHAnsi" w:cstheme="majorBidi"/>
-      <w:color w:val="0F4761" w:themeColor="accent1" w:themeShade="BF"/>
+      <w:rFonts w:asciiTheme="majorHAnsi" w:cstheme="majorBidi" w:eastAsiaTheme="majorEastAsia" w:hAnsiTheme="majorHAnsi"/>
+      <w:color w:val="104760" w:themeColor="accent1" w:themeShade="bf"/>
       <w:sz w:val="40"/>
       <w:szCs w:val="50"/>
     </w:rPr>
   </w:style>
   <w:style w:type="paragraph" w:styleId="Heading2">
-    <w:name w:val="heading 2"/>
+    <w:name w:val="Heading 2"/>
     <w:basedOn w:val="Normal"/>
     <w:next w:val="Normal"/>
     <w:link w:val="Heading2Char"/>
     <w:uiPriority w:val="9"/>
-    <w:semiHidden/>
-    <w:unhideWhenUsed/>
-    <w:qFormat/>
-    <w:rsid w:val="00291B0C"/>
+    <w:semiHidden w:val="on"/>
+    <w:unhideWhenUsed w:val="on"/>
+    <w:qFormat w:val="on"/>
     <w:pPr>
-      <w:keepNext/>
-      <w:keepLines/>
-      <w:spacing w:before="160" w:after="80"/>
-      <w:outlineLvl w:val="1"/>
+      <w:keepNext w:val="on"/>
+      <w:keepLines w:val="on"/>
+      <w:spacing w:before="160" w:beforeAutospacing="0" w:after="80" w:afterAutospacing="0"/>
     </w:pPr>
     <w:rPr>
-      <w:rFonts w:asciiTheme="majorHAnsi" w:eastAsiaTheme="majorEastAsia" w:hAnsiTheme="majorHAnsi" w:cstheme="majorBidi"/>
-      <w:color w:val="0F4761" w:themeColor="accent1" w:themeShade="BF"/>
+      <w:rFonts w:asciiTheme="majorHAnsi" w:cstheme="majorBidi" w:eastAsiaTheme="majorEastAsia" w:hAnsiTheme="majorHAnsi"/>
+      <w:color w:val="104760" w:themeColor="accent1" w:themeShade="bf"/>
       <w:sz w:val="32"/>
       <w:szCs w:val="40"/>
     </w:rPr>
   </w:style>
   <w:style w:type="paragraph" w:styleId="Heading3">
-    <w:name w:val="heading 3"/>
+    <w:name w:val="Heading 3"/>
     <w:basedOn w:val="Normal"/>
     <w:next w:val="Normal"/>
     <w:link w:val="Heading3Char"/>
     <w:uiPriority w:val="9"/>
-    <w:semiHidden/>
-    <w:unhideWhenUsed/>
-    <w:qFormat/>
-    <w:rsid w:val="00291B0C"/>
+    <w:semiHidden w:val="on"/>
+    <w:unhideWhenUsed w:val="on"/>
+    <w:qFormat w:val="on"/>
     <w:pPr>
-      <w:keepNext/>
-      <w:keepLines/>
-      <w:spacing w:before="160" w:after="80"/>
-      <w:outlineLvl w:val="2"/>
+      <w:keepNext w:val="on"/>
+      <w:keepLines w:val="on"/>
+      <w:spacing w:before="160" w:beforeAutospacing="0" w:after="80" w:afterAutospacing="0"/>
     </w:pPr>
     <w:rPr>
-      <w:rFonts w:eastAsiaTheme="majorEastAsia" w:cstheme="majorBidi"/>
-      <w:color w:val="0F4761" w:themeColor="accent1" w:themeShade="BF"/>
+      <w:rFonts w:cstheme="majorBidi" w:eastAsiaTheme="majorEastAsia"/>
+      <w:color w:val="104760" w:themeColor="accent1" w:themeShade="bf"/>
       <w:sz w:val="28"/>
       <w:szCs w:val="35"/>
     </w:rPr>
   </w:style>
   <w:style w:type="paragraph" w:styleId="Heading4">
-    <w:name w:val="heading 4"/>
+    <w:name w:val="Heading 4"/>
     <w:basedOn w:val="Normal"/>
     <w:next w:val="Normal"/>
     <w:link w:val="Heading4Char"/>
     <w:uiPriority w:val="9"/>
-    <w:semiHidden/>
-    <w:unhideWhenUsed/>
-    <w:qFormat/>
-    <w:rsid w:val="00291B0C"/>
+    <w:semiHidden w:val="on"/>
+    <w:unhideWhenUsed w:val="on"/>
+    <w:qFormat w:val="on"/>
     <w:pPr>
-      <w:keepNext/>
-      <w:keepLines/>
-      <w:spacing w:before="80" w:after="40"/>
-      <w:outlineLvl w:val="3"/>
+      <w:keepNext w:val="on"/>
+      <w:keepLines w:val="on"/>
+      <w:spacing w:before="80" w:beforeAutospacing="0" w:after="40" w:afterAutospacing="0"/>
     </w:pPr>
     <w:rPr>
-      <w:rFonts w:eastAsiaTheme="majorEastAsia" w:cstheme="majorBidi"/>
+      <w:rFonts w:cstheme="majorBidi" w:eastAsiaTheme="majorEastAsia"/>
       <w:i/>
       <w:iCs/>
-      <w:color w:val="0F4761" w:themeColor="accent1" w:themeShade="BF"/>
+      <w:color w:val="104760" w:themeColor="accent1" w:themeShade="bf"/>
     </w:rPr>
   </w:style>
   <w:style w:type="paragraph" w:styleId="Heading5">
-    <w:name w:val="heading 5"/>
+    <w:name w:val="Heading 5"/>
     <w:basedOn w:val="Normal"/>
     <w:next w:val="Normal"/>
     <w:link w:val="Heading5Char"/>
     <w:uiPriority w:val="9"/>
-    <w:semiHidden/>
-    <w:unhideWhenUsed/>
-    <w:qFormat/>
-    <w:rsid w:val="00291B0C"/>
+    <w:semiHidden w:val="on"/>
+    <w:unhideWhenUsed w:val="on"/>
+    <w:qFormat w:val="on"/>
     <w:pPr>
-      <w:keepNext/>
-      <w:keepLines/>
-      <w:spacing w:before="80" w:after="40"/>
-      <w:outlineLvl w:val="4"/>
+      <w:keepNext w:val="on"/>
+      <w:keepLines w:val="on"/>
+      <w:spacing w:before="80" w:beforeAutospacing="0" w:after="40" w:afterAutospacing="0"/>
     </w:pPr>
     <w:rPr>
-      <w:rFonts w:eastAsiaTheme="majorEastAsia" w:cstheme="majorBidi"/>
-      <w:color w:val="0F4761" w:themeColor="accent1" w:themeShade="BF"/>
+      <w:rFonts w:cstheme="majorBidi" w:eastAsiaTheme="majorEastAsia"/>
+      <w:color w:val="104760" w:themeColor="accent1" w:themeShade="bf"/>
     </w:rPr>
   </w:style>
   <w:style w:type="paragraph" w:styleId="Heading6">
-    <w:name w:val="heading 6"/>
+    <w:name w:val="Heading 6"/>
     <w:basedOn w:val="Normal"/>
     <w:next w:val="Normal"/>
     <w:link w:val="Heading6Char"/>
     <w:uiPriority w:val="9"/>
-    <w:semiHidden/>
-    <w:unhideWhenUsed/>
-    <w:qFormat/>
-    <w:rsid w:val="00291B0C"/>
+    <w:semiHidden w:val="on"/>
+    <w:unhideWhenUsed w:val="on"/>
+    <w:qFormat w:val="on"/>
     <w:pPr>
-      <w:keepNext/>
-      <w:keepLines/>
-      <w:spacing w:before="40" w:after="0"/>
-      <w:outlineLvl w:val="5"/>
+      <w:keepNext w:val="on"/>
+      <w:keepLines w:val="on"/>
+      <w:spacing w:before="40" w:beforeAutospacing="0" w:after="0" w:afterAutospacing="0"/>
     </w:pPr>
     <w:rPr>
-      <w:rFonts w:eastAsiaTheme="majorEastAsia" w:cstheme="majorBidi"/>
+      <w:rFonts w:cstheme="majorBidi" w:eastAsiaTheme="majorEastAsia"/>
       <w:i/>
       <w:iCs/>
-      <w:color w:val="595959" w:themeColor="text1" w:themeTint="A6"/>
+      <w:color w:val="595959" w:themeColor="text1" w:themeTint="a6"/>
     </w:rPr>
   </w:style>
   <w:style w:type="paragraph" w:styleId="Heading7">
-    <w:name w:val="heading 7"/>
+    <w:name w:val="Heading 7"/>
     <w:basedOn w:val="Normal"/>
     <w:next w:val="Normal"/>
     <w:link w:val="Heading7Char"/>
     <w:uiPriority w:val="9"/>
-    <w:semiHidden/>
-    <w:unhideWhenUsed/>
-    <w:qFormat/>
-    <w:rsid w:val="00291B0C"/>
+    <w:semiHidden w:val="on"/>
+    <w:unhideWhenUsed w:val="on"/>
+    <w:qFormat w:val="on"/>
     <w:pPr>
-      <w:keepNext/>
-      <w:keepLines/>
-      <w:spacing w:before="40" w:after="0"/>
-      <w:outlineLvl w:val="6"/>
+      <w:keepNext w:val="on"/>
+      <w:keepLines w:val="on"/>
+      <w:spacing w:before="40" w:beforeAutospacing="0" w:after="0" w:afterAutospacing="0"/>
     </w:pPr>
     <w:rPr>
-      <w:rFonts w:eastAsiaTheme="majorEastAsia" w:cstheme="majorBidi"/>
-      <w:color w:val="595959" w:themeColor="text1" w:themeTint="A6"/>
+      <w:rFonts w:cstheme="majorBidi" w:eastAsiaTheme="majorEastAsia"/>
+      <w:color w:val="595959" w:themeColor="text1" w:themeTint="a6"/>
     </w:rPr>
   </w:style>
   <w:style w:type="paragraph" w:styleId="Heading8">
-    <w:name w:val="heading 8"/>
+    <w:name w:val="Heading 8"/>
     <w:basedOn w:val="Normal"/>
     <w:next w:val="Normal"/>
     <w:link w:val="Heading8Char"/>
     <w:uiPriority w:val="9"/>
-    <w:semiHidden/>
-    <w:unhideWhenUsed/>
-    <w:qFormat/>
-    <w:rsid w:val="00291B0C"/>
+    <w:semiHidden w:val="on"/>
+    <w:unhideWhenUsed w:val="on"/>
+    <w:qFormat w:val="on"/>
     <w:pPr>
-      <w:keepNext/>
-      <w:keepLines/>
-      <w:spacing w:after="0"/>
-      <w:outlineLvl w:val="7"/>
+      <w:keepNext w:val="on"/>
+      <w:keepLines w:val="on"/>
+      <w:spacing w:beforeAutospacing="0" w:after="0" w:afterAutospacing="0"/>
     </w:pPr>
     <w:rPr>
-      <w:rFonts w:eastAsiaTheme="majorEastAsia" w:cstheme="majorBidi"/>
+      <w:rFonts w:cstheme="majorBidi" w:eastAsiaTheme="majorEastAsia"/>
       <w:i/>
       <w:iCs/>
-      <w:color w:val="272727" w:themeColor="text1" w:themeTint="D8"/>
+      <w:color w:val="272727" w:themeColor="text1" w:themeTint="d8"/>
     </w:rPr>
   </w:style>
   <w:style w:type="paragraph" w:styleId="Heading9">
-    <w:name w:val="heading 9"/>
+    <w:name w:val="Heading 9"/>
     <w:basedOn w:val="Normal"/>
     <w:next w:val="Normal"/>
     <w:link w:val="Heading9Char"/>
     <w:uiPriority w:val="9"/>
-    <w:semiHidden/>
-    <w:unhideWhenUsed/>
-    <w:qFormat/>
-    <w:rsid w:val="00291B0C"/>
+    <w:semiHidden w:val="on"/>
+    <w:unhideWhenUsed w:val="on"/>
+    <w:qFormat w:val="on"/>
     <w:pPr>
-      <w:keepNext/>
-      <w:keepLines/>
-      <w:spacing w:after="0"/>
-      <w:outlineLvl w:val="8"/>
+      <w:keepNext w:val="on"/>
+      <w:keepLines w:val="on"/>
+      <w:spacing w:beforeAutospacing="0" w:after="0" w:afterAutospacing="0"/>
     </w:pPr>
     <w:rPr>
-      <w:rFonts w:eastAsiaTheme="majorEastAsia" w:cstheme="majorBidi"/>
-      <w:color w:val="272727" w:themeColor="text1" w:themeTint="D8"/>
+      <w:rFonts w:cstheme="majorBidi" w:eastAsiaTheme="majorEastAsia"/>
+      <w:color w:val="272727" w:themeColor="text1" w:themeTint="d8"/>
     </w:rPr>
   </w:style>
   <w:style w:type="character" w:default="1" w:styleId="DefaultParagraphFont">
     <w:name w:val="Default Paragraph Font"/>
     <w:uiPriority w:val="1"/>
-    <w:unhideWhenUsed/>
+    <w:unhideWhenUsed w:val="on"/>
   </w:style>
-  <w:style w:type="table" w:default="1" w:styleId="TableNormal">
+  <w:style w:type="table" w:default="1" w:styleId="NormalTable">
     <w:name w:val="Normal Table"/>
     <w:uiPriority w:val="99"/>
-    <w:semiHidden/>
-    <w:unhideWhenUsed/>
+    <w:semiHidden w:val="on"/>
+    <w:unhideWhenUsed w:val="on"/>
     <w:tblPr>
       <w:tblInd w:w="0" w:type="dxa"/>
       <w:tblCellMar>
@@ -12549,18 +12362,17 @@
   <w:style w:type="numbering" w:default="1" w:styleId="NoList">
     <w:name w:val="No List"/>
     <w:uiPriority w:val="99"/>
-    <w:semiHidden/>
-    <w:unhideWhenUsed/>
+    <w:semiHidden w:val="on"/>
+    <w:unhideWhenUsed w:val="on"/>
   </w:style>
   <w:style w:type="character" w:customStyle="1" w:styleId="Heading1Char">
     <w:name w:val="Heading 1 Char"/>
     <w:basedOn w:val="DefaultParagraphFont"/>
     <w:link w:val="Heading1"/>
     <w:uiPriority w:val="9"/>
-    <w:rsid w:val="00291B0C"/>
     <w:rPr>
-      <w:rFonts w:asciiTheme="majorHAnsi" w:eastAsiaTheme="majorEastAsia" w:hAnsiTheme="majorHAnsi" w:cstheme="majorBidi"/>
-      <w:color w:val="0F4761" w:themeColor="accent1" w:themeShade="BF"/>
+      <w:rFonts w:asciiTheme="majorHAnsi" w:cstheme="majorBidi" w:eastAsiaTheme="majorEastAsia" w:hAnsiTheme="majorHAnsi"/>
+      <w:color w:val="104760" w:themeColor="accent1" w:themeShade="bf"/>
       <w:sz w:val="40"/>
       <w:szCs w:val="50"/>
     </w:rPr>
@@ -12570,11 +12382,10 @@
     <w:basedOn w:val="DefaultParagraphFont"/>
     <w:link w:val="Heading2"/>
     <w:uiPriority w:val="9"/>
-    <w:semiHidden/>
-    <w:rsid w:val="00291B0C"/>
+    <w:semiHidden w:val="on"/>
     <w:rPr>
-      <w:rFonts w:asciiTheme="majorHAnsi" w:eastAsiaTheme="majorEastAsia" w:hAnsiTheme="majorHAnsi" w:cstheme="majorBidi"/>
-      <w:color w:val="0F4761" w:themeColor="accent1" w:themeShade="BF"/>
+      <w:rFonts w:asciiTheme="majorHAnsi" w:cstheme="majorBidi" w:eastAsiaTheme="majorEastAsia" w:hAnsiTheme="majorHAnsi"/>
+      <w:color w:val="104760" w:themeColor="accent1" w:themeShade="bf"/>
       <w:sz w:val="32"/>
       <w:szCs w:val="40"/>
     </w:rPr>
@@ -12584,11 +12395,10 @@
     <w:basedOn w:val="DefaultParagraphFont"/>
     <w:link w:val="Heading3"/>
     <w:uiPriority w:val="9"/>
-    <w:semiHidden/>
-    <w:rsid w:val="00291B0C"/>
+    <w:semiHidden w:val="on"/>
     <w:rPr>
-      <w:rFonts w:eastAsiaTheme="majorEastAsia" w:cstheme="majorBidi"/>
-      <w:color w:val="0F4761" w:themeColor="accent1" w:themeShade="BF"/>
+      <w:rFonts w:cstheme="majorBidi" w:eastAsiaTheme="majorEastAsia"/>
+      <w:color w:val="104760" w:themeColor="accent1" w:themeShade="bf"/>
       <w:sz w:val="28"/>
       <w:szCs w:val="35"/>
     </w:rPr>
@@ -12598,13 +12408,12 @@
     <w:basedOn w:val="DefaultParagraphFont"/>
     <w:link w:val="Heading4"/>
     <w:uiPriority w:val="9"/>
-    <w:semiHidden/>
-    <w:rsid w:val="00291B0C"/>
+    <w:semiHidden w:val="on"/>
     <w:rPr>
-      <w:rFonts w:eastAsiaTheme="majorEastAsia" w:cstheme="majorBidi"/>
+      <w:rFonts w:cstheme="majorBidi" w:eastAsiaTheme="majorEastAsia"/>
       <w:i/>
       <w:iCs/>
-      <w:color w:val="0F4761" w:themeColor="accent1" w:themeShade="BF"/>
+      <w:color w:val="104760" w:themeColor="accent1" w:themeShade="bf"/>
     </w:rPr>
   </w:style>
   <w:style w:type="character" w:customStyle="1" w:styleId="Heading5Char">
@@ -12612,11 +12421,10 @@
     <w:basedOn w:val="DefaultParagraphFont"/>
     <w:link w:val="Heading5"/>
     <w:uiPriority w:val="9"/>
-    <w:semiHidden/>
-    <w:rsid w:val="00291B0C"/>
+    <w:semiHidden w:val="on"/>
     <w:rPr>
-      <w:rFonts w:eastAsiaTheme="majorEastAsia" w:cstheme="majorBidi"/>
-      <w:color w:val="0F4761" w:themeColor="accent1" w:themeShade="BF"/>
+      <w:rFonts w:cstheme="majorBidi" w:eastAsiaTheme="majorEastAsia"/>
+      <w:color w:val="104760" w:themeColor="accent1" w:themeShade="bf"/>
     </w:rPr>
   </w:style>
   <w:style w:type="character" w:customStyle="1" w:styleId="Heading6Char">
@@ -12624,13 +12432,12 @@
     <w:basedOn w:val="DefaultParagraphFont"/>
     <w:link w:val="Heading6"/>
     <w:uiPriority w:val="9"/>
-    <w:semiHidden/>
-    <w:rsid w:val="00291B0C"/>
+    <w:semiHidden w:val="on"/>
     <w:rPr>
-      <w:rFonts w:eastAsiaTheme="majorEastAsia" w:cstheme="majorBidi"/>
+      <w:rFonts w:cstheme="majorBidi" w:eastAsiaTheme="majorEastAsia"/>
       <w:i/>
       <w:iCs/>
-      <w:color w:val="595959" w:themeColor="text1" w:themeTint="A6"/>
+      <w:color w:val="595959" w:themeColor="text1" w:themeTint="a6"/>
     </w:rPr>
   </w:style>
   <w:style w:type="character" w:customStyle="1" w:styleId="Heading7Char">
@@ -12638,11 +12445,10 @@
     <w:basedOn w:val="DefaultParagraphFont"/>
     <w:link w:val="Heading7"/>
     <w:uiPriority w:val="9"/>
-    <w:semiHidden/>
-    <w:rsid w:val="00291B0C"/>
+    <w:semiHidden w:val="on"/>
     <w:rPr>
-      <w:rFonts w:eastAsiaTheme="majorEastAsia" w:cstheme="majorBidi"/>
-      <w:color w:val="595959" w:themeColor="text1" w:themeTint="A6"/>
+      <w:rFonts w:cstheme="majorBidi" w:eastAsiaTheme="majorEastAsia"/>
+      <w:color w:val="595959" w:themeColor="text1" w:themeTint="a6"/>
     </w:rPr>
   </w:style>
   <w:style w:type="character" w:customStyle="1" w:styleId="Heading8Char">
@@ -12650,13 +12456,12 @@
     <w:basedOn w:val="DefaultParagraphFont"/>
     <w:link w:val="Heading8"/>
     <w:uiPriority w:val="9"/>
-    <w:semiHidden/>
-    <w:rsid w:val="00291B0C"/>
+    <w:semiHidden w:val="on"/>
     <w:rPr>
-      <w:rFonts w:eastAsiaTheme="majorEastAsia" w:cstheme="majorBidi"/>
+      <w:rFonts w:cstheme="majorBidi" w:eastAsiaTheme="majorEastAsia"/>
       <w:i/>
       <w:iCs/>
-      <w:color w:val="272727" w:themeColor="text1" w:themeTint="D8"/>
+      <w:color w:val="272727" w:themeColor="text1" w:themeTint="d8"/>
     </w:rPr>
   </w:style>
   <w:style w:type="character" w:customStyle="1" w:styleId="Heading9Char">
@@ -12664,11 +12469,10 @@
     <w:basedOn w:val="DefaultParagraphFont"/>
     <w:link w:val="Heading9"/>
     <w:uiPriority w:val="9"/>
-    <w:semiHidden/>
-    <w:rsid w:val="00291B0C"/>
+    <w:semiHidden w:val="on"/>
     <w:rPr>
-      <w:rFonts w:eastAsiaTheme="majorEastAsia" w:cstheme="majorBidi"/>
-      <w:color w:val="272727" w:themeColor="text1" w:themeTint="D8"/>
+      <w:rFonts w:cstheme="majorBidi" w:eastAsiaTheme="majorEastAsia"/>
+      <w:color w:val="272727" w:themeColor="text1" w:themeTint="d8"/>
     </w:rPr>
   </w:style>
   <w:style w:type="paragraph" w:styleId="Title">
@@ -12677,16 +12481,14 @@
     <w:next w:val="Normal"/>
     <w:link w:val="TitleChar"/>
     <w:uiPriority w:val="10"/>
-    <w:qFormat/>
-    <w:rsid w:val="00291B0C"/>
+    <w:qFormat w:val="on"/>
     <w:pPr>
-      <w:spacing w:after="80" w:line="240" w:lineRule="auto"/>
-      <w:contextualSpacing/>
+      <w:spacing w:beforeAutospacing="0" w:after="80" w:afterAutospacing="0" w:line="240" w:lineRule="auto"/>
+      <w:contextualSpacing w:val="on"/>
     </w:pPr>
     <w:rPr>
-      <w:rFonts w:asciiTheme="majorHAnsi" w:eastAsiaTheme="majorEastAsia" w:hAnsiTheme="majorHAnsi" w:cstheme="majorBidi"/>
+      <w:rFonts w:asciiTheme="majorHAnsi" w:cstheme="majorBidi" w:eastAsiaTheme="majorEastAsia" w:hAnsiTheme="majorHAnsi"/>
       <w:spacing w:val="-10"/>
-      <w:kern w:val="28"/>
       <w:sz w:val="56"/>
       <w:szCs w:val="71"/>
     </w:rPr>
@@ -12696,11 +12498,9 @@
     <w:basedOn w:val="DefaultParagraphFont"/>
     <w:link w:val="Title"/>
     <w:uiPriority w:val="10"/>
-    <w:rsid w:val="00291B0C"/>
     <w:rPr>
-      <w:rFonts w:asciiTheme="majorHAnsi" w:eastAsiaTheme="majorEastAsia" w:hAnsiTheme="majorHAnsi" w:cstheme="majorBidi"/>
+      <w:rFonts w:asciiTheme="majorHAnsi" w:cstheme="majorBidi" w:eastAsiaTheme="majorEastAsia" w:hAnsiTheme="majorHAnsi"/>
       <w:spacing w:val="-10"/>
-      <w:kern w:val="28"/>
       <w:sz w:val="56"/>
       <w:szCs w:val="71"/>
     </w:rPr>
@@ -12711,16 +12511,11 @@
     <w:next w:val="Normal"/>
     <w:link w:val="SubtitleChar"/>
     <w:uiPriority w:val="11"/>
-    <w:qFormat/>
-    <w:rsid w:val="00291B0C"/>
-    <w:pPr>
-      <w:numPr>
-        <w:ilvl w:val="1"/>
-      </w:numPr>
-    </w:pPr>
+    <w:qFormat w:val="on"/>
+    <w:pPr/>
     <w:rPr>
-      <w:rFonts w:eastAsiaTheme="majorEastAsia" w:cstheme="majorBidi"/>
-      <w:color w:val="595959" w:themeColor="text1" w:themeTint="A6"/>
+      <w:rFonts w:cstheme="majorBidi" w:eastAsiaTheme="majorEastAsia"/>
+      <w:color w:val="595959" w:themeColor="text1" w:themeTint="a6"/>
       <w:spacing w:val="15"/>
       <w:sz w:val="28"/>
       <w:szCs w:val="35"/>
@@ -12731,10 +12526,9 @@
     <w:basedOn w:val="DefaultParagraphFont"/>
     <w:link w:val="Subtitle"/>
     <w:uiPriority w:val="11"/>
-    <w:rsid w:val="00291B0C"/>
     <w:rPr>
-      <w:rFonts w:eastAsiaTheme="majorEastAsia" w:cstheme="majorBidi"/>
-      <w:color w:val="595959" w:themeColor="text1" w:themeTint="A6"/>
+      <w:rFonts w:cstheme="majorBidi" w:eastAsiaTheme="majorEastAsia"/>
+      <w:color w:val="595959" w:themeColor="text1" w:themeTint="a6"/>
       <w:spacing w:val="15"/>
       <w:sz w:val="28"/>
       <w:szCs w:val="35"/>
@@ -12746,16 +12540,15 @@
     <w:next w:val="Normal"/>
     <w:link w:val="QuoteChar"/>
     <w:uiPriority w:val="29"/>
-    <w:qFormat/>
-    <w:rsid w:val="00291B0C"/>
+    <w:qFormat w:val="on"/>
     <w:pPr>
-      <w:spacing w:before="160"/>
+      <w:spacing w:before="160" w:beforeAutospacing="0" w:afterAutospacing="0"/>
       <w:jc w:val="center"/>
     </w:pPr>
     <w:rPr>
       <w:i/>
       <w:iCs/>
-      <w:color w:val="404040" w:themeColor="text1" w:themeTint="BF"/>
+      <w:color w:val="404040" w:themeColor="text1" w:themeTint="bf"/>
     </w:rPr>
   </w:style>
   <w:style w:type="character" w:customStyle="1" w:styleId="QuoteChar">
@@ -12763,34 +12556,31 @@
     <w:basedOn w:val="DefaultParagraphFont"/>
     <w:link w:val="Quote"/>
     <w:uiPriority w:val="29"/>
-    <w:rsid w:val="00291B0C"/>
     <w:rPr>
       <w:i/>
       <w:iCs/>
-      <w:color w:val="404040" w:themeColor="text1" w:themeTint="BF"/>
+      <w:color w:val="404040" w:themeColor="text1" w:themeTint="bf"/>
     </w:rPr>
   </w:style>
   <w:style w:type="paragraph" w:styleId="ListParagraph">
     <w:name w:val="List Paragraph"/>
     <w:basedOn w:val="Normal"/>
     <w:uiPriority w:val="34"/>
-    <w:qFormat/>
-    <w:rsid w:val="00291B0C"/>
+    <w:qFormat w:val="on"/>
     <w:pPr>
       <w:ind w:left="720"/>
-      <w:contextualSpacing/>
+      <w:contextualSpacing w:val="on"/>
     </w:pPr>
   </w:style>
   <w:style w:type="character" w:styleId="IntenseEmphasis">
     <w:name w:val="Intense Emphasis"/>
     <w:basedOn w:val="DefaultParagraphFont"/>
     <w:uiPriority w:val="21"/>
-    <w:qFormat/>
-    <w:rsid w:val="00291B0C"/>
+    <w:qFormat w:val="on"/>
     <w:rPr>
       <w:i/>
       <w:iCs/>
-      <w:color w:val="0F4761" w:themeColor="accent1" w:themeShade="BF"/>
+      <w:color w:val="104760" w:themeColor="accent1" w:themeShade="bf"/>
     </w:rPr>
   </w:style>
   <w:style w:type="paragraph" w:styleId="IntenseQuote">
@@ -12799,21 +12589,20 @@
     <w:next w:val="Normal"/>
     <w:link w:val="IntenseQuoteChar"/>
     <w:uiPriority w:val="30"/>
-    <w:qFormat/>
-    <w:rsid w:val="00291B0C"/>
+    <w:qFormat w:val="on"/>
     <w:pPr>
       <w:pBdr>
-        <w:top w:val="single" w:sz="4" w:space="10" w:color="0F4761" w:themeColor="accent1" w:themeShade="BF"/>
-        <w:bottom w:val="single" w:sz="4" w:space="10" w:color="0F4761" w:themeColor="accent1" w:themeShade="BF"/>
+        <w:top w:val="single" w:color="104760" w:themeColor="accent1" w:themeShade="bf" w:sz="4" w:space="10"/>
+        <w:bottom w:val="single" w:color="104760" w:themeColor="accent1" w:themeShade="bf" w:sz="4" w:space="10"/>
       </w:pBdr>
-      <w:spacing w:before="360" w:after="360"/>
+      <w:spacing w:before="360" w:beforeAutospacing="0" w:after="360" w:afterAutospacing="0"/>
       <w:ind w:left="864" w:right="864"/>
       <w:jc w:val="center"/>
     </w:pPr>
     <w:rPr>
       <w:i/>
       <w:iCs/>
-      <w:color w:val="0F4761" w:themeColor="accent1" w:themeShade="BF"/>
+      <w:color w:val="104760" w:themeColor="accent1" w:themeShade="bf"/>
     </w:rPr>
   </w:style>
   <w:style w:type="character" w:customStyle="1" w:styleId="IntenseQuoteChar">
@@ -12821,43 +12610,38 @@
     <w:basedOn w:val="DefaultParagraphFont"/>
     <w:link w:val="IntenseQuote"/>
     <w:uiPriority w:val="30"/>
-    <w:rsid w:val="00291B0C"/>
     <w:rPr>
       <w:i/>
       <w:iCs/>
-      <w:color w:val="0F4761" w:themeColor="accent1" w:themeShade="BF"/>
+      <w:color w:val="104760" w:themeColor="accent1" w:themeShade="bf"/>
     </w:rPr>
   </w:style>
   <w:style w:type="character" w:styleId="IntenseReference">
     <w:name w:val="Intense Reference"/>
     <w:basedOn w:val="DefaultParagraphFont"/>
     <w:uiPriority w:val="32"/>
-    <w:qFormat/>
-    <w:rsid w:val="00291B0C"/>
+    <w:qFormat w:val="on"/>
     <w:rPr>
       <w:b/>
       <w:bCs/>
       <w:smallCaps/>
-      <w:color w:val="0F4761" w:themeColor="accent1" w:themeShade="BF"/>
+      <w:color w:val="104760" w:themeColor="accent1" w:themeShade="bf"/>
       <w:spacing w:val="5"/>
     </w:rPr>
   </w:style>
-  <w:style w:type="paragraph" w:styleId="NormalWeb">
+  <w:style w:type="paragraph" w:styleId="Normal(Web)">
     <w:name w:val="Normal (Web)"/>
     <w:basedOn w:val="Normal"/>
     <w:uiPriority w:val="99"/>
-    <w:semiHidden/>
-    <w:unhideWhenUsed/>
-    <w:rsid w:val="008F081D"/>
+    <w:semiHidden w:val="on"/>
+    <w:unhideWhenUsed w:val="on"/>
     <w:pPr>
       <w:spacing w:before="100" w:beforeAutospacing="1" w:after="100" w:afterAutospacing="1" w:line="240" w:lineRule="auto"/>
     </w:pPr>
     <w:rPr>
-      <w:rFonts w:ascii="Times New Roman" w:eastAsia="Times New Roman" w:hAnsi="Times New Roman" w:cs="Times New Roman"/>
-      <w:kern w:val="0"/>
+      <w:rFonts w:ascii="Times New Roman" w:cs="Times New Roman" w:eastAsia="Times New Roman" w:hAnsi="Times New Roman"/>
       <w:szCs w:val="24"/>
       <w:lang w:bidi="ar-SA"/>
-      <w14:ligatures w14:val="none"/>
     </w:rPr>
   </w:style>
 </w:styles>
@@ -12909,105 +12693,101 @@
         <a:latin typeface="Aptos Display" panose="02110004020202020204"/>
         <a:ea typeface=""/>
         <a:cs typeface=""/>
-        <a:font script="Jpan" typeface="游ゴシック Light"/>
+        <a:font script="Arab" typeface="Times New Roman"/>
+        <a:font script="Armn" typeface="Arial"/>
+        <a:font script="Beng" typeface="Vrinda"/>
+        <a:font script="Bopo" typeface="Microsoft JhengHei"/>
+        <a:font script="Cher" typeface="Plantagenet Cherokee"/>
+        <a:font script="Deva" typeface="Mangal"/>
+        <a:font script="Ethi" typeface="Nyala"/>
+        <a:font script="Geor" typeface="Sylfaen"/>
+        <a:font script="Gujr" typeface="Shruti"/>
+        <a:font script="Guru" typeface="Raavi"/>
         <a:font script="Hang" typeface="맑은 고딕"/>
+        <a:font script="Hebr" typeface="Times New Roman"/>
+        <a:font script="Knda" typeface="Tunga"/>
+        <a:font script="Khmr" typeface="MoolBoran"/>
+        <a:font script="Laoo" typeface="DokChampa"/>
+        <a:font script="Mlym" typeface="Kartika"/>
+        <a:font script="Mong" typeface="Mongolian Baiti"/>
+        <a:font script="Mymr" typeface="Myanmar Text"/>
+        <a:font script="Orya" typeface="Kalinga"/>
+        <a:font script="Sinh" typeface="Iskoola Pota"/>
+        <a:font script="Syrc" typeface="Estrangelo Edessa"/>
+        <a:font script="Taml" typeface="Latha"/>
+        <a:font script="Telu" typeface="Gautami"/>
+        <a:font script="Thaa" typeface="MV Boli"/>
+        <a:font script="Thai" typeface="Angsana New"/>
+        <a:font script="Tibt" typeface="Microsoft Himalaya"/>
+        <a:font script="Cans" typeface="Euphemia"/>
+        <a:font script="Yiii" typeface="Microsoft Yi Baiti"/>
+        <a:font script="Osma" typeface="Ebrima"/>
+        <a:font script="Tale" typeface="Microsoft Tai Le"/>
+        <a:font script="Bugi" typeface="Leelawadee UI"/>
+        <a:font script="Talu" typeface="Microsoft New Tai Lue"/>
+        <a:font script="Tfng" typeface="Ebrima"/>
         <a:font script="Hans" typeface="等线 Light"/>
         <a:font script="Hant" typeface="新細明體"/>
-        <a:font script="Arab" typeface="Times New Roman"/>
-        <a:font script="Hebr" typeface="Times New Roman"/>
-        <a:font script="Thai" typeface="Angsana New"/>
-        <a:font script="Ethi" typeface="Nyala"/>
-        <a:font script="Beng" typeface="Vrinda"/>
-        <a:font script="Gujr" typeface="Shruti"/>
-        <a:font script="Khmr" typeface="MoolBoran"/>
-        <a:font script="Knda" typeface="Tunga"/>
-        <a:font script="Guru" typeface="Raavi"/>
-        <a:font script="Cans" typeface="Euphemia"/>
-        <a:font script="Cher" typeface="Plantagenet Cherokee"/>
-        <a:font script="Yiii" typeface="Microsoft Yi Baiti"/>
-        <a:font script="Tibt" typeface="Microsoft Himalaya"/>
-        <a:font script="Thaa" typeface="MV Boli"/>
-        <a:font script="Deva" typeface="Mangal"/>
-        <a:font script="Telu" typeface="Gautami"/>
-        <a:font script="Taml" typeface="Latha"/>
-        <a:font script="Syrc" typeface="Estrangelo Edessa"/>
-        <a:font script="Orya" typeface="Kalinga"/>
-        <a:font script="Mlym" typeface="Kartika"/>
-        <a:font script="Laoo" typeface="DokChampa"/>
-        <a:font script="Sinh" typeface="Iskoola Pota"/>
-        <a:font script="Mong" typeface="Mongolian Baiti"/>
-        <a:font script="Viet" typeface="Times New Roman"/>
-        <a:font script="Uigh" typeface="Microsoft Uighur"/>
-        <a:font script="Geor" typeface="Sylfaen"/>
-        <a:font script="Armn" typeface="Arial"/>
-        <a:font script="Bugi" typeface="Leelawadee UI"/>
-        <a:font script="Bopo" typeface="Microsoft JhengHei"/>
         <a:font script="Java" typeface="Javanese Text"/>
+        <a:font script="Nkoo" typeface="Ebrima"/>
+        <a:font script="Phag" typeface="Phagspa"/>
+        <a:font script="Syre" typeface="Estrangelo Edessa"/>
+        <a:font script="Syrj" typeface="Estrangelo Edessa"/>
+        <a:font script="Syrn" typeface="Estrangelo Edessa"/>
+        <a:font script="Jpan" typeface="游ゴシック Light"/>
+        <a:font script="Olck" typeface="Nirmala UI"/>
         <a:font script="Lisu" typeface="Segoe UI"/>
-        <a:font script="Mymr" typeface="Myanmar Text"/>
-        <a:font script="Nkoo" typeface="Ebrima"/>
-        <a:font script="Olck" typeface="Nirmala UI"/>
-        <a:font script="Osma" typeface="Ebrima"/>
-        <a:font script="Phag" typeface="Phagspa"/>
-        <a:font script="Syrn" typeface="Estrangelo Edessa"/>
-        <a:font script="Syrj" typeface="Estrangelo Edessa"/>
-        <a:font script="Syre" typeface="Estrangelo Edessa"/>
         <a:font script="Sora" typeface="Nirmala UI"/>
-        <a:font script="Tale" typeface="Microsoft Tai Le"/>
-        <a:font script="Talu" typeface="Microsoft New Tai Lue"/>
-        <a:font script="Tfng" typeface="Ebrima"/>
       </a:majorFont>
       <a:minorFont>
         <a:latin typeface="Aptos" panose="02110004020202020204"/>
         <a:ea typeface=""/>
         <a:cs typeface=""/>
-        <a:font script="Jpan" typeface="游ゴシック"/>
+        <a:font script="Arab" typeface="Arial"/>
+        <a:font script="Armn" typeface="Arial"/>
+        <a:font script="Beng" typeface="Vrinda"/>
+        <a:font script="Bopo" typeface="Microsoft JhengHei"/>
+        <a:font script="Cher" typeface="Plantagenet Cherokee"/>
+        <a:font script="Deva" typeface="Mangal"/>
+        <a:font script="Ethi" typeface="Nyala"/>
+        <a:font script="Geor" typeface="Sylfaen"/>
+        <a:font script="Gujr" typeface="Shruti"/>
+        <a:font script="Guru" typeface="Raavi"/>
         <a:font script="Hang" typeface="맑은 고딕"/>
+        <a:font script="Hebr" typeface="Arial"/>
+        <a:font script="Knda" typeface="Tunga"/>
+        <a:font script="Khmr" typeface="DaunPenh"/>
+        <a:font script="Laoo" typeface="DokChampa"/>
+        <a:font script="Mlym" typeface="Kartika"/>
+        <a:font script="Mong" typeface="Mongolian Baiti"/>
+        <a:font script="Mymr" typeface="Myanmar Text"/>
+        <a:font script="Orya" typeface="Kalinga"/>
+        <a:font script="Sinh" typeface="Iskoola Pota"/>
+        <a:font script="Syrc" typeface="Estrangelo Edessa"/>
+        <a:font script="Taml" typeface="Latha"/>
+        <a:font script="Telu" typeface="Gautami"/>
+        <a:font script="Thaa" typeface="MV Boli"/>
+        <a:font script="Thai" typeface="Cordia New"/>
+        <a:font script="Tibt" typeface="Microsoft Himalaya"/>
+        <a:font script="Cans" typeface="Euphemia"/>
+        <a:font script="Yiii" typeface="Microsoft Yi Baiti"/>
+        <a:font script="Osma" typeface="Ebrima"/>
+        <a:font script="Tale" typeface="Microsoft Tai Le"/>
+        <a:font script="Bugi" typeface="Leelawadee UI"/>
+        <a:font script="Talu" typeface="Microsoft New Tai Lue"/>
+        <a:font script="Tfng" typeface="Ebrima"/>
         <a:font script="Hans" typeface="等线"/>
         <a:font script="Hant" typeface="新細明體"/>
-        <a:font script="Arab" typeface="Arial"/>
-        <a:font script="Hebr" typeface="Arial"/>
-        <a:font script="Thai" typeface="Cordia New"/>
-        <a:font script="Ethi" typeface="Nyala"/>
-        <a:font script="Beng" typeface="Vrinda"/>
-        <a:font script="Gujr" typeface="Shruti"/>
-        <a:font script="Khmr" typeface="DaunPenh"/>
-        <a:font script="Knda" typeface="Tunga"/>
-        <a:font script="Guru" typeface="Raavi"/>
-        <a:font script="Cans" typeface="Euphemia"/>
-        <a:font script="Cher" typeface="Plantagenet Cherokee"/>
-        <a:font script="Yiii" typeface="Microsoft Yi Baiti"/>
-        <a:font script="Tibt" typeface="Microsoft Himalaya"/>
-        <a:font script="Thaa" typeface="MV Boli"/>
-        <a:font script="Deva" typeface="Mangal"/>
-        <a:font script="Telu" typeface="Gautami"/>
-        <a:font script="Taml" typeface="Latha"/>
-        <a:font script="Syrc" typeface="Estrangelo Edessa"/>
-        <a:font script="Orya" typeface="Kalinga"/>
-        <a:font script="Mlym" typeface="Kartika"/>
-        <a:font script="Laoo" typeface="DokChampa"/>
-        <a:font script="Sinh" typeface="Iskoola Pota"/>
-        <a:font script="Mong" typeface="Mongolian Baiti"/>
-        <a:font script="Viet" typeface="Arial"/>
-        <a:font script="Uigh" typeface="Microsoft Uighur"/>
-        <a:font script="Geor" typeface="Sylfaen"/>
-        <a:font script="Armn" typeface="Arial"/>
-        <a:font script="Bugi" typeface="Leelawadee UI"/>
-        <a:font script="Bopo" typeface="Microsoft JhengHei"/>
         <a:font script="Java" typeface="Javanese Text"/>
+        <a:font script="Nkoo" typeface="Ebrima"/>
+        <a:font script="Phag" typeface="Phagspa"/>
+        <a:font script="Syre" typeface="Estrangelo Edessa"/>
+        <a:font script="Syrj" typeface="Estrangelo Edessa"/>
+        <a:font script="Syrn" typeface="Estrangelo Edessa"/>
+        <a:font script="Jpan" typeface="游ゴシック"/>
+        <a:font script="Olck" typeface="Nirmala UI"/>
         <a:font script="Lisu" typeface="Segoe UI"/>
-        <a:font script="Mymr" typeface="Myanmar Text"/>
-        <a:font script="Nkoo" typeface="Ebrima"/>
-        <a:font script="Olck" typeface="Nirmala UI"/>
-        <a:font script="Osma" typeface="Ebrima"/>
-        <a:font script="Phag" typeface="Phagspa"/>
-        <a:font script="Syrn" typeface="Estrangelo Edessa"/>
-        <a:font script="Syrj" typeface="Estrangelo Edessa"/>
-        <a:font script="Syre" typeface="Estrangelo Edessa"/>
         <a:font script="Sora" typeface="Nirmala UI"/>
-        <a:font script="Tale" typeface="Microsoft Tai Le"/>
-        <a:font script="Talu" typeface="Microsoft New Tai Lue"/>
-        <a:font script="Tfng" typeface="Ebrima"/>
       </a:minorFont>
     </a:fontScheme>
     <a:fmtScheme name="Office">
@@ -13150,10 +12930,5 @@
   </a:themeElements>
   <a:objectDefaults/>
   <a:extraClrSchemeLst/>
-  <a:extLst>
-    <a:ext uri="{05A4C25C-085E-4340-85A3-A5531E510DB2}">
-      <thm15:themeFamily xmlns:thm15="http://schemas.microsoft.com/office/thememl/2012/main" name="Office Theme" id="{62F939B6-93AF-4DB8-9C6B-D6C7DFDC589F}" vid="{4A3C46E8-61CC-4603-A589-7422A47A8E4A}"/>
-    </a:ext>
-  </a:extLst>
 </a:theme>
 </file>